--- a/samples/CONTOH_SPT_12_PEGAWAI.docx
+++ b/samples/CONTOH_SPT_12_PEGAWAI.docx
@@ -470,19 +470,7 @@
     </w:p>
     <w:p>
       <w:pPr>
-        <w:spacing w:after="0" w:line="240" w:lineRule="auto"/>
-        <w:jc w:val="center"/>
-        <w:rPr>
-          <w:rFonts w:ascii="Arial" w:eastAsia="Arial" w:hAnsi="Arial" w:cs="Arial"/>
-          <w:b/>
-          <w:sz w:val="24"/>
-          <w:szCs w:val="24"/>
-        </w:rPr>
-      </w:pPr>
-    </w:p>
-    <w:p>
-      <w:pPr>
-        <w:spacing w:after="0" w:line="240" w:lineRule="auto"/>
+        <w:spacing w:before="0" w:after="0" w:line="240" w:lineRule="auto"/>
         <w:jc w:val="center"/>
         <w:rPr>
           <w:rFonts w:ascii="Arial" w:eastAsia="Arial" w:hAnsi="Arial" w:cs="Arial"/>
@@ -503,16 +491,17 @@
     </w:p>
     <w:p>
       <w:pPr>
-        <w:spacing w:after="0" w:line="240" w:lineRule="auto"/>
+        <w:spacing w:after="0" w:line="240" w:lineRule="auto" w:before="0"/>
         <w:jc w:val="center"/>
         <w:rPr>
           <w:rFonts w:ascii="Arial" w:eastAsia="Arial" w:hAnsi="Arial" w:cs="Arial"/>
           <w:sz w:val="24"/>
+          <w:szCs w:val="24"/>
         </w:rPr>
       </w:pPr>
       <w:r>
         <w:rPr>
-          <w:rFonts w:ascii="Arial" w:eastAsia="Arial" w:hAnsi="Arial" w:cs="Arial"/>
+          <w:rFonts w:ascii="Arial" w:hAnsi="Arial" w:eastAsia="Arial" w:cs="Arial"/>
           <w:sz w:val="24"/>
         </w:rPr>
         <w:t>Nomor : 000.1.2.3 / 124 / 118.4 / 2026</w:t>
@@ -520,22 +509,11 @@
     </w:p>
     <w:p>
       <w:pPr>
-        <w:spacing w:after="0" w:line="240" w:lineRule="auto"/>
-        <w:jc w:val="center"/>
-        <w:rPr>
-          <w:rFonts w:ascii="Arial" w:eastAsia="Arial" w:hAnsi="Arial" w:cs="Arial"/>
-          <w:sz w:val="24"/>
-          <w:szCs w:val="24"/>
-        </w:rPr>
-      </w:pPr>
-    </w:p>
-    <w:p>
-      <w:pPr>
         <w:tabs>
           <w:tab w:val="left" w:pos="1080"/>
           <w:tab w:val="left" w:pos="1350"/>
         </w:tabs>
-        <w:spacing w:after="0"/>
+        <w:spacing w:before="0" w:after="0" w:line="240" w:lineRule="auto"/>
         <w:ind w:left="1797" w:hanging="1797"/>
         <w:jc w:val="both"/>
         <w:rPr>
@@ -546,32 +524,14 @@
       </w:pPr>
       <w:r>
         <w:rPr>
-          <w:rFonts w:ascii="Arial" w:eastAsia="Arial" w:hAnsi="Arial" w:cs="Arial"/>
+          <w:rFonts w:ascii="Arial" w:hAnsi="Arial" w:eastAsia="Arial" w:cs="Arial"/>
           <w:sz w:val="24"/>
         </w:rPr>
         <w:t>DASAR</w:t>
-      </w:r>
-      <w:r>
-        <w:rPr>
-          <w:rFonts w:ascii="Arial" w:eastAsia="Arial" w:hAnsi="Arial" w:cs="Arial"/>
-          <w:sz w:val="24"/>
-        </w:rPr>
         <w:tab/>
         <w:t>:</w:t>
-      </w:r>
-      <w:r>
-        <w:rPr>
-          <w:rFonts w:ascii="Arial" w:eastAsia="Arial" w:hAnsi="Arial" w:cs="Arial"/>
-          <w:sz w:val="24"/>
-        </w:rPr>
         <w:tab/>
         <w:t>1.</w:t>
-      </w:r>
-      <w:r>
-        <w:rPr>
-          <w:rFonts w:ascii="Arial" w:eastAsia="Arial" w:hAnsi="Arial" w:cs="Arial"/>
-          <w:sz w:val="24"/>
-        </w:rPr>
         <w:tab/>
         <w:t>Peraturan Daerah Provinsi Jawa Timur Nomor 6 Tahun 2025 Tanggal 31 Desember 2025 tentang Anggaran Pendapatan dan Belanja Provinsi Jawa Timur Tahun Anggaran 2026;</w:t>
       </w:r>
@@ -582,7 +542,7 @@
           <w:tab w:val="left" w:pos="1080"/>
           <w:tab w:val="left" w:pos="1350"/>
         </w:tabs>
-        <w:spacing w:after="0"/>
+        <w:spacing w:before="0" w:after="0" w:line="240" w:lineRule="auto"/>
         <w:ind w:left="1797" w:hanging="1797"/>
         <w:jc w:val="both"/>
         <w:rPr>
@@ -593,24 +553,12 @@
       </w:pPr>
       <w:r>
         <w:rPr>
-          <w:rFonts w:ascii="Arial" w:eastAsia="Arial" w:hAnsi="Arial" w:cs="Arial"/>
+          <w:rFonts w:ascii="Arial" w:hAnsi="Arial" w:eastAsia="Arial" w:cs="Arial"/>
           <w:sz w:val="24"/>
         </w:rPr>
         <w:tab/>
-      </w:r>
-      <w:r>
-        <w:rPr>
-          <w:rFonts w:ascii="Arial" w:eastAsia="Arial" w:hAnsi="Arial" w:cs="Arial"/>
-          <w:sz w:val="24"/>
-        </w:rPr>
         <w:tab/>
         <w:t>2.</w:t>
-      </w:r>
-      <w:r>
-        <w:rPr>
-          <w:rFonts w:ascii="Arial" w:eastAsia="Arial" w:hAnsi="Arial" w:cs="Arial"/>
-          <w:sz w:val="24"/>
-        </w:rPr>
         <w:tab/>
         <w:t>Peraturan Gubernur Jawa Timur Nomor 41 Tahun 2025 Tanggal 31 Desember 2025 tentang Penjabaran Perubahan Anggaran Pendapatan dan Belanja Daerah Provinsi Jawa Timur Tahun Anggaran 2026;</w:t>
       </w:r>
@@ -621,83 +569,7 @@
           <w:tab w:val="left" w:pos="1080"/>
           <w:tab w:val="left" w:pos="1350"/>
         </w:tabs>
-        <w:spacing w:after="0"/>
-        <w:ind w:left="1797" w:hanging="1797"/>
-        <w:jc w:val="both"/>
-        <w:rPr>
-          <w:rFonts w:ascii="Arial" w:eastAsia="Arial" w:hAnsi="Arial" w:cs="Arial"/>
-          <w:sz w:val="24"/>
-        </w:rPr>
-      </w:pPr>
-      <w:r>
-        <w:rPr>
-          <w:rFonts w:ascii="Arial" w:eastAsia="Arial" w:hAnsi="Arial" w:cs="Arial"/>
-          <w:sz w:val="24"/>
-        </w:rPr>
-        <w:tab/>
-      </w:r>
-      <w:r>
-        <w:rPr>
-          <w:rFonts w:ascii="Arial" w:eastAsia="Arial" w:hAnsi="Arial" w:cs="Arial"/>
-          <w:sz w:val="24"/>
-        </w:rPr>
-        <w:tab/>
-        <w:t>3.</w:t>
-      </w:r>
-      <w:r>
-        <w:rPr>
-          <w:rFonts w:ascii="Arial" w:eastAsia="Arial" w:hAnsi="Arial" w:cs="Arial"/>
-          <w:sz w:val="24"/>
-        </w:rPr>
-        <w:tab/>
-        <w:t>Dokumen Pelaksanaan Anggaran (DPA) Nomor: DPA/A.1/2.22.3.26.0.00.03.0000/001/2026 Tanggal 1 Januari 2026.</w:t>
-      </w:r>
-    </w:p>
-    <w:p>
-      <w:pPr>
-        <w:tabs>
-          <w:tab w:val="left" w:pos="1080"/>
-          <w:tab w:val="left" w:pos="1350"/>
-        </w:tabs>
-        <w:spacing w:after="0"/>
-        <w:ind w:left="1797" w:hanging="1797"/>
-        <w:jc w:val="both"/>
-        <w:rPr>
-          <w:rFonts w:ascii="Arial" w:eastAsia="Arial" w:hAnsi="Arial" w:cs="Arial"/>
-          <w:sz w:val="24"/>
-        </w:rPr>
-      </w:pPr>
-      <w:r>
-        <w:rPr>
-          <w:rFonts w:ascii="Arial" w:eastAsia="Arial" w:hAnsi="Arial" w:cs="Arial"/>
-          <w:sz w:val="24"/>
-        </w:rPr>
-        <w:tab/>
-      </w:r>
-      <w:r>
-        <w:rPr>
-          <w:rFonts w:ascii="Arial" w:eastAsia="Arial" w:hAnsi="Arial" w:cs="Arial"/>
-          <w:sz w:val="24"/>
-        </w:rPr>
-        <w:tab/>
-        <w:t>4.</w:t>
-      </w:r>
-      <w:r>
-        <w:rPr>
-          <w:rFonts w:ascii="Arial" w:eastAsia="Arial" w:hAnsi="Arial" w:cs="Arial"/>
-          <w:sz w:val="24"/>
-        </w:rPr>
-        <w:tab/>
-        <w:t xml:space="preserve">Undangan dari Pemerintah Kabupaten Ponorogo; </w:t>
-      </w:r>
-    </w:p>
-    <w:p>
-      <w:pPr>
-        <w:tabs>
-          <w:tab w:val="left" w:pos="1080"/>
-          <w:tab w:val="left" w:pos="1350"/>
-        </w:tabs>
-        <w:spacing w:after="0"/>
+        <w:spacing w:before="0" w:after="0" w:line="240" w:lineRule="auto"/>
         <w:ind w:left="1797" w:hanging="1797"/>
         <w:jc w:val="both"/>
         <w:rPr>
@@ -706,10 +578,21 @@
           <w:szCs w:val="24"/>
         </w:rPr>
       </w:pPr>
+      <w:r>
+        <w:rPr>
+          <w:rFonts w:ascii="Arial" w:hAnsi="Arial" w:eastAsia="Arial" w:cs="Arial"/>
+          <w:sz w:val="24"/>
+        </w:rPr>
+        <w:tab/>
+        <w:tab/>
+        <w:t>3.</w:t>
+        <w:tab/>
+        <w:t>Dokumen Pelaksanaan Anggaran (DPA) Nomor: DPA/A.1/2.22.3.26.0.00.03.0000/001/2026 Tanggal 1 Januari 2026.</w:t>
+      </w:r>
     </w:p>
     <w:p>
       <w:pPr>
-        <w:spacing w:after="0" w:line="240" w:lineRule="auto"/>
+        <w:spacing w:before="0" w:after="0" w:line="240" w:lineRule="auto"/>
         <w:jc w:val="center"/>
         <w:rPr>
           <w:rFonts w:ascii="Arial" w:eastAsia="Arial" w:hAnsi="Arial" w:cs="Arial"/>
@@ -730,7 +613,9 @@
     </w:p>
     <w:tbl>
       <w:tblPr>
-        <w:tblW w:w="0" w:type="auto"/>
+        <w:tblW w:type="auto" w:w="0"/>
+        <w:tblLayout w:type="fixed"/>
+        <w:tblLook w:firstColumn="1" w:firstRow="1" w:lastColumn="0" w:lastRow="0" w:noHBand="0" w:noVBand="1" w:val="04A0"/>
         <w:tblBorders>
           <w:top w:val="nil"/>
           <w:left w:val="nil"/>
@@ -739,8 +624,6 @@
           <w:insideH w:val="nil"/>
           <w:insideV w:val="nil"/>
         </w:tblBorders>
-        <w:tblLayout w:type="fixed"/>
-        <w:tblLook w:val="04A0" w:firstRow="1" w:lastRow="0" w:firstColumn="1" w:lastColumn="0" w:noHBand="0" w:noVBand="1"/>
       </w:tblPr>
       <w:tblGrid>
         <w:gridCol w:w="1440"/>
@@ -755,27 +638,37 @@
         </w:trPr>
         <w:tc>
           <w:tcPr>
-            <w:tcW w:w="1440" w:type="dxa"/>
+            <w:tcW w:type="dxa" w:w="1440"/>
+            <w:vAlign w:val="top"/>
             <w:tcMar>
               <w:top w:w="0" w:type="dxa"/>
-              <w:left w:w="0" w:type="dxa"/>
+              <w:start w:w="0" w:type="dxa"/>
               <w:bottom w:w="0" w:type="dxa"/>
-              <w:right w:w="35" w:type="dxa"/>
+              <w:end w:w="35" w:type="dxa"/>
             </w:tcMar>
           </w:tcPr>
           <w:p>
             <w:pPr>
-              <w:spacing w:after="0" w:line="240" w:lineRule="auto"/>
-            </w:pPr>
-          </w:p>
-          <w:p>
-            <w:pPr>
-              <w:spacing w:after="0" w:line="240" w:lineRule="auto"/>
-            </w:pPr>
-            <w:r>
-              <w:rPr>
-                <w:rFonts w:ascii="Arial" w:eastAsia="Arial" w:hAnsi="Arial" w:cs="Arial"/>
-                <w:sz w:val="24"/>
+              <w:spacing w:before="0" w:after="0" w:line="240" w:lineRule="auto"/>
+            </w:pPr>
+            <w:r>
+              <w:rPr>
+                <w:rFonts w:ascii="Arial" w:hAnsi="Arial" w:eastAsia="Arial" w:cs="Arial"/>
+                <w:sz w:val="24"/>
+              </w:rPr>
+            </w:r>
+          </w:p>
+          <w:p>
+            <w:pPr>
+              <w:keepNext w:val="0"/>
+              <w:spacing w:before="0" w:after="0" w:line="240" w:lineRule="auto"/>
+            </w:pPr>
+            <w:r>
+              <w:rPr>
+                <w:rFonts w:ascii="Arial" w:hAnsi="Arial" w:eastAsia="Arial" w:cs="Arial"/>
+                <w:b w:val="0"/>
+                <w:sz w:val="24"/>
+                <w:u w:val="none"/>
               </w:rPr>
               <w:t>KEPADA :</w:t>
             </w:r>
@@ -783,27 +676,37 @@
         </w:tc>
         <w:tc>
           <w:tcPr>
-            <w:tcW w:w="547" w:type="dxa"/>
+            <w:tcW w:type="dxa" w:w="547"/>
+            <w:vAlign w:val="top"/>
             <w:tcMar>
               <w:top w:w="0" w:type="dxa"/>
-              <w:left w:w="0" w:type="dxa"/>
+              <w:start w:w="0" w:type="dxa"/>
               <w:bottom w:w="0" w:type="dxa"/>
-              <w:right w:w="35" w:type="dxa"/>
+              <w:end w:w="35" w:type="dxa"/>
             </w:tcMar>
           </w:tcPr>
           <w:p>
             <w:pPr>
-              <w:spacing w:after="0" w:line="240" w:lineRule="auto"/>
-            </w:pPr>
-          </w:p>
-          <w:p>
-            <w:pPr>
-              <w:spacing w:after="0" w:line="240" w:lineRule="auto"/>
-            </w:pPr>
-            <w:r>
-              <w:rPr>
-                <w:rFonts w:ascii="Arial" w:eastAsia="Arial" w:hAnsi="Arial" w:cs="Arial"/>
-                <w:sz w:val="24"/>
+              <w:spacing w:before="0" w:after="0" w:line="240" w:lineRule="auto"/>
+            </w:pPr>
+            <w:r>
+              <w:rPr>
+                <w:rFonts w:ascii="Arial" w:hAnsi="Arial" w:eastAsia="Arial" w:cs="Arial"/>
+                <w:sz w:val="24"/>
+              </w:rPr>
+            </w:r>
+          </w:p>
+          <w:p>
+            <w:pPr>
+              <w:keepNext w:val="0"/>
+              <w:spacing w:before="0" w:after="0" w:line="240" w:lineRule="auto"/>
+            </w:pPr>
+            <w:r>
+              <w:rPr>
+                <w:rFonts w:ascii="Arial" w:hAnsi="Arial" w:eastAsia="Arial" w:cs="Arial"/>
+                <w:b w:val="0"/>
+                <w:sz w:val="24"/>
+                <w:u w:val="none"/>
               </w:rPr>
               <w:t>1.</w:t>
             </w:r>
@@ -811,28 +714,37 @@
         </w:tc>
         <w:tc>
           <w:tcPr>
-            <w:tcW w:w="1728" w:type="dxa"/>
+            <w:tcW w:type="dxa" w:w="1728"/>
+            <w:vAlign w:val="top"/>
             <w:tcMar>
               <w:top w:w="0" w:type="dxa"/>
-              <w:left w:w="0" w:type="dxa"/>
+              <w:start w:w="0" w:type="dxa"/>
               <w:bottom w:w="0" w:type="dxa"/>
-              <w:right w:w="35" w:type="dxa"/>
+              <w:end w:w="35" w:type="dxa"/>
             </w:tcMar>
           </w:tcPr>
           <w:p>
             <w:pPr>
-              <w:spacing w:after="0" w:line="240" w:lineRule="auto"/>
-            </w:pPr>
-          </w:p>
-          <w:p>
-            <w:pPr>
-              <w:keepNext/>
-              <w:spacing w:after="0" w:line="240" w:lineRule="auto"/>
-            </w:pPr>
-            <w:r>
-              <w:rPr>
-                <w:rFonts w:ascii="Arial" w:eastAsia="Arial" w:hAnsi="Arial" w:cs="Arial"/>
-                <w:sz w:val="24"/>
+              <w:spacing w:before="0" w:after="0" w:line="240" w:lineRule="auto"/>
+            </w:pPr>
+            <w:r>
+              <w:rPr>
+                <w:rFonts w:ascii="Arial" w:hAnsi="Arial" w:eastAsia="Arial" w:cs="Arial"/>
+                <w:sz w:val="24"/>
+              </w:rPr>
+            </w:r>
+          </w:p>
+          <w:p>
+            <w:pPr>
+              <w:keepNext/>
+              <w:spacing w:before="0" w:after="0" w:line="240" w:lineRule="auto"/>
+            </w:pPr>
+            <w:r>
+              <w:rPr>
+                <w:rFonts w:ascii="Arial" w:hAnsi="Arial" w:eastAsia="Arial" w:cs="Arial"/>
+                <w:b w:val="0"/>
+                <w:sz w:val="24"/>
+                <w:u w:val="none"/>
               </w:rPr>
               <w:t>Nama</w:t>
             </w:r>
@@ -840,12 +752,14 @@
           <w:p>
             <w:pPr>
               <w:keepNext/>
-              <w:spacing w:after="0" w:line="240" w:lineRule="auto"/>
-            </w:pPr>
-            <w:r>
-              <w:rPr>
-                <w:rFonts w:ascii="Arial" w:eastAsia="Arial" w:hAnsi="Arial" w:cs="Arial"/>
-                <w:sz w:val="24"/>
+              <w:spacing w:before="0" w:after="0" w:line="240" w:lineRule="auto"/>
+            </w:pPr>
+            <w:r>
+              <w:rPr>
+                <w:rFonts w:ascii="Arial" w:hAnsi="Arial" w:eastAsia="Arial" w:cs="Arial"/>
+                <w:b w:val="0"/>
+                <w:sz w:val="24"/>
+                <w:u w:val="none"/>
               </w:rPr>
               <w:t>Pangkat/gol</w:t>
             </w:r>
@@ -853,24 +767,29 @@
           <w:p>
             <w:pPr>
               <w:keepNext/>
-              <w:spacing w:after="0" w:line="240" w:lineRule="auto"/>
-            </w:pPr>
-            <w:r>
-              <w:rPr>
-                <w:rFonts w:ascii="Arial" w:eastAsia="Arial" w:hAnsi="Arial" w:cs="Arial"/>
-                <w:sz w:val="24"/>
+              <w:spacing w:before="0" w:after="0" w:line="240" w:lineRule="auto"/>
+            </w:pPr>
+            <w:r>
+              <w:rPr>
+                <w:rFonts w:ascii="Arial" w:hAnsi="Arial" w:eastAsia="Arial" w:cs="Arial"/>
+                <w:b w:val="0"/>
+                <w:sz w:val="24"/>
+                <w:u w:val="none"/>
               </w:rPr>
               <w:t>NIP</w:t>
             </w:r>
           </w:p>
           <w:p>
             <w:pPr>
-              <w:spacing w:after="0" w:line="240" w:lineRule="auto"/>
-            </w:pPr>
-            <w:r>
-              <w:rPr>
-                <w:rFonts w:ascii="Arial" w:eastAsia="Arial" w:hAnsi="Arial" w:cs="Arial"/>
-                <w:sz w:val="24"/>
+              <w:keepNext w:val="0"/>
+              <w:spacing w:before="0" w:after="0" w:line="240" w:lineRule="auto"/>
+            </w:pPr>
+            <w:r>
+              <w:rPr>
+                <w:rFonts w:ascii="Arial" w:hAnsi="Arial" w:eastAsia="Arial" w:cs="Arial"/>
+                <w:b w:val="0"/>
+                <w:sz w:val="24"/>
+                <w:u w:val="none"/>
               </w:rPr>
               <w:t>Jabatan</w:t>
             </w:r>
@@ -878,28 +797,37 @@
         </w:tc>
         <w:tc>
           <w:tcPr>
-            <w:tcW w:w="317" w:type="dxa"/>
+            <w:tcW w:type="dxa" w:w="317"/>
+            <w:vAlign w:val="top"/>
             <w:tcMar>
               <w:top w:w="0" w:type="dxa"/>
-              <w:left w:w="0" w:type="dxa"/>
+              <w:start w:w="0" w:type="dxa"/>
               <w:bottom w:w="0" w:type="dxa"/>
-              <w:right w:w="35" w:type="dxa"/>
+              <w:end w:w="35" w:type="dxa"/>
             </w:tcMar>
           </w:tcPr>
           <w:p>
             <w:pPr>
-              <w:spacing w:after="0" w:line="240" w:lineRule="auto"/>
-            </w:pPr>
-          </w:p>
-          <w:p>
-            <w:pPr>
-              <w:keepNext/>
-              <w:spacing w:after="0" w:line="240" w:lineRule="auto"/>
-            </w:pPr>
-            <w:r>
-              <w:rPr>
-                <w:rFonts w:ascii="Arial" w:eastAsia="Arial" w:hAnsi="Arial" w:cs="Arial"/>
-                <w:sz w:val="24"/>
+              <w:spacing w:before="0" w:after="0" w:line="240" w:lineRule="auto"/>
+            </w:pPr>
+            <w:r>
+              <w:rPr>
+                <w:rFonts w:ascii="Arial" w:hAnsi="Arial" w:eastAsia="Arial" w:cs="Arial"/>
+                <w:sz w:val="24"/>
+              </w:rPr>
+            </w:r>
+          </w:p>
+          <w:p>
+            <w:pPr>
+              <w:keepNext/>
+              <w:spacing w:before="0" w:after="0" w:line="240" w:lineRule="auto"/>
+            </w:pPr>
+            <w:r>
+              <w:rPr>
+                <w:rFonts w:ascii="Arial" w:hAnsi="Arial" w:eastAsia="Arial" w:cs="Arial"/>
+                <w:b w:val="0"/>
+                <w:sz w:val="24"/>
+                <w:u w:val="none"/>
               </w:rPr>
               <w:t>:</w:t>
             </w:r>
@@ -907,12 +835,14 @@
           <w:p>
             <w:pPr>
               <w:keepNext/>
-              <w:spacing w:after="0" w:line="240" w:lineRule="auto"/>
-            </w:pPr>
-            <w:r>
-              <w:rPr>
-                <w:rFonts w:ascii="Arial" w:eastAsia="Arial" w:hAnsi="Arial" w:cs="Arial"/>
-                <w:sz w:val="24"/>
+              <w:spacing w:before="0" w:after="0" w:line="240" w:lineRule="auto"/>
+            </w:pPr>
+            <w:r>
+              <w:rPr>
+                <w:rFonts w:ascii="Arial" w:hAnsi="Arial" w:eastAsia="Arial" w:cs="Arial"/>
+                <w:b w:val="0"/>
+                <w:sz w:val="24"/>
+                <w:u w:val="none"/>
               </w:rPr>
               <w:t>:</w:t>
             </w:r>
@@ -920,24 +850,29 @@
           <w:p>
             <w:pPr>
               <w:keepNext/>
-              <w:spacing w:after="0" w:line="240" w:lineRule="auto"/>
-            </w:pPr>
-            <w:r>
-              <w:rPr>
-                <w:rFonts w:ascii="Arial" w:eastAsia="Arial" w:hAnsi="Arial" w:cs="Arial"/>
-                <w:sz w:val="24"/>
+              <w:spacing w:before="0" w:after="0" w:line="240" w:lineRule="auto"/>
+            </w:pPr>
+            <w:r>
+              <w:rPr>
+                <w:rFonts w:ascii="Arial" w:hAnsi="Arial" w:eastAsia="Arial" w:cs="Arial"/>
+                <w:b w:val="0"/>
+                <w:sz w:val="24"/>
+                <w:u w:val="none"/>
               </w:rPr>
               <w:t>:</w:t>
             </w:r>
           </w:p>
           <w:p>
             <w:pPr>
-              <w:spacing w:after="0" w:line="240" w:lineRule="auto"/>
-            </w:pPr>
-            <w:r>
-              <w:rPr>
-                <w:rFonts w:ascii="Arial" w:eastAsia="Arial" w:hAnsi="Arial" w:cs="Arial"/>
-                <w:sz w:val="24"/>
+              <w:keepNext w:val="0"/>
+              <w:spacing w:before="0" w:after="0" w:line="240" w:lineRule="auto"/>
+            </w:pPr>
+            <w:r>
+              <w:rPr>
+                <w:rFonts w:ascii="Arial" w:hAnsi="Arial" w:eastAsia="Arial" w:cs="Arial"/>
+                <w:b w:val="0"/>
+                <w:sz w:val="24"/>
+                <w:u w:val="none"/>
               </w:rPr>
               <w:t>:</w:t>
             </w:r>
@@ -945,28 +880,37 @@
         </w:tc>
         <w:tc>
           <w:tcPr>
-            <w:tcW w:w="5587" w:type="dxa"/>
+            <w:tcW w:type="dxa" w:w="5587"/>
+            <w:vAlign w:val="top"/>
             <w:tcMar>
               <w:top w:w="0" w:type="dxa"/>
-              <w:left w:w="0" w:type="dxa"/>
+              <w:start w:w="0" w:type="dxa"/>
               <w:bottom w:w="0" w:type="dxa"/>
-              <w:right w:w="35" w:type="dxa"/>
+              <w:end w:w="35" w:type="dxa"/>
             </w:tcMar>
           </w:tcPr>
           <w:p>
             <w:pPr>
-              <w:spacing w:after="0" w:line="240" w:lineRule="auto"/>
-            </w:pPr>
-          </w:p>
-          <w:p>
-            <w:pPr>
-              <w:keepNext/>
-              <w:spacing w:after="0" w:line="240" w:lineRule="auto"/>
-            </w:pPr>
-            <w:r>
-              <w:rPr>
-                <w:rFonts w:ascii="Arial" w:eastAsia="Arial" w:hAnsi="Arial" w:cs="Arial"/>
-                <w:sz w:val="24"/>
+              <w:spacing w:before="0" w:after="0" w:line="240" w:lineRule="auto"/>
+            </w:pPr>
+            <w:r>
+              <w:rPr>
+                <w:rFonts w:ascii="Arial" w:hAnsi="Arial" w:eastAsia="Arial" w:cs="Arial"/>
+                <w:sz w:val="24"/>
+              </w:rPr>
+            </w:r>
+          </w:p>
+          <w:p>
+            <w:pPr>
+              <w:keepNext/>
+              <w:spacing w:before="0" w:after="0" w:line="240" w:lineRule="auto"/>
+            </w:pPr>
+            <w:r>
+              <w:rPr>
+                <w:rFonts w:ascii="Arial" w:hAnsi="Arial" w:eastAsia="Arial" w:cs="Arial"/>
+                <w:b w:val="0"/>
+                <w:sz w:val="24"/>
+                <w:u w:val="none"/>
               </w:rPr>
               <w:t>ALI AFANDI, S.Pd., M.T.</w:t>
             </w:r>
@@ -974,12 +918,14 @@
           <w:p>
             <w:pPr>
               <w:keepNext/>
-              <w:spacing w:after="0" w:line="240" w:lineRule="auto"/>
-            </w:pPr>
-            <w:r>
-              <w:rPr>
-                <w:rFonts w:ascii="Arial" w:eastAsia="Arial" w:hAnsi="Arial" w:cs="Arial"/>
-                <w:sz w:val="24"/>
+              <w:spacing w:before="0" w:after="0" w:line="240" w:lineRule="auto"/>
+            </w:pPr>
+            <w:r>
+              <w:rPr>
+                <w:rFonts w:ascii="Arial" w:hAnsi="Arial" w:eastAsia="Arial" w:cs="Arial"/>
+                <w:b w:val="0"/>
+                <w:sz w:val="24"/>
+                <w:u w:val="none"/>
               </w:rPr>
               <w:t>Pembina Tk. I (IV/b)</w:t>
             </w:r>
@@ -987,24 +933,29 @@
           <w:p>
             <w:pPr>
               <w:keepNext/>
-              <w:spacing w:after="0" w:line="240" w:lineRule="auto"/>
-            </w:pPr>
-            <w:r>
-              <w:rPr>
-                <w:rFonts w:ascii="Arial" w:eastAsia="Arial" w:hAnsi="Arial" w:cs="Arial"/>
-                <w:sz w:val="24"/>
+              <w:spacing w:before="0" w:after="0" w:line="240" w:lineRule="auto"/>
+            </w:pPr>
+            <w:r>
+              <w:rPr>
+                <w:rFonts w:ascii="Arial" w:hAnsi="Arial" w:eastAsia="Arial" w:cs="Arial"/>
+                <w:b w:val="0"/>
+                <w:sz w:val="24"/>
+                <w:u w:val="none"/>
               </w:rPr>
               <w:t>197403252000031003</w:t>
             </w:r>
           </w:p>
           <w:p>
             <w:pPr>
-              <w:spacing w:after="0" w:line="240" w:lineRule="auto"/>
-            </w:pPr>
-            <w:r>
-              <w:rPr>
-                <w:rFonts w:ascii="Arial" w:eastAsia="Arial" w:hAnsi="Arial" w:cs="Arial"/>
-                <w:sz w:val="24"/>
+              <w:keepNext w:val="0"/>
+              <w:spacing w:before="0" w:after="0" w:line="240" w:lineRule="auto"/>
+            </w:pPr>
+            <w:r>
+              <w:rPr>
+                <w:rFonts w:ascii="Arial" w:hAnsi="Arial" w:eastAsia="Arial" w:cs="Arial"/>
+                <w:b w:val="0"/>
+                <w:sz w:val="24"/>
+                <w:u w:val="none"/>
               </w:rPr>
               <w:t>KEPALA BIDANG PEMASARAN DAN KELEMBAGAAN PAREKRAF</w:t>
             </w:r>
@@ -1017,48 +968,74 @@
         </w:trPr>
         <w:tc>
           <w:tcPr>
-            <w:tcW w:w="1440" w:type="dxa"/>
+            <w:tcW w:type="dxa" w:w="1440"/>
+            <w:vAlign w:val="top"/>
             <w:tcMar>
               <w:top w:w="0" w:type="dxa"/>
-              <w:left w:w="0" w:type="dxa"/>
+              <w:start w:w="0" w:type="dxa"/>
               <w:bottom w:w="0" w:type="dxa"/>
-              <w:right w:w="35" w:type="dxa"/>
+              <w:end w:w="35" w:type="dxa"/>
             </w:tcMar>
           </w:tcPr>
           <w:p>
             <w:pPr>
-              <w:spacing w:after="0" w:line="240" w:lineRule="auto"/>
-            </w:pPr>
-          </w:p>
-          <w:p>
-            <w:pPr>
-              <w:spacing w:after="0" w:line="240" w:lineRule="auto"/>
-            </w:pPr>
+              <w:spacing w:before="0" w:after="0" w:line="240" w:lineRule="auto"/>
+            </w:pPr>
+            <w:r>
+              <w:rPr>
+                <w:rFonts w:ascii="Arial" w:hAnsi="Arial" w:eastAsia="Arial" w:cs="Arial"/>
+                <w:sz w:val="24"/>
+              </w:rPr>
+            </w:r>
+          </w:p>
+          <w:p>
+            <w:pPr>
+              <w:keepNext w:val="0"/>
+              <w:spacing w:before="0" w:after="0" w:line="240" w:lineRule="auto"/>
+            </w:pPr>
+            <w:r>
+              <w:rPr>
+                <w:rFonts w:ascii="Arial" w:hAnsi="Arial" w:eastAsia="Arial" w:cs="Arial"/>
+                <w:b w:val="0"/>
+                <w:sz w:val="24"/>
+                <w:u w:val="none"/>
+              </w:rPr>
+            </w:r>
           </w:p>
         </w:tc>
         <w:tc>
           <w:tcPr>
-            <w:tcW w:w="547" w:type="dxa"/>
+            <w:tcW w:type="dxa" w:w="547"/>
+            <w:vAlign w:val="top"/>
             <w:tcMar>
               <w:top w:w="0" w:type="dxa"/>
-              <w:left w:w="0" w:type="dxa"/>
+              <w:start w:w="0" w:type="dxa"/>
               <w:bottom w:w="0" w:type="dxa"/>
-              <w:right w:w="35" w:type="dxa"/>
+              <w:end w:w="35" w:type="dxa"/>
             </w:tcMar>
           </w:tcPr>
           <w:p>
             <w:pPr>
-              <w:spacing w:after="0" w:line="240" w:lineRule="auto"/>
-            </w:pPr>
-          </w:p>
-          <w:p>
-            <w:pPr>
-              <w:spacing w:after="0" w:line="240" w:lineRule="auto"/>
-            </w:pPr>
-            <w:r>
-              <w:rPr>
-                <w:rFonts w:ascii="Arial" w:eastAsia="Arial" w:hAnsi="Arial" w:cs="Arial"/>
-                <w:sz w:val="24"/>
+              <w:spacing w:before="0" w:after="0" w:line="240" w:lineRule="auto"/>
+            </w:pPr>
+            <w:r>
+              <w:rPr>
+                <w:rFonts w:ascii="Arial" w:hAnsi="Arial" w:eastAsia="Arial" w:cs="Arial"/>
+                <w:sz w:val="24"/>
+              </w:rPr>
+            </w:r>
+          </w:p>
+          <w:p>
+            <w:pPr>
+              <w:keepNext w:val="0"/>
+              <w:spacing w:before="0" w:after="0" w:line="240" w:lineRule="auto"/>
+            </w:pPr>
+            <w:r>
+              <w:rPr>
+                <w:rFonts w:ascii="Arial" w:hAnsi="Arial" w:eastAsia="Arial" w:cs="Arial"/>
+                <w:b w:val="0"/>
+                <w:sz w:val="24"/>
+                <w:u w:val="none"/>
               </w:rPr>
               <w:t>2.</w:t>
             </w:r>
@@ -1066,28 +1043,37 @@
         </w:tc>
         <w:tc>
           <w:tcPr>
-            <w:tcW w:w="1728" w:type="dxa"/>
+            <w:tcW w:type="dxa" w:w="1728"/>
+            <w:vAlign w:val="top"/>
             <w:tcMar>
               <w:top w:w="0" w:type="dxa"/>
-              <w:left w:w="0" w:type="dxa"/>
+              <w:start w:w="0" w:type="dxa"/>
               <w:bottom w:w="0" w:type="dxa"/>
-              <w:right w:w="35" w:type="dxa"/>
+              <w:end w:w="35" w:type="dxa"/>
             </w:tcMar>
           </w:tcPr>
           <w:p>
             <w:pPr>
-              <w:spacing w:after="0" w:line="240" w:lineRule="auto"/>
-            </w:pPr>
-          </w:p>
-          <w:p>
-            <w:pPr>
-              <w:keepNext/>
-              <w:spacing w:after="0" w:line="240" w:lineRule="auto"/>
-            </w:pPr>
-            <w:r>
-              <w:rPr>
-                <w:rFonts w:ascii="Arial" w:eastAsia="Arial" w:hAnsi="Arial" w:cs="Arial"/>
-                <w:sz w:val="24"/>
+              <w:spacing w:before="0" w:after="0" w:line="240" w:lineRule="auto"/>
+            </w:pPr>
+            <w:r>
+              <w:rPr>
+                <w:rFonts w:ascii="Arial" w:hAnsi="Arial" w:eastAsia="Arial" w:cs="Arial"/>
+                <w:sz w:val="24"/>
+              </w:rPr>
+            </w:r>
+          </w:p>
+          <w:p>
+            <w:pPr>
+              <w:keepNext/>
+              <w:spacing w:before="0" w:after="0" w:line="240" w:lineRule="auto"/>
+            </w:pPr>
+            <w:r>
+              <w:rPr>
+                <w:rFonts w:ascii="Arial" w:hAnsi="Arial" w:eastAsia="Arial" w:cs="Arial"/>
+                <w:b w:val="0"/>
+                <w:sz w:val="24"/>
+                <w:u w:val="none"/>
               </w:rPr>
               <w:t>Nama</w:t>
             </w:r>
@@ -1095,12 +1081,14 @@
           <w:p>
             <w:pPr>
               <w:keepNext/>
-              <w:spacing w:after="0" w:line="240" w:lineRule="auto"/>
-            </w:pPr>
-            <w:r>
-              <w:rPr>
-                <w:rFonts w:ascii="Arial" w:eastAsia="Arial" w:hAnsi="Arial" w:cs="Arial"/>
-                <w:sz w:val="24"/>
+              <w:spacing w:before="0" w:after="0" w:line="240" w:lineRule="auto"/>
+            </w:pPr>
+            <w:r>
+              <w:rPr>
+                <w:rFonts w:ascii="Arial" w:hAnsi="Arial" w:eastAsia="Arial" w:cs="Arial"/>
+                <w:b w:val="0"/>
+                <w:sz w:val="24"/>
+                <w:u w:val="none"/>
               </w:rPr>
               <w:t>Pangkat/gol</w:t>
             </w:r>
@@ -1108,24 +1096,29 @@
           <w:p>
             <w:pPr>
               <w:keepNext/>
-              <w:spacing w:after="0" w:line="240" w:lineRule="auto"/>
-            </w:pPr>
-            <w:r>
-              <w:rPr>
-                <w:rFonts w:ascii="Arial" w:eastAsia="Arial" w:hAnsi="Arial" w:cs="Arial"/>
-                <w:sz w:val="24"/>
+              <w:spacing w:before="0" w:after="0" w:line="240" w:lineRule="auto"/>
+            </w:pPr>
+            <w:r>
+              <w:rPr>
+                <w:rFonts w:ascii="Arial" w:hAnsi="Arial" w:eastAsia="Arial" w:cs="Arial"/>
+                <w:b w:val="0"/>
+                <w:sz w:val="24"/>
+                <w:u w:val="none"/>
               </w:rPr>
               <w:t>NIP</w:t>
             </w:r>
           </w:p>
           <w:p>
             <w:pPr>
-              <w:spacing w:after="0" w:line="240" w:lineRule="auto"/>
-            </w:pPr>
-            <w:r>
-              <w:rPr>
-                <w:rFonts w:ascii="Arial" w:eastAsia="Arial" w:hAnsi="Arial" w:cs="Arial"/>
-                <w:sz w:val="24"/>
+              <w:keepNext w:val="0"/>
+              <w:spacing w:before="0" w:after="0" w:line="240" w:lineRule="auto"/>
+            </w:pPr>
+            <w:r>
+              <w:rPr>
+                <w:rFonts w:ascii="Arial" w:hAnsi="Arial" w:eastAsia="Arial" w:cs="Arial"/>
+                <w:b w:val="0"/>
+                <w:sz w:val="24"/>
+                <w:u w:val="none"/>
               </w:rPr>
               <w:t>Jabatan</w:t>
             </w:r>
@@ -1133,28 +1126,37 @@
         </w:tc>
         <w:tc>
           <w:tcPr>
-            <w:tcW w:w="317" w:type="dxa"/>
+            <w:tcW w:type="dxa" w:w="317"/>
+            <w:vAlign w:val="top"/>
             <w:tcMar>
               <w:top w:w="0" w:type="dxa"/>
-              <w:left w:w="0" w:type="dxa"/>
+              <w:start w:w="0" w:type="dxa"/>
               <w:bottom w:w="0" w:type="dxa"/>
-              <w:right w:w="35" w:type="dxa"/>
+              <w:end w:w="35" w:type="dxa"/>
             </w:tcMar>
           </w:tcPr>
           <w:p>
             <w:pPr>
-              <w:spacing w:after="0" w:line="240" w:lineRule="auto"/>
-            </w:pPr>
-          </w:p>
-          <w:p>
-            <w:pPr>
-              <w:keepNext/>
-              <w:spacing w:after="0" w:line="240" w:lineRule="auto"/>
-            </w:pPr>
-            <w:r>
-              <w:rPr>
-                <w:rFonts w:ascii="Arial" w:eastAsia="Arial" w:hAnsi="Arial" w:cs="Arial"/>
-                <w:sz w:val="24"/>
+              <w:spacing w:before="0" w:after="0" w:line="240" w:lineRule="auto"/>
+            </w:pPr>
+            <w:r>
+              <w:rPr>
+                <w:rFonts w:ascii="Arial" w:hAnsi="Arial" w:eastAsia="Arial" w:cs="Arial"/>
+                <w:sz w:val="24"/>
+              </w:rPr>
+            </w:r>
+          </w:p>
+          <w:p>
+            <w:pPr>
+              <w:keepNext/>
+              <w:spacing w:before="0" w:after="0" w:line="240" w:lineRule="auto"/>
+            </w:pPr>
+            <w:r>
+              <w:rPr>
+                <w:rFonts w:ascii="Arial" w:hAnsi="Arial" w:eastAsia="Arial" w:cs="Arial"/>
+                <w:b w:val="0"/>
+                <w:sz w:val="24"/>
+                <w:u w:val="none"/>
               </w:rPr>
               <w:t>:</w:t>
             </w:r>
@@ -1162,12 +1164,14 @@
           <w:p>
             <w:pPr>
               <w:keepNext/>
-              <w:spacing w:after="0" w:line="240" w:lineRule="auto"/>
-            </w:pPr>
-            <w:r>
-              <w:rPr>
-                <w:rFonts w:ascii="Arial" w:eastAsia="Arial" w:hAnsi="Arial" w:cs="Arial"/>
-                <w:sz w:val="24"/>
+              <w:spacing w:before="0" w:after="0" w:line="240" w:lineRule="auto"/>
+            </w:pPr>
+            <w:r>
+              <w:rPr>
+                <w:rFonts w:ascii="Arial" w:hAnsi="Arial" w:eastAsia="Arial" w:cs="Arial"/>
+                <w:b w:val="0"/>
+                <w:sz w:val="24"/>
+                <w:u w:val="none"/>
               </w:rPr>
               <w:t>:</w:t>
             </w:r>
@@ -1175,24 +1179,29 @@
           <w:p>
             <w:pPr>
               <w:keepNext/>
-              <w:spacing w:after="0" w:line="240" w:lineRule="auto"/>
-            </w:pPr>
-            <w:r>
-              <w:rPr>
-                <w:rFonts w:ascii="Arial" w:eastAsia="Arial" w:hAnsi="Arial" w:cs="Arial"/>
-                <w:sz w:val="24"/>
+              <w:spacing w:before="0" w:after="0" w:line="240" w:lineRule="auto"/>
+            </w:pPr>
+            <w:r>
+              <w:rPr>
+                <w:rFonts w:ascii="Arial" w:hAnsi="Arial" w:eastAsia="Arial" w:cs="Arial"/>
+                <w:b w:val="0"/>
+                <w:sz w:val="24"/>
+                <w:u w:val="none"/>
               </w:rPr>
               <w:t>:</w:t>
             </w:r>
           </w:p>
           <w:p>
             <w:pPr>
-              <w:spacing w:after="0" w:line="240" w:lineRule="auto"/>
-            </w:pPr>
-            <w:r>
-              <w:rPr>
-                <w:rFonts w:ascii="Arial" w:eastAsia="Arial" w:hAnsi="Arial" w:cs="Arial"/>
-                <w:sz w:val="24"/>
+              <w:keepNext w:val="0"/>
+              <w:spacing w:before="0" w:after="0" w:line="240" w:lineRule="auto"/>
+            </w:pPr>
+            <w:r>
+              <w:rPr>
+                <w:rFonts w:ascii="Arial" w:hAnsi="Arial" w:eastAsia="Arial" w:cs="Arial"/>
+                <w:b w:val="0"/>
+                <w:sz w:val="24"/>
+                <w:u w:val="none"/>
               </w:rPr>
               <w:t>:</w:t>
             </w:r>
@@ -1200,28 +1209,37 @@
         </w:tc>
         <w:tc>
           <w:tcPr>
-            <w:tcW w:w="5587" w:type="dxa"/>
+            <w:tcW w:type="dxa" w:w="5587"/>
+            <w:vAlign w:val="top"/>
             <w:tcMar>
               <w:top w:w="0" w:type="dxa"/>
-              <w:left w:w="0" w:type="dxa"/>
+              <w:start w:w="0" w:type="dxa"/>
               <w:bottom w:w="0" w:type="dxa"/>
-              <w:right w:w="35" w:type="dxa"/>
+              <w:end w:w="35" w:type="dxa"/>
             </w:tcMar>
           </w:tcPr>
           <w:p>
             <w:pPr>
-              <w:spacing w:after="0" w:line="240" w:lineRule="auto"/>
-            </w:pPr>
-          </w:p>
-          <w:p>
-            <w:pPr>
-              <w:keepNext/>
-              <w:spacing w:after="0" w:line="240" w:lineRule="auto"/>
-            </w:pPr>
-            <w:r>
-              <w:rPr>
-                <w:rFonts w:ascii="Arial" w:eastAsia="Arial" w:hAnsi="Arial" w:cs="Arial"/>
-                <w:sz w:val="24"/>
+              <w:spacing w:before="0" w:after="0" w:line="240" w:lineRule="auto"/>
+            </w:pPr>
+            <w:r>
+              <w:rPr>
+                <w:rFonts w:ascii="Arial" w:hAnsi="Arial" w:eastAsia="Arial" w:cs="Arial"/>
+                <w:sz w:val="24"/>
+              </w:rPr>
+            </w:r>
+          </w:p>
+          <w:p>
+            <w:pPr>
+              <w:keepNext/>
+              <w:spacing w:before="0" w:after="0" w:line="240" w:lineRule="auto"/>
+            </w:pPr>
+            <w:r>
+              <w:rPr>
+                <w:rFonts w:ascii="Arial" w:hAnsi="Arial" w:eastAsia="Arial" w:cs="Arial"/>
+                <w:b w:val="0"/>
+                <w:sz w:val="24"/>
+                <w:u w:val="none"/>
               </w:rPr>
               <w:t>LUKY NURAINI ROSYIDAH, S.STP., M.AP.</w:t>
             </w:r>
@@ -1229,12 +1247,14 @@
           <w:p>
             <w:pPr>
               <w:keepNext/>
-              <w:spacing w:after="0" w:line="240" w:lineRule="auto"/>
-            </w:pPr>
-            <w:r>
-              <w:rPr>
-                <w:rFonts w:ascii="Arial" w:eastAsia="Arial" w:hAnsi="Arial" w:cs="Arial"/>
-                <w:sz w:val="24"/>
+              <w:spacing w:before="0" w:after="0" w:line="240" w:lineRule="auto"/>
+            </w:pPr>
+            <w:r>
+              <w:rPr>
+                <w:rFonts w:ascii="Arial" w:hAnsi="Arial" w:eastAsia="Arial" w:cs="Arial"/>
+                <w:b w:val="0"/>
+                <w:sz w:val="24"/>
+                <w:u w:val="none"/>
               </w:rPr>
               <w:t>Penata Tk. I (III/d)</w:t>
             </w:r>
@@ -1242,24 +1262,29 @@
           <w:p>
             <w:pPr>
               <w:keepNext/>
-              <w:spacing w:after="0" w:line="240" w:lineRule="auto"/>
-            </w:pPr>
-            <w:r>
-              <w:rPr>
-                <w:rFonts w:ascii="Arial" w:eastAsia="Arial" w:hAnsi="Arial" w:cs="Arial"/>
-                <w:sz w:val="24"/>
+              <w:spacing w:before="0" w:after="0" w:line="240" w:lineRule="auto"/>
+            </w:pPr>
+            <w:r>
+              <w:rPr>
+                <w:rFonts w:ascii="Arial" w:hAnsi="Arial" w:eastAsia="Arial" w:cs="Arial"/>
+                <w:b w:val="0"/>
+                <w:sz w:val="24"/>
+                <w:u w:val="none"/>
               </w:rPr>
               <w:t>198609152006022001</w:t>
             </w:r>
           </w:p>
           <w:p>
             <w:pPr>
-              <w:spacing w:after="0" w:line="240" w:lineRule="auto"/>
-            </w:pPr>
-            <w:r>
-              <w:rPr>
-                <w:rFonts w:ascii="Arial" w:eastAsia="Arial" w:hAnsi="Arial" w:cs="Arial"/>
-                <w:sz w:val="24"/>
+              <w:keepNext w:val="0"/>
+              <w:spacing w:before="0" w:after="0" w:line="240" w:lineRule="auto"/>
+            </w:pPr>
+            <w:r>
+              <w:rPr>
+                <w:rFonts w:ascii="Arial" w:hAnsi="Arial" w:eastAsia="Arial" w:cs="Arial"/>
+                <w:b w:val="0"/>
+                <w:sz w:val="24"/>
+                <w:u w:val="none"/>
               </w:rPr>
               <w:t>Adyatama Parekraf Ahli Muda</w:t>
             </w:r>
@@ -1272,48 +1297,74 @@
         </w:trPr>
         <w:tc>
           <w:tcPr>
-            <w:tcW w:w="1440" w:type="dxa"/>
+            <w:tcW w:type="dxa" w:w="1440"/>
+            <w:vAlign w:val="top"/>
             <w:tcMar>
               <w:top w:w="0" w:type="dxa"/>
-              <w:left w:w="0" w:type="dxa"/>
+              <w:start w:w="0" w:type="dxa"/>
               <w:bottom w:w="0" w:type="dxa"/>
-              <w:right w:w="35" w:type="dxa"/>
+              <w:end w:w="35" w:type="dxa"/>
             </w:tcMar>
           </w:tcPr>
           <w:p>
             <w:pPr>
-              <w:spacing w:after="0" w:line="240" w:lineRule="auto"/>
-            </w:pPr>
-          </w:p>
-          <w:p>
-            <w:pPr>
-              <w:spacing w:after="0" w:line="240" w:lineRule="auto"/>
-            </w:pPr>
+              <w:spacing w:before="0" w:after="0" w:line="240" w:lineRule="auto"/>
+            </w:pPr>
+            <w:r>
+              <w:rPr>
+                <w:rFonts w:ascii="Arial" w:hAnsi="Arial" w:eastAsia="Arial" w:cs="Arial"/>
+                <w:sz w:val="24"/>
+              </w:rPr>
+            </w:r>
+          </w:p>
+          <w:p>
+            <w:pPr>
+              <w:keepNext w:val="0"/>
+              <w:spacing w:before="0" w:after="0" w:line="240" w:lineRule="auto"/>
+            </w:pPr>
+            <w:r>
+              <w:rPr>
+                <w:rFonts w:ascii="Arial" w:hAnsi="Arial" w:eastAsia="Arial" w:cs="Arial"/>
+                <w:b w:val="0"/>
+                <w:sz w:val="24"/>
+                <w:u w:val="none"/>
+              </w:rPr>
+            </w:r>
           </w:p>
         </w:tc>
         <w:tc>
           <w:tcPr>
-            <w:tcW w:w="547" w:type="dxa"/>
+            <w:tcW w:type="dxa" w:w="547"/>
+            <w:vAlign w:val="top"/>
             <w:tcMar>
               <w:top w:w="0" w:type="dxa"/>
-              <w:left w:w="0" w:type="dxa"/>
+              <w:start w:w="0" w:type="dxa"/>
               <w:bottom w:w="0" w:type="dxa"/>
-              <w:right w:w="35" w:type="dxa"/>
+              <w:end w:w="35" w:type="dxa"/>
             </w:tcMar>
           </w:tcPr>
           <w:p>
             <w:pPr>
-              <w:spacing w:after="0" w:line="240" w:lineRule="auto"/>
-            </w:pPr>
-          </w:p>
-          <w:p>
-            <w:pPr>
-              <w:spacing w:after="0" w:line="240" w:lineRule="auto"/>
-            </w:pPr>
-            <w:r>
-              <w:rPr>
-                <w:rFonts w:ascii="Arial" w:eastAsia="Arial" w:hAnsi="Arial" w:cs="Arial"/>
-                <w:sz w:val="24"/>
+              <w:spacing w:before="0" w:after="0" w:line="240" w:lineRule="auto"/>
+            </w:pPr>
+            <w:r>
+              <w:rPr>
+                <w:rFonts w:ascii="Arial" w:hAnsi="Arial" w:eastAsia="Arial" w:cs="Arial"/>
+                <w:sz w:val="24"/>
+              </w:rPr>
+            </w:r>
+          </w:p>
+          <w:p>
+            <w:pPr>
+              <w:keepNext w:val="0"/>
+              <w:spacing w:before="0" w:after="0" w:line="240" w:lineRule="auto"/>
+            </w:pPr>
+            <w:r>
+              <w:rPr>
+                <w:rFonts w:ascii="Arial" w:hAnsi="Arial" w:eastAsia="Arial" w:cs="Arial"/>
+                <w:b w:val="0"/>
+                <w:sz w:val="24"/>
+                <w:u w:val="none"/>
               </w:rPr>
               <w:t>3.</w:t>
             </w:r>
@@ -1321,28 +1372,37 @@
         </w:tc>
         <w:tc>
           <w:tcPr>
-            <w:tcW w:w="1728" w:type="dxa"/>
+            <w:tcW w:type="dxa" w:w="1728"/>
+            <w:vAlign w:val="top"/>
             <w:tcMar>
               <w:top w:w="0" w:type="dxa"/>
-              <w:left w:w="0" w:type="dxa"/>
+              <w:start w:w="0" w:type="dxa"/>
               <w:bottom w:w="0" w:type="dxa"/>
-              <w:right w:w="35" w:type="dxa"/>
+              <w:end w:w="35" w:type="dxa"/>
             </w:tcMar>
           </w:tcPr>
           <w:p>
             <w:pPr>
-              <w:spacing w:after="0" w:line="240" w:lineRule="auto"/>
-            </w:pPr>
-          </w:p>
-          <w:p>
-            <w:pPr>
-              <w:keepNext/>
-              <w:spacing w:after="0" w:line="240" w:lineRule="auto"/>
-            </w:pPr>
-            <w:r>
-              <w:rPr>
-                <w:rFonts w:ascii="Arial" w:eastAsia="Arial" w:hAnsi="Arial" w:cs="Arial"/>
-                <w:sz w:val="24"/>
+              <w:spacing w:before="0" w:after="0" w:line="240" w:lineRule="auto"/>
+            </w:pPr>
+            <w:r>
+              <w:rPr>
+                <w:rFonts w:ascii="Arial" w:hAnsi="Arial" w:eastAsia="Arial" w:cs="Arial"/>
+                <w:sz w:val="24"/>
+              </w:rPr>
+            </w:r>
+          </w:p>
+          <w:p>
+            <w:pPr>
+              <w:keepNext/>
+              <w:spacing w:before="0" w:after="0" w:line="240" w:lineRule="auto"/>
+            </w:pPr>
+            <w:r>
+              <w:rPr>
+                <w:rFonts w:ascii="Arial" w:hAnsi="Arial" w:eastAsia="Arial" w:cs="Arial"/>
+                <w:b w:val="0"/>
+                <w:sz w:val="24"/>
+                <w:u w:val="none"/>
               </w:rPr>
               <w:t>Nama</w:t>
             </w:r>
@@ -1350,12 +1410,14 @@
           <w:p>
             <w:pPr>
               <w:keepNext/>
-              <w:spacing w:after="0" w:line="240" w:lineRule="auto"/>
-            </w:pPr>
-            <w:r>
-              <w:rPr>
-                <w:rFonts w:ascii="Arial" w:eastAsia="Arial" w:hAnsi="Arial" w:cs="Arial"/>
-                <w:sz w:val="24"/>
+              <w:spacing w:before="0" w:after="0" w:line="240" w:lineRule="auto"/>
+            </w:pPr>
+            <w:r>
+              <w:rPr>
+                <w:rFonts w:ascii="Arial" w:hAnsi="Arial" w:eastAsia="Arial" w:cs="Arial"/>
+                <w:b w:val="0"/>
+                <w:sz w:val="24"/>
+                <w:u w:val="none"/>
               </w:rPr>
               <w:t>Pangkat/gol</w:t>
             </w:r>
@@ -1363,24 +1425,29 @@
           <w:p>
             <w:pPr>
               <w:keepNext/>
-              <w:spacing w:after="0" w:line="240" w:lineRule="auto"/>
-            </w:pPr>
-            <w:r>
-              <w:rPr>
-                <w:rFonts w:ascii="Arial" w:eastAsia="Arial" w:hAnsi="Arial" w:cs="Arial"/>
-                <w:sz w:val="24"/>
+              <w:spacing w:before="0" w:after="0" w:line="240" w:lineRule="auto"/>
+            </w:pPr>
+            <w:r>
+              <w:rPr>
+                <w:rFonts w:ascii="Arial" w:hAnsi="Arial" w:eastAsia="Arial" w:cs="Arial"/>
+                <w:b w:val="0"/>
+                <w:sz w:val="24"/>
+                <w:u w:val="none"/>
               </w:rPr>
               <w:t>NIP</w:t>
             </w:r>
           </w:p>
           <w:p>
             <w:pPr>
-              <w:spacing w:after="0" w:line="240" w:lineRule="auto"/>
-            </w:pPr>
-            <w:r>
-              <w:rPr>
-                <w:rFonts w:ascii="Arial" w:eastAsia="Arial" w:hAnsi="Arial" w:cs="Arial"/>
-                <w:sz w:val="24"/>
+              <w:keepNext w:val="0"/>
+              <w:spacing w:before="0" w:after="0" w:line="240" w:lineRule="auto"/>
+            </w:pPr>
+            <w:r>
+              <w:rPr>
+                <w:rFonts w:ascii="Arial" w:hAnsi="Arial" w:eastAsia="Arial" w:cs="Arial"/>
+                <w:b w:val="0"/>
+                <w:sz w:val="24"/>
+                <w:u w:val="none"/>
               </w:rPr>
               <w:t>Jabatan</w:t>
             </w:r>
@@ -1388,28 +1455,37 @@
         </w:tc>
         <w:tc>
           <w:tcPr>
-            <w:tcW w:w="317" w:type="dxa"/>
+            <w:tcW w:type="dxa" w:w="317"/>
+            <w:vAlign w:val="top"/>
             <w:tcMar>
               <w:top w:w="0" w:type="dxa"/>
-              <w:left w:w="0" w:type="dxa"/>
+              <w:start w:w="0" w:type="dxa"/>
               <w:bottom w:w="0" w:type="dxa"/>
-              <w:right w:w="35" w:type="dxa"/>
+              <w:end w:w="35" w:type="dxa"/>
             </w:tcMar>
           </w:tcPr>
           <w:p>
             <w:pPr>
-              <w:spacing w:after="0" w:line="240" w:lineRule="auto"/>
-            </w:pPr>
-          </w:p>
-          <w:p>
-            <w:pPr>
-              <w:keepNext/>
-              <w:spacing w:after="0" w:line="240" w:lineRule="auto"/>
-            </w:pPr>
-            <w:r>
-              <w:rPr>
-                <w:rFonts w:ascii="Arial" w:eastAsia="Arial" w:hAnsi="Arial" w:cs="Arial"/>
-                <w:sz w:val="24"/>
+              <w:spacing w:before="0" w:after="0" w:line="240" w:lineRule="auto"/>
+            </w:pPr>
+            <w:r>
+              <w:rPr>
+                <w:rFonts w:ascii="Arial" w:hAnsi="Arial" w:eastAsia="Arial" w:cs="Arial"/>
+                <w:sz w:val="24"/>
+              </w:rPr>
+            </w:r>
+          </w:p>
+          <w:p>
+            <w:pPr>
+              <w:keepNext/>
+              <w:spacing w:before="0" w:after="0" w:line="240" w:lineRule="auto"/>
+            </w:pPr>
+            <w:r>
+              <w:rPr>
+                <w:rFonts w:ascii="Arial" w:hAnsi="Arial" w:eastAsia="Arial" w:cs="Arial"/>
+                <w:b w:val="0"/>
+                <w:sz w:val="24"/>
+                <w:u w:val="none"/>
               </w:rPr>
               <w:t>:</w:t>
             </w:r>
@@ -1417,12 +1493,14 @@
           <w:p>
             <w:pPr>
               <w:keepNext/>
-              <w:spacing w:after="0" w:line="240" w:lineRule="auto"/>
-            </w:pPr>
-            <w:r>
-              <w:rPr>
-                <w:rFonts w:ascii="Arial" w:eastAsia="Arial" w:hAnsi="Arial" w:cs="Arial"/>
-                <w:sz w:val="24"/>
+              <w:spacing w:before="0" w:after="0" w:line="240" w:lineRule="auto"/>
+            </w:pPr>
+            <w:r>
+              <w:rPr>
+                <w:rFonts w:ascii="Arial" w:hAnsi="Arial" w:eastAsia="Arial" w:cs="Arial"/>
+                <w:b w:val="0"/>
+                <w:sz w:val="24"/>
+                <w:u w:val="none"/>
               </w:rPr>
               <w:t>:</w:t>
             </w:r>
@@ -1430,24 +1508,29 @@
           <w:p>
             <w:pPr>
               <w:keepNext/>
-              <w:spacing w:after="0" w:line="240" w:lineRule="auto"/>
-            </w:pPr>
-            <w:r>
-              <w:rPr>
-                <w:rFonts w:ascii="Arial" w:eastAsia="Arial" w:hAnsi="Arial" w:cs="Arial"/>
-                <w:sz w:val="24"/>
+              <w:spacing w:before="0" w:after="0" w:line="240" w:lineRule="auto"/>
+            </w:pPr>
+            <w:r>
+              <w:rPr>
+                <w:rFonts w:ascii="Arial" w:hAnsi="Arial" w:eastAsia="Arial" w:cs="Arial"/>
+                <w:b w:val="0"/>
+                <w:sz w:val="24"/>
+                <w:u w:val="none"/>
               </w:rPr>
               <w:t>:</w:t>
             </w:r>
           </w:p>
           <w:p>
             <w:pPr>
-              <w:spacing w:after="0" w:line="240" w:lineRule="auto"/>
-            </w:pPr>
-            <w:r>
-              <w:rPr>
-                <w:rFonts w:ascii="Arial" w:eastAsia="Arial" w:hAnsi="Arial" w:cs="Arial"/>
-                <w:sz w:val="24"/>
+              <w:keepNext w:val="0"/>
+              <w:spacing w:before="0" w:after="0" w:line="240" w:lineRule="auto"/>
+            </w:pPr>
+            <w:r>
+              <w:rPr>
+                <w:rFonts w:ascii="Arial" w:hAnsi="Arial" w:eastAsia="Arial" w:cs="Arial"/>
+                <w:b w:val="0"/>
+                <w:sz w:val="24"/>
+                <w:u w:val="none"/>
               </w:rPr>
               <w:t>:</w:t>
             </w:r>
@@ -1455,28 +1538,37 @@
         </w:tc>
         <w:tc>
           <w:tcPr>
-            <w:tcW w:w="5587" w:type="dxa"/>
+            <w:tcW w:type="dxa" w:w="5587"/>
+            <w:vAlign w:val="top"/>
             <w:tcMar>
               <w:top w:w="0" w:type="dxa"/>
-              <w:left w:w="0" w:type="dxa"/>
+              <w:start w:w="0" w:type="dxa"/>
               <w:bottom w:w="0" w:type="dxa"/>
-              <w:right w:w="35" w:type="dxa"/>
+              <w:end w:w="35" w:type="dxa"/>
             </w:tcMar>
           </w:tcPr>
           <w:p>
             <w:pPr>
-              <w:spacing w:after="0" w:line="240" w:lineRule="auto"/>
-            </w:pPr>
-          </w:p>
-          <w:p>
-            <w:pPr>
-              <w:keepNext/>
-              <w:spacing w:after="0" w:line="240" w:lineRule="auto"/>
-            </w:pPr>
-            <w:r>
-              <w:rPr>
-                <w:rFonts w:ascii="Arial" w:eastAsia="Arial" w:hAnsi="Arial" w:cs="Arial"/>
-                <w:sz w:val="24"/>
+              <w:spacing w:before="0" w:after="0" w:line="240" w:lineRule="auto"/>
+            </w:pPr>
+            <w:r>
+              <w:rPr>
+                <w:rFonts w:ascii="Arial" w:hAnsi="Arial" w:eastAsia="Arial" w:cs="Arial"/>
+                <w:sz w:val="24"/>
+              </w:rPr>
+            </w:r>
+          </w:p>
+          <w:p>
+            <w:pPr>
+              <w:keepNext/>
+              <w:spacing w:before="0" w:after="0" w:line="240" w:lineRule="auto"/>
+            </w:pPr>
+            <w:r>
+              <w:rPr>
+                <w:rFonts w:ascii="Arial" w:hAnsi="Arial" w:eastAsia="Arial" w:cs="Arial"/>
+                <w:b w:val="0"/>
+                <w:sz w:val="24"/>
+                <w:u w:val="none"/>
               </w:rPr>
               <w:t>CHANDRA NURHIDAYAT., S.Hub.,Int.</w:t>
             </w:r>
@@ -1484,12 +1576,14 @@
           <w:p>
             <w:pPr>
               <w:keepNext/>
-              <w:spacing w:after="0" w:line="240" w:lineRule="auto"/>
-            </w:pPr>
-            <w:r>
-              <w:rPr>
-                <w:rFonts w:ascii="Arial" w:eastAsia="Arial" w:hAnsi="Arial" w:cs="Arial"/>
-                <w:sz w:val="24"/>
+              <w:spacing w:before="0" w:after="0" w:line="240" w:lineRule="auto"/>
+            </w:pPr>
+            <w:r>
+              <w:rPr>
+                <w:rFonts w:ascii="Arial" w:hAnsi="Arial" w:eastAsia="Arial" w:cs="Arial"/>
+                <w:b w:val="0"/>
+                <w:sz w:val="24"/>
+                <w:u w:val="none"/>
               </w:rPr>
               <w:t>Penata (III/c)</w:t>
             </w:r>
@@ -1497,24 +1591,29 @@
           <w:p>
             <w:pPr>
               <w:keepNext/>
-              <w:spacing w:after="0" w:line="240" w:lineRule="auto"/>
-            </w:pPr>
-            <w:r>
-              <w:rPr>
-                <w:rFonts w:ascii="Arial" w:eastAsia="Arial" w:hAnsi="Arial" w:cs="Arial"/>
-                <w:sz w:val="24"/>
+              <w:spacing w:before="0" w:after="0" w:line="240" w:lineRule="auto"/>
+            </w:pPr>
+            <w:r>
+              <w:rPr>
+                <w:rFonts w:ascii="Arial" w:hAnsi="Arial" w:eastAsia="Arial" w:cs="Arial"/>
+                <w:b w:val="0"/>
+                <w:sz w:val="24"/>
+                <w:u w:val="none"/>
               </w:rPr>
               <w:t>198810202014031004</w:t>
             </w:r>
           </w:p>
           <w:p>
             <w:pPr>
-              <w:spacing w:after="0" w:line="240" w:lineRule="auto"/>
-            </w:pPr>
-            <w:r>
-              <w:rPr>
-                <w:rFonts w:ascii="Arial" w:eastAsia="Arial" w:hAnsi="Arial" w:cs="Arial"/>
-                <w:sz w:val="24"/>
+              <w:keepNext w:val="0"/>
+              <w:spacing w:before="0" w:after="0" w:line="240" w:lineRule="auto"/>
+            </w:pPr>
+            <w:r>
+              <w:rPr>
+                <w:rFonts w:ascii="Arial" w:hAnsi="Arial" w:eastAsia="Arial" w:cs="Arial"/>
+                <w:b w:val="0"/>
+                <w:sz w:val="24"/>
+                <w:u w:val="none"/>
               </w:rPr>
               <w:t>Adyatama Parekraf Ahli Muda</w:t>
             </w:r>
@@ -1527,48 +1626,74 @@
         </w:trPr>
         <w:tc>
           <w:tcPr>
-            <w:tcW w:w="1440" w:type="dxa"/>
+            <w:tcW w:type="dxa" w:w="1440"/>
+            <w:vAlign w:val="top"/>
             <w:tcMar>
               <w:top w:w="0" w:type="dxa"/>
-              <w:left w:w="0" w:type="dxa"/>
+              <w:start w:w="0" w:type="dxa"/>
               <w:bottom w:w="0" w:type="dxa"/>
-              <w:right w:w="35" w:type="dxa"/>
+              <w:end w:w="35" w:type="dxa"/>
             </w:tcMar>
           </w:tcPr>
           <w:p>
             <w:pPr>
-              <w:spacing w:after="0" w:line="240" w:lineRule="auto"/>
-            </w:pPr>
-          </w:p>
-          <w:p>
-            <w:pPr>
-              <w:spacing w:after="0" w:line="240" w:lineRule="auto"/>
-            </w:pPr>
+              <w:spacing w:before="0" w:after="0" w:line="240" w:lineRule="auto"/>
+            </w:pPr>
+            <w:r>
+              <w:rPr>
+                <w:rFonts w:ascii="Arial" w:hAnsi="Arial" w:eastAsia="Arial" w:cs="Arial"/>
+                <w:sz w:val="24"/>
+              </w:rPr>
+            </w:r>
+          </w:p>
+          <w:p>
+            <w:pPr>
+              <w:keepNext w:val="0"/>
+              <w:spacing w:before="0" w:after="0" w:line="240" w:lineRule="auto"/>
+            </w:pPr>
+            <w:r>
+              <w:rPr>
+                <w:rFonts w:ascii="Arial" w:hAnsi="Arial" w:eastAsia="Arial" w:cs="Arial"/>
+                <w:b w:val="0"/>
+                <w:sz w:val="24"/>
+                <w:u w:val="none"/>
+              </w:rPr>
+            </w:r>
           </w:p>
         </w:tc>
         <w:tc>
           <w:tcPr>
-            <w:tcW w:w="547" w:type="dxa"/>
+            <w:tcW w:type="dxa" w:w="547"/>
+            <w:vAlign w:val="top"/>
             <w:tcMar>
               <w:top w:w="0" w:type="dxa"/>
-              <w:left w:w="0" w:type="dxa"/>
+              <w:start w:w="0" w:type="dxa"/>
               <w:bottom w:w="0" w:type="dxa"/>
-              <w:right w:w="35" w:type="dxa"/>
+              <w:end w:w="35" w:type="dxa"/>
             </w:tcMar>
           </w:tcPr>
           <w:p>
             <w:pPr>
-              <w:spacing w:after="0" w:line="240" w:lineRule="auto"/>
-            </w:pPr>
-          </w:p>
-          <w:p>
-            <w:pPr>
-              <w:spacing w:after="0" w:line="240" w:lineRule="auto"/>
-            </w:pPr>
-            <w:r>
-              <w:rPr>
-                <w:rFonts w:ascii="Arial" w:eastAsia="Arial" w:hAnsi="Arial" w:cs="Arial"/>
-                <w:sz w:val="24"/>
+              <w:spacing w:before="0" w:after="0" w:line="240" w:lineRule="auto"/>
+            </w:pPr>
+            <w:r>
+              <w:rPr>
+                <w:rFonts w:ascii="Arial" w:hAnsi="Arial" w:eastAsia="Arial" w:cs="Arial"/>
+                <w:sz w:val="24"/>
+              </w:rPr>
+            </w:r>
+          </w:p>
+          <w:p>
+            <w:pPr>
+              <w:keepNext w:val="0"/>
+              <w:spacing w:before="0" w:after="0" w:line="240" w:lineRule="auto"/>
+            </w:pPr>
+            <w:r>
+              <w:rPr>
+                <w:rFonts w:ascii="Arial" w:hAnsi="Arial" w:eastAsia="Arial" w:cs="Arial"/>
+                <w:b w:val="0"/>
+                <w:sz w:val="24"/>
+                <w:u w:val="none"/>
               </w:rPr>
               <w:t>4.</w:t>
             </w:r>
@@ -1576,28 +1701,37 @@
         </w:tc>
         <w:tc>
           <w:tcPr>
-            <w:tcW w:w="1728" w:type="dxa"/>
+            <w:tcW w:type="dxa" w:w="1728"/>
+            <w:vAlign w:val="top"/>
             <w:tcMar>
               <w:top w:w="0" w:type="dxa"/>
-              <w:left w:w="0" w:type="dxa"/>
+              <w:start w:w="0" w:type="dxa"/>
               <w:bottom w:w="0" w:type="dxa"/>
-              <w:right w:w="35" w:type="dxa"/>
+              <w:end w:w="35" w:type="dxa"/>
             </w:tcMar>
           </w:tcPr>
           <w:p>
             <w:pPr>
-              <w:spacing w:after="0" w:line="240" w:lineRule="auto"/>
-            </w:pPr>
-          </w:p>
-          <w:p>
-            <w:pPr>
-              <w:keepNext/>
-              <w:spacing w:after="0" w:line="240" w:lineRule="auto"/>
-            </w:pPr>
-            <w:r>
-              <w:rPr>
-                <w:rFonts w:ascii="Arial" w:eastAsia="Arial" w:hAnsi="Arial" w:cs="Arial"/>
-                <w:sz w:val="24"/>
+              <w:spacing w:before="0" w:after="0" w:line="240" w:lineRule="auto"/>
+            </w:pPr>
+            <w:r>
+              <w:rPr>
+                <w:rFonts w:ascii="Arial" w:hAnsi="Arial" w:eastAsia="Arial" w:cs="Arial"/>
+                <w:sz w:val="24"/>
+              </w:rPr>
+            </w:r>
+          </w:p>
+          <w:p>
+            <w:pPr>
+              <w:keepNext/>
+              <w:spacing w:before="0" w:after="0" w:line="240" w:lineRule="auto"/>
+            </w:pPr>
+            <w:r>
+              <w:rPr>
+                <w:rFonts w:ascii="Arial" w:hAnsi="Arial" w:eastAsia="Arial" w:cs="Arial"/>
+                <w:b w:val="0"/>
+                <w:sz w:val="24"/>
+                <w:u w:val="none"/>
               </w:rPr>
               <w:t>Nama</w:t>
             </w:r>
@@ -1605,12 +1739,14 @@
           <w:p>
             <w:pPr>
               <w:keepNext/>
-              <w:spacing w:after="0" w:line="240" w:lineRule="auto"/>
-            </w:pPr>
-            <w:r>
-              <w:rPr>
-                <w:rFonts w:ascii="Arial" w:eastAsia="Arial" w:hAnsi="Arial" w:cs="Arial"/>
-                <w:sz w:val="24"/>
+              <w:spacing w:before="0" w:after="0" w:line="240" w:lineRule="auto"/>
+            </w:pPr>
+            <w:r>
+              <w:rPr>
+                <w:rFonts w:ascii="Arial" w:hAnsi="Arial" w:eastAsia="Arial" w:cs="Arial"/>
+                <w:b w:val="0"/>
+                <w:sz w:val="24"/>
+                <w:u w:val="none"/>
               </w:rPr>
               <w:t>Pangkat/gol</w:t>
             </w:r>
@@ -1618,24 +1754,29 @@
           <w:p>
             <w:pPr>
               <w:keepNext/>
-              <w:spacing w:after="0" w:line="240" w:lineRule="auto"/>
-            </w:pPr>
-            <w:r>
-              <w:rPr>
-                <w:rFonts w:ascii="Arial" w:eastAsia="Arial" w:hAnsi="Arial" w:cs="Arial"/>
-                <w:sz w:val="24"/>
+              <w:spacing w:before="0" w:after="0" w:line="240" w:lineRule="auto"/>
+            </w:pPr>
+            <w:r>
+              <w:rPr>
+                <w:rFonts w:ascii="Arial" w:hAnsi="Arial" w:eastAsia="Arial" w:cs="Arial"/>
+                <w:b w:val="0"/>
+                <w:sz w:val="24"/>
+                <w:u w:val="none"/>
               </w:rPr>
               <w:t>NIP</w:t>
             </w:r>
           </w:p>
           <w:p>
             <w:pPr>
-              <w:spacing w:after="0" w:line="240" w:lineRule="auto"/>
-            </w:pPr>
-            <w:r>
-              <w:rPr>
-                <w:rFonts w:ascii="Arial" w:eastAsia="Arial" w:hAnsi="Arial" w:cs="Arial"/>
-                <w:sz w:val="24"/>
+              <w:keepNext w:val="0"/>
+              <w:spacing w:before="0" w:after="0" w:line="240" w:lineRule="auto"/>
+            </w:pPr>
+            <w:r>
+              <w:rPr>
+                <w:rFonts w:ascii="Arial" w:hAnsi="Arial" w:eastAsia="Arial" w:cs="Arial"/>
+                <w:b w:val="0"/>
+                <w:sz w:val="24"/>
+                <w:u w:val="none"/>
               </w:rPr>
               <w:t>Jabatan</w:t>
             </w:r>
@@ -1643,28 +1784,37 @@
         </w:tc>
         <w:tc>
           <w:tcPr>
-            <w:tcW w:w="317" w:type="dxa"/>
+            <w:tcW w:type="dxa" w:w="317"/>
+            <w:vAlign w:val="top"/>
             <w:tcMar>
               <w:top w:w="0" w:type="dxa"/>
-              <w:left w:w="0" w:type="dxa"/>
+              <w:start w:w="0" w:type="dxa"/>
               <w:bottom w:w="0" w:type="dxa"/>
-              <w:right w:w="35" w:type="dxa"/>
+              <w:end w:w="35" w:type="dxa"/>
             </w:tcMar>
           </w:tcPr>
           <w:p>
             <w:pPr>
-              <w:spacing w:after="0" w:line="240" w:lineRule="auto"/>
-            </w:pPr>
-          </w:p>
-          <w:p>
-            <w:pPr>
-              <w:keepNext/>
-              <w:spacing w:after="0" w:line="240" w:lineRule="auto"/>
-            </w:pPr>
-            <w:r>
-              <w:rPr>
-                <w:rFonts w:ascii="Arial" w:eastAsia="Arial" w:hAnsi="Arial" w:cs="Arial"/>
-                <w:sz w:val="24"/>
+              <w:spacing w:before="0" w:after="0" w:line="240" w:lineRule="auto"/>
+            </w:pPr>
+            <w:r>
+              <w:rPr>
+                <w:rFonts w:ascii="Arial" w:hAnsi="Arial" w:eastAsia="Arial" w:cs="Arial"/>
+                <w:sz w:val="24"/>
+              </w:rPr>
+            </w:r>
+          </w:p>
+          <w:p>
+            <w:pPr>
+              <w:keepNext/>
+              <w:spacing w:before="0" w:after="0" w:line="240" w:lineRule="auto"/>
+            </w:pPr>
+            <w:r>
+              <w:rPr>
+                <w:rFonts w:ascii="Arial" w:hAnsi="Arial" w:eastAsia="Arial" w:cs="Arial"/>
+                <w:b w:val="0"/>
+                <w:sz w:val="24"/>
+                <w:u w:val="none"/>
               </w:rPr>
               <w:t>:</w:t>
             </w:r>
@@ -1672,12 +1822,14 @@
           <w:p>
             <w:pPr>
               <w:keepNext/>
-              <w:spacing w:after="0" w:line="240" w:lineRule="auto"/>
-            </w:pPr>
-            <w:r>
-              <w:rPr>
-                <w:rFonts w:ascii="Arial" w:eastAsia="Arial" w:hAnsi="Arial" w:cs="Arial"/>
-                <w:sz w:val="24"/>
+              <w:spacing w:before="0" w:after="0" w:line="240" w:lineRule="auto"/>
+            </w:pPr>
+            <w:r>
+              <w:rPr>
+                <w:rFonts w:ascii="Arial" w:hAnsi="Arial" w:eastAsia="Arial" w:cs="Arial"/>
+                <w:b w:val="0"/>
+                <w:sz w:val="24"/>
+                <w:u w:val="none"/>
               </w:rPr>
               <w:t>:</w:t>
             </w:r>
@@ -1685,24 +1837,29 @@
           <w:p>
             <w:pPr>
               <w:keepNext/>
-              <w:spacing w:after="0" w:line="240" w:lineRule="auto"/>
-            </w:pPr>
-            <w:r>
-              <w:rPr>
-                <w:rFonts w:ascii="Arial" w:eastAsia="Arial" w:hAnsi="Arial" w:cs="Arial"/>
-                <w:sz w:val="24"/>
+              <w:spacing w:before="0" w:after="0" w:line="240" w:lineRule="auto"/>
+            </w:pPr>
+            <w:r>
+              <w:rPr>
+                <w:rFonts w:ascii="Arial" w:hAnsi="Arial" w:eastAsia="Arial" w:cs="Arial"/>
+                <w:b w:val="0"/>
+                <w:sz w:val="24"/>
+                <w:u w:val="none"/>
               </w:rPr>
               <w:t>:</w:t>
             </w:r>
           </w:p>
           <w:p>
             <w:pPr>
-              <w:spacing w:after="0" w:line="240" w:lineRule="auto"/>
-            </w:pPr>
-            <w:r>
-              <w:rPr>
-                <w:rFonts w:ascii="Arial" w:eastAsia="Arial" w:hAnsi="Arial" w:cs="Arial"/>
-                <w:sz w:val="24"/>
+              <w:keepNext w:val="0"/>
+              <w:spacing w:before="0" w:after="0" w:line="240" w:lineRule="auto"/>
+            </w:pPr>
+            <w:r>
+              <w:rPr>
+                <w:rFonts w:ascii="Arial" w:hAnsi="Arial" w:eastAsia="Arial" w:cs="Arial"/>
+                <w:b w:val="0"/>
+                <w:sz w:val="24"/>
+                <w:u w:val="none"/>
               </w:rPr>
               <w:t>:</w:t>
             </w:r>
@@ -1710,28 +1867,37 @@
         </w:tc>
         <w:tc>
           <w:tcPr>
-            <w:tcW w:w="5587" w:type="dxa"/>
+            <w:tcW w:type="dxa" w:w="5587"/>
+            <w:vAlign w:val="top"/>
             <w:tcMar>
               <w:top w:w="0" w:type="dxa"/>
-              <w:left w:w="0" w:type="dxa"/>
+              <w:start w:w="0" w:type="dxa"/>
               <w:bottom w:w="0" w:type="dxa"/>
-              <w:right w:w="35" w:type="dxa"/>
+              <w:end w:w="35" w:type="dxa"/>
             </w:tcMar>
           </w:tcPr>
           <w:p>
             <w:pPr>
-              <w:spacing w:after="0" w:line="240" w:lineRule="auto"/>
-            </w:pPr>
-          </w:p>
-          <w:p>
-            <w:pPr>
-              <w:keepNext/>
-              <w:spacing w:after="0" w:line="240" w:lineRule="auto"/>
-            </w:pPr>
-            <w:r>
-              <w:rPr>
-                <w:rFonts w:ascii="Arial" w:eastAsia="Arial" w:hAnsi="Arial" w:cs="Arial"/>
-                <w:sz w:val="24"/>
+              <w:spacing w:before="0" w:after="0" w:line="240" w:lineRule="auto"/>
+            </w:pPr>
+            <w:r>
+              <w:rPr>
+                <w:rFonts w:ascii="Arial" w:hAnsi="Arial" w:eastAsia="Arial" w:cs="Arial"/>
+                <w:sz w:val="24"/>
+              </w:rPr>
+            </w:r>
+          </w:p>
+          <w:p>
+            <w:pPr>
+              <w:keepNext/>
+              <w:spacing w:before="0" w:after="0" w:line="240" w:lineRule="auto"/>
+            </w:pPr>
+            <w:r>
+              <w:rPr>
+                <w:rFonts w:ascii="Arial" w:hAnsi="Arial" w:eastAsia="Arial" w:cs="Arial"/>
+                <w:b w:val="0"/>
+                <w:sz w:val="24"/>
+                <w:u w:val="none"/>
               </w:rPr>
               <w:t>SARI WASANANING A.P, S.S.</w:t>
             </w:r>
@@ -1739,12 +1905,14 @@
           <w:p>
             <w:pPr>
               <w:keepNext/>
-              <w:spacing w:after="0" w:line="240" w:lineRule="auto"/>
-            </w:pPr>
-            <w:r>
-              <w:rPr>
-                <w:rFonts w:ascii="Arial" w:eastAsia="Arial" w:hAnsi="Arial" w:cs="Arial"/>
-                <w:sz w:val="24"/>
+              <w:spacing w:before="0" w:after="0" w:line="240" w:lineRule="auto"/>
+            </w:pPr>
+            <w:r>
+              <w:rPr>
+                <w:rFonts w:ascii="Arial" w:hAnsi="Arial" w:eastAsia="Arial" w:cs="Arial"/>
+                <w:b w:val="0"/>
+                <w:sz w:val="24"/>
+                <w:u w:val="none"/>
               </w:rPr>
               <w:t>Penata Muda Tk. I (III/b)</w:t>
             </w:r>
@@ -1752,24 +1920,29 @@
           <w:p>
             <w:pPr>
               <w:keepNext/>
-              <w:spacing w:after="0" w:line="240" w:lineRule="auto"/>
-            </w:pPr>
-            <w:r>
-              <w:rPr>
-                <w:rFonts w:ascii="Arial" w:eastAsia="Arial" w:hAnsi="Arial" w:cs="Arial"/>
-                <w:sz w:val="24"/>
+              <w:spacing w:before="0" w:after="0" w:line="240" w:lineRule="auto"/>
+            </w:pPr>
+            <w:r>
+              <w:rPr>
+                <w:rFonts w:ascii="Arial" w:hAnsi="Arial" w:eastAsia="Arial" w:cs="Arial"/>
+                <w:b w:val="0"/>
+                <w:sz w:val="24"/>
+                <w:u w:val="none"/>
               </w:rPr>
               <w:t>198401182014032001</w:t>
             </w:r>
           </w:p>
           <w:p>
             <w:pPr>
-              <w:spacing w:after="0" w:line="240" w:lineRule="auto"/>
-            </w:pPr>
-            <w:r>
-              <w:rPr>
-                <w:rFonts w:ascii="Arial" w:eastAsia="Arial" w:hAnsi="Arial" w:cs="Arial"/>
-                <w:sz w:val="24"/>
+              <w:keepNext w:val="0"/>
+              <w:spacing w:before="0" w:after="0" w:line="240" w:lineRule="auto"/>
+            </w:pPr>
+            <w:r>
+              <w:rPr>
+                <w:rFonts w:ascii="Arial" w:hAnsi="Arial" w:eastAsia="Arial" w:cs="Arial"/>
+                <w:b w:val="0"/>
+                <w:sz w:val="24"/>
+                <w:u w:val="none"/>
               </w:rPr>
               <w:t>Adyatama Parekraf Ahli Pertama</w:t>
             </w:r>
@@ -1782,48 +1955,74 @@
         </w:trPr>
         <w:tc>
           <w:tcPr>
-            <w:tcW w:w="1440" w:type="dxa"/>
+            <w:tcW w:type="dxa" w:w="1440"/>
+            <w:vAlign w:val="top"/>
             <w:tcMar>
               <w:top w:w="0" w:type="dxa"/>
-              <w:left w:w="0" w:type="dxa"/>
+              <w:start w:w="0" w:type="dxa"/>
               <w:bottom w:w="0" w:type="dxa"/>
-              <w:right w:w="35" w:type="dxa"/>
+              <w:end w:w="35" w:type="dxa"/>
             </w:tcMar>
           </w:tcPr>
           <w:p>
             <w:pPr>
-              <w:spacing w:after="0" w:line="240" w:lineRule="auto"/>
-            </w:pPr>
-          </w:p>
-          <w:p>
-            <w:pPr>
-              <w:spacing w:after="0" w:line="240" w:lineRule="auto"/>
-            </w:pPr>
+              <w:spacing w:before="0" w:after="0" w:line="240" w:lineRule="auto"/>
+            </w:pPr>
+            <w:r>
+              <w:rPr>
+                <w:rFonts w:ascii="Arial" w:hAnsi="Arial" w:eastAsia="Arial" w:cs="Arial"/>
+                <w:sz w:val="24"/>
+              </w:rPr>
+            </w:r>
+          </w:p>
+          <w:p>
+            <w:pPr>
+              <w:keepNext w:val="0"/>
+              <w:spacing w:before="0" w:after="0" w:line="240" w:lineRule="auto"/>
+            </w:pPr>
+            <w:r>
+              <w:rPr>
+                <w:rFonts w:ascii="Arial" w:hAnsi="Arial" w:eastAsia="Arial" w:cs="Arial"/>
+                <w:b w:val="0"/>
+                <w:sz w:val="24"/>
+                <w:u w:val="none"/>
+              </w:rPr>
+            </w:r>
           </w:p>
         </w:tc>
         <w:tc>
           <w:tcPr>
-            <w:tcW w:w="547" w:type="dxa"/>
+            <w:tcW w:type="dxa" w:w="547"/>
+            <w:vAlign w:val="top"/>
             <w:tcMar>
               <w:top w:w="0" w:type="dxa"/>
-              <w:left w:w="0" w:type="dxa"/>
+              <w:start w:w="0" w:type="dxa"/>
               <w:bottom w:w="0" w:type="dxa"/>
-              <w:right w:w="35" w:type="dxa"/>
+              <w:end w:w="35" w:type="dxa"/>
             </w:tcMar>
           </w:tcPr>
           <w:p>
             <w:pPr>
-              <w:spacing w:after="0" w:line="240" w:lineRule="auto"/>
-            </w:pPr>
-          </w:p>
-          <w:p>
-            <w:pPr>
-              <w:spacing w:after="0" w:line="240" w:lineRule="auto"/>
-            </w:pPr>
-            <w:r>
-              <w:rPr>
-                <w:rFonts w:ascii="Arial" w:eastAsia="Arial" w:hAnsi="Arial" w:cs="Arial"/>
-                <w:sz w:val="24"/>
+              <w:spacing w:before="0" w:after="0" w:line="240" w:lineRule="auto"/>
+            </w:pPr>
+            <w:r>
+              <w:rPr>
+                <w:rFonts w:ascii="Arial" w:hAnsi="Arial" w:eastAsia="Arial" w:cs="Arial"/>
+                <w:sz w:val="24"/>
+              </w:rPr>
+            </w:r>
+          </w:p>
+          <w:p>
+            <w:pPr>
+              <w:keepNext w:val="0"/>
+              <w:spacing w:before="0" w:after="0" w:line="240" w:lineRule="auto"/>
+            </w:pPr>
+            <w:r>
+              <w:rPr>
+                <w:rFonts w:ascii="Arial" w:hAnsi="Arial" w:eastAsia="Arial" w:cs="Arial"/>
+                <w:b w:val="0"/>
+                <w:sz w:val="24"/>
+                <w:u w:val="none"/>
               </w:rPr>
               <w:t>5.</w:t>
             </w:r>
@@ -1831,28 +2030,37 @@
         </w:tc>
         <w:tc>
           <w:tcPr>
-            <w:tcW w:w="1728" w:type="dxa"/>
+            <w:tcW w:type="dxa" w:w="1728"/>
+            <w:vAlign w:val="top"/>
             <w:tcMar>
               <w:top w:w="0" w:type="dxa"/>
-              <w:left w:w="0" w:type="dxa"/>
+              <w:start w:w="0" w:type="dxa"/>
               <w:bottom w:w="0" w:type="dxa"/>
-              <w:right w:w="35" w:type="dxa"/>
+              <w:end w:w="35" w:type="dxa"/>
             </w:tcMar>
           </w:tcPr>
           <w:p>
             <w:pPr>
-              <w:spacing w:after="0" w:line="240" w:lineRule="auto"/>
-            </w:pPr>
-          </w:p>
-          <w:p>
-            <w:pPr>
-              <w:keepNext/>
-              <w:spacing w:after="0" w:line="240" w:lineRule="auto"/>
-            </w:pPr>
-            <w:r>
-              <w:rPr>
-                <w:rFonts w:ascii="Arial" w:eastAsia="Arial" w:hAnsi="Arial" w:cs="Arial"/>
-                <w:sz w:val="24"/>
+              <w:spacing w:before="0" w:after="0" w:line="240" w:lineRule="auto"/>
+            </w:pPr>
+            <w:r>
+              <w:rPr>
+                <w:rFonts w:ascii="Arial" w:hAnsi="Arial" w:eastAsia="Arial" w:cs="Arial"/>
+                <w:sz w:val="24"/>
+              </w:rPr>
+            </w:r>
+          </w:p>
+          <w:p>
+            <w:pPr>
+              <w:keepNext/>
+              <w:spacing w:before="0" w:after="0" w:line="240" w:lineRule="auto"/>
+            </w:pPr>
+            <w:r>
+              <w:rPr>
+                <w:rFonts w:ascii="Arial" w:hAnsi="Arial" w:eastAsia="Arial" w:cs="Arial"/>
+                <w:b w:val="0"/>
+                <w:sz w:val="24"/>
+                <w:u w:val="none"/>
               </w:rPr>
               <w:t>Nama</w:t>
             </w:r>
@@ -1860,12 +2068,14 @@
           <w:p>
             <w:pPr>
               <w:keepNext/>
-              <w:spacing w:after="0" w:line="240" w:lineRule="auto"/>
-            </w:pPr>
-            <w:r>
-              <w:rPr>
-                <w:rFonts w:ascii="Arial" w:eastAsia="Arial" w:hAnsi="Arial" w:cs="Arial"/>
-                <w:sz w:val="24"/>
+              <w:spacing w:before="0" w:after="0" w:line="240" w:lineRule="auto"/>
+            </w:pPr>
+            <w:r>
+              <w:rPr>
+                <w:rFonts w:ascii="Arial" w:hAnsi="Arial" w:eastAsia="Arial" w:cs="Arial"/>
+                <w:b w:val="0"/>
+                <w:sz w:val="24"/>
+                <w:u w:val="none"/>
               </w:rPr>
               <w:t>Pangkat/gol</w:t>
             </w:r>
@@ -1873,24 +2083,29 @@
           <w:p>
             <w:pPr>
               <w:keepNext/>
-              <w:spacing w:after="0" w:line="240" w:lineRule="auto"/>
-            </w:pPr>
-            <w:r>
-              <w:rPr>
-                <w:rFonts w:ascii="Arial" w:eastAsia="Arial" w:hAnsi="Arial" w:cs="Arial"/>
-                <w:sz w:val="24"/>
+              <w:spacing w:before="0" w:after="0" w:line="240" w:lineRule="auto"/>
+            </w:pPr>
+            <w:r>
+              <w:rPr>
+                <w:rFonts w:ascii="Arial" w:hAnsi="Arial" w:eastAsia="Arial" w:cs="Arial"/>
+                <w:b w:val="0"/>
+                <w:sz w:val="24"/>
+                <w:u w:val="none"/>
               </w:rPr>
               <w:t>NIP</w:t>
             </w:r>
           </w:p>
           <w:p>
             <w:pPr>
-              <w:spacing w:after="0" w:line="240" w:lineRule="auto"/>
-            </w:pPr>
-            <w:r>
-              <w:rPr>
-                <w:rFonts w:ascii="Arial" w:eastAsia="Arial" w:hAnsi="Arial" w:cs="Arial"/>
-                <w:sz w:val="24"/>
+              <w:keepNext w:val="0"/>
+              <w:spacing w:before="0" w:after="0" w:line="240" w:lineRule="auto"/>
+            </w:pPr>
+            <w:r>
+              <w:rPr>
+                <w:rFonts w:ascii="Arial" w:hAnsi="Arial" w:eastAsia="Arial" w:cs="Arial"/>
+                <w:b w:val="0"/>
+                <w:sz w:val="24"/>
+                <w:u w:val="none"/>
               </w:rPr>
               <w:t>Jabatan</w:t>
             </w:r>
@@ -1898,28 +2113,37 @@
         </w:tc>
         <w:tc>
           <w:tcPr>
-            <w:tcW w:w="317" w:type="dxa"/>
+            <w:tcW w:type="dxa" w:w="317"/>
+            <w:vAlign w:val="top"/>
             <w:tcMar>
               <w:top w:w="0" w:type="dxa"/>
-              <w:left w:w="0" w:type="dxa"/>
+              <w:start w:w="0" w:type="dxa"/>
               <w:bottom w:w="0" w:type="dxa"/>
-              <w:right w:w="35" w:type="dxa"/>
+              <w:end w:w="35" w:type="dxa"/>
             </w:tcMar>
           </w:tcPr>
           <w:p>
             <w:pPr>
-              <w:spacing w:after="0" w:line="240" w:lineRule="auto"/>
-            </w:pPr>
-          </w:p>
-          <w:p>
-            <w:pPr>
-              <w:keepNext/>
-              <w:spacing w:after="0" w:line="240" w:lineRule="auto"/>
-            </w:pPr>
-            <w:r>
-              <w:rPr>
-                <w:rFonts w:ascii="Arial" w:eastAsia="Arial" w:hAnsi="Arial" w:cs="Arial"/>
-                <w:sz w:val="24"/>
+              <w:spacing w:before="0" w:after="0" w:line="240" w:lineRule="auto"/>
+            </w:pPr>
+            <w:r>
+              <w:rPr>
+                <w:rFonts w:ascii="Arial" w:hAnsi="Arial" w:eastAsia="Arial" w:cs="Arial"/>
+                <w:sz w:val="24"/>
+              </w:rPr>
+            </w:r>
+          </w:p>
+          <w:p>
+            <w:pPr>
+              <w:keepNext/>
+              <w:spacing w:before="0" w:after="0" w:line="240" w:lineRule="auto"/>
+            </w:pPr>
+            <w:r>
+              <w:rPr>
+                <w:rFonts w:ascii="Arial" w:hAnsi="Arial" w:eastAsia="Arial" w:cs="Arial"/>
+                <w:b w:val="0"/>
+                <w:sz w:val="24"/>
+                <w:u w:val="none"/>
               </w:rPr>
               <w:t>:</w:t>
             </w:r>
@@ -1927,12 +2151,14 @@
           <w:p>
             <w:pPr>
               <w:keepNext/>
-              <w:spacing w:after="0" w:line="240" w:lineRule="auto"/>
-            </w:pPr>
-            <w:r>
-              <w:rPr>
-                <w:rFonts w:ascii="Arial" w:eastAsia="Arial" w:hAnsi="Arial" w:cs="Arial"/>
-                <w:sz w:val="24"/>
+              <w:spacing w:before="0" w:after="0" w:line="240" w:lineRule="auto"/>
+            </w:pPr>
+            <w:r>
+              <w:rPr>
+                <w:rFonts w:ascii="Arial" w:hAnsi="Arial" w:eastAsia="Arial" w:cs="Arial"/>
+                <w:b w:val="0"/>
+                <w:sz w:val="24"/>
+                <w:u w:val="none"/>
               </w:rPr>
               <w:t>:</w:t>
             </w:r>
@@ -1940,24 +2166,29 @@
           <w:p>
             <w:pPr>
               <w:keepNext/>
-              <w:spacing w:after="0" w:line="240" w:lineRule="auto"/>
-            </w:pPr>
-            <w:r>
-              <w:rPr>
-                <w:rFonts w:ascii="Arial" w:eastAsia="Arial" w:hAnsi="Arial" w:cs="Arial"/>
-                <w:sz w:val="24"/>
+              <w:spacing w:before="0" w:after="0" w:line="240" w:lineRule="auto"/>
+            </w:pPr>
+            <w:r>
+              <w:rPr>
+                <w:rFonts w:ascii="Arial" w:hAnsi="Arial" w:eastAsia="Arial" w:cs="Arial"/>
+                <w:b w:val="0"/>
+                <w:sz w:val="24"/>
+                <w:u w:val="none"/>
               </w:rPr>
               <w:t>:</w:t>
             </w:r>
           </w:p>
           <w:p>
             <w:pPr>
-              <w:spacing w:after="0" w:line="240" w:lineRule="auto"/>
-            </w:pPr>
-            <w:r>
-              <w:rPr>
-                <w:rFonts w:ascii="Arial" w:eastAsia="Arial" w:hAnsi="Arial" w:cs="Arial"/>
-                <w:sz w:val="24"/>
+              <w:keepNext w:val="0"/>
+              <w:spacing w:before="0" w:after="0" w:line="240" w:lineRule="auto"/>
+            </w:pPr>
+            <w:r>
+              <w:rPr>
+                <w:rFonts w:ascii="Arial" w:hAnsi="Arial" w:eastAsia="Arial" w:cs="Arial"/>
+                <w:b w:val="0"/>
+                <w:sz w:val="24"/>
+                <w:u w:val="none"/>
               </w:rPr>
               <w:t>:</w:t>
             </w:r>
@@ -1965,28 +2196,37 @@
         </w:tc>
         <w:tc>
           <w:tcPr>
-            <w:tcW w:w="5587" w:type="dxa"/>
+            <w:tcW w:type="dxa" w:w="5587"/>
+            <w:vAlign w:val="top"/>
             <w:tcMar>
               <w:top w:w="0" w:type="dxa"/>
-              <w:left w:w="0" w:type="dxa"/>
+              <w:start w:w="0" w:type="dxa"/>
               <w:bottom w:w="0" w:type="dxa"/>
-              <w:right w:w="35" w:type="dxa"/>
+              <w:end w:w="35" w:type="dxa"/>
             </w:tcMar>
           </w:tcPr>
           <w:p>
             <w:pPr>
-              <w:spacing w:after="0" w:line="240" w:lineRule="auto"/>
-            </w:pPr>
-          </w:p>
-          <w:p>
-            <w:pPr>
-              <w:keepNext/>
-              <w:spacing w:after="0" w:line="240" w:lineRule="auto"/>
-            </w:pPr>
-            <w:r>
-              <w:rPr>
-                <w:rFonts w:ascii="Arial" w:eastAsia="Arial" w:hAnsi="Arial" w:cs="Arial"/>
-                <w:sz w:val="24"/>
+              <w:spacing w:before="0" w:after="0" w:line="240" w:lineRule="auto"/>
+            </w:pPr>
+            <w:r>
+              <w:rPr>
+                <w:rFonts w:ascii="Arial" w:hAnsi="Arial" w:eastAsia="Arial" w:cs="Arial"/>
+                <w:sz w:val="24"/>
+              </w:rPr>
+            </w:r>
+          </w:p>
+          <w:p>
+            <w:pPr>
+              <w:keepNext/>
+              <w:spacing w:before="0" w:after="0" w:line="240" w:lineRule="auto"/>
+            </w:pPr>
+            <w:r>
+              <w:rPr>
+                <w:rFonts w:ascii="Arial" w:hAnsi="Arial" w:eastAsia="Arial" w:cs="Arial"/>
+                <w:b w:val="0"/>
+                <w:sz w:val="24"/>
+                <w:u w:val="none"/>
               </w:rPr>
               <w:t>YEKTI LESTARI, S.St.Par.</w:t>
             </w:r>
@@ -1994,12 +2234,14 @@
           <w:p>
             <w:pPr>
               <w:keepNext/>
-              <w:spacing w:after="0" w:line="240" w:lineRule="auto"/>
-            </w:pPr>
-            <w:r>
-              <w:rPr>
-                <w:rFonts w:ascii="Arial" w:eastAsia="Arial" w:hAnsi="Arial" w:cs="Arial"/>
-                <w:sz w:val="24"/>
+              <w:spacing w:before="0" w:after="0" w:line="240" w:lineRule="auto"/>
+            </w:pPr>
+            <w:r>
+              <w:rPr>
+                <w:rFonts w:ascii="Arial" w:hAnsi="Arial" w:eastAsia="Arial" w:cs="Arial"/>
+                <w:b w:val="0"/>
+                <w:sz w:val="24"/>
+                <w:u w:val="none"/>
               </w:rPr>
               <w:t>Penata Tk. I (III/d)</w:t>
             </w:r>
@@ -2007,24 +2249,29 @@
           <w:p>
             <w:pPr>
               <w:keepNext/>
-              <w:spacing w:after="0" w:line="240" w:lineRule="auto"/>
-            </w:pPr>
-            <w:r>
-              <w:rPr>
-                <w:rFonts w:ascii="Arial" w:eastAsia="Arial" w:hAnsi="Arial" w:cs="Arial"/>
-                <w:sz w:val="24"/>
+              <w:spacing w:before="0" w:after="0" w:line="240" w:lineRule="auto"/>
+            </w:pPr>
+            <w:r>
+              <w:rPr>
+                <w:rFonts w:ascii="Arial" w:hAnsi="Arial" w:eastAsia="Arial" w:cs="Arial"/>
+                <w:b w:val="0"/>
+                <w:sz w:val="24"/>
+                <w:u w:val="none"/>
               </w:rPr>
               <w:t>197712242006042021</w:t>
             </w:r>
           </w:p>
           <w:p>
             <w:pPr>
-              <w:spacing w:after="0" w:line="240" w:lineRule="auto"/>
-            </w:pPr>
-            <w:r>
-              <w:rPr>
-                <w:rFonts w:ascii="Arial" w:eastAsia="Arial" w:hAnsi="Arial" w:cs="Arial"/>
-                <w:sz w:val="24"/>
+              <w:keepNext w:val="0"/>
+              <w:spacing w:before="0" w:after="0" w:line="240" w:lineRule="auto"/>
+            </w:pPr>
+            <w:r>
+              <w:rPr>
+                <w:rFonts w:ascii="Arial" w:hAnsi="Arial" w:eastAsia="Arial" w:cs="Arial"/>
+                <w:b w:val="0"/>
+                <w:sz w:val="24"/>
+                <w:u w:val="none"/>
               </w:rPr>
               <w:t>Penelaah Teknis Kebijakan</w:t>
             </w:r>
@@ -2037,48 +2284,74 @@
         </w:trPr>
         <w:tc>
           <w:tcPr>
-            <w:tcW w:w="1440" w:type="dxa"/>
+            <w:tcW w:type="dxa" w:w="1440"/>
+            <w:vAlign w:val="top"/>
             <w:tcMar>
               <w:top w:w="0" w:type="dxa"/>
-              <w:left w:w="0" w:type="dxa"/>
+              <w:start w:w="0" w:type="dxa"/>
               <w:bottom w:w="0" w:type="dxa"/>
-              <w:right w:w="35" w:type="dxa"/>
+              <w:end w:w="35" w:type="dxa"/>
             </w:tcMar>
           </w:tcPr>
           <w:p>
             <w:pPr>
-              <w:spacing w:after="0" w:line="240" w:lineRule="auto"/>
-            </w:pPr>
-          </w:p>
-          <w:p>
-            <w:pPr>
-              <w:spacing w:after="0" w:line="240" w:lineRule="auto"/>
-            </w:pPr>
+              <w:spacing w:before="0" w:after="0" w:line="240" w:lineRule="auto"/>
+            </w:pPr>
+            <w:r>
+              <w:rPr>
+                <w:rFonts w:ascii="Arial" w:hAnsi="Arial" w:eastAsia="Arial" w:cs="Arial"/>
+                <w:sz w:val="24"/>
+              </w:rPr>
+            </w:r>
+          </w:p>
+          <w:p>
+            <w:pPr>
+              <w:keepNext w:val="0"/>
+              <w:spacing w:before="0" w:after="0" w:line="240" w:lineRule="auto"/>
+            </w:pPr>
+            <w:r>
+              <w:rPr>
+                <w:rFonts w:ascii="Arial" w:hAnsi="Arial" w:eastAsia="Arial" w:cs="Arial"/>
+                <w:b w:val="0"/>
+                <w:sz w:val="24"/>
+                <w:u w:val="none"/>
+              </w:rPr>
+            </w:r>
           </w:p>
         </w:tc>
         <w:tc>
           <w:tcPr>
-            <w:tcW w:w="547" w:type="dxa"/>
+            <w:tcW w:type="dxa" w:w="547"/>
+            <w:vAlign w:val="top"/>
             <w:tcMar>
               <w:top w:w="0" w:type="dxa"/>
-              <w:left w:w="0" w:type="dxa"/>
+              <w:start w:w="0" w:type="dxa"/>
               <w:bottom w:w="0" w:type="dxa"/>
-              <w:right w:w="35" w:type="dxa"/>
+              <w:end w:w="35" w:type="dxa"/>
             </w:tcMar>
           </w:tcPr>
           <w:p>
             <w:pPr>
-              <w:spacing w:after="0" w:line="240" w:lineRule="auto"/>
-            </w:pPr>
-          </w:p>
-          <w:p>
-            <w:pPr>
-              <w:spacing w:after="0" w:line="240" w:lineRule="auto"/>
-            </w:pPr>
-            <w:r>
-              <w:rPr>
-                <w:rFonts w:ascii="Arial" w:eastAsia="Arial" w:hAnsi="Arial" w:cs="Arial"/>
-                <w:sz w:val="24"/>
+              <w:spacing w:before="0" w:after="0" w:line="240" w:lineRule="auto"/>
+            </w:pPr>
+            <w:r>
+              <w:rPr>
+                <w:rFonts w:ascii="Arial" w:hAnsi="Arial" w:eastAsia="Arial" w:cs="Arial"/>
+                <w:sz w:val="24"/>
+              </w:rPr>
+            </w:r>
+          </w:p>
+          <w:p>
+            <w:pPr>
+              <w:keepNext w:val="0"/>
+              <w:spacing w:before="0" w:after="0" w:line="240" w:lineRule="auto"/>
+            </w:pPr>
+            <w:r>
+              <w:rPr>
+                <w:rFonts w:ascii="Arial" w:hAnsi="Arial" w:eastAsia="Arial" w:cs="Arial"/>
+                <w:b w:val="0"/>
+                <w:sz w:val="24"/>
+                <w:u w:val="none"/>
               </w:rPr>
               <w:t>6.</w:t>
             </w:r>
@@ -2086,28 +2359,37 @@
         </w:tc>
         <w:tc>
           <w:tcPr>
-            <w:tcW w:w="1728" w:type="dxa"/>
+            <w:tcW w:type="dxa" w:w="1728"/>
+            <w:vAlign w:val="top"/>
             <w:tcMar>
               <w:top w:w="0" w:type="dxa"/>
-              <w:left w:w="0" w:type="dxa"/>
+              <w:start w:w="0" w:type="dxa"/>
               <w:bottom w:w="0" w:type="dxa"/>
-              <w:right w:w="35" w:type="dxa"/>
+              <w:end w:w="35" w:type="dxa"/>
             </w:tcMar>
           </w:tcPr>
           <w:p>
             <w:pPr>
-              <w:spacing w:after="0" w:line="240" w:lineRule="auto"/>
-            </w:pPr>
-          </w:p>
-          <w:p>
-            <w:pPr>
-              <w:keepNext/>
-              <w:spacing w:after="0" w:line="240" w:lineRule="auto"/>
-            </w:pPr>
-            <w:r>
-              <w:rPr>
-                <w:rFonts w:ascii="Arial" w:eastAsia="Arial" w:hAnsi="Arial" w:cs="Arial"/>
-                <w:sz w:val="24"/>
+              <w:spacing w:before="0" w:after="0" w:line="240" w:lineRule="auto"/>
+            </w:pPr>
+            <w:r>
+              <w:rPr>
+                <w:rFonts w:ascii="Arial" w:hAnsi="Arial" w:eastAsia="Arial" w:cs="Arial"/>
+                <w:sz w:val="24"/>
+              </w:rPr>
+            </w:r>
+          </w:p>
+          <w:p>
+            <w:pPr>
+              <w:keepNext/>
+              <w:spacing w:before="0" w:after="0" w:line="240" w:lineRule="auto"/>
+            </w:pPr>
+            <w:r>
+              <w:rPr>
+                <w:rFonts w:ascii="Arial" w:hAnsi="Arial" w:eastAsia="Arial" w:cs="Arial"/>
+                <w:b w:val="0"/>
+                <w:sz w:val="24"/>
+                <w:u w:val="none"/>
               </w:rPr>
               <w:t>Nama</w:t>
             </w:r>
@@ -2115,12 +2397,14 @@
           <w:p>
             <w:pPr>
               <w:keepNext/>
-              <w:spacing w:after="0" w:line="240" w:lineRule="auto"/>
-            </w:pPr>
-            <w:r>
-              <w:rPr>
-                <w:rFonts w:ascii="Arial" w:eastAsia="Arial" w:hAnsi="Arial" w:cs="Arial"/>
-                <w:sz w:val="24"/>
+              <w:spacing w:before="0" w:after="0" w:line="240" w:lineRule="auto"/>
+            </w:pPr>
+            <w:r>
+              <w:rPr>
+                <w:rFonts w:ascii="Arial" w:hAnsi="Arial" w:eastAsia="Arial" w:cs="Arial"/>
+                <w:b w:val="0"/>
+                <w:sz w:val="24"/>
+                <w:u w:val="none"/>
               </w:rPr>
               <w:t>Pangkat/gol</w:t>
             </w:r>
@@ -2128,24 +2412,29 @@
           <w:p>
             <w:pPr>
               <w:keepNext/>
-              <w:spacing w:after="0" w:line="240" w:lineRule="auto"/>
-            </w:pPr>
-            <w:r>
-              <w:rPr>
-                <w:rFonts w:ascii="Arial" w:eastAsia="Arial" w:hAnsi="Arial" w:cs="Arial"/>
-                <w:sz w:val="24"/>
+              <w:spacing w:before="0" w:after="0" w:line="240" w:lineRule="auto"/>
+            </w:pPr>
+            <w:r>
+              <w:rPr>
+                <w:rFonts w:ascii="Arial" w:hAnsi="Arial" w:eastAsia="Arial" w:cs="Arial"/>
+                <w:b w:val="0"/>
+                <w:sz w:val="24"/>
+                <w:u w:val="none"/>
               </w:rPr>
               <w:t>NIP</w:t>
             </w:r>
           </w:p>
           <w:p>
             <w:pPr>
-              <w:spacing w:after="0" w:line="240" w:lineRule="auto"/>
-            </w:pPr>
-            <w:r>
-              <w:rPr>
-                <w:rFonts w:ascii="Arial" w:eastAsia="Arial" w:hAnsi="Arial" w:cs="Arial"/>
-                <w:sz w:val="24"/>
+              <w:keepNext w:val="0"/>
+              <w:spacing w:before="0" w:after="0" w:line="240" w:lineRule="auto"/>
+            </w:pPr>
+            <w:r>
+              <w:rPr>
+                <w:rFonts w:ascii="Arial" w:hAnsi="Arial" w:eastAsia="Arial" w:cs="Arial"/>
+                <w:b w:val="0"/>
+                <w:sz w:val="24"/>
+                <w:u w:val="none"/>
               </w:rPr>
               <w:t>Jabatan</w:t>
             </w:r>
@@ -2153,28 +2442,37 @@
         </w:tc>
         <w:tc>
           <w:tcPr>
-            <w:tcW w:w="317" w:type="dxa"/>
+            <w:tcW w:type="dxa" w:w="317"/>
+            <w:vAlign w:val="top"/>
             <w:tcMar>
               <w:top w:w="0" w:type="dxa"/>
-              <w:left w:w="0" w:type="dxa"/>
+              <w:start w:w="0" w:type="dxa"/>
               <w:bottom w:w="0" w:type="dxa"/>
-              <w:right w:w="35" w:type="dxa"/>
+              <w:end w:w="35" w:type="dxa"/>
             </w:tcMar>
           </w:tcPr>
           <w:p>
             <w:pPr>
-              <w:spacing w:after="0" w:line="240" w:lineRule="auto"/>
-            </w:pPr>
-          </w:p>
-          <w:p>
-            <w:pPr>
-              <w:keepNext/>
-              <w:spacing w:after="0" w:line="240" w:lineRule="auto"/>
-            </w:pPr>
-            <w:r>
-              <w:rPr>
-                <w:rFonts w:ascii="Arial" w:eastAsia="Arial" w:hAnsi="Arial" w:cs="Arial"/>
-                <w:sz w:val="24"/>
+              <w:spacing w:before="0" w:after="0" w:line="240" w:lineRule="auto"/>
+            </w:pPr>
+            <w:r>
+              <w:rPr>
+                <w:rFonts w:ascii="Arial" w:hAnsi="Arial" w:eastAsia="Arial" w:cs="Arial"/>
+                <w:sz w:val="24"/>
+              </w:rPr>
+            </w:r>
+          </w:p>
+          <w:p>
+            <w:pPr>
+              <w:keepNext/>
+              <w:spacing w:before="0" w:after="0" w:line="240" w:lineRule="auto"/>
+            </w:pPr>
+            <w:r>
+              <w:rPr>
+                <w:rFonts w:ascii="Arial" w:hAnsi="Arial" w:eastAsia="Arial" w:cs="Arial"/>
+                <w:b w:val="0"/>
+                <w:sz w:val="24"/>
+                <w:u w:val="none"/>
               </w:rPr>
               <w:t>:</w:t>
             </w:r>
@@ -2182,12 +2480,14 @@
           <w:p>
             <w:pPr>
               <w:keepNext/>
-              <w:spacing w:after="0" w:line="240" w:lineRule="auto"/>
-            </w:pPr>
-            <w:r>
-              <w:rPr>
-                <w:rFonts w:ascii="Arial" w:eastAsia="Arial" w:hAnsi="Arial" w:cs="Arial"/>
-                <w:sz w:val="24"/>
+              <w:spacing w:before="0" w:after="0" w:line="240" w:lineRule="auto"/>
+            </w:pPr>
+            <w:r>
+              <w:rPr>
+                <w:rFonts w:ascii="Arial" w:hAnsi="Arial" w:eastAsia="Arial" w:cs="Arial"/>
+                <w:b w:val="0"/>
+                <w:sz w:val="24"/>
+                <w:u w:val="none"/>
               </w:rPr>
               <w:t>:</w:t>
             </w:r>
@@ -2195,24 +2495,29 @@
           <w:p>
             <w:pPr>
               <w:keepNext/>
-              <w:spacing w:after="0" w:line="240" w:lineRule="auto"/>
-            </w:pPr>
-            <w:r>
-              <w:rPr>
-                <w:rFonts w:ascii="Arial" w:eastAsia="Arial" w:hAnsi="Arial" w:cs="Arial"/>
-                <w:sz w:val="24"/>
+              <w:spacing w:before="0" w:after="0" w:line="240" w:lineRule="auto"/>
+            </w:pPr>
+            <w:r>
+              <w:rPr>
+                <w:rFonts w:ascii="Arial" w:hAnsi="Arial" w:eastAsia="Arial" w:cs="Arial"/>
+                <w:b w:val="0"/>
+                <w:sz w:val="24"/>
+                <w:u w:val="none"/>
               </w:rPr>
               <w:t>:</w:t>
             </w:r>
           </w:p>
           <w:p>
             <w:pPr>
-              <w:spacing w:after="0" w:line="240" w:lineRule="auto"/>
-            </w:pPr>
-            <w:r>
-              <w:rPr>
-                <w:rFonts w:ascii="Arial" w:eastAsia="Arial" w:hAnsi="Arial" w:cs="Arial"/>
-                <w:sz w:val="24"/>
+              <w:keepNext w:val="0"/>
+              <w:spacing w:before="0" w:after="0" w:line="240" w:lineRule="auto"/>
+            </w:pPr>
+            <w:r>
+              <w:rPr>
+                <w:rFonts w:ascii="Arial" w:hAnsi="Arial" w:eastAsia="Arial" w:cs="Arial"/>
+                <w:b w:val="0"/>
+                <w:sz w:val="24"/>
+                <w:u w:val="none"/>
               </w:rPr>
               <w:t>:</w:t>
             </w:r>
@@ -2220,28 +2525,37 @@
         </w:tc>
         <w:tc>
           <w:tcPr>
-            <w:tcW w:w="5587" w:type="dxa"/>
+            <w:tcW w:type="dxa" w:w="5587"/>
+            <w:vAlign w:val="top"/>
             <w:tcMar>
               <w:top w:w="0" w:type="dxa"/>
-              <w:left w:w="0" w:type="dxa"/>
+              <w:start w:w="0" w:type="dxa"/>
               <w:bottom w:w="0" w:type="dxa"/>
-              <w:right w:w="35" w:type="dxa"/>
+              <w:end w:w="35" w:type="dxa"/>
             </w:tcMar>
           </w:tcPr>
           <w:p>
             <w:pPr>
-              <w:spacing w:after="0" w:line="240" w:lineRule="auto"/>
-            </w:pPr>
-          </w:p>
-          <w:p>
-            <w:pPr>
-              <w:keepNext/>
-              <w:spacing w:after="0" w:line="240" w:lineRule="auto"/>
-            </w:pPr>
-            <w:r>
-              <w:rPr>
-                <w:rFonts w:ascii="Arial" w:eastAsia="Arial" w:hAnsi="Arial" w:cs="Arial"/>
-                <w:sz w:val="24"/>
+              <w:spacing w:before="0" w:after="0" w:line="240" w:lineRule="auto"/>
+            </w:pPr>
+            <w:r>
+              <w:rPr>
+                <w:rFonts w:ascii="Arial" w:hAnsi="Arial" w:eastAsia="Arial" w:cs="Arial"/>
+                <w:sz w:val="24"/>
+              </w:rPr>
+            </w:r>
+          </w:p>
+          <w:p>
+            <w:pPr>
+              <w:keepNext/>
+              <w:spacing w:before="0" w:after="0" w:line="240" w:lineRule="auto"/>
+            </w:pPr>
+            <w:r>
+              <w:rPr>
+                <w:rFonts w:ascii="Arial" w:hAnsi="Arial" w:eastAsia="Arial" w:cs="Arial"/>
+                <w:b w:val="0"/>
+                <w:sz w:val="24"/>
+                <w:u w:val="none"/>
               </w:rPr>
               <w:t>ISMADI, SE., MM.</w:t>
             </w:r>
@@ -2249,12 +2563,14 @@
           <w:p>
             <w:pPr>
               <w:keepNext/>
-              <w:spacing w:after="0" w:line="240" w:lineRule="auto"/>
-            </w:pPr>
-            <w:r>
-              <w:rPr>
-                <w:rFonts w:ascii="Arial" w:eastAsia="Arial" w:hAnsi="Arial" w:cs="Arial"/>
-                <w:sz w:val="24"/>
+              <w:spacing w:before="0" w:after="0" w:line="240" w:lineRule="auto"/>
+            </w:pPr>
+            <w:r>
+              <w:rPr>
+                <w:rFonts w:ascii="Arial" w:hAnsi="Arial" w:eastAsia="Arial" w:cs="Arial"/>
+                <w:b w:val="0"/>
+                <w:sz w:val="24"/>
+                <w:u w:val="none"/>
               </w:rPr>
               <w:t>Penata (III/c)</w:t>
             </w:r>
@@ -2262,24 +2578,29 @@
           <w:p>
             <w:pPr>
               <w:keepNext/>
-              <w:spacing w:after="0" w:line="240" w:lineRule="auto"/>
-            </w:pPr>
-            <w:r>
-              <w:rPr>
-                <w:rFonts w:ascii="Arial" w:eastAsia="Arial" w:hAnsi="Arial" w:cs="Arial"/>
-                <w:sz w:val="24"/>
+              <w:spacing w:before="0" w:after="0" w:line="240" w:lineRule="auto"/>
+            </w:pPr>
+            <w:r>
+              <w:rPr>
+                <w:rFonts w:ascii="Arial" w:hAnsi="Arial" w:eastAsia="Arial" w:cs="Arial"/>
+                <w:b w:val="0"/>
+                <w:sz w:val="24"/>
+                <w:u w:val="none"/>
               </w:rPr>
               <w:t>197304201995031004</w:t>
             </w:r>
           </w:p>
           <w:p>
             <w:pPr>
-              <w:spacing w:after="0" w:line="240" w:lineRule="auto"/>
-            </w:pPr>
-            <w:r>
-              <w:rPr>
-                <w:rFonts w:ascii="Arial" w:eastAsia="Arial" w:hAnsi="Arial" w:cs="Arial"/>
-                <w:sz w:val="24"/>
+              <w:keepNext w:val="0"/>
+              <w:spacing w:before="0" w:after="0" w:line="240" w:lineRule="auto"/>
+            </w:pPr>
+            <w:r>
+              <w:rPr>
+                <w:rFonts w:ascii="Arial" w:hAnsi="Arial" w:eastAsia="Arial" w:cs="Arial"/>
+                <w:b w:val="0"/>
+                <w:sz w:val="24"/>
+                <w:u w:val="none"/>
               </w:rPr>
               <w:t>Penelaah Teknis Kebijakan</w:t>
             </w:r>
@@ -2292,48 +2613,74 @@
         </w:trPr>
         <w:tc>
           <w:tcPr>
-            <w:tcW w:w="1440" w:type="dxa"/>
+            <w:tcW w:type="dxa" w:w="1440"/>
+            <w:vAlign w:val="top"/>
             <w:tcMar>
               <w:top w:w="0" w:type="dxa"/>
-              <w:left w:w="0" w:type="dxa"/>
+              <w:start w:w="0" w:type="dxa"/>
               <w:bottom w:w="0" w:type="dxa"/>
-              <w:right w:w="35" w:type="dxa"/>
+              <w:end w:w="35" w:type="dxa"/>
             </w:tcMar>
           </w:tcPr>
           <w:p>
             <w:pPr>
-              <w:spacing w:after="0" w:line="240" w:lineRule="auto"/>
-            </w:pPr>
-          </w:p>
-          <w:p>
-            <w:pPr>
-              <w:spacing w:after="0" w:line="240" w:lineRule="auto"/>
-            </w:pPr>
+              <w:spacing w:before="0" w:after="0" w:line="240" w:lineRule="auto"/>
+            </w:pPr>
+            <w:r>
+              <w:rPr>
+                <w:rFonts w:ascii="Arial" w:hAnsi="Arial" w:eastAsia="Arial" w:cs="Arial"/>
+                <w:sz w:val="24"/>
+              </w:rPr>
+            </w:r>
+          </w:p>
+          <w:p>
+            <w:pPr>
+              <w:keepNext w:val="0"/>
+              <w:spacing w:before="0" w:after="0" w:line="240" w:lineRule="auto"/>
+            </w:pPr>
+            <w:r>
+              <w:rPr>
+                <w:rFonts w:ascii="Arial" w:hAnsi="Arial" w:eastAsia="Arial" w:cs="Arial"/>
+                <w:b w:val="0"/>
+                <w:sz w:val="24"/>
+                <w:u w:val="none"/>
+              </w:rPr>
+            </w:r>
           </w:p>
         </w:tc>
         <w:tc>
           <w:tcPr>
-            <w:tcW w:w="547" w:type="dxa"/>
+            <w:tcW w:type="dxa" w:w="547"/>
+            <w:vAlign w:val="top"/>
             <w:tcMar>
               <w:top w:w="0" w:type="dxa"/>
-              <w:left w:w="0" w:type="dxa"/>
+              <w:start w:w="0" w:type="dxa"/>
               <w:bottom w:w="0" w:type="dxa"/>
-              <w:right w:w="35" w:type="dxa"/>
+              <w:end w:w="35" w:type="dxa"/>
             </w:tcMar>
           </w:tcPr>
           <w:p>
             <w:pPr>
-              <w:spacing w:after="0" w:line="240" w:lineRule="auto"/>
-            </w:pPr>
-          </w:p>
-          <w:p>
-            <w:pPr>
-              <w:spacing w:after="0" w:line="240" w:lineRule="auto"/>
-            </w:pPr>
-            <w:r>
-              <w:rPr>
-                <w:rFonts w:ascii="Arial" w:eastAsia="Arial" w:hAnsi="Arial" w:cs="Arial"/>
-                <w:sz w:val="24"/>
+              <w:spacing w:before="0" w:after="0" w:line="240" w:lineRule="auto"/>
+            </w:pPr>
+            <w:r>
+              <w:rPr>
+                <w:rFonts w:ascii="Arial" w:hAnsi="Arial" w:eastAsia="Arial" w:cs="Arial"/>
+                <w:sz w:val="24"/>
+              </w:rPr>
+            </w:r>
+          </w:p>
+          <w:p>
+            <w:pPr>
+              <w:keepNext w:val="0"/>
+              <w:spacing w:before="0" w:after="0" w:line="240" w:lineRule="auto"/>
+            </w:pPr>
+            <w:r>
+              <w:rPr>
+                <w:rFonts w:ascii="Arial" w:hAnsi="Arial" w:eastAsia="Arial" w:cs="Arial"/>
+                <w:b w:val="0"/>
+                <w:sz w:val="24"/>
+                <w:u w:val="none"/>
               </w:rPr>
               <w:t>7.</w:t>
             </w:r>
@@ -2341,28 +2688,37 @@
         </w:tc>
         <w:tc>
           <w:tcPr>
-            <w:tcW w:w="1728" w:type="dxa"/>
+            <w:tcW w:type="dxa" w:w="1728"/>
+            <w:vAlign w:val="top"/>
             <w:tcMar>
               <w:top w:w="0" w:type="dxa"/>
-              <w:left w:w="0" w:type="dxa"/>
+              <w:start w:w="0" w:type="dxa"/>
               <w:bottom w:w="0" w:type="dxa"/>
-              <w:right w:w="35" w:type="dxa"/>
+              <w:end w:w="35" w:type="dxa"/>
             </w:tcMar>
           </w:tcPr>
           <w:p>
             <w:pPr>
-              <w:spacing w:after="0" w:line="240" w:lineRule="auto"/>
-            </w:pPr>
-          </w:p>
-          <w:p>
-            <w:pPr>
-              <w:keepNext/>
-              <w:spacing w:after="0" w:line="240" w:lineRule="auto"/>
-            </w:pPr>
-            <w:r>
-              <w:rPr>
-                <w:rFonts w:ascii="Arial" w:eastAsia="Arial" w:hAnsi="Arial" w:cs="Arial"/>
-                <w:sz w:val="24"/>
+              <w:spacing w:before="0" w:after="0" w:line="240" w:lineRule="auto"/>
+            </w:pPr>
+            <w:r>
+              <w:rPr>
+                <w:rFonts w:ascii="Arial" w:hAnsi="Arial" w:eastAsia="Arial" w:cs="Arial"/>
+                <w:sz w:val="24"/>
+              </w:rPr>
+            </w:r>
+          </w:p>
+          <w:p>
+            <w:pPr>
+              <w:keepNext/>
+              <w:spacing w:before="0" w:after="0" w:line="240" w:lineRule="auto"/>
+            </w:pPr>
+            <w:r>
+              <w:rPr>
+                <w:rFonts w:ascii="Arial" w:hAnsi="Arial" w:eastAsia="Arial" w:cs="Arial"/>
+                <w:b w:val="0"/>
+                <w:sz w:val="24"/>
+                <w:u w:val="none"/>
               </w:rPr>
               <w:t>Nama</w:t>
             </w:r>
@@ -2370,12 +2726,14 @@
           <w:p>
             <w:pPr>
               <w:keepNext/>
-              <w:spacing w:after="0" w:line="240" w:lineRule="auto"/>
-            </w:pPr>
-            <w:r>
-              <w:rPr>
-                <w:rFonts w:ascii="Arial" w:eastAsia="Arial" w:hAnsi="Arial" w:cs="Arial"/>
-                <w:sz w:val="24"/>
+              <w:spacing w:before="0" w:after="0" w:line="240" w:lineRule="auto"/>
+            </w:pPr>
+            <w:r>
+              <w:rPr>
+                <w:rFonts w:ascii="Arial" w:hAnsi="Arial" w:eastAsia="Arial" w:cs="Arial"/>
+                <w:b w:val="0"/>
+                <w:sz w:val="24"/>
+                <w:u w:val="none"/>
               </w:rPr>
               <w:t>Pangkat/gol</w:t>
             </w:r>
@@ -2383,24 +2741,29 @@
           <w:p>
             <w:pPr>
               <w:keepNext/>
-              <w:spacing w:after="0" w:line="240" w:lineRule="auto"/>
-            </w:pPr>
-            <w:r>
-              <w:rPr>
-                <w:rFonts w:ascii="Arial" w:eastAsia="Arial" w:hAnsi="Arial" w:cs="Arial"/>
-                <w:sz w:val="24"/>
+              <w:spacing w:before="0" w:after="0" w:line="240" w:lineRule="auto"/>
+            </w:pPr>
+            <w:r>
+              <w:rPr>
+                <w:rFonts w:ascii="Arial" w:hAnsi="Arial" w:eastAsia="Arial" w:cs="Arial"/>
+                <w:b w:val="0"/>
+                <w:sz w:val="24"/>
+                <w:u w:val="none"/>
               </w:rPr>
               <w:t>NIP</w:t>
             </w:r>
           </w:p>
           <w:p>
             <w:pPr>
-              <w:spacing w:after="0" w:line="240" w:lineRule="auto"/>
-            </w:pPr>
-            <w:r>
-              <w:rPr>
-                <w:rFonts w:ascii="Arial" w:eastAsia="Arial" w:hAnsi="Arial" w:cs="Arial"/>
-                <w:sz w:val="24"/>
+              <w:keepNext w:val="0"/>
+              <w:spacing w:before="0" w:after="0" w:line="240" w:lineRule="auto"/>
+            </w:pPr>
+            <w:r>
+              <w:rPr>
+                <w:rFonts w:ascii="Arial" w:hAnsi="Arial" w:eastAsia="Arial" w:cs="Arial"/>
+                <w:b w:val="0"/>
+                <w:sz w:val="24"/>
+                <w:u w:val="none"/>
               </w:rPr>
               <w:t>Jabatan</w:t>
             </w:r>
@@ -2408,28 +2771,37 @@
         </w:tc>
         <w:tc>
           <w:tcPr>
-            <w:tcW w:w="317" w:type="dxa"/>
+            <w:tcW w:type="dxa" w:w="317"/>
+            <w:vAlign w:val="top"/>
             <w:tcMar>
               <w:top w:w="0" w:type="dxa"/>
-              <w:left w:w="0" w:type="dxa"/>
+              <w:start w:w="0" w:type="dxa"/>
               <w:bottom w:w="0" w:type="dxa"/>
-              <w:right w:w="35" w:type="dxa"/>
+              <w:end w:w="35" w:type="dxa"/>
             </w:tcMar>
           </w:tcPr>
           <w:p>
             <w:pPr>
-              <w:spacing w:after="0" w:line="240" w:lineRule="auto"/>
-            </w:pPr>
-          </w:p>
-          <w:p>
-            <w:pPr>
-              <w:keepNext/>
-              <w:spacing w:after="0" w:line="240" w:lineRule="auto"/>
-            </w:pPr>
-            <w:r>
-              <w:rPr>
-                <w:rFonts w:ascii="Arial" w:eastAsia="Arial" w:hAnsi="Arial" w:cs="Arial"/>
-                <w:sz w:val="24"/>
+              <w:spacing w:before="0" w:after="0" w:line="240" w:lineRule="auto"/>
+            </w:pPr>
+            <w:r>
+              <w:rPr>
+                <w:rFonts w:ascii="Arial" w:hAnsi="Arial" w:eastAsia="Arial" w:cs="Arial"/>
+                <w:sz w:val="24"/>
+              </w:rPr>
+            </w:r>
+          </w:p>
+          <w:p>
+            <w:pPr>
+              <w:keepNext/>
+              <w:spacing w:before="0" w:after="0" w:line="240" w:lineRule="auto"/>
+            </w:pPr>
+            <w:r>
+              <w:rPr>
+                <w:rFonts w:ascii="Arial" w:hAnsi="Arial" w:eastAsia="Arial" w:cs="Arial"/>
+                <w:b w:val="0"/>
+                <w:sz w:val="24"/>
+                <w:u w:val="none"/>
               </w:rPr>
               <w:t>:</w:t>
             </w:r>
@@ -2437,12 +2809,14 @@
           <w:p>
             <w:pPr>
               <w:keepNext/>
-              <w:spacing w:after="0" w:line="240" w:lineRule="auto"/>
-            </w:pPr>
-            <w:r>
-              <w:rPr>
-                <w:rFonts w:ascii="Arial" w:eastAsia="Arial" w:hAnsi="Arial" w:cs="Arial"/>
-                <w:sz w:val="24"/>
+              <w:spacing w:before="0" w:after="0" w:line="240" w:lineRule="auto"/>
+            </w:pPr>
+            <w:r>
+              <w:rPr>
+                <w:rFonts w:ascii="Arial" w:hAnsi="Arial" w:eastAsia="Arial" w:cs="Arial"/>
+                <w:b w:val="0"/>
+                <w:sz w:val="24"/>
+                <w:u w:val="none"/>
               </w:rPr>
               <w:t>:</w:t>
             </w:r>
@@ -2450,24 +2824,29 @@
           <w:p>
             <w:pPr>
               <w:keepNext/>
-              <w:spacing w:after="0" w:line="240" w:lineRule="auto"/>
-            </w:pPr>
-            <w:r>
-              <w:rPr>
-                <w:rFonts w:ascii="Arial" w:eastAsia="Arial" w:hAnsi="Arial" w:cs="Arial"/>
-                <w:sz w:val="24"/>
+              <w:spacing w:before="0" w:after="0" w:line="240" w:lineRule="auto"/>
+            </w:pPr>
+            <w:r>
+              <w:rPr>
+                <w:rFonts w:ascii="Arial" w:hAnsi="Arial" w:eastAsia="Arial" w:cs="Arial"/>
+                <w:b w:val="0"/>
+                <w:sz w:val="24"/>
+                <w:u w:val="none"/>
               </w:rPr>
               <w:t>:</w:t>
             </w:r>
           </w:p>
           <w:p>
             <w:pPr>
-              <w:spacing w:after="0" w:line="240" w:lineRule="auto"/>
-            </w:pPr>
-            <w:r>
-              <w:rPr>
-                <w:rFonts w:ascii="Arial" w:eastAsia="Arial" w:hAnsi="Arial" w:cs="Arial"/>
-                <w:sz w:val="24"/>
+              <w:keepNext w:val="0"/>
+              <w:spacing w:before="0" w:after="0" w:line="240" w:lineRule="auto"/>
+            </w:pPr>
+            <w:r>
+              <w:rPr>
+                <w:rFonts w:ascii="Arial" w:hAnsi="Arial" w:eastAsia="Arial" w:cs="Arial"/>
+                <w:b w:val="0"/>
+                <w:sz w:val="24"/>
+                <w:u w:val="none"/>
               </w:rPr>
               <w:t>:</w:t>
             </w:r>
@@ -2475,28 +2854,37 @@
         </w:tc>
         <w:tc>
           <w:tcPr>
-            <w:tcW w:w="5587" w:type="dxa"/>
+            <w:tcW w:type="dxa" w:w="5587"/>
+            <w:vAlign w:val="top"/>
             <w:tcMar>
               <w:top w:w="0" w:type="dxa"/>
-              <w:left w:w="0" w:type="dxa"/>
+              <w:start w:w="0" w:type="dxa"/>
               <w:bottom w:w="0" w:type="dxa"/>
-              <w:right w:w="35" w:type="dxa"/>
+              <w:end w:w="35" w:type="dxa"/>
             </w:tcMar>
           </w:tcPr>
           <w:p>
             <w:pPr>
-              <w:spacing w:after="0" w:line="240" w:lineRule="auto"/>
-            </w:pPr>
-          </w:p>
-          <w:p>
-            <w:pPr>
-              <w:keepNext/>
-              <w:spacing w:after="0" w:line="240" w:lineRule="auto"/>
-            </w:pPr>
-            <w:r>
-              <w:rPr>
-                <w:rFonts w:ascii="Arial" w:eastAsia="Arial" w:hAnsi="Arial" w:cs="Arial"/>
-                <w:sz w:val="24"/>
+              <w:spacing w:before="0" w:after="0" w:line="240" w:lineRule="auto"/>
+            </w:pPr>
+            <w:r>
+              <w:rPr>
+                <w:rFonts w:ascii="Arial" w:hAnsi="Arial" w:eastAsia="Arial" w:cs="Arial"/>
+                <w:sz w:val="24"/>
+              </w:rPr>
+            </w:r>
+          </w:p>
+          <w:p>
+            <w:pPr>
+              <w:keepNext/>
+              <w:spacing w:before="0" w:after="0" w:line="240" w:lineRule="auto"/>
+            </w:pPr>
+            <w:r>
+              <w:rPr>
+                <w:rFonts w:ascii="Arial" w:hAnsi="Arial" w:eastAsia="Arial" w:cs="Arial"/>
+                <w:b w:val="0"/>
+                <w:sz w:val="24"/>
+                <w:u w:val="none"/>
               </w:rPr>
               <w:t>IBNU PURWANTAMA S.Par.</w:t>
             </w:r>
@@ -2504,12 +2892,14 @@
           <w:p>
             <w:pPr>
               <w:keepNext/>
-              <w:spacing w:after="0" w:line="240" w:lineRule="auto"/>
-            </w:pPr>
-            <w:r>
-              <w:rPr>
-                <w:rFonts w:ascii="Arial" w:eastAsia="Arial" w:hAnsi="Arial" w:cs="Arial"/>
-                <w:sz w:val="24"/>
+              <w:spacing w:before="0" w:after="0" w:line="240" w:lineRule="auto"/>
+            </w:pPr>
+            <w:r>
+              <w:rPr>
+                <w:rFonts w:ascii="Arial" w:hAnsi="Arial" w:eastAsia="Arial" w:cs="Arial"/>
+                <w:b w:val="0"/>
+                <w:sz w:val="24"/>
+                <w:u w:val="none"/>
               </w:rPr>
               <w:t>Penata Muda Tk. I (III/b)</w:t>
             </w:r>
@@ -2517,24 +2907,29 @@
           <w:p>
             <w:pPr>
               <w:keepNext/>
-              <w:spacing w:after="0" w:line="240" w:lineRule="auto"/>
-            </w:pPr>
-            <w:r>
-              <w:rPr>
-                <w:rFonts w:ascii="Arial" w:eastAsia="Arial" w:hAnsi="Arial" w:cs="Arial"/>
-                <w:sz w:val="24"/>
+              <w:spacing w:before="0" w:after="0" w:line="240" w:lineRule="auto"/>
+            </w:pPr>
+            <w:r>
+              <w:rPr>
+                <w:rFonts w:ascii="Arial" w:hAnsi="Arial" w:eastAsia="Arial" w:cs="Arial"/>
+                <w:b w:val="0"/>
+                <w:sz w:val="24"/>
+                <w:u w:val="none"/>
               </w:rPr>
               <w:t>199503142020121015</w:t>
             </w:r>
           </w:p>
           <w:p>
             <w:pPr>
-              <w:spacing w:after="0" w:line="240" w:lineRule="auto"/>
-            </w:pPr>
-            <w:r>
-              <w:rPr>
-                <w:rFonts w:ascii="Arial" w:eastAsia="Arial" w:hAnsi="Arial" w:cs="Arial"/>
-                <w:sz w:val="24"/>
+              <w:keepNext w:val="0"/>
+              <w:spacing w:before="0" w:after="0" w:line="240" w:lineRule="auto"/>
+            </w:pPr>
+            <w:r>
+              <w:rPr>
+                <w:rFonts w:ascii="Arial" w:hAnsi="Arial" w:eastAsia="Arial" w:cs="Arial"/>
+                <w:b w:val="0"/>
+                <w:sz w:val="24"/>
+                <w:u w:val="none"/>
               </w:rPr>
               <w:t>Pengolah Data dan Informasi</w:t>
             </w:r>
@@ -2547,48 +2942,74 @@
         </w:trPr>
         <w:tc>
           <w:tcPr>
-            <w:tcW w:w="1440" w:type="dxa"/>
+            <w:tcW w:type="dxa" w:w="1440"/>
+            <w:vAlign w:val="top"/>
             <w:tcMar>
               <w:top w:w="0" w:type="dxa"/>
-              <w:left w:w="0" w:type="dxa"/>
+              <w:start w:w="0" w:type="dxa"/>
               <w:bottom w:w="0" w:type="dxa"/>
-              <w:right w:w="35" w:type="dxa"/>
+              <w:end w:w="35" w:type="dxa"/>
             </w:tcMar>
           </w:tcPr>
           <w:p>
             <w:pPr>
-              <w:spacing w:after="0" w:line="240" w:lineRule="auto"/>
-            </w:pPr>
-          </w:p>
-          <w:p>
-            <w:pPr>
-              <w:spacing w:after="0" w:line="240" w:lineRule="auto"/>
-            </w:pPr>
+              <w:spacing w:before="0" w:after="0" w:line="240" w:lineRule="auto"/>
+            </w:pPr>
+            <w:r>
+              <w:rPr>
+                <w:rFonts w:ascii="Arial" w:hAnsi="Arial" w:eastAsia="Arial" w:cs="Arial"/>
+                <w:sz w:val="24"/>
+              </w:rPr>
+            </w:r>
+          </w:p>
+          <w:p>
+            <w:pPr>
+              <w:keepNext w:val="0"/>
+              <w:spacing w:before="0" w:after="0" w:line="240" w:lineRule="auto"/>
+            </w:pPr>
+            <w:r>
+              <w:rPr>
+                <w:rFonts w:ascii="Arial" w:hAnsi="Arial" w:eastAsia="Arial" w:cs="Arial"/>
+                <w:b w:val="0"/>
+                <w:sz w:val="24"/>
+                <w:u w:val="none"/>
+              </w:rPr>
+            </w:r>
           </w:p>
         </w:tc>
         <w:tc>
           <w:tcPr>
-            <w:tcW w:w="547" w:type="dxa"/>
+            <w:tcW w:type="dxa" w:w="547"/>
+            <w:vAlign w:val="top"/>
             <w:tcMar>
               <w:top w:w="0" w:type="dxa"/>
-              <w:left w:w="0" w:type="dxa"/>
+              <w:start w:w="0" w:type="dxa"/>
               <w:bottom w:w="0" w:type="dxa"/>
-              <w:right w:w="35" w:type="dxa"/>
+              <w:end w:w="35" w:type="dxa"/>
             </w:tcMar>
           </w:tcPr>
           <w:p>
             <w:pPr>
-              <w:spacing w:after="0" w:line="240" w:lineRule="auto"/>
-            </w:pPr>
-          </w:p>
-          <w:p>
-            <w:pPr>
-              <w:spacing w:after="0" w:line="240" w:lineRule="auto"/>
-            </w:pPr>
-            <w:r>
-              <w:rPr>
-                <w:rFonts w:ascii="Arial" w:eastAsia="Arial" w:hAnsi="Arial" w:cs="Arial"/>
-                <w:sz w:val="24"/>
+              <w:spacing w:before="0" w:after="0" w:line="240" w:lineRule="auto"/>
+            </w:pPr>
+            <w:r>
+              <w:rPr>
+                <w:rFonts w:ascii="Arial" w:hAnsi="Arial" w:eastAsia="Arial" w:cs="Arial"/>
+                <w:sz w:val="24"/>
+              </w:rPr>
+            </w:r>
+          </w:p>
+          <w:p>
+            <w:pPr>
+              <w:keepNext w:val="0"/>
+              <w:spacing w:before="0" w:after="0" w:line="240" w:lineRule="auto"/>
+            </w:pPr>
+            <w:r>
+              <w:rPr>
+                <w:rFonts w:ascii="Arial" w:hAnsi="Arial" w:eastAsia="Arial" w:cs="Arial"/>
+                <w:b w:val="0"/>
+                <w:sz w:val="24"/>
+                <w:u w:val="none"/>
               </w:rPr>
               <w:t>8.</w:t>
             </w:r>
@@ -2596,28 +3017,37 @@
         </w:tc>
         <w:tc>
           <w:tcPr>
-            <w:tcW w:w="1728" w:type="dxa"/>
+            <w:tcW w:type="dxa" w:w="1728"/>
+            <w:vAlign w:val="top"/>
             <w:tcMar>
               <w:top w:w="0" w:type="dxa"/>
-              <w:left w:w="0" w:type="dxa"/>
+              <w:start w:w="0" w:type="dxa"/>
               <w:bottom w:w="0" w:type="dxa"/>
-              <w:right w:w="35" w:type="dxa"/>
+              <w:end w:w="35" w:type="dxa"/>
             </w:tcMar>
           </w:tcPr>
           <w:p>
             <w:pPr>
-              <w:spacing w:after="0" w:line="240" w:lineRule="auto"/>
-            </w:pPr>
-          </w:p>
-          <w:p>
-            <w:pPr>
-              <w:keepNext/>
-              <w:spacing w:after="0" w:line="240" w:lineRule="auto"/>
-            </w:pPr>
-            <w:r>
-              <w:rPr>
-                <w:rFonts w:ascii="Arial" w:eastAsia="Arial" w:hAnsi="Arial" w:cs="Arial"/>
-                <w:sz w:val="24"/>
+              <w:spacing w:before="0" w:after="0" w:line="240" w:lineRule="auto"/>
+            </w:pPr>
+            <w:r>
+              <w:rPr>
+                <w:rFonts w:ascii="Arial" w:hAnsi="Arial" w:eastAsia="Arial" w:cs="Arial"/>
+                <w:sz w:val="24"/>
+              </w:rPr>
+            </w:r>
+          </w:p>
+          <w:p>
+            <w:pPr>
+              <w:keepNext/>
+              <w:spacing w:before="0" w:after="0" w:line="240" w:lineRule="auto"/>
+            </w:pPr>
+            <w:r>
+              <w:rPr>
+                <w:rFonts w:ascii="Arial" w:hAnsi="Arial" w:eastAsia="Arial" w:cs="Arial"/>
+                <w:b w:val="0"/>
+                <w:sz w:val="24"/>
+                <w:u w:val="none"/>
               </w:rPr>
               <w:t>Nama</w:t>
             </w:r>
@@ -2625,12 +3055,14 @@
           <w:p>
             <w:pPr>
               <w:keepNext/>
-              <w:spacing w:after="0" w:line="240" w:lineRule="auto"/>
-            </w:pPr>
-            <w:r>
-              <w:rPr>
-                <w:rFonts w:ascii="Arial" w:eastAsia="Arial" w:hAnsi="Arial" w:cs="Arial"/>
-                <w:sz w:val="24"/>
+              <w:spacing w:before="0" w:after="0" w:line="240" w:lineRule="auto"/>
+            </w:pPr>
+            <w:r>
+              <w:rPr>
+                <w:rFonts w:ascii="Arial" w:hAnsi="Arial" w:eastAsia="Arial" w:cs="Arial"/>
+                <w:b w:val="0"/>
+                <w:sz w:val="24"/>
+                <w:u w:val="none"/>
               </w:rPr>
               <w:t>Pangkat/gol</w:t>
             </w:r>
@@ -2638,24 +3070,29 @@
           <w:p>
             <w:pPr>
               <w:keepNext/>
-              <w:spacing w:after="0" w:line="240" w:lineRule="auto"/>
-            </w:pPr>
-            <w:r>
-              <w:rPr>
-                <w:rFonts w:ascii="Arial" w:eastAsia="Arial" w:hAnsi="Arial" w:cs="Arial"/>
-                <w:sz w:val="24"/>
+              <w:spacing w:before="0" w:after="0" w:line="240" w:lineRule="auto"/>
+            </w:pPr>
+            <w:r>
+              <w:rPr>
+                <w:rFonts w:ascii="Arial" w:hAnsi="Arial" w:eastAsia="Arial" w:cs="Arial"/>
+                <w:b w:val="0"/>
+                <w:sz w:val="24"/>
+                <w:u w:val="none"/>
               </w:rPr>
               <w:t>NIP</w:t>
             </w:r>
           </w:p>
           <w:p>
             <w:pPr>
-              <w:spacing w:after="0" w:line="240" w:lineRule="auto"/>
-            </w:pPr>
-            <w:r>
-              <w:rPr>
-                <w:rFonts w:ascii="Arial" w:eastAsia="Arial" w:hAnsi="Arial" w:cs="Arial"/>
-                <w:sz w:val="24"/>
+              <w:keepNext w:val="0"/>
+              <w:spacing w:before="0" w:after="0" w:line="240" w:lineRule="auto"/>
+            </w:pPr>
+            <w:r>
+              <w:rPr>
+                <w:rFonts w:ascii="Arial" w:hAnsi="Arial" w:eastAsia="Arial" w:cs="Arial"/>
+                <w:b w:val="0"/>
+                <w:sz w:val="24"/>
+                <w:u w:val="none"/>
               </w:rPr>
               <w:t>Jabatan</w:t>
             </w:r>
@@ -2663,28 +3100,37 @@
         </w:tc>
         <w:tc>
           <w:tcPr>
-            <w:tcW w:w="317" w:type="dxa"/>
+            <w:tcW w:type="dxa" w:w="317"/>
+            <w:vAlign w:val="top"/>
             <w:tcMar>
               <w:top w:w="0" w:type="dxa"/>
-              <w:left w:w="0" w:type="dxa"/>
+              <w:start w:w="0" w:type="dxa"/>
               <w:bottom w:w="0" w:type="dxa"/>
-              <w:right w:w="35" w:type="dxa"/>
+              <w:end w:w="35" w:type="dxa"/>
             </w:tcMar>
           </w:tcPr>
           <w:p>
             <w:pPr>
-              <w:spacing w:after="0" w:line="240" w:lineRule="auto"/>
-            </w:pPr>
-          </w:p>
-          <w:p>
-            <w:pPr>
-              <w:keepNext/>
-              <w:spacing w:after="0" w:line="240" w:lineRule="auto"/>
-            </w:pPr>
-            <w:r>
-              <w:rPr>
-                <w:rFonts w:ascii="Arial" w:eastAsia="Arial" w:hAnsi="Arial" w:cs="Arial"/>
-                <w:sz w:val="24"/>
+              <w:spacing w:before="0" w:after="0" w:line="240" w:lineRule="auto"/>
+            </w:pPr>
+            <w:r>
+              <w:rPr>
+                <w:rFonts w:ascii="Arial" w:hAnsi="Arial" w:eastAsia="Arial" w:cs="Arial"/>
+                <w:sz w:val="24"/>
+              </w:rPr>
+            </w:r>
+          </w:p>
+          <w:p>
+            <w:pPr>
+              <w:keepNext/>
+              <w:spacing w:before="0" w:after="0" w:line="240" w:lineRule="auto"/>
+            </w:pPr>
+            <w:r>
+              <w:rPr>
+                <w:rFonts w:ascii="Arial" w:hAnsi="Arial" w:eastAsia="Arial" w:cs="Arial"/>
+                <w:b w:val="0"/>
+                <w:sz w:val="24"/>
+                <w:u w:val="none"/>
               </w:rPr>
               <w:t>:</w:t>
             </w:r>
@@ -2692,12 +3138,14 @@
           <w:p>
             <w:pPr>
               <w:keepNext/>
-              <w:spacing w:after="0" w:line="240" w:lineRule="auto"/>
-            </w:pPr>
-            <w:r>
-              <w:rPr>
-                <w:rFonts w:ascii="Arial" w:eastAsia="Arial" w:hAnsi="Arial" w:cs="Arial"/>
-                <w:sz w:val="24"/>
+              <w:spacing w:before="0" w:after="0" w:line="240" w:lineRule="auto"/>
+            </w:pPr>
+            <w:r>
+              <w:rPr>
+                <w:rFonts w:ascii="Arial" w:hAnsi="Arial" w:eastAsia="Arial" w:cs="Arial"/>
+                <w:b w:val="0"/>
+                <w:sz w:val="24"/>
+                <w:u w:val="none"/>
               </w:rPr>
               <w:t>:</w:t>
             </w:r>
@@ -2705,24 +3153,29 @@
           <w:p>
             <w:pPr>
               <w:keepNext/>
-              <w:spacing w:after="0" w:line="240" w:lineRule="auto"/>
-            </w:pPr>
-            <w:r>
-              <w:rPr>
-                <w:rFonts w:ascii="Arial" w:eastAsia="Arial" w:hAnsi="Arial" w:cs="Arial"/>
-                <w:sz w:val="24"/>
+              <w:spacing w:before="0" w:after="0" w:line="240" w:lineRule="auto"/>
+            </w:pPr>
+            <w:r>
+              <w:rPr>
+                <w:rFonts w:ascii="Arial" w:hAnsi="Arial" w:eastAsia="Arial" w:cs="Arial"/>
+                <w:b w:val="0"/>
+                <w:sz w:val="24"/>
+                <w:u w:val="none"/>
               </w:rPr>
               <w:t>:</w:t>
             </w:r>
           </w:p>
           <w:p>
             <w:pPr>
-              <w:spacing w:after="0" w:line="240" w:lineRule="auto"/>
-            </w:pPr>
-            <w:r>
-              <w:rPr>
-                <w:rFonts w:ascii="Arial" w:eastAsia="Arial" w:hAnsi="Arial" w:cs="Arial"/>
-                <w:sz w:val="24"/>
+              <w:keepNext w:val="0"/>
+              <w:spacing w:before="0" w:after="0" w:line="240" w:lineRule="auto"/>
+            </w:pPr>
+            <w:r>
+              <w:rPr>
+                <w:rFonts w:ascii="Arial" w:hAnsi="Arial" w:eastAsia="Arial" w:cs="Arial"/>
+                <w:b w:val="0"/>
+                <w:sz w:val="24"/>
+                <w:u w:val="none"/>
               </w:rPr>
               <w:t>:</w:t>
             </w:r>
@@ -2730,28 +3183,37 @@
         </w:tc>
         <w:tc>
           <w:tcPr>
-            <w:tcW w:w="5587" w:type="dxa"/>
+            <w:tcW w:type="dxa" w:w="5587"/>
+            <w:vAlign w:val="top"/>
             <w:tcMar>
               <w:top w:w="0" w:type="dxa"/>
-              <w:left w:w="0" w:type="dxa"/>
+              <w:start w:w="0" w:type="dxa"/>
               <w:bottom w:w="0" w:type="dxa"/>
-              <w:right w:w="35" w:type="dxa"/>
+              <w:end w:w="35" w:type="dxa"/>
             </w:tcMar>
           </w:tcPr>
           <w:p>
             <w:pPr>
-              <w:spacing w:after="0" w:line="240" w:lineRule="auto"/>
-            </w:pPr>
-          </w:p>
-          <w:p>
-            <w:pPr>
-              <w:keepNext/>
-              <w:spacing w:after="0" w:line="240" w:lineRule="auto"/>
-            </w:pPr>
-            <w:r>
-              <w:rPr>
-                <w:rFonts w:ascii="Arial" w:eastAsia="Arial" w:hAnsi="Arial" w:cs="Arial"/>
-                <w:sz w:val="24"/>
+              <w:spacing w:before="0" w:after="0" w:line="240" w:lineRule="auto"/>
+            </w:pPr>
+            <w:r>
+              <w:rPr>
+                <w:rFonts w:ascii="Arial" w:hAnsi="Arial" w:eastAsia="Arial" w:cs="Arial"/>
+                <w:sz w:val="24"/>
+              </w:rPr>
+            </w:r>
+          </w:p>
+          <w:p>
+            <w:pPr>
+              <w:keepNext/>
+              <w:spacing w:before="0" w:after="0" w:line="240" w:lineRule="auto"/>
+            </w:pPr>
+            <w:r>
+              <w:rPr>
+                <w:rFonts w:ascii="Arial" w:hAnsi="Arial" w:eastAsia="Arial" w:cs="Arial"/>
+                <w:b w:val="0"/>
+                <w:sz w:val="24"/>
+                <w:u w:val="none"/>
               </w:rPr>
               <w:t>YEREMIA PURBOWIDODO SANTOSO, S.E</w:t>
             </w:r>
@@ -2759,12 +3221,14 @@
           <w:p>
             <w:pPr>
               <w:keepNext/>
-              <w:spacing w:after="0" w:line="240" w:lineRule="auto"/>
-            </w:pPr>
-            <w:r>
-              <w:rPr>
-                <w:rFonts w:ascii="Arial" w:eastAsia="Arial" w:hAnsi="Arial" w:cs="Arial"/>
-                <w:sz w:val="24"/>
+              <w:spacing w:before="0" w:after="0" w:line="240" w:lineRule="auto"/>
+            </w:pPr>
+            <w:r>
+              <w:rPr>
+                <w:rFonts w:ascii="Arial" w:hAnsi="Arial" w:eastAsia="Arial" w:cs="Arial"/>
+                <w:b w:val="0"/>
+                <w:sz w:val="24"/>
+                <w:u w:val="none"/>
               </w:rPr>
               <w:t>Penata Muda (III/a)</w:t>
             </w:r>
@@ -2772,24 +3236,29 @@
           <w:p>
             <w:pPr>
               <w:keepNext/>
-              <w:spacing w:after="0" w:line="240" w:lineRule="auto"/>
-            </w:pPr>
-            <w:r>
-              <w:rPr>
-                <w:rFonts w:ascii="Arial" w:eastAsia="Arial" w:hAnsi="Arial" w:cs="Arial"/>
-                <w:sz w:val="24"/>
+              <w:spacing w:before="0" w:after="0" w:line="240" w:lineRule="auto"/>
+            </w:pPr>
+            <w:r>
+              <w:rPr>
+                <w:rFonts w:ascii="Arial" w:hAnsi="Arial" w:eastAsia="Arial" w:cs="Arial"/>
+                <w:b w:val="0"/>
+                <w:sz w:val="24"/>
+                <w:u w:val="none"/>
               </w:rPr>
               <w:t>199002042025041003</w:t>
             </w:r>
           </w:p>
           <w:p>
             <w:pPr>
-              <w:spacing w:after="0" w:line="240" w:lineRule="auto"/>
-            </w:pPr>
-            <w:r>
-              <w:rPr>
-                <w:rFonts w:ascii="Arial" w:eastAsia="Arial" w:hAnsi="Arial" w:cs="Arial"/>
-                <w:sz w:val="24"/>
+              <w:keepNext w:val="0"/>
+              <w:spacing w:before="0" w:after="0" w:line="240" w:lineRule="auto"/>
+            </w:pPr>
+            <w:r>
+              <w:rPr>
+                <w:rFonts w:ascii="Arial" w:hAnsi="Arial" w:eastAsia="Arial" w:cs="Arial"/>
+                <w:b w:val="0"/>
+                <w:sz w:val="24"/>
+                <w:u w:val="none"/>
               </w:rPr>
               <w:t>Fasilitator Pemerintahan - Keuangan</w:t>
             </w:r>
@@ -2802,48 +3271,74 @@
         </w:trPr>
         <w:tc>
           <w:tcPr>
-            <w:tcW w:w="1440" w:type="dxa"/>
+            <w:tcW w:type="dxa" w:w="1440"/>
+            <w:vAlign w:val="top"/>
             <w:tcMar>
               <w:top w:w="0" w:type="dxa"/>
-              <w:left w:w="0" w:type="dxa"/>
+              <w:start w:w="0" w:type="dxa"/>
               <w:bottom w:w="0" w:type="dxa"/>
-              <w:right w:w="35" w:type="dxa"/>
+              <w:end w:w="35" w:type="dxa"/>
             </w:tcMar>
           </w:tcPr>
           <w:p>
             <w:pPr>
-              <w:spacing w:after="0" w:line="240" w:lineRule="auto"/>
-            </w:pPr>
-          </w:p>
-          <w:p>
-            <w:pPr>
-              <w:spacing w:after="0" w:line="240" w:lineRule="auto"/>
-            </w:pPr>
+              <w:spacing w:before="0" w:after="0" w:line="240" w:lineRule="auto"/>
+            </w:pPr>
+            <w:r>
+              <w:rPr>
+                <w:rFonts w:ascii="Arial" w:hAnsi="Arial" w:eastAsia="Arial" w:cs="Arial"/>
+                <w:sz w:val="24"/>
+              </w:rPr>
+            </w:r>
+          </w:p>
+          <w:p>
+            <w:pPr>
+              <w:keepNext w:val="0"/>
+              <w:spacing w:before="0" w:after="0" w:line="240" w:lineRule="auto"/>
+            </w:pPr>
+            <w:r>
+              <w:rPr>
+                <w:rFonts w:ascii="Arial" w:hAnsi="Arial" w:eastAsia="Arial" w:cs="Arial"/>
+                <w:b w:val="0"/>
+                <w:sz w:val="24"/>
+                <w:u w:val="none"/>
+              </w:rPr>
+            </w:r>
           </w:p>
         </w:tc>
         <w:tc>
           <w:tcPr>
-            <w:tcW w:w="547" w:type="dxa"/>
+            <w:tcW w:type="dxa" w:w="547"/>
+            <w:vAlign w:val="top"/>
             <w:tcMar>
               <w:top w:w="0" w:type="dxa"/>
-              <w:left w:w="0" w:type="dxa"/>
+              <w:start w:w="0" w:type="dxa"/>
               <w:bottom w:w="0" w:type="dxa"/>
-              <w:right w:w="35" w:type="dxa"/>
+              <w:end w:w="35" w:type="dxa"/>
             </w:tcMar>
           </w:tcPr>
           <w:p>
             <w:pPr>
-              <w:spacing w:after="0" w:line="240" w:lineRule="auto"/>
-            </w:pPr>
-          </w:p>
-          <w:p>
-            <w:pPr>
-              <w:spacing w:after="0" w:line="240" w:lineRule="auto"/>
-            </w:pPr>
-            <w:r>
-              <w:rPr>
-                <w:rFonts w:ascii="Arial" w:eastAsia="Arial" w:hAnsi="Arial" w:cs="Arial"/>
-                <w:sz w:val="24"/>
+              <w:spacing w:before="0" w:after="0" w:line="240" w:lineRule="auto"/>
+            </w:pPr>
+            <w:r>
+              <w:rPr>
+                <w:rFonts w:ascii="Arial" w:hAnsi="Arial" w:eastAsia="Arial" w:cs="Arial"/>
+                <w:sz w:val="24"/>
+              </w:rPr>
+            </w:r>
+          </w:p>
+          <w:p>
+            <w:pPr>
+              <w:keepNext w:val="0"/>
+              <w:spacing w:before="0" w:after="0" w:line="240" w:lineRule="auto"/>
+            </w:pPr>
+            <w:r>
+              <w:rPr>
+                <w:rFonts w:ascii="Arial" w:hAnsi="Arial" w:eastAsia="Arial" w:cs="Arial"/>
+                <w:b w:val="0"/>
+                <w:sz w:val="24"/>
+                <w:u w:val="none"/>
               </w:rPr>
               <w:t>9.</w:t>
             </w:r>
@@ -2851,28 +3346,37 @@
         </w:tc>
         <w:tc>
           <w:tcPr>
-            <w:tcW w:w="1728" w:type="dxa"/>
+            <w:tcW w:type="dxa" w:w="1728"/>
+            <w:vAlign w:val="top"/>
             <w:tcMar>
               <w:top w:w="0" w:type="dxa"/>
-              <w:left w:w="0" w:type="dxa"/>
+              <w:start w:w="0" w:type="dxa"/>
               <w:bottom w:w="0" w:type="dxa"/>
-              <w:right w:w="35" w:type="dxa"/>
+              <w:end w:w="35" w:type="dxa"/>
             </w:tcMar>
           </w:tcPr>
           <w:p>
             <w:pPr>
-              <w:spacing w:after="0" w:line="240" w:lineRule="auto"/>
-            </w:pPr>
-          </w:p>
-          <w:p>
-            <w:pPr>
-              <w:keepNext/>
-              <w:spacing w:after="0" w:line="240" w:lineRule="auto"/>
-            </w:pPr>
-            <w:r>
-              <w:rPr>
-                <w:rFonts w:ascii="Arial" w:eastAsia="Arial" w:hAnsi="Arial" w:cs="Arial"/>
-                <w:sz w:val="24"/>
+              <w:spacing w:before="0" w:after="0" w:line="240" w:lineRule="auto"/>
+            </w:pPr>
+            <w:r>
+              <w:rPr>
+                <w:rFonts w:ascii="Arial" w:hAnsi="Arial" w:eastAsia="Arial" w:cs="Arial"/>
+                <w:sz w:val="24"/>
+              </w:rPr>
+            </w:r>
+          </w:p>
+          <w:p>
+            <w:pPr>
+              <w:keepNext/>
+              <w:spacing w:before="0" w:after="0" w:line="240" w:lineRule="auto"/>
+            </w:pPr>
+            <w:r>
+              <w:rPr>
+                <w:rFonts w:ascii="Arial" w:hAnsi="Arial" w:eastAsia="Arial" w:cs="Arial"/>
+                <w:b w:val="0"/>
+                <w:sz w:val="24"/>
+                <w:u w:val="none"/>
               </w:rPr>
               <w:t>Nama</w:t>
             </w:r>
@@ -2880,12 +3384,14 @@
           <w:p>
             <w:pPr>
               <w:keepNext/>
-              <w:spacing w:after="0" w:line="240" w:lineRule="auto"/>
-            </w:pPr>
-            <w:r>
-              <w:rPr>
-                <w:rFonts w:ascii="Arial" w:eastAsia="Arial" w:hAnsi="Arial" w:cs="Arial"/>
-                <w:sz w:val="24"/>
+              <w:spacing w:before="0" w:after="0" w:line="240" w:lineRule="auto"/>
+            </w:pPr>
+            <w:r>
+              <w:rPr>
+                <w:rFonts w:ascii="Arial" w:hAnsi="Arial" w:eastAsia="Arial" w:cs="Arial"/>
+                <w:b w:val="0"/>
+                <w:sz w:val="24"/>
+                <w:u w:val="none"/>
               </w:rPr>
               <w:t>Pangkat/gol</w:t>
             </w:r>
@@ -2893,24 +3399,29 @@
           <w:p>
             <w:pPr>
               <w:keepNext/>
-              <w:spacing w:after="0" w:line="240" w:lineRule="auto"/>
-            </w:pPr>
-            <w:r>
-              <w:rPr>
-                <w:rFonts w:ascii="Arial" w:eastAsia="Arial" w:hAnsi="Arial" w:cs="Arial"/>
-                <w:sz w:val="24"/>
+              <w:spacing w:before="0" w:after="0" w:line="240" w:lineRule="auto"/>
+            </w:pPr>
+            <w:r>
+              <w:rPr>
+                <w:rFonts w:ascii="Arial" w:hAnsi="Arial" w:eastAsia="Arial" w:cs="Arial"/>
+                <w:b w:val="0"/>
+                <w:sz w:val="24"/>
+                <w:u w:val="none"/>
               </w:rPr>
               <w:t>NIP</w:t>
             </w:r>
           </w:p>
           <w:p>
             <w:pPr>
-              <w:spacing w:after="0" w:line="240" w:lineRule="auto"/>
-            </w:pPr>
-            <w:r>
-              <w:rPr>
-                <w:rFonts w:ascii="Arial" w:eastAsia="Arial" w:hAnsi="Arial" w:cs="Arial"/>
-                <w:sz w:val="24"/>
+              <w:keepNext w:val="0"/>
+              <w:spacing w:before="0" w:after="0" w:line="240" w:lineRule="auto"/>
+            </w:pPr>
+            <w:r>
+              <w:rPr>
+                <w:rFonts w:ascii="Arial" w:hAnsi="Arial" w:eastAsia="Arial" w:cs="Arial"/>
+                <w:b w:val="0"/>
+                <w:sz w:val="24"/>
+                <w:u w:val="none"/>
               </w:rPr>
               <w:t>Jabatan</w:t>
             </w:r>
@@ -2918,28 +3429,37 @@
         </w:tc>
         <w:tc>
           <w:tcPr>
-            <w:tcW w:w="317" w:type="dxa"/>
+            <w:tcW w:type="dxa" w:w="317"/>
+            <w:vAlign w:val="top"/>
             <w:tcMar>
               <w:top w:w="0" w:type="dxa"/>
-              <w:left w:w="0" w:type="dxa"/>
+              <w:start w:w="0" w:type="dxa"/>
               <w:bottom w:w="0" w:type="dxa"/>
-              <w:right w:w="35" w:type="dxa"/>
+              <w:end w:w="35" w:type="dxa"/>
             </w:tcMar>
           </w:tcPr>
           <w:p>
             <w:pPr>
-              <w:spacing w:after="0" w:line="240" w:lineRule="auto"/>
-            </w:pPr>
-          </w:p>
-          <w:p>
-            <w:pPr>
-              <w:keepNext/>
-              <w:spacing w:after="0" w:line="240" w:lineRule="auto"/>
-            </w:pPr>
-            <w:r>
-              <w:rPr>
-                <w:rFonts w:ascii="Arial" w:eastAsia="Arial" w:hAnsi="Arial" w:cs="Arial"/>
-                <w:sz w:val="24"/>
+              <w:spacing w:before="0" w:after="0" w:line="240" w:lineRule="auto"/>
+            </w:pPr>
+            <w:r>
+              <w:rPr>
+                <w:rFonts w:ascii="Arial" w:hAnsi="Arial" w:eastAsia="Arial" w:cs="Arial"/>
+                <w:sz w:val="24"/>
+              </w:rPr>
+            </w:r>
+          </w:p>
+          <w:p>
+            <w:pPr>
+              <w:keepNext/>
+              <w:spacing w:before="0" w:after="0" w:line="240" w:lineRule="auto"/>
+            </w:pPr>
+            <w:r>
+              <w:rPr>
+                <w:rFonts w:ascii="Arial" w:hAnsi="Arial" w:eastAsia="Arial" w:cs="Arial"/>
+                <w:b w:val="0"/>
+                <w:sz w:val="24"/>
+                <w:u w:val="none"/>
               </w:rPr>
               <w:t>:</w:t>
             </w:r>
@@ -2947,12 +3467,14 @@
           <w:p>
             <w:pPr>
               <w:keepNext/>
-              <w:spacing w:after="0" w:line="240" w:lineRule="auto"/>
-            </w:pPr>
-            <w:r>
-              <w:rPr>
-                <w:rFonts w:ascii="Arial" w:eastAsia="Arial" w:hAnsi="Arial" w:cs="Arial"/>
-                <w:sz w:val="24"/>
+              <w:spacing w:before="0" w:after="0" w:line="240" w:lineRule="auto"/>
+            </w:pPr>
+            <w:r>
+              <w:rPr>
+                <w:rFonts w:ascii="Arial" w:hAnsi="Arial" w:eastAsia="Arial" w:cs="Arial"/>
+                <w:b w:val="0"/>
+                <w:sz w:val="24"/>
+                <w:u w:val="none"/>
               </w:rPr>
               <w:t>:</w:t>
             </w:r>
@@ -2960,24 +3482,29 @@
           <w:p>
             <w:pPr>
               <w:keepNext/>
-              <w:spacing w:after="0" w:line="240" w:lineRule="auto"/>
-            </w:pPr>
-            <w:r>
-              <w:rPr>
-                <w:rFonts w:ascii="Arial" w:eastAsia="Arial" w:hAnsi="Arial" w:cs="Arial"/>
-                <w:sz w:val="24"/>
+              <w:spacing w:before="0" w:after="0" w:line="240" w:lineRule="auto"/>
+            </w:pPr>
+            <w:r>
+              <w:rPr>
+                <w:rFonts w:ascii="Arial" w:hAnsi="Arial" w:eastAsia="Arial" w:cs="Arial"/>
+                <w:b w:val="0"/>
+                <w:sz w:val="24"/>
+                <w:u w:val="none"/>
               </w:rPr>
               <w:t>:</w:t>
             </w:r>
           </w:p>
           <w:p>
             <w:pPr>
-              <w:spacing w:after="0" w:line="240" w:lineRule="auto"/>
-            </w:pPr>
-            <w:r>
-              <w:rPr>
-                <w:rFonts w:ascii="Arial" w:eastAsia="Arial" w:hAnsi="Arial" w:cs="Arial"/>
-                <w:sz w:val="24"/>
+              <w:keepNext w:val="0"/>
+              <w:spacing w:before="0" w:after="0" w:line="240" w:lineRule="auto"/>
+            </w:pPr>
+            <w:r>
+              <w:rPr>
+                <w:rFonts w:ascii="Arial" w:hAnsi="Arial" w:eastAsia="Arial" w:cs="Arial"/>
+                <w:b w:val="0"/>
+                <w:sz w:val="24"/>
+                <w:u w:val="none"/>
               </w:rPr>
               <w:t>:</w:t>
             </w:r>
@@ -2985,28 +3512,37 @@
         </w:tc>
         <w:tc>
           <w:tcPr>
-            <w:tcW w:w="5587" w:type="dxa"/>
+            <w:tcW w:type="dxa" w:w="5587"/>
+            <w:vAlign w:val="top"/>
             <w:tcMar>
               <w:top w:w="0" w:type="dxa"/>
-              <w:left w:w="0" w:type="dxa"/>
+              <w:start w:w="0" w:type="dxa"/>
               <w:bottom w:w="0" w:type="dxa"/>
-              <w:right w:w="35" w:type="dxa"/>
+              <w:end w:w="35" w:type="dxa"/>
             </w:tcMar>
           </w:tcPr>
           <w:p>
             <w:pPr>
-              <w:spacing w:after="0" w:line="240" w:lineRule="auto"/>
-            </w:pPr>
-          </w:p>
-          <w:p>
-            <w:pPr>
-              <w:keepNext/>
-              <w:spacing w:after="0" w:line="240" w:lineRule="auto"/>
-            </w:pPr>
-            <w:r>
-              <w:rPr>
-                <w:rFonts w:ascii="Arial" w:eastAsia="Arial" w:hAnsi="Arial" w:cs="Arial"/>
-                <w:sz w:val="24"/>
+              <w:spacing w:before="0" w:after="0" w:line="240" w:lineRule="auto"/>
+            </w:pPr>
+            <w:r>
+              <w:rPr>
+                <w:rFonts w:ascii="Arial" w:hAnsi="Arial" w:eastAsia="Arial" w:cs="Arial"/>
+                <w:sz w:val="24"/>
+              </w:rPr>
+            </w:r>
+          </w:p>
+          <w:p>
+            <w:pPr>
+              <w:keepNext/>
+              <w:spacing w:before="0" w:after="0" w:line="240" w:lineRule="auto"/>
+            </w:pPr>
+            <w:r>
+              <w:rPr>
+                <w:rFonts w:ascii="Arial" w:hAnsi="Arial" w:eastAsia="Arial" w:cs="Arial"/>
+                <w:b w:val="0"/>
+                <w:sz w:val="24"/>
+                <w:u w:val="none"/>
               </w:rPr>
               <w:t>ARI DEVINTA PURWATI, S.Tr.M.</w:t>
             </w:r>
@@ -3014,12 +3550,14 @@
           <w:p>
             <w:pPr>
               <w:keepNext/>
-              <w:spacing w:after="0" w:line="240" w:lineRule="auto"/>
-            </w:pPr>
-            <w:r>
-              <w:rPr>
-                <w:rFonts w:ascii="Arial" w:eastAsia="Arial" w:hAnsi="Arial" w:cs="Arial"/>
-                <w:sz w:val="24"/>
+              <w:spacing w:before="0" w:after="0" w:line="240" w:lineRule="auto"/>
+            </w:pPr>
+            <w:r>
+              <w:rPr>
+                <w:rFonts w:ascii="Arial" w:hAnsi="Arial" w:eastAsia="Arial" w:cs="Arial"/>
+                <w:b w:val="0"/>
+                <w:sz w:val="24"/>
+                <w:u w:val="none"/>
               </w:rPr>
               <w:t>Penata Muda (III/a)</w:t>
             </w:r>
@@ -3027,24 +3565,29 @@
           <w:p>
             <w:pPr>
               <w:keepNext/>
-              <w:spacing w:after="0" w:line="240" w:lineRule="auto"/>
-            </w:pPr>
-            <w:r>
-              <w:rPr>
-                <w:rFonts w:ascii="Arial" w:eastAsia="Arial" w:hAnsi="Arial" w:cs="Arial"/>
-                <w:sz w:val="24"/>
+              <w:spacing w:before="0" w:after="0" w:line="240" w:lineRule="auto"/>
+            </w:pPr>
+            <w:r>
+              <w:rPr>
+                <w:rFonts w:ascii="Arial" w:hAnsi="Arial" w:eastAsia="Arial" w:cs="Arial"/>
+                <w:b w:val="0"/>
+                <w:sz w:val="24"/>
+                <w:u w:val="none"/>
               </w:rPr>
               <w:t>199701032025042004</w:t>
             </w:r>
           </w:p>
           <w:p>
             <w:pPr>
-              <w:spacing w:after="0" w:line="240" w:lineRule="auto"/>
-            </w:pPr>
-            <w:r>
-              <w:rPr>
-                <w:rFonts w:ascii="Arial" w:eastAsia="Arial" w:hAnsi="Arial" w:cs="Arial"/>
-                <w:sz w:val="24"/>
+              <w:keepNext w:val="0"/>
+              <w:spacing w:before="0" w:after="0" w:line="240" w:lineRule="auto"/>
+            </w:pPr>
+            <w:r>
+              <w:rPr>
+                <w:rFonts w:ascii="Arial" w:hAnsi="Arial" w:eastAsia="Arial" w:cs="Arial"/>
+                <w:b w:val="0"/>
+                <w:sz w:val="24"/>
+                <w:u w:val="none"/>
               </w:rPr>
               <w:t>Adyatama Parekraf Ahli Pertama</w:t>
             </w:r>
@@ -3057,48 +3600,74 @@
         </w:trPr>
         <w:tc>
           <w:tcPr>
-            <w:tcW w:w="1440" w:type="dxa"/>
+            <w:tcW w:type="dxa" w:w="1440"/>
+            <w:vAlign w:val="top"/>
             <w:tcMar>
               <w:top w:w="0" w:type="dxa"/>
-              <w:left w:w="0" w:type="dxa"/>
+              <w:start w:w="0" w:type="dxa"/>
               <w:bottom w:w="0" w:type="dxa"/>
-              <w:right w:w="35" w:type="dxa"/>
+              <w:end w:w="35" w:type="dxa"/>
             </w:tcMar>
           </w:tcPr>
           <w:p>
             <w:pPr>
-              <w:spacing w:after="0" w:line="240" w:lineRule="auto"/>
-            </w:pPr>
-          </w:p>
-          <w:p>
-            <w:pPr>
-              <w:spacing w:after="0" w:line="240" w:lineRule="auto"/>
-            </w:pPr>
+              <w:spacing w:before="0" w:after="0" w:line="240" w:lineRule="auto"/>
+            </w:pPr>
+            <w:r>
+              <w:rPr>
+                <w:rFonts w:ascii="Arial" w:hAnsi="Arial" w:eastAsia="Arial" w:cs="Arial"/>
+                <w:sz w:val="24"/>
+              </w:rPr>
+            </w:r>
+          </w:p>
+          <w:p>
+            <w:pPr>
+              <w:keepNext w:val="0"/>
+              <w:spacing w:before="0" w:after="0" w:line="240" w:lineRule="auto"/>
+            </w:pPr>
+            <w:r>
+              <w:rPr>
+                <w:rFonts w:ascii="Arial" w:hAnsi="Arial" w:eastAsia="Arial" w:cs="Arial"/>
+                <w:b w:val="0"/>
+                <w:sz w:val="24"/>
+                <w:u w:val="none"/>
+              </w:rPr>
+            </w:r>
           </w:p>
         </w:tc>
         <w:tc>
           <w:tcPr>
-            <w:tcW w:w="547" w:type="dxa"/>
+            <w:tcW w:type="dxa" w:w="547"/>
+            <w:vAlign w:val="top"/>
             <w:tcMar>
               <w:top w:w="0" w:type="dxa"/>
-              <w:left w:w="0" w:type="dxa"/>
+              <w:start w:w="0" w:type="dxa"/>
               <w:bottom w:w="0" w:type="dxa"/>
-              <w:right w:w="35" w:type="dxa"/>
+              <w:end w:w="35" w:type="dxa"/>
             </w:tcMar>
           </w:tcPr>
           <w:p>
             <w:pPr>
-              <w:spacing w:after="0" w:line="240" w:lineRule="auto"/>
-            </w:pPr>
-          </w:p>
-          <w:p>
-            <w:pPr>
-              <w:spacing w:after="0" w:line="240" w:lineRule="auto"/>
-            </w:pPr>
-            <w:r>
-              <w:rPr>
-                <w:rFonts w:ascii="Arial" w:eastAsia="Arial" w:hAnsi="Arial" w:cs="Arial"/>
-                <w:sz w:val="24"/>
+              <w:spacing w:before="0" w:after="0" w:line="240" w:lineRule="auto"/>
+            </w:pPr>
+            <w:r>
+              <w:rPr>
+                <w:rFonts w:ascii="Arial" w:hAnsi="Arial" w:eastAsia="Arial" w:cs="Arial"/>
+                <w:sz w:val="24"/>
+              </w:rPr>
+            </w:r>
+          </w:p>
+          <w:p>
+            <w:pPr>
+              <w:keepNext w:val="0"/>
+              <w:spacing w:before="0" w:after="0" w:line="240" w:lineRule="auto"/>
+            </w:pPr>
+            <w:r>
+              <w:rPr>
+                <w:rFonts w:ascii="Arial" w:hAnsi="Arial" w:eastAsia="Arial" w:cs="Arial"/>
+                <w:b w:val="0"/>
+                <w:sz w:val="24"/>
+                <w:u w:val="none"/>
               </w:rPr>
               <w:t>10.</w:t>
             </w:r>
@@ -3106,28 +3675,37 @@
         </w:tc>
         <w:tc>
           <w:tcPr>
-            <w:tcW w:w="1728" w:type="dxa"/>
+            <w:tcW w:type="dxa" w:w="1728"/>
+            <w:vAlign w:val="top"/>
             <w:tcMar>
               <w:top w:w="0" w:type="dxa"/>
-              <w:left w:w="0" w:type="dxa"/>
+              <w:start w:w="0" w:type="dxa"/>
               <w:bottom w:w="0" w:type="dxa"/>
-              <w:right w:w="35" w:type="dxa"/>
+              <w:end w:w="35" w:type="dxa"/>
             </w:tcMar>
           </w:tcPr>
           <w:p>
             <w:pPr>
-              <w:spacing w:after="0" w:line="240" w:lineRule="auto"/>
-            </w:pPr>
-          </w:p>
-          <w:p>
-            <w:pPr>
-              <w:keepNext/>
-              <w:spacing w:after="0" w:line="240" w:lineRule="auto"/>
-            </w:pPr>
-            <w:r>
-              <w:rPr>
-                <w:rFonts w:ascii="Arial" w:eastAsia="Arial" w:hAnsi="Arial" w:cs="Arial"/>
-                <w:sz w:val="24"/>
+              <w:spacing w:before="0" w:after="0" w:line="240" w:lineRule="auto"/>
+            </w:pPr>
+            <w:r>
+              <w:rPr>
+                <w:rFonts w:ascii="Arial" w:hAnsi="Arial" w:eastAsia="Arial" w:cs="Arial"/>
+                <w:sz w:val="24"/>
+              </w:rPr>
+            </w:r>
+          </w:p>
+          <w:p>
+            <w:pPr>
+              <w:keepNext/>
+              <w:spacing w:before="0" w:after="0" w:line="240" w:lineRule="auto"/>
+            </w:pPr>
+            <w:r>
+              <w:rPr>
+                <w:rFonts w:ascii="Arial" w:hAnsi="Arial" w:eastAsia="Arial" w:cs="Arial"/>
+                <w:b w:val="0"/>
+                <w:sz w:val="24"/>
+                <w:u w:val="none"/>
               </w:rPr>
               <w:t>Nama</w:t>
             </w:r>
@@ -3135,12 +3713,14 @@
           <w:p>
             <w:pPr>
               <w:keepNext/>
-              <w:spacing w:after="0" w:line="240" w:lineRule="auto"/>
-            </w:pPr>
-            <w:r>
-              <w:rPr>
-                <w:rFonts w:ascii="Arial" w:eastAsia="Arial" w:hAnsi="Arial" w:cs="Arial"/>
-                <w:sz w:val="24"/>
+              <w:spacing w:before="0" w:after="0" w:line="240" w:lineRule="auto"/>
+            </w:pPr>
+            <w:r>
+              <w:rPr>
+                <w:rFonts w:ascii="Arial" w:hAnsi="Arial" w:eastAsia="Arial" w:cs="Arial"/>
+                <w:b w:val="0"/>
+                <w:sz w:val="24"/>
+                <w:u w:val="none"/>
               </w:rPr>
               <w:t>Pangkat/gol</w:t>
             </w:r>
@@ -3148,24 +3728,29 @@
           <w:p>
             <w:pPr>
               <w:keepNext/>
-              <w:spacing w:after="0" w:line="240" w:lineRule="auto"/>
-            </w:pPr>
-            <w:r>
-              <w:rPr>
-                <w:rFonts w:ascii="Arial" w:eastAsia="Arial" w:hAnsi="Arial" w:cs="Arial"/>
-                <w:sz w:val="24"/>
+              <w:spacing w:before="0" w:after="0" w:line="240" w:lineRule="auto"/>
+            </w:pPr>
+            <w:r>
+              <w:rPr>
+                <w:rFonts w:ascii="Arial" w:hAnsi="Arial" w:eastAsia="Arial" w:cs="Arial"/>
+                <w:b w:val="0"/>
+                <w:sz w:val="24"/>
+                <w:u w:val="none"/>
               </w:rPr>
               <w:t>NIP</w:t>
             </w:r>
           </w:p>
           <w:p>
             <w:pPr>
-              <w:spacing w:after="0" w:line="240" w:lineRule="auto"/>
-            </w:pPr>
-            <w:r>
-              <w:rPr>
-                <w:rFonts w:ascii="Arial" w:eastAsia="Arial" w:hAnsi="Arial" w:cs="Arial"/>
-                <w:sz w:val="24"/>
+              <w:keepNext w:val="0"/>
+              <w:spacing w:before="0" w:after="0" w:line="240" w:lineRule="auto"/>
+            </w:pPr>
+            <w:r>
+              <w:rPr>
+                <w:rFonts w:ascii="Arial" w:hAnsi="Arial" w:eastAsia="Arial" w:cs="Arial"/>
+                <w:b w:val="0"/>
+                <w:sz w:val="24"/>
+                <w:u w:val="none"/>
               </w:rPr>
               <w:t>Jabatan</w:t>
             </w:r>
@@ -3173,28 +3758,37 @@
         </w:tc>
         <w:tc>
           <w:tcPr>
-            <w:tcW w:w="317" w:type="dxa"/>
+            <w:tcW w:type="dxa" w:w="317"/>
+            <w:vAlign w:val="top"/>
             <w:tcMar>
               <w:top w:w="0" w:type="dxa"/>
-              <w:left w:w="0" w:type="dxa"/>
+              <w:start w:w="0" w:type="dxa"/>
               <w:bottom w:w="0" w:type="dxa"/>
-              <w:right w:w="35" w:type="dxa"/>
+              <w:end w:w="35" w:type="dxa"/>
             </w:tcMar>
           </w:tcPr>
           <w:p>
             <w:pPr>
-              <w:spacing w:after="0" w:line="240" w:lineRule="auto"/>
-            </w:pPr>
-          </w:p>
-          <w:p>
-            <w:pPr>
-              <w:keepNext/>
-              <w:spacing w:after="0" w:line="240" w:lineRule="auto"/>
-            </w:pPr>
-            <w:r>
-              <w:rPr>
-                <w:rFonts w:ascii="Arial" w:eastAsia="Arial" w:hAnsi="Arial" w:cs="Arial"/>
-                <w:sz w:val="24"/>
+              <w:spacing w:before="0" w:after="0" w:line="240" w:lineRule="auto"/>
+            </w:pPr>
+            <w:r>
+              <w:rPr>
+                <w:rFonts w:ascii="Arial" w:hAnsi="Arial" w:eastAsia="Arial" w:cs="Arial"/>
+                <w:sz w:val="24"/>
+              </w:rPr>
+            </w:r>
+          </w:p>
+          <w:p>
+            <w:pPr>
+              <w:keepNext/>
+              <w:spacing w:before="0" w:after="0" w:line="240" w:lineRule="auto"/>
+            </w:pPr>
+            <w:r>
+              <w:rPr>
+                <w:rFonts w:ascii="Arial" w:hAnsi="Arial" w:eastAsia="Arial" w:cs="Arial"/>
+                <w:b w:val="0"/>
+                <w:sz w:val="24"/>
+                <w:u w:val="none"/>
               </w:rPr>
               <w:t>:</w:t>
             </w:r>
@@ -3202,12 +3796,14 @@
           <w:p>
             <w:pPr>
               <w:keepNext/>
-              <w:spacing w:after="0" w:line="240" w:lineRule="auto"/>
-            </w:pPr>
-            <w:r>
-              <w:rPr>
-                <w:rFonts w:ascii="Arial" w:eastAsia="Arial" w:hAnsi="Arial" w:cs="Arial"/>
-                <w:sz w:val="24"/>
+              <w:spacing w:before="0" w:after="0" w:line="240" w:lineRule="auto"/>
+            </w:pPr>
+            <w:r>
+              <w:rPr>
+                <w:rFonts w:ascii="Arial" w:hAnsi="Arial" w:eastAsia="Arial" w:cs="Arial"/>
+                <w:b w:val="0"/>
+                <w:sz w:val="24"/>
+                <w:u w:val="none"/>
               </w:rPr>
               <w:t>:</w:t>
             </w:r>
@@ -3215,24 +3811,29 @@
           <w:p>
             <w:pPr>
               <w:keepNext/>
-              <w:spacing w:after="0" w:line="240" w:lineRule="auto"/>
-            </w:pPr>
-            <w:r>
-              <w:rPr>
-                <w:rFonts w:ascii="Arial" w:eastAsia="Arial" w:hAnsi="Arial" w:cs="Arial"/>
-                <w:sz w:val="24"/>
+              <w:spacing w:before="0" w:after="0" w:line="240" w:lineRule="auto"/>
+            </w:pPr>
+            <w:r>
+              <w:rPr>
+                <w:rFonts w:ascii="Arial" w:hAnsi="Arial" w:eastAsia="Arial" w:cs="Arial"/>
+                <w:b w:val="0"/>
+                <w:sz w:val="24"/>
+                <w:u w:val="none"/>
               </w:rPr>
               <w:t>:</w:t>
             </w:r>
           </w:p>
           <w:p>
             <w:pPr>
-              <w:spacing w:after="0" w:line="240" w:lineRule="auto"/>
-            </w:pPr>
-            <w:r>
-              <w:rPr>
-                <w:rFonts w:ascii="Arial" w:eastAsia="Arial" w:hAnsi="Arial" w:cs="Arial"/>
-                <w:sz w:val="24"/>
+              <w:keepNext w:val="0"/>
+              <w:spacing w:before="0" w:after="0" w:line="240" w:lineRule="auto"/>
+            </w:pPr>
+            <w:r>
+              <w:rPr>
+                <w:rFonts w:ascii="Arial" w:hAnsi="Arial" w:eastAsia="Arial" w:cs="Arial"/>
+                <w:b w:val="0"/>
+                <w:sz w:val="24"/>
+                <w:u w:val="none"/>
               </w:rPr>
               <w:t>:</w:t>
             </w:r>
@@ -3240,28 +3841,37 @@
         </w:tc>
         <w:tc>
           <w:tcPr>
-            <w:tcW w:w="5587" w:type="dxa"/>
+            <w:tcW w:type="dxa" w:w="5587"/>
+            <w:vAlign w:val="top"/>
             <w:tcMar>
               <w:top w:w="0" w:type="dxa"/>
-              <w:left w:w="0" w:type="dxa"/>
+              <w:start w:w="0" w:type="dxa"/>
               <w:bottom w:w="0" w:type="dxa"/>
-              <w:right w:w="35" w:type="dxa"/>
+              <w:end w:w="35" w:type="dxa"/>
             </w:tcMar>
           </w:tcPr>
           <w:p>
             <w:pPr>
-              <w:spacing w:after="0" w:line="240" w:lineRule="auto"/>
-            </w:pPr>
-          </w:p>
-          <w:p>
-            <w:pPr>
-              <w:keepNext/>
-              <w:spacing w:after="0" w:line="240" w:lineRule="auto"/>
-            </w:pPr>
-            <w:r>
-              <w:rPr>
-                <w:rFonts w:ascii="Arial" w:eastAsia="Arial" w:hAnsi="Arial" w:cs="Arial"/>
-                <w:sz w:val="24"/>
+              <w:spacing w:before="0" w:after="0" w:line="240" w:lineRule="auto"/>
+            </w:pPr>
+            <w:r>
+              <w:rPr>
+                <w:rFonts w:ascii="Arial" w:hAnsi="Arial" w:eastAsia="Arial" w:cs="Arial"/>
+                <w:sz w:val="24"/>
+              </w:rPr>
+            </w:r>
+          </w:p>
+          <w:p>
+            <w:pPr>
+              <w:keepNext/>
+              <w:spacing w:before="0" w:after="0" w:line="240" w:lineRule="auto"/>
+            </w:pPr>
+            <w:r>
+              <w:rPr>
+                <w:rFonts w:ascii="Arial" w:hAnsi="Arial" w:eastAsia="Arial" w:cs="Arial"/>
+                <w:b w:val="0"/>
+                <w:sz w:val="24"/>
+                <w:u w:val="none"/>
               </w:rPr>
               <w:t>WISNU ADY SEPTIAN, S.IP.</w:t>
             </w:r>
@@ -3269,12 +3879,14 @@
           <w:p>
             <w:pPr>
               <w:keepNext/>
-              <w:spacing w:after="0" w:line="240" w:lineRule="auto"/>
-            </w:pPr>
-            <w:r>
-              <w:rPr>
-                <w:rFonts w:ascii="Arial" w:eastAsia="Arial" w:hAnsi="Arial" w:cs="Arial"/>
-                <w:sz w:val="24"/>
+              <w:spacing w:before="0" w:after="0" w:line="240" w:lineRule="auto"/>
+            </w:pPr>
+            <w:r>
+              <w:rPr>
+                <w:rFonts w:ascii="Arial" w:hAnsi="Arial" w:eastAsia="Arial" w:cs="Arial"/>
+                <w:b w:val="0"/>
+                <w:sz w:val="24"/>
+                <w:u w:val="none"/>
               </w:rPr>
               <w:t>-/IX</w:t>
             </w:r>
@@ -3282,24 +3894,29 @@
           <w:p>
             <w:pPr>
               <w:keepNext/>
-              <w:spacing w:after="0" w:line="240" w:lineRule="auto"/>
-            </w:pPr>
-            <w:r>
-              <w:rPr>
-                <w:rFonts w:ascii="Arial" w:eastAsia="Arial" w:hAnsi="Arial" w:cs="Arial"/>
-                <w:sz w:val="24"/>
+              <w:spacing w:before="0" w:after="0" w:line="240" w:lineRule="auto"/>
+            </w:pPr>
+            <w:r>
+              <w:rPr>
+                <w:rFonts w:ascii="Arial" w:hAnsi="Arial" w:eastAsia="Arial" w:cs="Arial"/>
+                <w:b w:val="0"/>
+                <w:sz w:val="24"/>
+                <w:u w:val="none"/>
               </w:rPr>
               <w:t>199309252024211018</w:t>
             </w:r>
           </w:p>
           <w:p>
             <w:pPr>
-              <w:spacing w:after="0" w:line="240" w:lineRule="auto"/>
-            </w:pPr>
-            <w:r>
-              <w:rPr>
-                <w:rFonts w:ascii="Arial" w:eastAsia="Arial" w:hAnsi="Arial" w:cs="Arial"/>
-                <w:sz w:val="24"/>
+              <w:keepNext w:val="0"/>
+              <w:spacing w:before="0" w:after="0" w:line="240" w:lineRule="auto"/>
+            </w:pPr>
+            <w:r>
+              <w:rPr>
+                <w:rFonts w:ascii="Arial" w:hAnsi="Arial" w:eastAsia="Arial" w:cs="Arial"/>
+                <w:b w:val="0"/>
+                <w:sz w:val="24"/>
+                <w:u w:val="none"/>
               </w:rPr>
               <w:t>Pranata Hubungan Masyarakat Ahli Pertama</w:t>
             </w:r>
@@ -3312,48 +3929,74 @@
         </w:trPr>
         <w:tc>
           <w:tcPr>
-            <w:tcW w:w="1440" w:type="dxa"/>
+            <w:tcW w:type="dxa" w:w="1440"/>
+            <w:vAlign w:val="top"/>
             <w:tcMar>
               <w:top w:w="0" w:type="dxa"/>
-              <w:left w:w="0" w:type="dxa"/>
+              <w:start w:w="0" w:type="dxa"/>
               <w:bottom w:w="0" w:type="dxa"/>
-              <w:right w:w="35" w:type="dxa"/>
+              <w:end w:w="35" w:type="dxa"/>
             </w:tcMar>
           </w:tcPr>
           <w:p>
             <w:pPr>
-              <w:spacing w:after="0" w:line="240" w:lineRule="auto"/>
-            </w:pPr>
-          </w:p>
-          <w:p>
-            <w:pPr>
-              <w:spacing w:after="0" w:line="240" w:lineRule="auto"/>
-            </w:pPr>
+              <w:spacing w:before="0" w:after="0" w:line="240" w:lineRule="auto"/>
+            </w:pPr>
+            <w:r>
+              <w:rPr>
+                <w:rFonts w:ascii="Arial" w:hAnsi="Arial" w:eastAsia="Arial" w:cs="Arial"/>
+                <w:sz w:val="24"/>
+              </w:rPr>
+            </w:r>
+          </w:p>
+          <w:p>
+            <w:pPr>
+              <w:keepNext w:val="0"/>
+              <w:spacing w:before="0" w:after="0" w:line="240" w:lineRule="auto"/>
+            </w:pPr>
+            <w:r>
+              <w:rPr>
+                <w:rFonts w:ascii="Arial" w:hAnsi="Arial" w:eastAsia="Arial" w:cs="Arial"/>
+                <w:b w:val="0"/>
+                <w:sz w:val="24"/>
+                <w:u w:val="none"/>
+              </w:rPr>
+            </w:r>
           </w:p>
         </w:tc>
         <w:tc>
           <w:tcPr>
-            <w:tcW w:w="547" w:type="dxa"/>
+            <w:tcW w:type="dxa" w:w="547"/>
+            <w:vAlign w:val="top"/>
             <w:tcMar>
               <w:top w:w="0" w:type="dxa"/>
-              <w:left w:w="0" w:type="dxa"/>
+              <w:start w:w="0" w:type="dxa"/>
               <w:bottom w:w="0" w:type="dxa"/>
-              <w:right w:w="35" w:type="dxa"/>
+              <w:end w:w="35" w:type="dxa"/>
             </w:tcMar>
           </w:tcPr>
           <w:p>
             <w:pPr>
-              <w:spacing w:after="0" w:line="240" w:lineRule="auto"/>
-            </w:pPr>
-          </w:p>
-          <w:p>
-            <w:pPr>
-              <w:spacing w:after="0" w:line="240" w:lineRule="auto"/>
-            </w:pPr>
-            <w:r>
-              <w:rPr>
-                <w:rFonts w:ascii="Arial" w:eastAsia="Arial" w:hAnsi="Arial" w:cs="Arial"/>
-                <w:sz w:val="24"/>
+              <w:spacing w:before="0" w:after="0" w:line="240" w:lineRule="auto"/>
+            </w:pPr>
+            <w:r>
+              <w:rPr>
+                <w:rFonts w:ascii="Arial" w:hAnsi="Arial" w:eastAsia="Arial" w:cs="Arial"/>
+                <w:sz w:val="24"/>
+              </w:rPr>
+            </w:r>
+          </w:p>
+          <w:p>
+            <w:pPr>
+              <w:keepNext w:val="0"/>
+              <w:spacing w:before="0" w:after="0" w:line="240" w:lineRule="auto"/>
+            </w:pPr>
+            <w:r>
+              <w:rPr>
+                <w:rFonts w:ascii="Arial" w:hAnsi="Arial" w:eastAsia="Arial" w:cs="Arial"/>
+                <w:b w:val="0"/>
+                <w:sz w:val="24"/>
+                <w:u w:val="none"/>
               </w:rPr>
               <w:t>11.</w:t>
             </w:r>
@@ -3361,28 +4004,37 @@
         </w:tc>
         <w:tc>
           <w:tcPr>
-            <w:tcW w:w="1728" w:type="dxa"/>
+            <w:tcW w:type="dxa" w:w="1728"/>
+            <w:vAlign w:val="top"/>
             <w:tcMar>
               <w:top w:w="0" w:type="dxa"/>
-              <w:left w:w="0" w:type="dxa"/>
+              <w:start w:w="0" w:type="dxa"/>
               <w:bottom w:w="0" w:type="dxa"/>
-              <w:right w:w="35" w:type="dxa"/>
+              <w:end w:w="35" w:type="dxa"/>
             </w:tcMar>
           </w:tcPr>
           <w:p>
             <w:pPr>
-              <w:spacing w:after="0" w:line="240" w:lineRule="auto"/>
-            </w:pPr>
-          </w:p>
-          <w:p>
-            <w:pPr>
-              <w:keepNext/>
-              <w:spacing w:after="0" w:line="240" w:lineRule="auto"/>
-            </w:pPr>
-            <w:r>
-              <w:rPr>
-                <w:rFonts w:ascii="Arial" w:eastAsia="Arial" w:hAnsi="Arial" w:cs="Arial"/>
-                <w:sz w:val="24"/>
+              <w:spacing w:before="0" w:after="0" w:line="240" w:lineRule="auto"/>
+            </w:pPr>
+            <w:r>
+              <w:rPr>
+                <w:rFonts w:ascii="Arial" w:hAnsi="Arial" w:eastAsia="Arial" w:cs="Arial"/>
+                <w:sz w:val="24"/>
+              </w:rPr>
+            </w:r>
+          </w:p>
+          <w:p>
+            <w:pPr>
+              <w:keepNext/>
+              <w:spacing w:before="0" w:after="0" w:line="240" w:lineRule="auto"/>
+            </w:pPr>
+            <w:r>
+              <w:rPr>
+                <w:rFonts w:ascii="Arial" w:hAnsi="Arial" w:eastAsia="Arial" w:cs="Arial"/>
+                <w:b w:val="0"/>
+                <w:sz w:val="24"/>
+                <w:u w:val="none"/>
               </w:rPr>
               <w:t>Nama</w:t>
             </w:r>
@@ -3390,12 +4042,14 @@
           <w:p>
             <w:pPr>
               <w:keepNext/>
-              <w:spacing w:after="0" w:line="240" w:lineRule="auto"/>
-            </w:pPr>
-            <w:r>
-              <w:rPr>
-                <w:rFonts w:ascii="Arial" w:eastAsia="Arial" w:hAnsi="Arial" w:cs="Arial"/>
-                <w:sz w:val="24"/>
+              <w:spacing w:before="0" w:after="0" w:line="240" w:lineRule="auto"/>
+            </w:pPr>
+            <w:r>
+              <w:rPr>
+                <w:rFonts w:ascii="Arial" w:hAnsi="Arial" w:eastAsia="Arial" w:cs="Arial"/>
+                <w:b w:val="0"/>
+                <w:sz w:val="24"/>
+                <w:u w:val="none"/>
               </w:rPr>
               <w:t>Pangkat/gol</w:t>
             </w:r>
@@ -3403,24 +4057,29 @@
           <w:p>
             <w:pPr>
               <w:keepNext/>
-              <w:spacing w:after="0" w:line="240" w:lineRule="auto"/>
-            </w:pPr>
-            <w:r>
-              <w:rPr>
-                <w:rFonts w:ascii="Arial" w:eastAsia="Arial" w:hAnsi="Arial" w:cs="Arial"/>
-                <w:sz w:val="24"/>
+              <w:spacing w:before="0" w:after="0" w:line="240" w:lineRule="auto"/>
+            </w:pPr>
+            <w:r>
+              <w:rPr>
+                <w:rFonts w:ascii="Arial" w:hAnsi="Arial" w:eastAsia="Arial" w:cs="Arial"/>
+                <w:b w:val="0"/>
+                <w:sz w:val="24"/>
+                <w:u w:val="none"/>
               </w:rPr>
               <w:t>NIP</w:t>
             </w:r>
           </w:p>
           <w:p>
             <w:pPr>
-              <w:spacing w:after="0" w:line="240" w:lineRule="auto"/>
-            </w:pPr>
-            <w:r>
-              <w:rPr>
-                <w:rFonts w:ascii="Arial" w:eastAsia="Arial" w:hAnsi="Arial" w:cs="Arial"/>
-                <w:sz w:val="24"/>
+              <w:keepNext w:val="0"/>
+              <w:spacing w:before="0" w:after="0" w:line="240" w:lineRule="auto"/>
+            </w:pPr>
+            <w:r>
+              <w:rPr>
+                <w:rFonts w:ascii="Arial" w:hAnsi="Arial" w:eastAsia="Arial" w:cs="Arial"/>
+                <w:b w:val="0"/>
+                <w:sz w:val="24"/>
+                <w:u w:val="none"/>
               </w:rPr>
               <w:t>Jabatan</w:t>
             </w:r>
@@ -3428,28 +4087,37 @@
         </w:tc>
         <w:tc>
           <w:tcPr>
-            <w:tcW w:w="317" w:type="dxa"/>
+            <w:tcW w:type="dxa" w:w="317"/>
+            <w:vAlign w:val="top"/>
             <w:tcMar>
               <w:top w:w="0" w:type="dxa"/>
-              <w:left w:w="0" w:type="dxa"/>
+              <w:start w:w="0" w:type="dxa"/>
               <w:bottom w:w="0" w:type="dxa"/>
-              <w:right w:w="35" w:type="dxa"/>
+              <w:end w:w="35" w:type="dxa"/>
             </w:tcMar>
           </w:tcPr>
           <w:p>
             <w:pPr>
-              <w:spacing w:after="0" w:line="240" w:lineRule="auto"/>
-            </w:pPr>
-          </w:p>
-          <w:p>
-            <w:pPr>
-              <w:keepNext/>
-              <w:spacing w:after="0" w:line="240" w:lineRule="auto"/>
-            </w:pPr>
-            <w:r>
-              <w:rPr>
-                <w:rFonts w:ascii="Arial" w:eastAsia="Arial" w:hAnsi="Arial" w:cs="Arial"/>
-                <w:sz w:val="24"/>
+              <w:spacing w:before="0" w:after="0" w:line="240" w:lineRule="auto"/>
+            </w:pPr>
+            <w:r>
+              <w:rPr>
+                <w:rFonts w:ascii="Arial" w:hAnsi="Arial" w:eastAsia="Arial" w:cs="Arial"/>
+                <w:sz w:val="24"/>
+              </w:rPr>
+            </w:r>
+          </w:p>
+          <w:p>
+            <w:pPr>
+              <w:keepNext/>
+              <w:spacing w:before="0" w:after="0" w:line="240" w:lineRule="auto"/>
+            </w:pPr>
+            <w:r>
+              <w:rPr>
+                <w:rFonts w:ascii="Arial" w:hAnsi="Arial" w:eastAsia="Arial" w:cs="Arial"/>
+                <w:b w:val="0"/>
+                <w:sz w:val="24"/>
+                <w:u w:val="none"/>
               </w:rPr>
               <w:t>:</w:t>
             </w:r>
@@ -3457,12 +4125,14 @@
           <w:p>
             <w:pPr>
               <w:keepNext/>
-              <w:spacing w:after="0" w:line="240" w:lineRule="auto"/>
-            </w:pPr>
-            <w:r>
-              <w:rPr>
-                <w:rFonts w:ascii="Arial" w:eastAsia="Arial" w:hAnsi="Arial" w:cs="Arial"/>
-                <w:sz w:val="24"/>
+              <w:spacing w:before="0" w:after="0" w:line="240" w:lineRule="auto"/>
+            </w:pPr>
+            <w:r>
+              <w:rPr>
+                <w:rFonts w:ascii="Arial" w:hAnsi="Arial" w:eastAsia="Arial" w:cs="Arial"/>
+                <w:b w:val="0"/>
+                <w:sz w:val="24"/>
+                <w:u w:val="none"/>
               </w:rPr>
               <w:t>:</w:t>
             </w:r>
@@ -3470,24 +4140,29 @@
           <w:p>
             <w:pPr>
               <w:keepNext/>
-              <w:spacing w:after="0" w:line="240" w:lineRule="auto"/>
-            </w:pPr>
-            <w:r>
-              <w:rPr>
-                <w:rFonts w:ascii="Arial" w:eastAsia="Arial" w:hAnsi="Arial" w:cs="Arial"/>
-                <w:sz w:val="24"/>
+              <w:spacing w:before="0" w:after="0" w:line="240" w:lineRule="auto"/>
+            </w:pPr>
+            <w:r>
+              <w:rPr>
+                <w:rFonts w:ascii="Arial" w:hAnsi="Arial" w:eastAsia="Arial" w:cs="Arial"/>
+                <w:b w:val="0"/>
+                <w:sz w:val="24"/>
+                <w:u w:val="none"/>
               </w:rPr>
               <w:t>:</w:t>
             </w:r>
           </w:p>
           <w:p>
             <w:pPr>
-              <w:spacing w:after="0" w:line="240" w:lineRule="auto"/>
-            </w:pPr>
-            <w:r>
-              <w:rPr>
-                <w:rFonts w:ascii="Arial" w:eastAsia="Arial" w:hAnsi="Arial" w:cs="Arial"/>
-                <w:sz w:val="24"/>
+              <w:keepNext w:val="0"/>
+              <w:spacing w:before="0" w:after="0" w:line="240" w:lineRule="auto"/>
+            </w:pPr>
+            <w:r>
+              <w:rPr>
+                <w:rFonts w:ascii="Arial" w:hAnsi="Arial" w:eastAsia="Arial" w:cs="Arial"/>
+                <w:b w:val="0"/>
+                <w:sz w:val="24"/>
+                <w:u w:val="none"/>
               </w:rPr>
               <w:t>:</w:t>
             </w:r>
@@ -3495,28 +4170,37 @@
         </w:tc>
         <w:tc>
           <w:tcPr>
-            <w:tcW w:w="5587" w:type="dxa"/>
+            <w:tcW w:type="dxa" w:w="5587"/>
+            <w:vAlign w:val="top"/>
             <w:tcMar>
               <w:top w:w="0" w:type="dxa"/>
-              <w:left w:w="0" w:type="dxa"/>
+              <w:start w:w="0" w:type="dxa"/>
               <w:bottom w:w="0" w:type="dxa"/>
-              <w:right w:w="35" w:type="dxa"/>
+              <w:end w:w="35" w:type="dxa"/>
             </w:tcMar>
           </w:tcPr>
           <w:p>
             <w:pPr>
-              <w:spacing w:after="0" w:line="240" w:lineRule="auto"/>
-            </w:pPr>
-          </w:p>
-          <w:p>
-            <w:pPr>
-              <w:keepNext/>
-              <w:spacing w:after="0" w:line="240" w:lineRule="auto"/>
-            </w:pPr>
-            <w:r>
-              <w:rPr>
-                <w:rFonts w:ascii="Arial" w:eastAsia="Arial" w:hAnsi="Arial" w:cs="Arial"/>
-                <w:sz w:val="24"/>
+              <w:spacing w:before="0" w:after="0" w:line="240" w:lineRule="auto"/>
+            </w:pPr>
+            <w:r>
+              <w:rPr>
+                <w:rFonts w:ascii="Arial" w:hAnsi="Arial" w:eastAsia="Arial" w:cs="Arial"/>
+                <w:sz w:val="24"/>
+              </w:rPr>
+            </w:r>
+          </w:p>
+          <w:p>
+            <w:pPr>
+              <w:keepNext/>
+              <w:spacing w:before="0" w:after="0" w:line="240" w:lineRule="auto"/>
+            </w:pPr>
+            <w:r>
+              <w:rPr>
+                <w:rFonts w:ascii="Arial" w:hAnsi="Arial" w:eastAsia="Arial" w:cs="Arial"/>
+                <w:b w:val="0"/>
+                <w:sz w:val="24"/>
+                <w:u w:val="none"/>
               </w:rPr>
               <w:t>HARIYANTO S.E.</w:t>
             </w:r>
@@ -3524,12 +4208,14 @@
           <w:p>
             <w:pPr>
               <w:keepNext/>
-              <w:spacing w:after="0" w:line="240" w:lineRule="auto"/>
-            </w:pPr>
-            <w:r>
-              <w:rPr>
-                <w:rFonts w:ascii="Arial" w:eastAsia="Arial" w:hAnsi="Arial" w:cs="Arial"/>
-                <w:sz w:val="24"/>
+              <w:spacing w:before="0" w:after="0" w:line="240" w:lineRule="auto"/>
+            </w:pPr>
+            <w:r>
+              <w:rPr>
+                <w:rFonts w:ascii="Arial" w:hAnsi="Arial" w:eastAsia="Arial" w:cs="Arial"/>
+                <w:b w:val="0"/>
+                <w:sz w:val="24"/>
+                <w:u w:val="none"/>
               </w:rPr>
               <w:t>-/IX</w:t>
             </w:r>
@@ -3537,24 +4223,29 @@
           <w:p>
             <w:pPr>
               <w:keepNext/>
-              <w:spacing w:after="0" w:line="240" w:lineRule="auto"/>
-            </w:pPr>
-            <w:r>
-              <w:rPr>
-                <w:rFonts w:ascii="Arial" w:eastAsia="Arial" w:hAnsi="Arial" w:cs="Arial"/>
-                <w:sz w:val="24"/>
+              <w:spacing w:before="0" w:after="0" w:line="240" w:lineRule="auto"/>
+            </w:pPr>
+            <w:r>
+              <w:rPr>
+                <w:rFonts w:ascii="Arial" w:hAnsi="Arial" w:eastAsia="Arial" w:cs="Arial"/>
+                <w:b w:val="0"/>
+                <w:sz w:val="24"/>
+                <w:u w:val="none"/>
               </w:rPr>
               <w:t>197805022024211004</w:t>
             </w:r>
           </w:p>
           <w:p>
             <w:pPr>
-              <w:spacing w:after="0" w:line="240" w:lineRule="auto"/>
-            </w:pPr>
-            <w:r>
-              <w:rPr>
-                <w:rFonts w:ascii="Arial" w:eastAsia="Arial" w:hAnsi="Arial" w:cs="Arial"/>
-                <w:sz w:val="24"/>
+              <w:keepNext w:val="0"/>
+              <w:spacing w:before="0" w:after="0" w:line="240" w:lineRule="auto"/>
+            </w:pPr>
+            <w:r>
+              <w:rPr>
+                <w:rFonts w:ascii="Arial" w:hAnsi="Arial" w:eastAsia="Arial" w:cs="Arial"/>
+                <w:b w:val="0"/>
+                <w:sz w:val="24"/>
+                <w:u w:val="none"/>
               </w:rPr>
               <w:t>Adyatama Parekraf Ahli Pertama</w:t>
             </w:r>
@@ -3567,48 +4258,74 @@
         </w:trPr>
         <w:tc>
           <w:tcPr>
-            <w:tcW w:w="1440" w:type="dxa"/>
+            <w:tcW w:type="dxa" w:w="1440"/>
+            <w:vAlign w:val="top"/>
             <w:tcMar>
               <w:top w:w="0" w:type="dxa"/>
-              <w:left w:w="0" w:type="dxa"/>
+              <w:start w:w="0" w:type="dxa"/>
               <w:bottom w:w="0" w:type="dxa"/>
-              <w:right w:w="35" w:type="dxa"/>
+              <w:end w:w="35" w:type="dxa"/>
             </w:tcMar>
           </w:tcPr>
           <w:p>
             <w:pPr>
-              <w:spacing w:after="0" w:line="240" w:lineRule="auto"/>
-            </w:pPr>
-          </w:p>
-          <w:p>
-            <w:pPr>
-              <w:spacing w:after="0" w:line="240" w:lineRule="auto"/>
-            </w:pPr>
+              <w:spacing w:before="0" w:after="0" w:line="240" w:lineRule="auto"/>
+            </w:pPr>
+            <w:r>
+              <w:rPr>
+                <w:rFonts w:ascii="Arial" w:hAnsi="Arial" w:eastAsia="Arial" w:cs="Arial"/>
+                <w:sz w:val="24"/>
+              </w:rPr>
+            </w:r>
+          </w:p>
+          <w:p>
+            <w:pPr>
+              <w:keepNext w:val="0"/>
+              <w:spacing w:before="0" w:after="0" w:line="240" w:lineRule="auto"/>
+            </w:pPr>
+            <w:r>
+              <w:rPr>
+                <w:rFonts w:ascii="Arial" w:hAnsi="Arial" w:eastAsia="Arial" w:cs="Arial"/>
+                <w:b w:val="0"/>
+                <w:sz w:val="24"/>
+                <w:u w:val="none"/>
+              </w:rPr>
+            </w:r>
           </w:p>
         </w:tc>
         <w:tc>
           <w:tcPr>
-            <w:tcW w:w="547" w:type="dxa"/>
+            <w:tcW w:type="dxa" w:w="547"/>
+            <w:vAlign w:val="top"/>
             <w:tcMar>
               <w:top w:w="0" w:type="dxa"/>
-              <w:left w:w="0" w:type="dxa"/>
+              <w:start w:w="0" w:type="dxa"/>
               <w:bottom w:w="0" w:type="dxa"/>
-              <w:right w:w="35" w:type="dxa"/>
+              <w:end w:w="35" w:type="dxa"/>
             </w:tcMar>
           </w:tcPr>
           <w:p>
             <w:pPr>
-              <w:spacing w:after="0" w:line="240" w:lineRule="auto"/>
-            </w:pPr>
-          </w:p>
-          <w:p>
-            <w:pPr>
-              <w:spacing w:after="0" w:line="240" w:lineRule="auto"/>
-            </w:pPr>
-            <w:r>
-              <w:rPr>
-                <w:rFonts w:ascii="Arial" w:eastAsia="Arial" w:hAnsi="Arial" w:cs="Arial"/>
-                <w:sz w:val="24"/>
+              <w:spacing w:before="0" w:after="0" w:line="240" w:lineRule="auto"/>
+            </w:pPr>
+            <w:r>
+              <w:rPr>
+                <w:rFonts w:ascii="Arial" w:hAnsi="Arial" w:eastAsia="Arial" w:cs="Arial"/>
+                <w:sz w:val="24"/>
+              </w:rPr>
+            </w:r>
+          </w:p>
+          <w:p>
+            <w:pPr>
+              <w:keepNext w:val="0"/>
+              <w:spacing w:before="0" w:after="0" w:line="240" w:lineRule="auto"/>
+            </w:pPr>
+            <w:r>
+              <w:rPr>
+                <w:rFonts w:ascii="Arial" w:hAnsi="Arial" w:eastAsia="Arial" w:cs="Arial"/>
+                <w:b w:val="0"/>
+                <w:sz w:val="24"/>
+                <w:u w:val="none"/>
               </w:rPr>
               <w:t>12.</w:t>
             </w:r>
@@ -3616,28 +4333,37 @@
         </w:tc>
         <w:tc>
           <w:tcPr>
-            <w:tcW w:w="1728" w:type="dxa"/>
+            <w:tcW w:type="dxa" w:w="1728"/>
+            <w:vAlign w:val="top"/>
             <w:tcMar>
               <w:top w:w="0" w:type="dxa"/>
-              <w:left w:w="0" w:type="dxa"/>
+              <w:start w:w="0" w:type="dxa"/>
               <w:bottom w:w="0" w:type="dxa"/>
-              <w:right w:w="35" w:type="dxa"/>
+              <w:end w:w="35" w:type="dxa"/>
             </w:tcMar>
           </w:tcPr>
           <w:p>
             <w:pPr>
-              <w:spacing w:after="0" w:line="240" w:lineRule="auto"/>
-            </w:pPr>
-          </w:p>
-          <w:p>
-            <w:pPr>
-              <w:keepNext/>
-              <w:spacing w:after="0" w:line="240" w:lineRule="auto"/>
-            </w:pPr>
-            <w:r>
-              <w:rPr>
-                <w:rFonts w:ascii="Arial" w:eastAsia="Arial" w:hAnsi="Arial" w:cs="Arial"/>
-                <w:sz w:val="24"/>
+              <w:spacing w:before="0" w:after="0" w:line="240" w:lineRule="auto"/>
+            </w:pPr>
+            <w:r>
+              <w:rPr>
+                <w:rFonts w:ascii="Arial" w:hAnsi="Arial" w:eastAsia="Arial" w:cs="Arial"/>
+                <w:sz w:val="24"/>
+              </w:rPr>
+            </w:r>
+          </w:p>
+          <w:p>
+            <w:pPr>
+              <w:keepNext/>
+              <w:spacing w:before="0" w:after="0" w:line="240" w:lineRule="auto"/>
+            </w:pPr>
+            <w:r>
+              <w:rPr>
+                <w:rFonts w:ascii="Arial" w:hAnsi="Arial" w:eastAsia="Arial" w:cs="Arial"/>
+                <w:b w:val="0"/>
+                <w:sz w:val="24"/>
+                <w:u w:val="none"/>
               </w:rPr>
               <w:t>Nama</w:t>
             </w:r>
@@ -3645,12 +4371,14 @@
           <w:p>
             <w:pPr>
               <w:keepNext/>
-              <w:spacing w:after="0" w:line="240" w:lineRule="auto"/>
-            </w:pPr>
-            <w:r>
-              <w:rPr>
-                <w:rFonts w:ascii="Arial" w:eastAsia="Arial" w:hAnsi="Arial" w:cs="Arial"/>
-                <w:sz w:val="24"/>
+              <w:spacing w:before="0" w:after="0" w:line="240" w:lineRule="auto"/>
+            </w:pPr>
+            <w:r>
+              <w:rPr>
+                <w:rFonts w:ascii="Arial" w:hAnsi="Arial" w:eastAsia="Arial" w:cs="Arial"/>
+                <w:b w:val="0"/>
+                <w:sz w:val="24"/>
+                <w:u w:val="none"/>
               </w:rPr>
               <w:t>Pangkat/gol</w:t>
             </w:r>
@@ -3658,24 +4386,29 @@
           <w:p>
             <w:pPr>
               <w:keepNext/>
-              <w:spacing w:after="0" w:line="240" w:lineRule="auto"/>
-            </w:pPr>
-            <w:r>
-              <w:rPr>
-                <w:rFonts w:ascii="Arial" w:eastAsia="Arial" w:hAnsi="Arial" w:cs="Arial"/>
-                <w:sz w:val="24"/>
+              <w:spacing w:before="0" w:after="0" w:line="240" w:lineRule="auto"/>
+            </w:pPr>
+            <w:r>
+              <w:rPr>
+                <w:rFonts w:ascii="Arial" w:hAnsi="Arial" w:eastAsia="Arial" w:cs="Arial"/>
+                <w:b w:val="0"/>
+                <w:sz w:val="24"/>
+                <w:u w:val="none"/>
               </w:rPr>
               <w:t>NIP</w:t>
             </w:r>
           </w:p>
           <w:p>
             <w:pPr>
-              <w:spacing w:after="0" w:line="240" w:lineRule="auto"/>
-            </w:pPr>
-            <w:r>
-              <w:rPr>
-                <w:rFonts w:ascii="Arial" w:eastAsia="Arial" w:hAnsi="Arial" w:cs="Arial"/>
-                <w:sz w:val="24"/>
+              <w:keepNext w:val="0"/>
+              <w:spacing w:before="0" w:after="0" w:line="240" w:lineRule="auto"/>
+            </w:pPr>
+            <w:r>
+              <w:rPr>
+                <w:rFonts w:ascii="Arial" w:hAnsi="Arial" w:eastAsia="Arial" w:cs="Arial"/>
+                <w:b w:val="0"/>
+                <w:sz w:val="24"/>
+                <w:u w:val="none"/>
               </w:rPr>
               <w:t>Jabatan</w:t>
             </w:r>
@@ -3683,28 +4416,37 @@
         </w:tc>
         <w:tc>
           <w:tcPr>
-            <w:tcW w:w="317" w:type="dxa"/>
+            <w:tcW w:type="dxa" w:w="317"/>
+            <w:vAlign w:val="top"/>
             <w:tcMar>
               <w:top w:w="0" w:type="dxa"/>
-              <w:left w:w="0" w:type="dxa"/>
+              <w:start w:w="0" w:type="dxa"/>
               <w:bottom w:w="0" w:type="dxa"/>
-              <w:right w:w="35" w:type="dxa"/>
+              <w:end w:w="35" w:type="dxa"/>
             </w:tcMar>
           </w:tcPr>
           <w:p>
             <w:pPr>
-              <w:spacing w:after="0" w:line="240" w:lineRule="auto"/>
-            </w:pPr>
-          </w:p>
-          <w:p>
-            <w:pPr>
-              <w:keepNext/>
-              <w:spacing w:after="0" w:line="240" w:lineRule="auto"/>
-            </w:pPr>
-            <w:r>
-              <w:rPr>
-                <w:rFonts w:ascii="Arial" w:eastAsia="Arial" w:hAnsi="Arial" w:cs="Arial"/>
-                <w:sz w:val="24"/>
+              <w:spacing w:before="0" w:after="0" w:line="240" w:lineRule="auto"/>
+            </w:pPr>
+            <w:r>
+              <w:rPr>
+                <w:rFonts w:ascii="Arial" w:hAnsi="Arial" w:eastAsia="Arial" w:cs="Arial"/>
+                <w:sz w:val="24"/>
+              </w:rPr>
+            </w:r>
+          </w:p>
+          <w:p>
+            <w:pPr>
+              <w:keepNext/>
+              <w:spacing w:before="0" w:after="0" w:line="240" w:lineRule="auto"/>
+            </w:pPr>
+            <w:r>
+              <w:rPr>
+                <w:rFonts w:ascii="Arial" w:hAnsi="Arial" w:eastAsia="Arial" w:cs="Arial"/>
+                <w:b w:val="0"/>
+                <w:sz w:val="24"/>
+                <w:u w:val="none"/>
               </w:rPr>
               <w:t>:</w:t>
             </w:r>
@@ -3712,12 +4454,14 @@
           <w:p>
             <w:pPr>
               <w:keepNext/>
-              <w:spacing w:after="0" w:line="240" w:lineRule="auto"/>
-            </w:pPr>
-            <w:r>
-              <w:rPr>
-                <w:rFonts w:ascii="Arial" w:eastAsia="Arial" w:hAnsi="Arial" w:cs="Arial"/>
-                <w:sz w:val="24"/>
+              <w:spacing w:before="0" w:after="0" w:line="240" w:lineRule="auto"/>
+            </w:pPr>
+            <w:r>
+              <w:rPr>
+                <w:rFonts w:ascii="Arial" w:hAnsi="Arial" w:eastAsia="Arial" w:cs="Arial"/>
+                <w:b w:val="0"/>
+                <w:sz w:val="24"/>
+                <w:u w:val="none"/>
               </w:rPr>
               <w:t>:</w:t>
             </w:r>
@@ -3725,24 +4469,29 @@
           <w:p>
             <w:pPr>
               <w:keepNext/>
-              <w:spacing w:after="0" w:line="240" w:lineRule="auto"/>
-            </w:pPr>
-            <w:r>
-              <w:rPr>
-                <w:rFonts w:ascii="Arial" w:eastAsia="Arial" w:hAnsi="Arial" w:cs="Arial"/>
-                <w:sz w:val="24"/>
+              <w:spacing w:before="0" w:after="0" w:line="240" w:lineRule="auto"/>
+            </w:pPr>
+            <w:r>
+              <w:rPr>
+                <w:rFonts w:ascii="Arial" w:hAnsi="Arial" w:eastAsia="Arial" w:cs="Arial"/>
+                <w:b w:val="0"/>
+                <w:sz w:val="24"/>
+                <w:u w:val="none"/>
               </w:rPr>
               <w:t>:</w:t>
             </w:r>
           </w:p>
           <w:p>
             <w:pPr>
-              <w:spacing w:after="0" w:line="240" w:lineRule="auto"/>
-            </w:pPr>
-            <w:r>
-              <w:rPr>
-                <w:rFonts w:ascii="Arial" w:eastAsia="Arial" w:hAnsi="Arial" w:cs="Arial"/>
-                <w:sz w:val="24"/>
+              <w:keepNext w:val="0"/>
+              <w:spacing w:before="0" w:after="0" w:line="240" w:lineRule="auto"/>
+            </w:pPr>
+            <w:r>
+              <w:rPr>
+                <w:rFonts w:ascii="Arial" w:hAnsi="Arial" w:eastAsia="Arial" w:cs="Arial"/>
+                <w:b w:val="0"/>
+                <w:sz w:val="24"/>
+                <w:u w:val="none"/>
               </w:rPr>
               <w:t>:</w:t>
             </w:r>
@@ -3750,28 +4499,37 @@
         </w:tc>
         <w:tc>
           <w:tcPr>
-            <w:tcW w:w="5587" w:type="dxa"/>
+            <w:tcW w:type="dxa" w:w="5587"/>
+            <w:vAlign w:val="top"/>
             <w:tcMar>
               <w:top w:w="0" w:type="dxa"/>
-              <w:left w:w="0" w:type="dxa"/>
+              <w:start w:w="0" w:type="dxa"/>
               <w:bottom w:w="0" w:type="dxa"/>
-              <w:right w:w="35" w:type="dxa"/>
+              <w:end w:w="35" w:type="dxa"/>
             </w:tcMar>
           </w:tcPr>
           <w:p>
             <w:pPr>
-              <w:spacing w:after="0" w:line="240" w:lineRule="auto"/>
-            </w:pPr>
-          </w:p>
-          <w:p>
-            <w:pPr>
-              <w:keepNext/>
-              <w:spacing w:after="0" w:line="240" w:lineRule="auto"/>
-            </w:pPr>
-            <w:r>
-              <w:rPr>
-                <w:rFonts w:ascii="Arial" w:eastAsia="Arial" w:hAnsi="Arial" w:cs="Arial"/>
-                <w:sz w:val="24"/>
+              <w:spacing w:before="0" w:after="0" w:line="240" w:lineRule="auto"/>
+            </w:pPr>
+            <w:r>
+              <w:rPr>
+                <w:rFonts w:ascii="Arial" w:hAnsi="Arial" w:eastAsia="Arial" w:cs="Arial"/>
+                <w:sz w:val="24"/>
+              </w:rPr>
+            </w:r>
+          </w:p>
+          <w:p>
+            <w:pPr>
+              <w:keepNext/>
+              <w:spacing w:before="0" w:after="0" w:line="240" w:lineRule="auto"/>
+            </w:pPr>
+            <w:r>
+              <w:rPr>
+                <w:rFonts w:ascii="Arial" w:hAnsi="Arial" w:eastAsia="Arial" w:cs="Arial"/>
+                <w:b w:val="0"/>
+                <w:sz w:val="24"/>
+                <w:u w:val="none"/>
               </w:rPr>
               <w:t>ANNEKE CHITRA GHIANTI, S.M.</w:t>
             </w:r>
@@ -3779,12 +4537,14 @@
           <w:p>
             <w:pPr>
               <w:keepNext/>
-              <w:spacing w:after="0" w:line="240" w:lineRule="auto"/>
-            </w:pPr>
-            <w:r>
-              <w:rPr>
-                <w:rFonts w:ascii="Arial" w:eastAsia="Arial" w:hAnsi="Arial" w:cs="Arial"/>
-                <w:sz w:val="24"/>
+              <w:spacing w:before="0" w:after="0" w:line="240" w:lineRule="auto"/>
+            </w:pPr>
+            <w:r>
+              <w:rPr>
+                <w:rFonts w:ascii="Arial" w:hAnsi="Arial" w:eastAsia="Arial" w:cs="Arial"/>
+                <w:b w:val="0"/>
+                <w:sz w:val="24"/>
+                <w:u w:val="none"/>
               </w:rPr>
               <w:t>-/IX</w:t>
             </w:r>
@@ -3792,36 +4552,32 @@
           <w:p>
             <w:pPr>
               <w:keepNext/>
-              <w:spacing w:after="0" w:line="240" w:lineRule="auto"/>
-            </w:pPr>
-            <w:r>
-              <w:rPr>
-                <w:rFonts w:ascii="Arial" w:eastAsia="Arial" w:hAnsi="Arial" w:cs="Arial"/>
-                <w:sz w:val="24"/>
+              <w:spacing w:before="0" w:after="0" w:line="240" w:lineRule="auto"/>
+            </w:pPr>
+            <w:r>
+              <w:rPr>
+                <w:rFonts w:ascii="Arial" w:hAnsi="Arial" w:eastAsia="Arial" w:cs="Arial"/>
+                <w:b w:val="0"/>
+                <w:sz w:val="24"/>
+                <w:u w:val="none"/>
               </w:rPr>
               <w:t>199701012024212003</w:t>
             </w:r>
           </w:p>
           <w:p>
             <w:pPr>
-              <w:spacing w:after="0" w:line="240" w:lineRule="auto"/>
-              <w:rPr>
-                <w:rFonts w:ascii="Arial" w:eastAsia="Arial" w:hAnsi="Arial" w:cs="Arial"/>
-                <w:sz w:val="24"/>
-              </w:rPr>
-            </w:pPr>
-            <w:r>
-              <w:rPr>
-                <w:rFonts w:ascii="Arial" w:eastAsia="Arial" w:hAnsi="Arial" w:cs="Arial"/>
-                <w:sz w:val="24"/>
+              <w:keepNext w:val="0"/>
+              <w:spacing w:before="0" w:after="0" w:line="240" w:lineRule="auto"/>
+            </w:pPr>
+            <w:r>
+              <w:rPr>
+                <w:rFonts w:ascii="Arial" w:hAnsi="Arial" w:eastAsia="Arial" w:cs="Arial"/>
+                <w:b w:val="0"/>
+                <w:sz w:val="24"/>
+                <w:u w:val="none"/>
               </w:rPr>
               <w:t>Analis Perdagangan Ahli Pertama</w:t>
             </w:r>
-          </w:p>
-          <w:p>
-            <w:pPr>
-              <w:spacing w:after="0" w:line="240" w:lineRule="auto"/>
-            </w:pPr>
           </w:p>
         </w:tc>
       </w:tr>
@@ -3831,7 +4587,7 @@
         <w:tabs>
           <w:tab w:val="left" w:pos="1134"/>
         </w:tabs>
-        <w:spacing w:after="0" w:line="240" w:lineRule="auto"/>
+        <w:spacing w:before="0" w:after="0" w:line="240" w:lineRule="auto"/>
         <w:ind w:left="1276" w:hanging="1276"/>
         <w:jc w:val="both"/>
         <w:rPr>
@@ -3842,24 +4598,12 @@
       </w:pPr>
       <w:r>
         <w:rPr>
-          <w:rFonts w:ascii="Arial" w:eastAsia="Arial" w:hAnsi="Arial" w:cs="Arial"/>
+          <w:rFonts w:ascii="Arial" w:hAnsi="Arial" w:eastAsia="Arial" w:cs="Arial"/>
           <w:sz w:val="24"/>
         </w:rPr>
         <w:t>UNTUK</w:t>
-      </w:r>
-      <w:r>
-        <w:rPr>
-          <w:rFonts w:ascii="Arial" w:eastAsia="Arial" w:hAnsi="Arial" w:cs="Arial"/>
-          <w:sz w:val="24"/>
-        </w:rPr>
         <w:tab/>
         <w:t>:</w:t>
-      </w:r>
-      <w:r>
-        <w:rPr>
-          <w:rFonts w:ascii="Arial" w:eastAsia="Arial" w:hAnsi="Arial" w:cs="Arial"/>
-          <w:sz w:val="24"/>
-        </w:rPr>
         <w:tab/>
         <w:t>Perjalanan Dinas ke Kabupaten Banyuwangi dalam rangka peliputan dan pembuatan konten promosi pariwisata selama 4 (empat) hari pada tanggal 20-23 Juli 2026.</w:t>
       </w:r>
@@ -3867,78 +4611,97 @@
     <w:tbl>
       <w:tblPr>
         <w:tblStyle w:val="TableGrid"/>
-        <w:tblW w:w="8647" w:type="dxa"/>
+        <w:tblW w:w="0" w:type="auto"/>
         <w:tblInd w:w="1276" w:type="dxa"/>
         <w:tblBorders>
-          <w:top w:val="nil"/>
-          <w:left w:val="nil"/>
-          <w:bottom w:val="nil"/>
-          <w:right w:val="nil"/>
-          <w:insideH w:val="nil"/>
-          <w:insideV w:val="nil"/>
+          <w:top w:val="nil" w:sz="0" w:space="0" w:color="auto"/>
+          <w:left w:val="nil" w:sz="0" w:space="0" w:color="auto"/>
+          <w:bottom w:val="nil" w:sz="0" w:space="0" w:color="auto"/>
+          <w:right w:val="nil" w:sz="0" w:space="0" w:color="auto"/>
+          <w:insideH w:val="nil" w:sz="0" w:space="0" w:color="auto"/>
+          <w:insideV w:val="nil" w:sz="0" w:space="0" w:color="auto"/>
         </w:tblBorders>
         <w:tblLayout w:type="fixed"/>
         <w:tblLook w:val="04A0" w:firstRow="1" w:lastRow="0" w:firstColumn="1" w:lastColumn="0" w:noHBand="0" w:noVBand="1"/>
       </w:tblPr>
       <w:tblGrid>
-        <w:gridCol w:w="4111"/>
-        <w:gridCol w:w="4536"/>
+        <w:gridCol w:w="4054"/>
+        <w:gridCol w:w="4297"/>
       </w:tblGrid>
       <w:tr>
         <w:trPr>
+          <w:trHeight w:val="426"/>
           <w:cantSplit/>
-          <w:trHeight w:val="426"/>
         </w:trPr>
         <w:tc>
           <w:tcPr>
-            <w:tcW w:w="4111" w:type="dxa"/>
+            <w:tcW w:w="5112" w:type="dxa"/>
             <w:tcMar>
               <w:top w:w="0" w:type="dxa"/>
-              <w:left w:w="0" w:type="dxa"/>
+              <w:start w:w="0" w:type="dxa"/>
               <w:bottom w:w="0" w:type="dxa"/>
-              <w:right w:w="0" w:type="dxa"/>
+              <w:end w:w="0" w:type="dxa"/>
             </w:tcMar>
           </w:tcPr>
-          <w:p/>
+          <w:p>
+            <w:pPr>
+              <w:spacing w:before="0" w:after="0" w:line="240" w:lineRule="auto"/>
+            </w:pPr>
+            <w:r>
+              <w:rPr>
+                <w:rFonts w:ascii="Arial" w:hAnsi="Arial" w:eastAsia="Arial" w:cs="Arial"/>
+                <w:sz w:val="24"/>
+              </w:rPr>
+            </w:r>
+          </w:p>
         </w:tc>
         <w:tc>
           <w:tcPr>
             <w:tcW w:w="4536" w:type="dxa"/>
             <w:tcMar>
               <w:top w:w="0" w:type="dxa"/>
-              <w:left w:w="0" w:type="dxa"/>
+              <w:start w:w="0" w:type="dxa"/>
               <w:bottom w:w="0" w:type="dxa"/>
-              <w:right w:w="0" w:type="dxa"/>
+              <w:end w:w="0" w:type="dxa"/>
             </w:tcMar>
           </w:tcPr>
-          <w:p/>
-          <w:p>
-            <w:pPr>
-              <w:keepNext/>
-              <w:ind w:left="-2" w:firstLine="2"/>
-            </w:pPr>
-            <w:proofErr w:type="spellStart"/>
-            <w:r>
-              <w:rPr>
-                <w:sz w:val="24"/>
-              </w:rPr>
-              <w:t>Ditetapkan</w:t>
-            </w:r>
-            <w:proofErr w:type="spellEnd"/>
-            <w:r>
-              <w:rPr>
-                <w:sz w:val="24"/>
-              </w:rPr>
-              <w:t xml:space="preserve"> di Surabaya</w:t>
-            </w:r>
-          </w:p>
-          <w:p>
-            <w:pPr>
-              <w:keepNext/>
-            </w:pPr>
-            <w:r>
-              <w:rPr>
-                <w:sz w:val="24"/>
+          <w:p>
+            <w:pPr>
+              <w:spacing w:before="0" w:after="0" w:line="240" w:lineRule="auto"/>
+            </w:pPr>
+            <w:r>
+              <w:rPr>
+                <w:rFonts w:ascii="Arial" w:hAnsi="Arial" w:eastAsia="Arial" w:cs="Arial"/>
+                <w:sz w:val="24"/>
+              </w:rPr>
+            </w:r>
+          </w:p>
+          <w:p>
+            <w:pPr>
+              <w:keepNext/>
+              <w:spacing w:before="0" w:after="0" w:line="240" w:lineRule="auto"/>
+            </w:pPr>
+            <w:r>
+              <w:rPr>
+                <w:rFonts w:ascii="Arial" w:hAnsi="Arial" w:eastAsia="Arial" w:cs="Arial"/>
+                <w:b w:val="0"/>
+                <w:sz w:val="24"/>
+                <w:u w:val="none"/>
+              </w:rPr>
+              <w:t>Ditetapkan di Surabaya</w:t>
+            </w:r>
+          </w:p>
+          <w:p>
+            <w:pPr>
+              <w:keepNext/>
+              <w:spacing w:before="0" w:after="0" w:line="240" w:lineRule="auto"/>
+            </w:pPr>
+            <w:r>
+              <w:rPr>
+                <w:rFonts w:ascii="Arial" w:hAnsi="Arial" w:eastAsia="Arial" w:cs="Arial"/>
+                <w:b w:val="0"/>
+                <w:sz w:val="24"/>
+                <w:u w:val="none"/>
               </w:rPr>
               <w:t>pada tanggal 13 Juli 2026</w:t>
             </w:r>
@@ -3946,10 +4709,14 @@
           <w:p>
             <w:pPr>
               <w:keepNext/>
-            </w:pPr>
-            <w:r>
-              <w:rPr>
-                <w:sz w:val="24"/>
+              <w:spacing w:before="0" w:after="0" w:line="240" w:lineRule="auto"/>
+            </w:pPr>
+            <w:r>
+              <w:rPr>
+                <w:rFonts w:ascii="Arial" w:hAnsi="Arial" w:eastAsia="Arial" w:cs="Arial"/>
+                <w:b w:val="0"/>
+                <w:sz w:val="24"/>
+                <w:u w:val="none"/>
               </w:rPr>
               <w:t>KEPALA DINAS</w:t>
             </w:r>
@@ -3957,10 +4724,14 @@
           <w:p>
             <w:pPr>
               <w:keepNext/>
-            </w:pPr>
-            <w:r>
-              <w:rPr>
-                <w:sz w:val="24"/>
+              <w:spacing w:before="0" w:after="0" w:line="240" w:lineRule="auto"/>
+            </w:pPr>
+            <w:r>
+              <w:rPr>
+                <w:rFonts w:ascii="Arial" w:hAnsi="Arial" w:eastAsia="Arial" w:cs="Arial"/>
+                <w:b w:val="0"/>
+                <w:sz w:val="24"/>
+                <w:u w:val="none"/>
               </w:rPr>
               <w:t>KEBUDAYAAN DAN PARIWISATA</w:t>
             </w:r>
@@ -3968,13 +4739,14 @@
           <w:p>
             <w:pPr>
               <w:keepNext/>
-              <w:rPr>
-                <w:sz w:val="24"/>
-              </w:rPr>
-            </w:pPr>
-            <w:r>
-              <w:rPr>
-                <w:sz w:val="24"/>
+              <w:spacing w:before="0" w:after="0" w:line="240" w:lineRule="auto"/>
+            </w:pPr>
+            <w:r>
+              <w:rPr>
+                <w:rFonts w:ascii="Arial" w:hAnsi="Arial" w:eastAsia="Arial" w:cs="Arial"/>
+                <w:b w:val="0"/>
+                <w:sz w:val="24"/>
+                <w:u w:val="none"/>
               </w:rPr>
               <w:t>PROVINSI JAWA TIMUR</w:t>
             </w:r>
@@ -3982,69 +4754,31 @@
           <w:p>
             <w:pPr>
               <w:keepNext/>
-              <w:rPr>
-                <w:sz w:val="24"/>
-              </w:rPr>
-            </w:pPr>
-          </w:p>
-          <w:p>
-            <w:pPr>
-              <w:keepNext/>
-              <w:rPr>
-                <w:sz w:val="24"/>
-              </w:rPr>
-            </w:pPr>
-          </w:p>
-          <w:p>
-            <w:pPr>
-              <w:keepNext/>
-              <w:rPr>
-                <w:sz w:val="24"/>
-              </w:rPr>
-            </w:pPr>
-          </w:p>
-          <w:p>
-            <w:pPr>
-              <w:keepNext/>
-            </w:pPr>
-          </w:p>
-          <w:p>
-            <w:pPr>
-              <w:keepNext/>
-              <w:rPr>
+              <w:spacing w:before="0" w:after="0" w:line="240" w:lineRule="auto"/>
+            </w:pPr>
+            <w:r>
+              <w:rPr>
+                <w:rFonts w:ascii="Arial" w:hAnsi="Arial" w:eastAsia="Arial" w:cs="Arial"/>
+                <w:b/>
+                <w:sz w:val="24"/>
                 <w:u w:val="single"/>
               </w:rPr>
-            </w:pPr>
-            <w:r>
-              <w:rPr>
-                <w:b/>
-                <w:sz w:val="24"/>
-                <w:u w:val="single"/>
-              </w:rPr>
               <w:t>Evy Afianasari, S.T., M.M.A.</w:t>
             </w:r>
           </w:p>
           <w:p>
             <w:pPr>
-              <w:rPr>
-                <w:sz w:val="24"/>
-              </w:rPr>
-            </w:pPr>
-            <w:r>
-              <w:rPr>
-                <w:sz w:val="24"/>
+              <w:keepNext w:val="0"/>
+              <w:spacing w:before="0" w:after="0" w:line="240" w:lineRule="auto"/>
+            </w:pPr>
+            <w:r>
+              <w:rPr>
+                <w:rFonts w:ascii="Arial" w:hAnsi="Arial" w:eastAsia="Arial" w:cs="Arial"/>
+                <w:b w:val="0"/>
+                <w:sz w:val="24"/>
+                <w:u w:val="none"/>
               </w:rPr>
               <w:t>Pembina Utama Muda (IV/c)</w:t>
-            </w:r>
-          </w:p>
-          <w:p>
-            <w:r>
-              <w:rPr>
-                <w:color w:val="000000"/>
-                <w:sz w:val="24"/>
-                <w:szCs w:val="24"/>
-              </w:rPr>
-              <w:t>NIP. 197601142000032004</w:t>
             </w:r>
           </w:p>
         </w:tc>
@@ -4052,7 +4786,7 @@
     </w:tbl>
     <w:p>
       <w:pPr>
-        <w:spacing w:after="0" w:line="240" w:lineRule="auto"/>
+        <w:spacing w:after="0" w:line="240" w:lineRule="auto" w:before="0"/>
         <w:jc w:val="both"/>
         <w:rPr>
           <w:rFonts w:ascii="Arial" w:eastAsia="Arial" w:hAnsi="Arial" w:cs="Arial"/>
@@ -6262,28 +6996,28 @@
 </file>
 
 <file path=customXml/item1.xml><?xml version="1.0" encoding="utf-8"?>
+<b:Sources xmlns:b="http://schemas.openxmlformats.org/officeDocument/2006/bibliography" xmlns="http://schemas.openxmlformats.org/officeDocument/2006/bibliography" SelectedStyle="\APASixthEditionOfficeOnline.xsl" StyleName="APA" Version="6"/>
+</file>
+
+<file path=customXml/item2.xml><?xml version="1.0" encoding="utf-8"?>
 <go:gDocsCustomXmlDataStorage xmlns:go="http://customooxmlschemas.google.com/" xmlns:r="http://schemas.openxmlformats.org/officeDocument/2006/relationships" uri="GoogleDocsCustomDataVersion2">
   <go:docsCustomData xmlns:go="http://customooxmlschemas.google.com/" roundtripDataSignature="AMtx7mg58zKk5UMc5U8BaflIktyfBgTF4w==">CgMxLjAyCGguZ2pkZ3hzOAByITEtU2ZPd01FOHZnelY0c2RwUENlZWZ5RGdQazBxbms3OQ==</go:docsCustomData>
 </go:gDocsCustomXmlDataStorage>
 </file>
 
-<file path=customXml/item2.xml><?xml version="1.0" encoding="utf-8"?>
-<b:Sources xmlns:b="http://schemas.openxmlformats.org/officeDocument/2006/bibliography" xmlns="http://schemas.openxmlformats.org/officeDocument/2006/bibliography" SelectedStyle="\APASixthEditionOfficeOnline.xsl" StyleName="APA" Version="6"/>
+<file path=customXml/itemProps1.xml><?xml version="1.0" encoding="utf-8"?>
+<ds:datastoreItem xmlns:ds="http://schemas.openxmlformats.org/officeDocument/2006/customXml" ds:itemID="{3693F90C-3328-4652-90AB-2290F4ED2063}">
+  <ds:schemaRefs>
+    <ds:schemaRef ds:uri="http://schemas.openxmlformats.org/officeDocument/2006/bibliography"/>
+  </ds:schemaRefs>
+</ds:datastoreItem>
 </file>
 
-<file path=customXml/itemProps1.xml><?xml version="1.0" encoding="utf-8"?>
+<file path=customXml/itemProps2.xml><?xml version="1.0" encoding="utf-8"?>
 <ds:datastoreItem xmlns:ds="http://schemas.openxmlformats.org/officeDocument/2006/customXml" ds:itemID="{11111111-1234-1234-1234-123412341234}">
   <ds:schemaRefs>
     <ds:schemaRef ds:uri="http://customooxmlschemas.google.com/"/>
     <ds:schemaRef ds:uri="http://schemas.openxmlformats.org/officeDocument/2006/relationships"/>
   </ds:schemaRefs>
 </ds:datastoreItem>
-</file>
-
-<file path=customXml/itemProps2.xml><?xml version="1.0" encoding="utf-8"?>
-<ds:datastoreItem xmlns:ds="http://schemas.openxmlformats.org/officeDocument/2006/customXml" ds:itemID="{3693F90C-3328-4652-90AB-2290F4ED2063}">
-  <ds:schemaRefs>
-    <ds:schemaRef ds:uri="http://schemas.openxmlformats.org/officeDocument/2006/bibliography"/>
-  </ds:schemaRefs>
-</ds:datastoreItem>
 </file>
--- a/samples/CONTOH_SPT_12_PEGAWAI.docx
+++ b/samples/CONTOH_SPT_12_PEGAWAI.docx
@@ -470,7 +470,19 @@
     </w:p>
     <w:p>
       <w:pPr>
-        <w:spacing w:before="0" w:after="0" w:line="240" w:lineRule="auto"/>
+        <w:spacing w:after="0" w:line="240" w:lineRule="auto"/>
+        <w:jc w:val="center"/>
+        <w:rPr>
+          <w:rFonts w:ascii="Arial" w:eastAsia="Arial" w:hAnsi="Arial" w:cs="Arial"/>
+          <w:b/>
+          <w:sz w:val="24"/>
+          <w:szCs w:val="24"/>
+        </w:rPr>
+      </w:pPr>
+    </w:p>
+    <w:p>
+      <w:pPr>
+        <w:spacing w:after="0" w:line="240" w:lineRule="auto"/>
         <w:jc w:val="center"/>
         <w:rPr>
           <w:rFonts w:ascii="Arial" w:eastAsia="Arial" w:hAnsi="Arial" w:cs="Arial"/>
@@ -491,7 +503,24 @@
     </w:p>
     <w:p>
       <w:pPr>
-        <w:spacing w:after="0" w:line="240" w:lineRule="auto" w:before="0"/>
+        <w:spacing w:after="0" w:line="240" w:lineRule="auto"/>
+        <w:jc w:val="center"/>
+        <w:rPr>
+          <w:rFonts w:ascii="Arial" w:eastAsia="Arial" w:hAnsi="Arial" w:cs="Arial"/>
+          <w:sz w:val="24"/>
+        </w:rPr>
+      </w:pPr>
+      <w:r>
+        <w:rPr>
+          <w:rFonts w:ascii="Arial" w:eastAsia="Arial" w:hAnsi="Arial" w:cs="Arial"/>
+          <w:sz w:val="24"/>
+        </w:rPr>
+        <w:t>Nomor : 000.1.2.3 / 124 / 118.4 / 2026</w:t>
+      </w:r>
+    </w:p>
+    <w:p>
+      <w:pPr>
+        <w:spacing w:after="0" w:line="240" w:lineRule="auto"/>
         <w:jc w:val="center"/>
         <w:rPr>
           <w:rFonts w:ascii="Arial" w:eastAsia="Arial" w:hAnsi="Arial" w:cs="Arial"/>
@@ -499,13 +528,6 @@
           <w:szCs w:val="24"/>
         </w:rPr>
       </w:pPr>
-      <w:r>
-        <w:rPr>
-          <w:rFonts w:ascii="Arial" w:hAnsi="Arial" w:eastAsia="Arial" w:cs="Arial"/>
-          <w:sz w:val="24"/>
-        </w:rPr>
-        <w:t>Nomor : 000.1.2.3 / 124 / 118.4 / 2026</w:t>
-      </w:r>
     </w:p>
     <w:p>
       <w:pPr>
@@ -513,7 +535,7 @@
           <w:tab w:val="left" w:pos="1080"/>
           <w:tab w:val="left" w:pos="1350"/>
         </w:tabs>
-        <w:spacing w:before="0" w:after="0" w:line="240" w:lineRule="auto"/>
+        <w:spacing w:after="0"/>
         <w:ind w:left="1797" w:hanging="1797"/>
         <w:jc w:val="both"/>
         <w:rPr>
@@ -524,14 +546,32 @@
       </w:pPr>
       <w:r>
         <w:rPr>
-          <w:rFonts w:ascii="Arial" w:hAnsi="Arial" w:eastAsia="Arial" w:cs="Arial"/>
+          <w:rFonts w:ascii="Arial" w:eastAsia="Arial" w:hAnsi="Arial" w:cs="Arial"/>
           <w:sz w:val="24"/>
         </w:rPr>
         <w:t>DASAR</w:t>
+      </w:r>
+      <w:r>
+        <w:rPr>
+          <w:rFonts w:ascii="Arial" w:eastAsia="Arial" w:hAnsi="Arial" w:cs="Arial"/>
+          <w:sz w:val="24"/>
+        </w:rPr>
         <w:tab/>
         <w:t>:</w:t>
+      </w:r>
+      <w:r>
+        <w:rPr>
+          <w:rFonts w:ascii="Arial" w:eastAsia="Arial" w:hAnsi="Arial" w:cs="Arial"/>
+          <w:sz w:val="24"/>
+        </w:rPr>
         <w:tab/>
         <w:t>1.</w:t>
+      </w:r>
+      <w:r>
+        <w:rPr>
+          <w:rFonts w:ascii="Arial" w:eastAsia="Arial" w:hAnsi="Arial" w:cs="Arial"/>
+          <w:sz w:val="24"/>
+        </w:rPr>
         <w:tab/>
         <w:t>Peraturan Daerah Provinsi Jawa Timur Nomor 6 Tahun 2025 Tanggal 31 Desember 2025 tentang Anggaran Pendapatan dan Belanja Provinsi Jawa Timur Tahun Anggaran 2026;</w:t>
       </w:r>
@@ -542,7 +582,7 @@
           <w:tab w:val="left" w:pos="1080"/>
           <w:tab w:val="left" w:pos="1350"/>
         </w:tabs>
-        <w:spacing w:before="0" w:after="0" w:line="240" w:lineRule="auto"/>
+        <w:spacing w:after="0"/>
         <w:ind w:left="1797" w:hanging="1797"/>
         <w:jc w:val="both"/>
         <w:rPr>
@@ -553,12 +593,24 @@
       </w:pPr>
       <w:r>
         <w:rPr>
-          <w:rFonts w:ascii="Arial" w:hAnsi="Arial" w:eastAsia="Arial" w:cs="Arial"/>
+          <w:rFonts w:ascii="Arial" w:eastAsia="Arial" w:hAnsi="Arial" w:cs="Arial"/>
           <w:sz w:val="24"/>
         </w:rPr>
         <w:tab/>
+      </w:r>
+      <w:r>
+        <w:rPr>
+          <w:rFonts w:ascii="Arial" w:eastAsia="Arial" w:hAnsi="Arial" w:cs="Arial"/>
+          <w:sz w:val="24"/>
+        </w:rPr>
         <w:tab/>
         <w:t>2.</w:t>
+      </w:r>
+      <w:r>
+        <w:rPr>
+          <w:rFonts w:ascii="Arial" w:eastAsia="Arial" w:hAnsi="Arial" w:cs="Arial"/>
+          <w:sz w:val="24"/>
+        </w:rPr>
         <w:tab/>
         <w:t>Peraturan Gubernur Jawa Timur Nomor 41 Tahun 2025 Tanggal 31 Desember 2025 tentang Penjabaran Perubahan Anggaran Pendapatan dan Belanja Daerah Provinsi Jawa Timur Tahun Anggaran 2026;</w:t>
       </w:r>
@@ -569,7 +621,83 @@
           <w:tab w:val="left" w:pos="1080"/>
           <w:tab w:val="left" w:pos="1350"/>
         </w:tabs>
-        <w:spacing w:before="0" w:after="0" w:line="240" w:lineRule="auto"/>
+        <w:spacing w:after="0"/>
+        <w:ind w:left="1797" w:hanging="1797"/>
+        <w:jc w:val="both"/>
+        <w:rPr>
+          <w:rFonts w:ascii="Arial" w:eastAsia="Arial" w:hAnsi="Arial" w:cs="Arial"/>
+          <w:sz w:val="24"/>
+        </w:rPr>
+      </w:pPr>
+      <w:r>
+        <w:rPr>
+          <w:rFonts w:ascii="Arial" w:eastAsia="Arial" w:hAnsi="Arial" w:cs="Arial"/>
+          <w:sz w:val="24"/>
+        </w:rPr>
+        <w:tab/>
+      </w:r>
+      <w:r>
+        <w:rPr>
+          <w:rFonts w:ascii="Arial" w:eastAsia="Arial" w:hAnsi="Arial" w:cs="Arial"/>
+          <w:sz w:val="24"/>
+        </w:rPr>
+        <w:tab/>
+        <w:t>3.</w:t>
+      </w:r>
+      <w:r>
+        <w:rPr>
+          <w:rFonts w:ascii="Arial" w:eastAsia="Arial" w:hAnsi="Arial" w:cs="Arial"/>
+          <w:sz w:val="24"/>
+        </w:rPr>
+        <w:tab/>
+        <w:t>Dokumen Pelaksanaan Anggaran (DPA) Nomor: DPA/A.1/2.22.3.26.0.00.03.0000/001/2026 Tanggal 1 Januari 2026.</w:t>
+      </w:r>
+    </w:p>
+    <w:p>
+      <w:pPr>
+        <w:tabs>
+          <w:tab w:val="left" w:pos="1080"/>
+          <w:tab w:val="left" w:pos="1350"/>
+        </w:tabs>
+        <w:spacing w:after="0"/>
+        <w:ind w:left="1797" w:hanging="1797"/>
+        <w:jc w:val="both"/>
+        <w:rPr>
+          <w:rFonts w:ascii="Arial" w:eastAsia="Arial" w:hAnsi="Arial" w:cs="Arial"/>
+          <w:sz w:val="24"/>
+        </w:rPr>
+      </w:pPr>
+      <w:r>
+        <w:rPr>
+          <w:rFonts w:ascii="Arial" w:eastAsia="Arial" w:hAnsi="Arial" w:cs="Arial"/>
+          <w:sz w:val="24"/>
+        </w:rPr>
+        <w:tab/>
+      </w:r>
+      <w:r>
+        <w:rPr>
+          <w:rFonts w:ascii="Arial" w:eastAsia="Arial" w:hAnsi="Arial" w:cs="Arial"/>
+          <w:sz w:val="24"/>
+        </w:rPr>
+        <w:tab/>
+        <w:t>4.</w:t>
+      </w:r>
+      <w:r>
+        <w:rPr>
+          <w:rFonts w:ascii="Arial" w:eastAsia="Arial" w:hAnsi="Arial" w:cs="Arial"/>
+          <w:sz w:val="24"/>
+        </w:rPr>
+        <w:tab/>
+        <w:t xml:space="preserve">Undangan dari Pemerintah Kabupaten Ponorogo; </w:t>
+      </w:r>
+    </w:p>
+    <w:p>
+      <w:pPr>
+        <w:tabs>
+          <w:tab w:val="left" w:pos="1080"/>
+          <w:tab w:val="left" w:pos="1350"/>
+        </w:tabs>
+        <w:spacing w:after="0"/>
         <w:ind w:left="1797" w:hanging="1797"/>
         <w:jc w:val="both"/>
         <w:rPr>
@@ -578,21 +706,10 @@
           <w:szCs w:val="24"/>
         </w:rPr>
       </w:pPr>
-      <w:r>
-        <w:rPr>
-          <w:rFonts w:ascii="Arial" w:hAnsi="Arial" w:eastAsia="Arial" w:cs="Arial"/>
-          <w:sz w:val="24"/>
-        </w:rPr>
-        <w:tab/>
-        <w:tab/>
-        <w:t>3.</w:t>
-        <w:tab/>
-        <w:t>Dokumen Pelaksanaan Anggaran (DPA) Nomor: DPA/A.1/2.22.3.26.0.00.03.0000/001/2026 Tanggal 1 Januari 2026.</w:t>
-      </w:r>
     </w:p>
     <w:p>
       <w:pPr>
-        <w:spacing w:before="0" w:after="0" w:line="240" w:lineRule="auto"/>
+        <w:spacing w:after="0" w:line="240" w:lineRule="auto"/>
         <w:jc w:val="center"/>
         <w:rPr>
           <w:rFonts w:ascii="Arial" w:eastAsia="Arial" w:hAnsi="Arial" w:cs="Arial"/>
@@ -613,9 +730,7 @@
     </w:p>
     <w:tbl>
       <w:tblPr>
-        <w:tblW w:type="auto" w:w="0"/>
-        <w:tblLayout w:type="fixed"/>
-        <w:tblLook w:firstColumn="1" w:firstRow="1" w:lastColumn="0" w:lastRow="0" w:noHBand="0" w:noVBand="1" w:val="04A0"/>
+        <w:tblW w:w="0" w:type="auto"/>
         <w:tblBorders>
           <w:top w:val="nil"/>
           <w:left w:val="nil"/>
@@ -624,6 +739,8 @@
           <w:insideH w:val="nil"/>
           <w:insideV w:val="nil"/>
         </w:tblBorders>
+        <w:tblLayout w:type="fixed"/>
+        <w:tblLook w:val="04A0" w:firstRow="1" w:lastRow="0" w:firstColumn="1" w:lastColumn="0" w:noHBand="0" w:noVBand="1"/>
       </w:tblPr>
       <w:tblGrid>
         <w:gridCol w:w="1440"/>
@@ -638,37 +755,27 @@
         </w:trPr>
         <w:tc>
           <w:tcPr>
-            <w:tcW w:type="dxa" w:w="1440"/>
-            <w:vAlign w:val="top"/>
+            <w:tcW w:w="1440" w:type="dxa"/>
             <w:tcMar>
               <w:top w:w="0" w:type="dxa"/>
-              <w:start w:w="0" w:type="dxa"/>
+              <w:left w:w="0" w:type="dxa"/>
               <w:bottom w:w="0" w:type="dxa"/>
-              <w:end w:w="35" w:type="dxa"/>
+              <w:right w:w="35" w:type="dxa"/>
             </w:tcMar>
           </w:tcPr>
           <w:p>
             <w:pPr>
-              <w:spacing w:before="0" w:after="0" w:line="240" w:lineRule="auto"/>
-            </w:pPr>
-            <w:r>
-              <w:rPr>
-                <w:rFonts w:ascii="Arial" w:hAnsi="Arial" w:eastAsia="Arial" w:cs="Arial"/>
-                <w:sz w:val="24"/>
-              </w:rPr>
-            </w:r>
-          </w:p>
-          <w:p>
-            <w:pPr>
-              <w:keepNext w:val="0"/>
-              <w:spacing w:before="0" w:after="0" w:line="240" w:lineRule="auto"/>
-            </w:pPr>
-            <w:r>
-              <w:rPr>
-                <w:rFonts w:ascii="Arial" w:hAnsi="Arial" w:eastAsia="Arial" w:cs="Arial"/>
-                <w:b w:val="0"/>
-                <w:sz w:val="24"/>
-                <w:u w:val="none"/>
+              <w:spacing w:after="0" w:line="240" w:lineRule="auto"/>
+            </w:pPr>
+          </w:p>
+          <w:p>
+            <w:pPr>
+              <w:spacing w:after="0" w:line="240" w:lineRule="auto"/>
+            </w:pPr>
+            <w:r>
+              <w:rPr>
+                <w:rFonts w:ascii="Arial" w:eastAsia="Arial" w:hAnsi="Arial" w:cs="Arial"/>
+                <w:sz w:val="24"/>
               </w:rPr>
               <w:t>KEPADA :</w:t>
             </w:r>
@@ -676,37 +783,27 @@
         </w:tc>
         <w:tc>
           <w:tcPr>
-            <w:tcW w:type="dxa" w:w="547"/>
-            <w:vAlign w:val="top"/>
+            <w:tcW w:w="547" w:type="dxa"/>
             <w:tcMar>
               <w:top w:w="0" w:type="dxa"/>
-              <w:start w:w="0" w:type="dxa"/>
+              <w:left w:w="0" w:type="dxa"/>
               <w:bottom w:w="0" w:type="dxa"/>
-              <w:end w:w="35" w:type="dxa"/>
+              <w:right w:w="35" w:type="dxa"/>
             </w:tcMar>
           </w:tcPr>
           <w:p>
             <w:pPr>
-              <w:spacing w:before="0" w:after="0" w:line="240" w:lineRule="auto"/>
-            </w:pPr>
-            <w:r>
-              <w:rPr>
-                <w:rFonts w:ascii="Arial" w:hAnsi="Arial" w:eastAsia="Arial" w:cs="Arial"/>
-                <w:sz w:val="24"/>
-              </w:rPr>
-            </w:r>
-          </w:p>
-          <w:p>
-            <w:pPr>
-              <w:keepNext w:val="0"/>
-              <w:spacing w:before="0" w:after="0" w:line="240" w:lineRule="auto"/>
-            </w:pPr>
-            <w:r>
-              <w:rPr>
-                <w:rFonts w:ascii="Arial" w:hAnsi="Arial" w:eastAsia="Arial" w:cs="Arial"/>
-                <w:b w:val="0"/>
-                <w:sz w:val="24"/>
-                <w:u w:val="none"/>
+              <w:spacing w:after="0" w:line="240" w:lineRule="auto"/>
+            </w:pPr>
+          </w:p>
+          <w:p>
+            <w:pPr>
+              <w:spacing w:after="0" w:line="240" w:lineRule="auto"/>
+            </w:pPr>
+            <w:r>
+              <w:rPr>
+                <w:rFonts w:ascii="Arial" w:eastAsia="Arial" w:hAnsi="Arial" w:cs="Arial"/>
+                <w:sz w:val="24"/>
               </w:rPr>
               <w:t>1.</w:t>
             </w:r>
@@ -714,37 +811,28 @@
         </w:tc>
         <w:tc>
           <w:tcPr>
-            <w:tcW w:type="dxa" w:w="1728"/>
-            <w:vAlign w:val="top"/>
+            <w:tcW w:w="1728" w:type="dxa"/>
             <w:tcMar>
               <w:top w:w="0" w:type="dxa"/>
-              <w:start w:w="0" w:type="dxa"/>
+              <w:left w:w="0" w:type="dxa"/>
               <w:bottom w:w="0" w:type="dxa"/>
-              <w:end w:w="35" w:type="dxa"/>
+              <w:right w:w="35" w:type="dxa"/>
             </w:tcMar>
           </w:tcPr>
           <w:p>
             <w:pPr>
-              <w:spacing w:before="0" w:after="0" w:line="240" w:lineRule="auto"/>
-            </w:pPr>
-            <w:r>
-              <w:rPr>
-                <w:rFonts w:ascii="Arial" w:hAnsi="Arial" w:eastAsia="Arial" w:cs="Arial"/>
-                <w:sz w:val="24"/>
-              </w:rPr>
-            </w:r>
-          </w:p>
-          <w:p>
-            <w:pPr>
-              <w:keepNext/>
-              <w:spacing w:before="0" w:after="0" w:line="240" w:lineRule="auto"/>
-            </w:pPr>
-            <w:r>
-              <w:rPr>
-                <w:rFonts w:ascii="Arial" w:hAnsi="Arial" w:eastAsia="Arial" w:cs="Arial"/>
-                <w:b w:val="0"/>
-                <w:sz w:val="24"/>
-                <w:u w:val="none"/>
+              <w:spacing w:after="0" w:line="240" w:lineRule="auto"/>
+            </w:pPr>
+          </w:p>
+          <w:p>
+            <w:pPr>
+              <w:keepNext/>
+              <w:spacing w:after="0" w:line="240" w:lineRule="auto"/>
+            </w:pPr>
+            <w:r>
+              <w:rPr>
+                <w:rFonts w:ascii="Arial" w:eastAsia="Arial" w:hAnsi="Arial" w:cs="Arial"/>
+                <w:sz w:val="24"/>
               </w:rPr>
               <w:t>Nama</w:t>
             </w:r>
@@ -752,14 +840,12 @@
           <w:p>
             <w:pPr>
               <w:keepNext/>
-              <w:spacing w:before="0" w:after="0" w:line="240" w:lineRule="auto"/>
-            </w:pPr>
-            <w:r>
-              <w:rPr>
-                <w:rFonts w:ascii="Arial" w:hAnsi="Arial" w:eastAsia="Arial" w:cs="Arial"/>
-                <w:b w:val="0"/>
-                <w:sz w:val="24"/>
-                <w:u w:val="none"/>
+              <w:spacing w:after="0" w:line="240" w:lineRule="auto"/>
+            </w:pPr>
+            <w:r>
+              <w:rPr>
+                <w:rFonts w:ascii="Arial" w:eastAsia="Arial" w:hAnsi="Arial" w:cs="Arial"/>
+                <w:sz w:val="24"/>
               </w:rPr>
               <w:t>Pangkat/gol</w:t>
             </w:r>
@@ -767,29 +853,24 @@
           <w:p>
             <w:pPr>
               <w:keepNext/>
-              <w:spacing w:before="0" w:after="0" w:line="240" w:lineRule="auto"/>
-            </w:pPr>
-            <w:r>
-              <w:rPr>
-                <w:rFonts w:ascii="Arial" w:hAnsi="Arial" w:eastAsia="Arial" w:cs="Arial"/>
-                <w:b w:val="0"/>
-                <w:sz w:val="24"/>
-                <w:u w:val="none"/>
+              <w:spacing w:after="0" w:line="240" w:lineRule="auto"/>
+            </w:pPr>
+            <w:r>
+              <w:rPr>
+                <w:rFonts w:ascii="Arial" w:eastAsia="Arial" w:hAnsi="Arial" w:cs="Arial"/>
+                <w:sz w:val="24"/>
               </w:rPr>
               <w:t>NIP</w:t>
             </w:r>
           </w:p>
           <w:p>
             <w:pPr>
-              <w:keepNext w:val="0"/>
-              <w:spacing w:before="0" w:after="0" w:line="240" w:lineRule="auto"/>
-            </w:pPr>
-            <w:r>
-              <w:rPr>
-                <w:rFonts w:ascii="Arial" w:hAnsi="Arial" w:eastAsia="Arial" w:cs="Arial"/>
-                <w:b w:val="0"/>
-                <w:sz w:val="24"/>
-                <w:u w:val="none"/>
+              <w:spacing w:after="0" w:line="240" w:lineRule="auto"/>
+            </w:pPr>
+            <w:r>
+              <w:rPr>
+                <w:rFonts w:ascii="Arial" w:eastAsia="Arial" w:hAnsi="Arial" w:cs="Arial"/>
+                <w:sz w:val="24"/>
               </w:rPr>
               <w:t>Jabatan</w:t>
             </w:r>
@@ -797,37 +878,28 @@
         </w:tc>
         <w:tc>
           <w:tcPr>
-            <w:tcW w:type="dxa" w:w="317"/>
-            <w:vAlign w:val="top"/>
+            <w:tcW w:w="317" w:type="dxa"/>
             <w:tcMar>
               <w:top w:w="0" w:type="dxa"/>
-              <w:start w:w="0" w:type="dxa"/>
+              <w:left w:w="0" w:type="dxa"/>
               <w:bottom w:w="0" w:type="dxa"/>
-              <w:end w:w="35" w:type="dxa"/>
+              <w:right w:w="35" w:type="dxa"/>
             </w:tcMar>
           </w:tcPr>
           <w:p>
             <w:pPr>
-              <w:spacing w:before="0" w:after="0" w:line="240" w:lineRule="auto"/>
-            </w:pPr>
-            <w:r>
-              <w:rPr>
-                <w:rFonts w:ascii="Arial" w:hAnsi="Arial" w:eastAsia="Arial" w:cs="Arial"/>
-                <w:sz w:val="24"/>
-              </w:rPr>
-            </w:r>
-          </w:p>
-          <w:p>
-            <w:pPr>
-              <w:keepNext/>
-              <w:spacing w:before="0" w:after="0" w:line="240" w:lineRule="auto"/>
-            </w:pPr>
-            <w:r>
-              <w:rPr>
-                <w:rFonts w:ascii="Arial" w:hAnsi="Arial" w:eastAsia="Arial" w:cs="Arial"/>
-                <w:b w:val="0"/>
-                <w:sz w:val="24"/>
-                <w:u w:val="none"/>
+              <w:spacing w:after="0" w:line="240" w:lineRule="auto"/>
+            </w:pPr>
+          </w:p>
+          <w:p>
+            <w:pPr>
+              <w:keepNext/>
+              <w:spacing w:after="0" w:line="240" w:lineRule="auto"/>
+            </w:pPr>
+            <w:r>
+              <w:rPr>
+                <w:rFonts w:ascii="Arial" w:eastAsia="Arial" w:hAnsi="Arial" w:cs="Arial"/>
+                <w:sz w:val="24"/>
               </w:rPr>
               <w:t>:</w:t>
             </w:r>
@@ -835,14 +907,12 @@
           <w:p>
             <w:pPr>
               <w:keepNext/>
-              <w:spacing w:before="0" w:after="0" w:line="240" w:lineRule="auto"/>
-            </w:pPr>
-            <w:r>
-              <w:rPr>
-                <w:rFonts w:ascii="Arial" w:hAnsi="Arial" w:eastAsia="Arial" w:cs="Arial"/>
-                <w:b w:val="0"/>
-                <w:sz w:val="24"/>
-                <w:u w:val="none"/>
+              <w:spacing w:after="0" w:line="240" w:lineRule="auto"/>
+            </w:pPr>
+            <w:r>
+              <w:rPr>
+                <w:rFonts w:ascii="Arial" w:eastAsia="Arial" w:hAnsi="Arial" w:cs="Arial"/>
+                <w:sz w:val="24"/>
               </w:rPr>
               <w:t>:</w:t>
             </w:r>
@@ -850,29 +920,24 @@
           <w:p>
             <w:pPr>
               <w:keepNext/>
-              <w:spacing w:before="0" w:after="0" w:line="240" w:lineRule="auto"/>
-            </w:pPr>
-            <w:r>
-              <w:rPr>
-                <w:rFonts w:ascii="Arial" w:hAnsi="Arial" w:eastAsia="Arial" w:cs="Arial"/>
-                <w:b w:val="0"/>
-                <w:sz w:val="24"/>
-                <w:u w:val="none"/>
+              <w:spacing w:after="0" w:line="240" w:lineRule="auto"/>
+            </w:pPr>
+            <w:r>
+              <w:rPr>
+                <w:rFonts w:ascii="Arial" w:eastAsia="Arial" w:hAnsi="Arial" w:cs="Arial"/>
+                <w:sz w:val="24"/>
               </w:rPr>
               <w:t>:</w:t>
             </w:r>
           </w:p>
           <w:p>
             <w:pPr>
-              <w:keepNext w:val="0"/>
-              <w:spacing w:before="0" w:after="0" w:line="240" w:lineRule="auto"/>
-            </w:pPr>
-            <w:r>
-              <w:rPr>
-                <w:rFonts w:ascii="Arial" w:hAnsi="Arial" w:eastAsia="Arial" w:cs="Arial"/>
-                <w:b w:val="0"/>
-                <w:sz w:val="24"/>
-                <w:u w:val="none"/>
+              <w:spacing w:after="0" w:line="240" w:lineRule="auto"/>
+            </w:pPr>
+            <w:r>
+              <w:rPr>
+                <w:rFonts w:ascii="Arial" w:eastAsia="Arial" w:hAnsi="Arial" w:cs="Arial"/>
+                <w:sz w:val="24"/>
               </w:rPr>
               <w:t>:</w:t>
             </w:r>
@@ -880,37 +945,28 @@
         </w:tc>
         <w:tc>
           <w:tcPr>
-            <w:tcW w:type="dxa" w:w="5587"/>
-            <w:vAlign w:val="top"/>
+            <w:tcW w:w="5587" w:type="dxa"/>
             <w:tcMar>
               <w:top w:w="0" w:type="dxa"/>
-              <w:start w:w="0" w:type="dxa"/>
+              <w:left w:w="0" w:type="dxa"/>
               <w:bottom w:w="0" w:type="dxa"/>
-              <w:end w:w="35" w:type="dxa"/>
+              <w:right w:w="35" w:type="dxa"/>
             </w:tcMar>
           </w:tcPr>
           <w:p>
             <w:pPr>
-              <w:spacing w:before="0" w:after="0" w:line="240" w:lineRule="auto"/>
-            </w:pPr>
-            <w:r>
-              <w:rPr>
-                <w:rFonts w:ascii="Arial" w:hAnsi="Arial" w:eastAsia="Arial" w:cs="Arial"/>
-                <w:sz w:val="24"/>
-              </w:rPr>
-            </w:r>
-          </w:p>
-          <w:p>
-            <w:pPr>
-              <w:keepNext/>
-              <w:spacing w:before="0" w:after="0" w:line="240" w:lineRule="auto"/>
-            </w:pPr>
-            <w:r>
-              <w:rPr>
-                <w:rFonts w:ascii="Arial" w:hAnsi="Arial" w:eastAsia="Arial" w:cs="Arial"/>
-                <w:b w:val="0"/>
-                <w:sz w:val="24"/>
-                <w:u w:val="none"/>
+              <w:spacing w:after="0" w:line="240" w:lineRule="auto"/>
+            </w:pPr>
+          </w:p>
+          <w:p>
+            <w:pPr>
+              <w:keepNext/>
+              <w:spacing w:after="0" w:line="240" w:lineRule="auto"/>
+            </w:pPr>
+            <w:r>
+              <w:rPr>
+                <w:rFonts w:ascii="Arial" w:eastAsia="Arial" w:hAnsi="Arial" w:cs="Arial"/>
+                <w:sz w:val="24"/>
               </w:rPr>
               <w:t>ALI AFANDI, S.Pd., M.T.</w:t>
             </w:r>
@@ -918,14 +974,12 @@
           <w:p>
             <w:pPr>
               <w:keepNext/>
-              <w:spacing w:before="0" w:after="0" w:line="240" w:lineRule="auto"/>
-            </w:pPr>
-            <w:r>
-              <w:rPr>
-                <w:rFonts w:ascii="Arial" w:hAnsi="Arial" w:eastAsia="Arial" w:cs="Arial"/>
-                <w:b w:val="0"/>
-                <w:sz w:val="24"/>
-                <w:u w:val="none"/>
+              <w:spacing w:after="0" w:line="240" w:lineRule="auto"/>
+            </w:pPr>
+            <w:r>
+              <w:rPr>
+                <w:rFonts w:ascii="Arial" w:eastAsia="Arial" w:hAnsi="Arial" w:cs="Arial"/>
+                <w:sz w:val="24"/>
               </w:rPr>
               <w:t>Pembina Tk. I (IV/b)</w:t>
             </w:r>
@@ -933,29 +987,24 @@
           <w:p>
             <w:pPr>
               <w:keepNext/>
-              <w:spacing w:before="0" w:after="0" w:line="240" w:lineRule="auto"/>
-            </w:pPr>
-            <w:r>
-              <w:rPr>
-                <w:rFonts w:ascii="Arial" w:hAnsi="Arial" w:eastAsia="Arial" w:cs="Arial"/>
-                <w:b w:val="0"/>
-                <w:sz w:val="24"/>
-                <w:u w:val="none"/>
+              <w:spacing w:after="0" w:line="240" w:lineRule="auto"/>
+            </w:pPr>
+            <w:r>
+              <w:rPr>
+                <w:rFonts w:ascii="Arial" w:eastAsia="Arial" w:hAnsi="Arial" w:cs="Arial"/>
+                <w:sz w:val="24"/>
               </w:rPr>
               <w:t>197403252000031003</w:t>
             </w:r>
           </w:p>
           <w:p>
             <w:pPr>
-              <w:keepNext w:val="0"/>
-              <w:spacing w:before="0" w:after="0" w:line="240" w:lineRule="auto"/>
-            </w:pPr>
-            <w:r>
-              <w:rPr>
-                <w:rFonts w:ascii="Arial" w:hAnsi="Arial" w:eastAsia="Arial" w:cs="Arial"/>
-                <w:b w:val="0"/>
-                <w:sz w:val="24"/>
-                <w:u w:val="none"/>
+              <w:spacing w:after="0" w:line="240" w:lineRule="auto"/>
+            </w:pPr>
+            <w:r>
+              <w:rPr>
+                <w:rFonts w:ascii="Arial" w:eastAsia="Arial" w:hAnsi="Arial" w:cs="Arial"/>
+                <w:sz w:val="24"/>
               </w:rPr>
               <w:t>KEPALA BIDANG PEMASARAN DAN KELEMBAGAAN PAREKRAF</w:t>
             </w:r>
@@ -968,74 +1017,48 @@
         </w:trPr>
         <w:tc>
           <w:tcPr>
-            <w:tcW w:type="dxa" w:w="1440"/>
-            <w:vAlign w:val="top"/>
+            <w:tcW w:w="1440" w:type="dxa"/>
             <w:tcMar>
               <w:top w:w="0" w:type="dxa"/>
-              <w:start w:w="0" w:type="dxa"/>
+              <w:left w:w="0" w:type="dxa"/>
               <w:bottom w:w="0" w:type="dxa"/>
-              <w:end w:w="35" w:type="dxa"/>
+              <w:right w:w="35" w:type="dxa"/>
             </w:tcMar>
           </w:tcPr>
           <w:p>
             <w:pPr>
-              <w:spacing w:before="0" w:after="0" w:line="240" w:lineRule="auto"/>
-            </w:pPr>
-            <w:r>
-              <w:rPr>
-                <w:rFonts w:ascii="Arial" w:hAnsi="Arial" w:eastAsia="Arial" w:cs="Arial"/>
-                <w:sz w:val="24"/>
-              </w:rPr>
-            </w:r>
-          </w:p>
-          <w:p>
-            <w:pPr>
-              <w:keepNext w:val="0"/>
-              <w:spacing w:before="0" w:after="0" w:line="240" w:lineRule="auto"/>
-            </w:pPr>
-            <w:r>
-              <w:rPr>
-                <w:rFonts w:ascii="Arial" w:hAnsi="Arial" w:eastAsia="Arial" w:cs="Arial"/>
-                <w:b w:val="0"/>
-                <w:sz w:val="24"/>
-                <w:u w:val="none"/>
-              </w:rPr>
-            </w:r>
+              <w:spacing w:after="0" w:line="240" w:lineRule="auto"/>
+            </w:pPr>
+          </w:p>
+          <w:p>
+            <w:pPr>
+              <w:spacing w:after="0" w:line="240" w:lineRule="auto"/>
+            </w:pPr>
           </w:p>
         </w:tc>
         <w:tc>
           <w:tcPr>
-            <w:tcW w:type="dxa" w:w="547"/>
-            <w:vAlign w:val="top"/>
+            <w:tcW w:w="547" w:type="dxa"/>
             <w:tcMar>
               <w:top w:w="0" w:type="dxa"/>
-              <w:start w:w="0" w:type="dxa"/>
+              <w:left w:w="0" w:type="dxa"/>
               <w:bottom w:w="0" w:type="dxa"/>
-              <w:end w:w="35" w:type="dxa"/>
+              <w:right w:w="35" w:type="dxa"/>
             </w:tcMar>
           </w:tcPr>
           <w:p>
             <w:pPr>
-              <w:spacing w:before="0" w:after="0" w:line="240" w:lineRule="auto"/>
-            </w:pPr>
-            <w:r>
-              <w:rPr>
-                <w:rFonts w:ascii="Arial" w:hAnsi="Arial" w:eastAsia="Arial" w:cs="Arial"/>
-                <w:sz w:val="24"/>
-              </w:rPr>
-            </w:r>
-          </w:p>
-          <w:p>
-            <w:pPr>
-              <w:keepNext w:val="0"/>
-              <w:spacing w:before="0" w:after="0" w:line="240" w:lineRule="auto"/>
-            </w:pPr>
-            <w:r>
-              <w:rPr>
-                <w:rFonts w:ascii="Arial" w:hAnsi="Arial" w:eastAsia="Arial" w:cs="Arial"/>
-                <w:b w:val="0"/>
-                <w:sz w:val="24"/>
-                <w:u w:val="none"/>
+              <w:spacing w:after="0" w:line="240" w:lineRule="auto"/>
+            </w:pPr>
+          </w:p>
+          <w:p>
+            <w:pPr>
+              <w:spacing w:after="0" w:line="240" w:lineRule="auto"/>
+            </w:pPr>
+            <w:r>
+              <w:rPr>
+                <w:rFonts w:ascii="Arial" w:eastAsia="Arial" w:hAnsi="Arial" w:cs="Arial"/>
+                <w:sz w:val="24"/>
               </w:rPr>
               <w:t>2.</w:t>
             </w:r>
@@ -1043,37 +1066,28 @@
         </w:tc>
         <w:tc>
           <w:tcPr>
-            <w:tcW w:type="dxa" w:w="1728"/>
-            <w:vAlign w:val="top"/>
+            <w:tcW w:w="1728" w:type="dxa"/>
             <w:tcMar>
               <w:top w:w="0" w:type="dxa"/>
-              <w:start w:w="0" w:type="dxa"/>
+              <w:left w:w="0" w:type="dxa"/>
               <w:bottom w:w="0" w:type="dxa"/>
-              <w:end w:w="35" w:type="dxa"/>
+              <w:right w:w="35" w:type="dxa"/>
             </w:tcMar>
           </w:tcPr>
           <w:p>
             <w:pPr>
-              <w:spacing w:before="0" w:after="0" w:line="240" w:lineRule="auto"/>
-            </w:pPr>
-            <w:r>
-              <w:rPr>
-                <w:rFonts w:ascii="Arial" w:hAnsi="Arial" w:eastAsia="Arial" w:cs="Arial"/>
-                <w:sz w:val="24"/>
-              </w:rPr>
-            </w:r>
-          </w:p>
-          <w:p>
-            <w:pPr>
-              <w:keepNext/>
-              <w:spacing w:before="0" w:after="0" w:line="240" w:lineRule="auto"/>
-            </w:pPr>
-            <w:r>
-              <w:rPr>
-                <w:rFonts w:ascii="Arial" w:hAnsi="Arial" w:eastAsia="Arial" w:cs="Arial"/>
-                <w:b w:val="0"/>
-                <w:sz w:val="24"/>
-                <w:u w:val="none"/>
+              <w:spacing w:after="0" w:line="240" w:lineRule="auto"/>
+            </w:pPr>
+          </w:p>
+          <w:p>
+            <w:pPr>
+              <w:keepNext/>
+              <w:spacing w:after="0" w:line="240" w:lineRule="auto"/>
+            </w:pPr>
+            <w:r>
+              <w:rPr>
+                <w:rFonts w:ascii="Arial" w:eastAsia="Arial" w:hAnsi="Arial" w:cs="Arial"/>
+                <w:sz w:val="24"/>
               </w:rPr>
               <w:t>Nama</w:t>
             </w:r>
@@ -1081,14 +1095,12 @@
           <w:p>
             <w:pPr>
               <w:keepNext/>
-              <w:spacing w:before="0" w:after="0" w:line="240" w:lineRule="auto"/>
-            </w:pPr>
-            <w:r>
-              <w:rPr>
-                <w:rFonts w:ascii="Arial" w:hAnsi="Arial" w:eastAsia="Arial" w:cs="Arial"/>
-                <w:b w:val="0"/>
-                <w:sz w:val="24"/>
-                <w:u w:val="none"/>
+              <w:spacing w:after="0" w:line="240" w:lineRule="auto"/>
+            </w:pPr>
+            <w:r>
+              <w:rPr>
+                <w:rFonts w:ascii="Arial" w:eastAsia="Arial" w:hAnsi="Arial" w:cs="Arial"/>
+                <w:sz w:val="24"/>
               </w:rPr>
               <w:t>Pangkat/gol</w:t>
             </w:r>
@@ -1096,29 +1108,24 @@
           <w:p>
             <w:pPr>
               <w:keepNext/>
-              <w:spacing w:before="0" w:after="0" w:line="240" w:lineRule="auto"/>
-            </w:pPr>
-            <w:r>
-              <w:rPr>
-                <w:rFonts w:ascii="Arial" w:hAnsi="Arial" w:eastAsia="Arial" w:cs="Arial"/>
-                <w:b w:val="0"/>
-                <w:sz w:val="24"/>
-                <w:u w:val="none"/>
+              <w:spacing w:after="0" w:line="240" w:lineRule="auto"/>
+            </w:pPr>
+            <w:r>
+              <w:rPr>
+                <w:rFonts w:ascii="Arial" w:eastAsia="Arial" w:hAnsi="Arial" w:cs="Arial"/>
+                <w:sz w:val="24"/>
               </w:rPr>
               <w:t>NIP</w:t>
             </w:r>
           </w:p>
           <w:p>
             <w:pPr>
-              <w:keepNext w:val="0"/>
-              <w:spacing w:before="0" w:after="0" w:line="240" w:lineRule="auto"/>
-            </w:pPr>
-            <w:r>
-              <w:rPr>
-                <w:rFonts w:ascii="Arial" w:hAnsi="Arial" w:eastAsia="Arial" w:cs="Arial"/>
-                <w:b w:val="0"/>
-                <w:sz w:val="24"/>
-                <w:u w:val="none"/>
+              <w:spacing w:after="0" w:line="240" w:lineRule="auto"/>
+            </w:pPr>
+            <w:r>
+              <w:rPr>
+                <w:rFonts w:ascii="Arial" w:eastAsia="Arial" w:hAnsi="Arial" w:cs="Arial"/>
+                <w:sz w:val="24"/>
               </w:rPr>
               <w:t>Jabatan</w:t>
             </w:r>
@@ -1126,37 +1133,28 @@
         </w:tc>
         <w:tc>
           <w:tcPr>
-            <w:tcW w:type="dxa" w:w="317"/>
-            <w:vAlign w:val="top"/>
+            <w:tcW w:w="317" w:type="dxa"/>
             <w:tcMar>
               <w:top w:w="0" w:type="dxa"/>
-              <w:start w:w="0" w:type="dxa"/>
+              <w:left w:w="0" w:type="dxa"/>
               <w:bottom w:w="0" w:type="dxa"/>
-              <w:end w:w="35" w:type="dxa"/>
+              <w:right w:w="35" w:type="dxa"/>
             </w:tcMar>
           </w:tcPr>
           <w:p>
             <w:pPr>
-              <w:spacing w:before="0" w:after="0" w:line="240" w:lineRule="auto"/>
-            </w:pPr>
-            <w:r>
-              <w:rPr>
-                <w:rFonts w:ascii="Arial" w:hAnsi="Arial" w:eastAsia="Arial" w:cs="Arial"/>
-                <w:sz w:val="24"/>
-              </w:rPr>
-            </w:r>
-          </w:p>
-          <w:p>
-            <w:pPr>
-              <w:keepNext/>
-              <w:spacing w:before="0" w:after="0" w:line="240" w:lineRule="auto"/>
-            </w:pPr>
-            <w:r>
-              <w:rPr>
-                <w:rFonts w:ascii="Arial" w:hAnsi="Arial" w:eastAsia="Arial" w:cs="Arial"/>
-                <w:b w:val="0"/>
-                <w:sz w:val="24"/>
-                <w:u w:val="none"/>
+              <w:spacing w:after="0" w:line="240" w:lineRule="auto"/>
+            </w:pPr>
+          </w:p>
+          <w:p>
+            <w:pPr>
+              <w:keepNext/>
+              <w:spacing w:after="0" w:line="240" w:lineRule="auto"/>
+            </w:pPr>
+            <w:r>
+              <w:rPr>
+                <w:rFonts w:ascii="Arial" w:eastAsia="Arial" w:hAnsi="Arial" w:cs="Arial"/>
+                <w:sz w:val="24"/>
               </w:rPr>
               <w:t>:</w:t>
             </w:r>
@@ -1164,14 +1162,12 @@
           <w:p>
             <w:pPr>
               <w:keepNext/>
-              <w:spacing w:before="0" w:after="0" w:line="240" w:lineRule="auto"/>
-            </w:pPr>
-            <w:r>
-              <w:rPr>
-                <w:rFonts w:ascii="Arial" w:hAnsi="Arial" w:eastAsia="Arial" w:cs="Arial"/>
-                <w:b w:val="0"/>
-                <w:sz w:val="24"/>
-                <w:u w:val="none"/>
+              <w:spacing w:after="0" w:line="240" w:lineRule="auto"/>
+            </w:pPr>
+            <w:r>
+              <w:rPr>
+                <w:rFonts w:ascii="Arial" w:eastAsia="Arial" w:hAnsi="Arial" w:cs="Arial"/>
+                <w:sz w:val="24"/>
               </w:rPr>
               <w:t>:</w:t>
             </w:r>
@@ -1179,29 +1175,24 @@
           <w:p>
             <w:pPr>
               <w:keepNext/>
-              <w:spacing w:before="0" w:after="0" w:line="240" w:lineRule="auto"/>
-            </w:pPr>
-            <w:r>
-              <w:rPr>
-                <w:rFonts w:ascii="Arial" w:hAnsi="Arial" w:eastAsia="Arial" w:cs="Arial"/>
-                <w:b w:val="0"/>
-                <w:sz w:val="24"/>
-                <w:u w:val="none"/>
+              <w:spacing w:after="0" w:line="240" w:lineRule="auto"/>
+            </w:pPr>
+            <w:r>
+              <w:rPr>
+                <w:rFonts w:ascii="Arial" w:eastAsia="Arial" w:hAnsi="Arial" w:cs="Arial"/>
+                <w:sz w:val="24"/>
               </w:rPr>
               <w:t>:</w:t>
             </w:r>
           </w:p>
           <w:p>
             <w:pPr>
-              <w:keepNext w:val="0"/>
-              <w:spacing w:before="0" w:after="0" w:line="240" w:lineRule="auto"/>
-            </w:pPr>
-            <w:r>
-              <w:rPr>
-                <w:rFonts w:ascii="Arial" w:hAnsi="Arial" w:eastAsia="Arial" w:cs="Arial"/>
-                <w:b w:val="0"/>
-                <w:sz w:val="24"/>
-                <w:u w:val="none"/>
+              <w:spacing w:after="0" w:line="240" w:lineRule="auto"/>
+            </w:pPr>
+            <w:r>
+              <w:rPr>
+                <w:rFonts w:ascii="Arial" w:eastAsia="Arial" w:hAnsi="Arial" w:cs="Arial"/>
+                <w:sz w:val="24"/>
               </w:rPr>
               <w:t>:</w:t>
             </w:r>
@@ -1209,37 +1200,28 @@
         </w:tc>
         <w:tc>
           <w:tcPr>
-            <w:tcW w:type="dxa" w:w="5587"/>
-            <w:vAlign w:val="top"/>
+            <w:tcW w:w="5587" w:type="dxa"/>
             <w:tcMar>
               <w:top w:w="0" w:type="dxa"/>
-              <w:start w:w="0" w:type="dxa"/>
+              <w:left w:w="0" w:type="dxa"/>
               <w:bottom w:w="0" w:type="dxa"/>
-              <w:end w:w="35" w:type="dxa"/>
+              <w:right w:w="35" w:type="dxa"/>
             </w:tcMar>
           </w:tcPr>
           <w:p>
             <w:pPr>
-              <w:spacing w:before="0" w:after="0" w:line="240" w:lineRule="auto"/>
-            </w:pPr>
-            <w:r>
-              <w:rPr>
-                <w:rFonts w:ascii="Arial" w:hAnsi="Arial" w:eastAsia="Arial" w:cs="Arial"/>
-                <w:sz w:val="24"/>
-              </w:rPr>
-            </w:r>
-          </w:p>
-          <w:p>
-            <w:pPr>
-              <w:keepNext/>
-              <w:spacing w:before="0" w:after="0" w:line="240" w:lineRule="auto"/>
-            </w:pPr>
-            <w:r>
-              <w:rPr>
-                <w:rFonts w:ascii="Arial" w:hAnsi="Arial" w:eastAsia="Arial" w:cs="Arial"/>
-                <w:b w:val="0"/>
-                <w:sz w:val="24"/>
-                <w:u w:val="none"/>
+              <w:spacing w:after="0" w:line="240" w:lineRule="auto"/>
+            </w:pPr>
+          </w:p>
+          <w:p>
+            <w:pPr>
+              <w:keepNext/>
+              <w:spacing w:after="0" w:line="240" w:lineRule="auto"/>
+            </w:pPr>
+            <w:r>
+              <w:rPr>
+                <w:rFonts w:ascii="Arial" w:eastAsia="Arial" w:hAnsi="Arial" w:cs="Arial"/>
+                <w:sz w:val="24"/>
               </w:rPr>
               <w:t>LUKY NURAINI ROSYIDAH, S.STP., M.AP.</w:t>
             </w:r>
@@ -1247,14 +1229,12 @@
           <w:p>
             <w:pPr>
               <w:keepNext/>
-              <w:spacing w:before="0" w:after="0" w:line="240" w:lineRule="auto"/>
-            </w:pPr>
-            <w:r>
-              <w:rPr>
-                <w:rFonts w:ascii="Arial" w:hAnsi="Arial" w:eastAsia="Arial" w:cs="Arial"/>
-                <w:b w:val="0"/>
-                <w:sz w:val="24"/>
-                <w:u w:val="none"/>
+              <w:spacing w:after="0" w:line="240" w:lineRule="auto"/>
+            </w:pPr>
+            <w:r>
+              <w:rPr>
+                <w:rFonts w:ascii="Arial" w:eastAsia="Arial" w:hAnsi="Arial" w:cs="Arial"/>
+                <w:sz w:val="24"/>
               </w:rPr>
               <w:t>Penata Tk. I (III/d)</w:t>
             </w:r>
@@ -1262,29 +1242,24 @@
           <w:p>
             <w:pPr>
               <w:keepNext/>
-              <w:spacing w:before="0" w:after="0" w:line="240" w:lineRule="auto"/>
-            </w:pPr>
-            <w:r>
-              <w:rPr>
-                <w:rFonts w:ascii="Arial" w:hAnsi="Arial" w:eastAsia="Arial" w:cs="Arial"/>
-                <w:b w:val="0"/>
-                <w:sz w:val="24"/>
-                <w:u w:val="none"/>
+              <w:spacing w:after="0" w:line="240" w:lineRule="auto"/>
+            </w:pPr>
+            <w:r>
+              <w:rPr>
+                <w:rFonts w:ascii="Arial" w:eastAsia="Arial" w:hAnsi="Arial" w:cs="Arial"/>
+                <w:sz w:val="24"/>
               </w:rPr>
               <w:t>198609152006022001</w:t>
             </w:r>
           </w:p>
           <w:p>
             <w:pPr>
-              <w:keepNext w:val="0"/>
-              <w:spacing w:before="0" w:after="0" w:line="240" w:lineRule="auto"/>
-            </w:pPr>
-            <w:r>
-              <w:rPr>
-                <w:rFonts w:ascii="Arial" w:hAnsi="Arial" w:eastAsia="Arial" w:cs="Arial"/>
-                <w:b w:val="0"/>
-                <w:sz w:val="24"/>
-                <w:u w:val="none"/>
+              <w:spacing w:after="0" w:line="240" w:lineRule="auto"/>
+            </w:pPr>
+            <w:r>
+              <w:rPr>
+                <w:rFonts w:ascii="Arial" w:eastAsia="Arial" w:hAnsi="Arial" w:cs="Arial"/>
+                <w:sz w:val="24"/>
               </w:rPr>
               <w:t>Adyatama Parekraf Ahli Muda</w:t>
             </w:r>
@@ -1297,74 +1272,48 @@
         </w:trPr>
         <w:tc>
           <w:tcPr>
-            <w:tcW w:type="dxa" w:w="1440"/>
-            <w:vAlign w:val="top"/>
+            <w:tcW w:w="1440" w:type="dxa"/>
             <w:tcMar>
               <w:top w:w="0" w:type="dxa"/>
-              <w:start w:w="0" w:type="dxa"/>
+              <w:left w:w="0" w:type="dxa"/>
               <w:bottom w:w="0" w:type="dxa"/>
-              <w:end w:w="35" w:type="dxa"/>
+              <w:right w:w="35" w:type="dxa"/>
             </w:tcMar>
           </w:tcPr>
           <w:p>
             <w:pPr>
-              <w:spacing w:before="0" w:after="0" w:line="240" w:lineRule="auto"/>
-            </w:pPr>
-            <w:r>
-              <w:rPr>
-                <w:rFonts w:ascii="Arial" w:hAnsi="Arial" w:eastAsia="Arial" w:cs="Arial"/>
-                <w:sz w:val="24"/>
-              </w:rPr>
-            </w:r>
-          </w:p>
-          <w:p>
-            <w:pPr>
-              <w:keepNext w:val="0"/>
-              <w:spacing w:before="0" w:after="0" w:line="240" w:lineRule="auto"/>
-            </w:pPr>
-            <w:r>
-              <w:rPr>
-                <w:rFonts w:ascii="Arial" w:hAnsi="Arial" w:eastAsia="Arial" w:cs="Arial"/>
-                <w:b w:val="0"/>
-                <w:sz w:val="24"/>
-                <w:u w:val="none"/>
-              </w:rPr>
-            </w:r>
+              <w:spacing w:after="0" w:line="240" w:lineRule="auto"/>
+            </w:pPr>
+          </w:p>
+          <w:p>
+            <w:pPr>
+              <w:spacing w:after="0" w:line="240" w:lineRule="auto"/>
+            </w:pPr>
           </w:p>
         </w:tc>
         <w:tc>
           <w:tcPr>
-            <w:tcW w:type="dxa" w:w="547"/>
-            <w:vAlign w:val="top"/>
+            <w:tcW w:w="547" w:type="dxa"/>
             <w:tcMar>
               <w:top w:w="0" w:type="dxa"/>
-              <w:start w:w="0" w:type="dxa"/>
+              <w:left w:w="0" w:type="dxa"/>
               <w:bottom w:w="0" w:type="dxa"/>
-              <w:end w:w="35" w:type="dxa"/>
+              <w:right w:w="35" w:type="dxa"/>
             </w:tcMar>
           </w:tcPr>
           <w:p>
             <w:pPr>
-              <w:spacing w:before="0" w:after="0" w:line="240" w:lineRule="auto"/>
-            </w:pPr>
-            <w:r>
-              <w:rPr>
-                <w:rFonts w:ascii="Arial" w:hAnsi="Arial" w:eastAsia="Arial" w:cs="Arial"/>
-                <w:sz w:val="24"/>
-              </w:rPr>
-            </w:r>
-          </w:p>
-          <w:p>
-            <w:pPr>
-              <w:keepNext w:val="0"/>
-              <w:spacing w:before="0" w:after="0" w:line="240" w:lineRule="auto"/>
-            </w:pPr>
-            <w:r>
-              <w:rPr>
-                <w:rFonts w:ascii="Arial" w:hAnsi="Arial" w:eastAsia="Arial" w:cs="Arial"/>
-                <w:b w:val="0"/>
-                <w:sz w:val="24"/>
-                <w:u w:val="none"/>
+              <w:spacing w:after="0" w:line="240" w:lineRule="auto"/>
+            </w:pPr>
+          </w:p>
+          <w:p>
+            <w:pPr>
+              <w:spacing w:after="0" w:line="240" w:lineRule="auto"/>
+            </w:pPr>
+            <w:r>
+              <w:rPr>
+                <w:rFonts w:ascii="Arial" w:eastAsia="Arial" w:hAnsi="Arial" w:cs="Arial"/>
+                <w:sz w:val="24"/>
               </w:rPr>
               <w:t>3.</w:t>
             </w:r>
@@ -1372,37 +1321,28 @@
         </w:tc>
         <w:tc>
           <w:tcPr>
-            <w:tcW w:type="dxa" w:w="1728"/>
-            <w:vAlign w:val="top"/>
+            <w:tcW w:w="1728" w:type="dxa"/>
             <w:tcMar>
               <w:top w:w="0" w:type="dxa"/>
-              <w:start w:w="0" w:type="dxa"/>
+              <w:left w:w="0" w:type="dxa"/>
               <w:bottom w:w="0" w:type="dxa"/>
-              <w:end w:w="35" w:type="dxa"/>
+              <w:right w:w="35" w:type="dxa"/>
             </w:tcMar>
           </w:tcPr>
           <w:p>
             <w:pPr>
-              <w:spacing w:before="0" w:after="0" w:line="240" w:lineRule="auto"/>
-            </w:pPr>
-            <w:r>
-              <w:rPr>
-                <w:rFonts w:ascii="Arial" w:hAnsi="Arial" w:eastAsia="Arial" w:cs="Arial"/>
-                <w:sz w:val="24"/>
-              </w:rPr>
-            </w:r>
-          </w:p>
-          <w:p>
-            <w:pPr>
-              <w:keepNext/>
-              <w:spacing w:before="0" w:after="0" w:line="240" w:lineRule="auto"/>
-            </w:pPr>
-            <w:r>
-              <w:rPr>
-                <w:rFonts w:ascii="Arial" w:hAnsi="Arial" w:eastAsia="Arial" w:cs="Arial"/>
-                <w:b w:val="0"/>
-                <w:sz w:val="24"/>
-                <w:u w:val="none"/>
+              <w:spacing w:after="0" w:line="240" w:lineRule="auto"/>
+            </w:pPr>
+          </w:p>
+          <w:p>
+            <w:pPr>
+              <w:keepNext/>
+              <w:spacing w:after="0" w:line="240" w:lineRule="auto"/>
+            </w:pPr>
+            <w:r>
+              <w:rPr>
+                <w:rFonts w:ascii="Arial" w:eastAsia="Arial" w:hAnsi="Arial" w:cs="Arial"/>
+                <w:sz w:val="24"/>
               </w:rPr>
               <w:t>Nama</w:t>
             </w:r>
@@ -1410,14 +1350,12 @@
           <w:p>
             <w:pPr>
               <w:keepNext/>
-              <w:spacing w:before="0" w:after="0" w:line="240" w:lineRule="auto"/>
-            </w:pPr>
-            <w:r>
-              <w:rPr>
-                <w:rFonts w:ascii="Arial" w:hAnsi="Arial" w:eastAsia="Arial" w:cs="Arial"/>
-                <w:b w:val="0"/>
-                <w:sz w:val="24"/>
-                <w:u w:val="none"/>
+              <w:spacing w:after="0" w:line="240" w:lineRule="auto"/>
+            </w:pPr>
+            <w:r>
+              <w:rPr>
+                <w:rFonts w:ascii="Arial" w:eastAsia="Arial" w:hAnsi="Arial" w:cs="Arial"/>
+                <w:sz w:val="24"/>
               </w:rPr>
               <w:t>Pangkat/gol</w:t>
             </w:r>
@@ -1425,29 +1363,24 @@
           <w:p>
             <w:pPr>
               <w:keepNext/>
-              <w:spacing w:before="0" w:after="0" w:line="240" w:lineRule="auto"/>
-            </w:pPr>
-            <w:r>
-              <w:rPr>
-                <w:rFonts w:ascii="Arial" w:hAnsi="Arial" w:eastAsia="Arial" w:cs="Arial"/>
-                <w:b w:val="0"/>
-                <w:sz w:val="24"/>
-                <w:u w:val="none"/>
+              <w:spacing w:after="0" w:line="240" w:lineRule="auto"/>
+            </w:pPr>
+            <w:r>
+              <w:rPr>
+                <w:rFonts w:ascii="Arial" w:eastAsia="Arial" w:hAnsi="Arial" w:cs="Arial"/>
+                <w:sz w:val="24"/>
               </w:rPr>
               <w:t>NIP</w:t>
             </w:r>
           </w:p>
           <w:p>
             <w:pPr>
-              <w:keepNext w:val="0"/>
-              <w:spacing w:before="0" w:after="0" w:line="240" w:lineRule="auto"/>
-            </w:pPr>
-            <w:r>
-              <w:rPr>
-                <w:rFonts w:ascii="Arial" w:hAnsi="Arial" w:eastAsia="Arial" w:cs="Arial"/>
-                <w:b w:val="0"/>
-                <w:sz w:val="24"/>
-                <w:u w:val="none"/>
+              <w:spacing w:after="0" w:line="240" w:lineRule="auto"/>
+            </w:pPr>
+            <w:r>
+              <w:rPr>
+                <w:rFonts w:ascii="Arial" w:eastAsia="Arial" w:hAnsi="Arial" w:cs="Arial"/>
+                <w:sz w:val="24"/>
               </w:rPr>
               <w:t>Jabatan</w:t>
             </w:r>
@@ -1455,37 +1388,28 @@
         </w:tc>
         <w:tc>
           <w:tcPr>
-            <w:tcW w:type="dxa" w:w="317"/>
-            <w:vAlign w:val="top"/>
+            <w:tcW w:w="317" w:type="dxa"/>
             <w:tcMar>
               <w:top w:w="0" w:type="dxa"/>
-              <w:start w:w="0" w:type="dxa"/>
+              <w:left w:w="0" w:type="dxa"/>
               <w:bottom w:w="0" w:type="dxa"/>
-              <w:end w:w="35" w:type="dxa"/>
+              <w:right w:w="35" w:type="dxa"/>
             </w:tcMar>
           </w:tcPr>
           <w:p>
             <w:pPr>
-              <w:spacing w:before="0" w:after="0" w:line="240" w:lineRule="auto"/>
-            </w:pPr>
-            <w:r>
-              <w:rPr>
-                <w:rFonts w:ascii="Arial" w:hAnsi="Arial" w:eastAsia="Arial" w:cs="Arial"/>
-                <w:sz w:val="24"/>
-              </w:rPr>
-            </w:r>
-          </w:p>
-          <w:p>
-            <w:pPr>
-              <w:keepNext/>
-              <w:spacing w:before="0" w:after="0" w:line="240" w:lineRule="auto"/>
-            </w:pPr>
-            <w:r>
-              <w:rPr>
-                <w:rFonts w:ascii="Arial" w:hAnsi="Arial" w:eastAsia="Arial" w:cs="Arial"/>
-                <w:b w:val="0"/>
-                <w:sz w:val="24"/>
-                <w:u w:val="none"/>
+              <w:spacing w:after="0" w:line="240" w:lineRule="auto"/>
+            </w:pPr>
+          </w:p>
+          <w:p>
+            <w:pPr>
+              <w:keepNext/>
+              <w:spacing w:after="0" w:line="240" w:lineRule="auto"/>
+            </w:pPr>
+            <w:r>
+              <w:rPr>
+                <w:rFonts w:ascii="Arial" w:eastAsia="Arial" w:hAnsi="Arial" w:cs="Arial"/>
+                <w:sz w:val="24"/>
               </w:rPr>
               <w:t>:</w:t>
             </w:r>
@@ -1493,14 +1417,12 @@
           <w:p>
             <w:pPr>
               <w:keepNext/>
-              <w:spacing w:before="0" w:after="0" w:line="240" w:lineRule="auto"/>
-            </w:pPr>
-            <w:r>
-              <w:rPr>
-                <w:rFonts w:ascii="Arial" w:hAnsi="Arial" w:eastAsia="Arial" w:cs="Arial"/>
-                <w:b w:val="0"/>
-                <w:sz w:val="24"/>
-                <w:u w:val="none"/>
+              <w:spacing w:after="0" w:line="240" w:lineRule="auto"/>
+            </w:pPr>
+            <w:r>
+              <w:rPr>
+                <w:rFonts w:ascii="Arial" w:eastAsia="Arial" w:hAnsi="Arial" w:cs="Arial"/>
+                <w:sz w:val="24"/>
               </w:rPr>
               <w:t>:</w:t>
             </w:r>
@@ -1508,29 +1430,24 @@
           <w:p>
             <w:pPr>
               <w:keepNext/>
-              <w:spacing w:before="0" w:after="0" w:line="240" w:lineRule="auto"/>
-            </w:pPr>
-            <w:r>
-              <w:rPr>
-                <w:rFonts w:ascii="Arial" w:hAnsi="Arial" w:eastAsia="Arial" w:cs="Arial"/>
-                <w:b w:val="0"/>
-                <w:sz w:val="24"/>
-                <w:u w:val="none"/>
+              <w:spacing w:after="0" w:line="240" w:lineRule="auto"/>
+            </w:pPr>
+            <w:r>
+              <w:rPr>
+                <w:rFonts w:ascii="Arial" w:eastAsia="Arial" w:hAnsi="Arial" w:cs="Arial"/>
+                <w:sz w:val="24"/>
               </w:rPr>
               <w:t>:</w:t>
             </w:r>
           </w:p>
           <w:p>
             <w:pPr>
-              <w:keepNext w:val="0"/>
-              <w:spacing w:before="0" w:after="0" w:line="240" w:lineRule="auto"/>
-            </w:pPr>
-            <w:r>
-              <w:rPr>
-                <w:rFonts w:ascii="Arial" w:hAnsi="Arial" w:eastAsia="Arial" w:cs="Arial"/>
-                <w:b w:val="0"/>
-                <w:sz w:val="24"/>
-                <w:u w:val="none"/>
+              <w:spacing w:after="0" w:line="240" w:lineRule="auto"/>
+            </w:pPr>
+            <w:r>
+              <w:rPr>
+                <w:rFonts w:ascii="Arial" w:eastAsia="Arial" w:hAnsi="Arial" w:cs="Arial"/>
+                <w:sz w:val="24"/>
               </w:rPr>
               <w:t>:</w:t>
             </w:r>
@@ -1538,37 +1455,28 @@
         </w:tc>
         <w:tc>
           <w:tcPr>
-            <w:tcW w:type="dxa" w:w="5587"/>
-            <w:vAlign w:val="top"/>
+            <w:tcW w:w="5587" w:type="dxa"/>
             <w:tcMar>
               <w:top w:w="0" w:type="dxa"/>
-              <w:start w:w="0" w:type="dxa"/>
+              <w:left w:w="0" w:type="dxa"/>
               <w:bottom w:w="0" w:type="dxa"/>
-              <w:end w:w="35" w:type="dxa"/>
+              <w:right w:w="35" w:type="dxa"/>
             </w:tcMar>
           </w:tcPr>
           <w:p>
             <w:pPr>
-              <w:spacing w:before="0" w:after="0" w:line="240" w:lineRule="auto"/>
-            </w:pPr>
-            <w:r>
-              <w:rPr>
-                <w:rFonts w:ascii="Arial" w:hAnsi="Arial" w:eastAsia="Arial" w:cs="Arial"/>
-                <w:sz w:val="24"/>
-              </w:rPr>
-            </w:r>
-          </w:p>
-          <w:p>
-            <w:pPr>
-              <w:keepNext/>
-              <w:spacing w:before="0" w:after="0" w:line="240" w:lineRule="auto"/>
-            </w:pPr>
-            <w:r>
-              <w:rPr>
-                <w:rFonts w:ascii="Arial" w:hAnsi="Arial" w:eastAsia="Arial" w:cs="Arial"/>
-                <w:b w:val="0"/>
-                <w:sz w:val="24"/>
-                <w:u w:val="none"/>
+              <w:spacing w:after="0" w:line="240" w:lineRule="auto"/>
+            </w:pPr>
+          </w:p>
+          <w:p>
+            <w:pPr>
+              <w:keepNext/>
+              <w:spacing w:after="0" w:line="240" w:lineRule="auto"/>
+            </w:pPr>
+            <w:r>
+              <w:rPr>
+                <w:rFonts w:ascii="Arial" w:eastAsia="Arial" w:hAnsi="Arial" w:cs="Arial"/>
+                <w:sz w:val="24"/>
               </w:rPr>
               <w:t>CHANDRA NURHIDAYAT., S.Hub.,Int.</w:t>
             </w:r>
@@ -1576,14 +1484,12 @@
           <w:p>
             <w:pPr>
               <w:keepNext/>
-              <w:spacing w:before="0" w:after="0" w:line="240" w:lineRule="auto"/>
-            </w:pPr>
-            <w:r>
-              <w:rPr>
-                <w:rFonts w:ascii="Arial" w:hAnsi="Arial" w:eastAsia="Arial" w:cs="Arial"/>
-                <w:b w:val="0"/>
-                <w:sz w:val="24"/>
-                <w:u w:val="none"/>
+              <w:spacing w:after="0" w:line="240" w:lineRule="auto"/>
+            </w:pPr>
+            <w:r>
+              <w:rPr>
+                <w:rFonts w:ascii="Arial" w:eastAsia="Arial" w:hAnsi="Arial" w:cs="Arial"/>
+                <w:sz w:val="24"/>
               </w:rPr>
               <w:t>Penata (III/c)</w:t>
             </w:r>
@@ -1591,29 +1497,24 @@
           <w:p>
             <w:pPr>
               <w:keepNext/>
-              <w:spacing w:before="0" w:after="0" w:line="240" w:lineRule="auto"/>
-            </w:pPr>
-            <w:r>
-              <w:rPr>
-                <w:rFonts w:ascii="Arial" w:hAnsi="Arial" w:eastAsia="Arial" w:cs="Arial"/>
-                <w:b w:val="0"/>
-                <w:sz w:val="24"/>
-                <w:u w:val="none"/>
+              <w:spacing w:after="0" w:line="240" w:lineRule="auto"/>
+            </w:pPr>
+            <w:r>
+              <w:rPr>
+                <w:rFonts w:ascii="Arial" w:eastAsia="Arial" w:hAnsi="Arial" w:cs="Arial"/>
+                <w:sz w:val="24"/>
               </w:rPr>
               <w:t>198810202014031004</w:t>
             </w:r>
           </w:p>
           <w:p>
             <w:pPr>
-              <w:keepNext w:val="0"/>
-              <w:spacing w:before="0" w:after="0" w:line="240" w:lineRule="auto"/>
-            </w:pPr>
-            <w:r>
-              <w:rPr>
-                <w:rFonts w:ascii="Arial" w:hAnsi="Arial" w:eastAsia="Arial" w:cs="Arial"/>
-                <w:b w:val="0"/>
-                <w:sz w:val="24"/>
-                <w:u w:val="none"/>
+              <w:spacing w:after="0" w:line="240" w:lineRule="auto"/>
+            </w:pPr>
+            <w:r>
+              <w:rPr>
+                <w:rFonts w:ascii="Arial" w:eastAsia="Arial" w:hAnsi="Arial" w:cs="Arial"/>
+                <w:sz w:val="24"/>
               </w:rPr>
               <w:t>Adyatama Parekraf Ahli Muda</w:t>
             </w:r>
@@ -1626,74 +1527,48 @@
         </w:trPr>
         <w:tc>
           <w:tcPr>
-            <w:tcW w:type="dxa" w:w="1440"/>
-            <w:vAlign w:val="top"/>
+            <w:tcW w:w="1440" w:type="dxa"/>
             <w:tcMar>
               <w:top w:w="0" w:type="dxa"/>
-              <w:start w:w="0" w:type="dxa"/>
+              <w:left w:w="0" w:type="dxa"/>
               <w:bottom w:w="0" w:type="dxa"/>
-              <w:end w:w="35" w:type="dxa"/>
+              <w:right w:w="35" w:type="dxa"/>
             </w:tcMar>
           </w:tcPr>
           <w:p>
             <w:pPr>
-              <w:spacing w:before="0" w:after="0" w:line="240" w:lineRule="auto"/>
-            </w:pPr>
-            <w:r>
-              <w:rPr>
-                <w:rFonts w:ascii="Arial" w:hAnsi="Arial" w:eastAsia="Arial" w:cs="Arial"/>
-                <w:sz w:val="24"/>
-              </w:rPr>
-            </w:r>
-          </w:p>
-          <w:p>
-            <w:pPr>
-              <w:keepNext w:val="0"/>
-              <w:spacing w:before="0" w:after="0" w:line="240" w:lineRule="auto"/>
-            </w:pPr>
-            <w:r>
-              <w:rPr>
-                <w:rFonts w:ascii="Arial" w:hAnsi="Arial" w:eastAsia="Arial" w:cs="Arial"/>
-                <w:b w:val="0"/>
-                <w:sz w:val="24"/>
-                <w:u w:val="none"/>
-              </w:rPr>
-            </w:r>
+              <w:spacing w:after="0" w:line="240" w:lineRule="auto"/>
+            </w:pPr>
+          </w:p>
+          <w:p>
+            <w:pPr>
+              <w:spacing w:after="0" w:line="240" w:lineRule="auto"/>
+            </w:pPr>
           </w:p>
         </w:tc>
         <w:tc>
           <w:tcPr>
-            <w:tcW w:type="dxa" w:w="547"/>
-            <w:vAlign w:val="top"/>
+            <w:tcW w:w="547" w:type="dxa"/>
             <w:tcMar>
               <w:top w:w="0" w:type="dxa"/>
-              <w:start w:w="0" w:type="dxa"/>
+              <w:left w:w="0" w:type="dxa"/>
               <w:bottom w:w="0" w:type="dxa"/>
-              <w:end w:w="35" w:type="dxa"/>
+              <w:right w:w="35" w:type="dxa"/>
             </w:tcMar>
           </w:tcPr>
           <w:p>
             <w:pPr>
-              <w:spacing w:before="0" w:after="0" w:line="240" w:lineRule="auto"/>
-            </w:pPr>
-            <w:r>
-              <w:rPr>
-                <w:rFonts w:ascii="Arial" w:hAnsi="Arial" w:eastAsia="Arial" w:cs="Arial"/>
-                <w:sz w:val="24"/>
-              </w:rPr>
-            </w:r>
-          </w:p>
-          <w:p>
-            <w:pPr>
-              <w:keepNext w:val="0"/>
-              <w:spacing w:before="0" w:after="0" w:line="240" w:lineRule="auto"/>
-            </w:pPr>
-            <w:r>
-              <w:rPr>
-                <w:rFonts w:ascii="Arial" w:hAnsi="Arial" w:eastAsia="Arial" w:cs="Arial"/>
-                <w:b w:val="0"/>
-                <w:sz w:val="24"/>
-                <w:u w:val="none"/>
+              <w:spacing w:after="0" w:line="240" w:lineRule="auto"/>
+            </w:pPr>
+          </w:p>
+          <w:p>
+            <w:pPr>
+              <w:spacing w:after="0" w:line="240" w:lineRule="auto"/>
+            </w:pPr>
+            <w:r>
+              <w:rPr>
+                <w:rFonts w:ascii="Arial" w:eastAsia="Arial" w:hAnsi="Arial" w:cs="Arial"/>
+                <w:sz w:val="24"/>
               </w:rPr>
               <w:t>4.</w:t>
             </w:r>
@@ -1701,37 +1576,28 @@
         </w:tc>
         <w:tc>
           <w:tcPr>
-            <w:tcW w:type="dxa" w:w="1728"/>
-            <w:vAlign w:val="top"/>
+            <w:tcW w:w="1728" w:type="dxa"/>
             <w:tcMar>
               <w:top w:w="0" w:type="dxa"/>
-              <w:start w:w="0" w:type="dxa"/>
+              <w:left w:w="0" w:type="dxa"/>
               <w:bottom w:w="0" w:type="dxa"/>
-              <w:end w:w="35" w:type="dxa"/>
+              <w:right w:w="35" w:type="dxa"/>
             </w:tcMar>
           </w:tcPr>
           <w:p>
             <w:pPr>
-              <w:spacing w:before="0" w:after="0" w:line="240" w:lineRule="auto"/>
-            </w:pPr>
-            <w:r>
-              <w:rPr>
-                <w:rFonts w:ascii="Arial" w:hAnsi="Arial" w:eastAsia="Arial" w:cs="Arial"/>
-                <w:sz w:val="24"/>
-              </w:rPr>
-            </w:r>
-          </w:p>
-          <w:p>
-            <w:pPr>
-              <w:keepNext/>
-              <w:spacing w:before="0" w:after="0" w:line="240" w:lineRule="auto"/>
-            </w:pPr>
-            <w:r>
-              <w:rPr>
-                <w:rFonts w:ascii="Arial" w:hAnsi="Arial" w:eastAsia="Arial" w:cs="Arial"/>
-                <w:b w:val="0"/>
-                <w:sz w:val="24"/>
-                <w:u w:val="none"/>
+              <w:spacing w:after="0" w:line="240" w:lineRule="auto"/>
+            </w:pPr>
+          </w:p>
+          <w:p>
+            <w:pPr>
+              <w:keepNext/>
+              <w:spacing w:after="0" w:line="240" w:lineRule="auto"/>
+            </w:pPr>
+            <w:r>
+              <w:rPr>
+                <w:rFonts w:ascii="Arial" w:eastAsia="Arial" w:hAnsi="Arial" w:cs="Arial"/>
+                <w:sz w:val="24"/>
               </w:rPr>
               <w:t>Nama</w:t>
             </w:r>
@@ -1739,14 +1605,12 @@
           <w:p>
             <w:pPr>
               <w:keepNext/>
-              <w:spacing w:before="0" w:after="0" w:line="240" w:lineRule="auto"/>
-            </w:pPr>
-            <w:r>
-              <w:rPr>
-                <w:rFonts w:ascii="Arial" w:hAnsi="Arial" w:eastAsia="Arial" w:cs="Arial"/>
-                <w:b w:val="0"/>
-                <w:sz w:val="24"/>
-                <w:u w:val="none"/>
+              <w:spacing w:after="0" w:line="240" w:lineRule="auto"/>
+            </w:pPr>
+            <w:r>
+              <w:rPr>
+                <w:rFonts w:ascii="Arial" w:eastAsia="Arial" w:hAnsi="Arial" w:cs="Arial"/>
+                <w:sz w:val="24"/>
               </w:rPr>
               <w:t>Pangkat/gol</w:t>
             </w:r>
@@ -1754,29 +1618,24 @@
           <w:p>
             <w:pPr>
               <w:keepNext/>
-              <w:spacing w:before="0" w:after="0" w:line="240" w:lineRule="auto"/>
-            </w:pPr>
-            <w:r>
-              <w:rPr>
-                <w:rFonts w:ascii="Arial" w:hAnsi="Arial" w:eastAsia="Arial" w:cs="Arial"/>
-                <w:b w:val="0"/>
-                <w:sz w:val="24"/>
-                <w:u w:val="none"/>
+              <w:spacing w:after="0" w:line="240" w:lineRule="auto"/>
+            </w:pPr>
+            <w:r>
+              <w:rPr>
+                <w:rFonts w:ascii="Arial" w:eastAsia="Arial" w:hAnsi="Arial" w:cs="Arial"/>
+                <w:sz w:val="24"/>
               </w:rPr>
               <w:t>NIP</w:t>
             </w:r>
           </w:p>
           <w:p>
             <w:pPr>
-              <w:keepNext w:val="0"/>
-              <w:spacing w:before="0" w:after="0" w:line="240" w:lineRule="auto"/>
-            </w:pPr>
-            <w:r>
-              <w:rPr>
-                <w:rFonts w:ascii="Arial" w:hAnsi="Arial" w:eastAsia="Arial" w:cs="Arial"/>
-                <w:b w:val="0"/>
-                <w:sz w:val="24"/>
-                <w:u w:val="none"/>
+              <w:spacing w:after="0" w:line="240" w:lineRule="auto"/>
+            </w:pPr>
+            <w:r>
+              <w:rPr>
+                <w:rFonts w:ascii="Arial" w:eastAsia="Arial" w:hAnsi="Arial" w:cs="Arial"/>
+                <w:sz w:val="24"/>
               </w:rPr>
               <w:t>Jabatan</w:t>
             </w:r>
@@ -1784,37 +1643,28 @@
         </w:tc>
         <w:tc>
           <w:tcPr>
-            <w:tcW w:type="dxa" w:w="317"/>
-            <w:vAlign w:val="top"/>
+            <w:tcW w:w="317" w:type="dxa"/>
             <w:tcMar>
               <w:top w:w="0" w:type="dxa"/>
-              <w:start w:w="0" w:type="dxa"/>
+              <w:left w:w="0" w:type="dxa"/>
               <w:bottom w:w="0" w:type="dxa"/>
-              <w:end w:w="35" w:type="dxa"/>
+              <w:right w:w="35" w:type="dxa"/>
             </w:tcMar>
           </w:tcPr>
           <w:p>
             <w:pPr>
-              <w:spacing w:before="0" w:after="0" w:line="240" w:lineRule="auto"/>
-            </w:pPr>
-            <w:r>
-              <w:rPr>
-                <w:rFonts w:ascii="Arial" w:hAnsi="Arial" w:eastAsia="Arial" w:cs="Arial"/>
-                <w:sz w:val="24"/>
-              </w:rPr>
-            </w:r>
-          </w:p>
-          <w:p>
-            <w:pPr>
-              <w:keepNext/>
-              <w:spacing w:before="0" w:after="0" w:line="240" w:lineRule="auto"/>
-            </w:pPr>
-            <w:r>
-              <w:rPr>
-                <w:rFonts w:ascii="Arial" w:hAnsi="Arial" w:eastAsia="Arial" w:cs="Arial"/>
-                <w:b w:val="0"/>
-                <w:sz w:val="24"/>
-                <w:u w:val="none"/>
+              <w:spacing w:after="0" w:line="240" w:lineRule="auto"/>
+            </w:pPr>
+          </w:p>
+          <w:p>
+            <w:pPr>
+              <w:keepNext/>
+              <w:spacing w:after="0" w:line="240" w:lineRule="auto"/>
+            </w:pPr>
+            <w:r>
+              <w:rPr>
+                <w:rFonts w:ascii="Arial" w:eastAsia="Arial" w:hAnsi="Arial" w:cs="Arial"/>
+                <w:sz w:val="24"/>
               </w:rPr>
               <w:t>:</w:t>
             </w:r>
@@ -1822,14 +1672,12 @@
           <w:p>
             <w:pPr>
               <w:keepNext/>
-              <w:spacing w:before="0" w:after="0" w:line="240" w:lineRule="auto"/>
-            </w:pPr>
-            <w:r>
-              <w:rPr>
-                <w:rFonts w:ascii="Arial" w:hAnsi="Arial" w:eastAsia="Arial" w:cs="Arial"/>
-                <w:b w:val="0"/>
-                <w:sz w:val="24"/>
-                <w:u w:val="none"/>
+              <w:spacing w:after="0" w:line="240" w:lineRule="auto"/>
+            </w:pPr>
+            <w:r>
+              <w:rPr>
+                <w:rFonts w:ascii="Arial" w:eastAsia="Arial" w:hAnsi="Arial" w:cs="Arial"/>
+                <w:sz w:val="24"/>
               </w:rPr>
               <w:t>:</w:t>
             </w:r>
@@ -1837,29 +1685,24 @@
           <w:p>
             <w:pPr>
               <w:keepNext/>
-              <w:spacing w:before="0" w:after="0" w:line="240" w:lineRule="auto"/>
-            </w:pPr>
-            <w:r>
-              <w:rPr>
-                <w:rFonts w:ascii="Arial" w:hAnsi="Arial" w:eastAsia="Arial" w:cs="Arial"/>
-                <w:b w:val="0"/>
-                <w:sz w:val="24"/>
-                <w:u w:val="none"/>
+              <w:spacing w:after="0" w:line="240" w:lineRule="auto"/>
+            </w:pPr>
+            <w:r>
+              <w:rPr>
+                <w:rFonts w:ascii="Arial" w:eastAsia="Arial" w:hAnsi="Arial" w:cs="Arial"/>
+                <w:sz w:val="24"/>
               </w:rPr>
               <w:t>:</w:t>
             </w:r>
           </w:p>
           <w:p>
             <w:pPr>
-              <w:keepNext w:val="0"/>
-              <w:spacing w:before="0" w:after="0" w:line="240" w:lineRule="auto"/>
-            </w:pPr>
-            <w:r>
-              <w:rPr>
-                <w:rFonts w:ascii="Arial" w:hAnsi="Arial" w:eastAsia="Arial" w:cs="Arial"/>
-                <w:b w:val="0"/>
-                <w:sz w:val="24"/>
-                <w:u w:val="none"/>
+              <w:spacing w:after="0" w:line="240" w:lineRule="auto"/>
+            </w:pPr>
+            <w:r>
+              <w:rPr>
+                <w:rFonts w:ascii="Arial" w:eastAsia="Arial" w:hAnsi="Arial" w:cs="Arial"/>
+                <w:sz w:val="24"/>
               </w:rPr>
               <w:t>:</w:t>
             </w:r>
@@ -1867,37 +1710,28 @@
         </w:tc>
         <w:tc>
           <w:tcPr>
-            <w:tcW w:type="dxa" w:w="5587"/>
-            <w:vAlign w:val="top"/>
+            <w:tcW w:w="5587" w:type="dxa"/>
             <w:tcMar>
               <w:top w:w="0" w:type="dxa"/>
-              <w:start w:w="0" w:type="dxa"/>
+              <w:left w:w="0" w:type="dxa"/>
               <w:bottom w:w="0" w:type="dxa"/>
-              <w:end w:w="35" w:type="dxa"/>
+              <w:right w:w="35" w:type="dxa"/>
             </w:tcMar>
           </w:tcPr>
           <w:p>
             <w:pPr>
-              <w:spacing w:before="0" w:after="0" w:line="240" w:lineRule="auto"/>
-            </w:pPr>
-            <w:r>
-              <w:rPr>
-                <w:rFonts w:ascii="Arial" w:hAnsi="Arial" w:eastAsia="Arial" w:cs="Arial"/>
-                <w:sz w:val="24"/>
-              </w:rPr>
-            </w:r>
-          </w:p>
-          <w:p>
-            <w:pPr>
-              <w:keepNext/>
-              <w:spacing w:before="0" w:after="0" w:line="240" w:lineRule="auto"/>
-            </w:pPr>
-            <w:r>
-              <w:rPr>
-                <w:rFonts w:ascii="Arial" w:hAnsi="Arial" w:eastAsia="Arial" w:cs="Arial"/>
-                <w:b w:val="0"/>
-                <w:sz w:val="24"/>
-                <w:u w:val="none"/>
+              <w:spacing w:after="0" w:line="240" w:lineRule="auto"/>
+            </w:pPr>
+          </w:p>
+          <w:p>
+            <w:pPr>
+              <w:keepNext/>
+              <w:spacing w:after="0" w:line="240" w:lineRule="auto"/>
+            </w:pPr>
+            <w:r>
+              <w:rPr>
+                <w:rFonts w:ascii="Arial" w:eastAsia="Arial" w:hAnsi="Arial" w:cs="Arial"/>
+                <w:sz w:val="24"/>
               </w:rPr>
               <w:t>SARI WASANANING A.P, S.S.</w:t>
             </w:r>
@@ -1905,14 +1739,12 @@
           <w:p>
             <w:pPr>
               <w:keepNext/>
-              <w:spacing w:before="0" w:after="0" w:line="240" w:lineRule="auto"/>
-            </w:pPr>
-            <w:r>
-              <w:rPr>
-                <w:rFonts w:ascii="Arial" w:hAnsi="Arial" w:eastAsia="Arial" w:cs="Arial"/>
-                <w:b w:val="0"/>
-                <w:sz w:val="24"/>
-                <w:u w:val="none"/>
+              <w:spacing w:after="0" w:line="240" w:lineRule="auto"/>
+            </w:pPr>
+            <w:r>
+              <w:rPr>
+                <w:rFonts w:ascii="Arial" w:eastAsia="Arial" w:hAnsi="Arial" w:cs="Arial"/>
+                <w:sz w:val="24"/>
               </w:rPr>
               <w:t>Penata Muda Tk. I (III/b)</w:t>
             </w:r>
@@ -1920,29 +1752,24 @@
           <w:p>
             <w:pPr>
               <w:keepNext/>
-              <w:spacing w:before="0" w:after="0" w:line="240" w:lineRule="auto"/>
-            </w:pPr>
-            <w:r>
-              <w:rPr>
-                <w:rFonts w:ascii="Arial" w:hAnsi="Arial" w:eastAsia="Arial" w:cs="Arial"/>
-                <w:b w:val="0"/>
-                <w:sz w:val="24"/>
-                <w:u w:val="none"/>
+              <w:spacing w:after="0" w:line="240" w:lineRule="auto"/>
+            </w:pPr>
+            <w:r>
+              <w:rPr>
+                <w:rFonts w:ascii="Arial" w:eastAsia="Arial" w:hAnsi="Arial" w:cs="Arial"/>
+                <w:sz w:val="24"/>
               </w:rPr>
               <w:t>198401182014032001</w:t>
             </w:r>
           </w:p>
           <w:p>
             <w:pPr>
-              <w:keepNext w:val="0"/>
-              <w:spacing w:before="0" w:after="0" w:line="240" w:lineRule="auto"/>
-            </w:pPr>
-            <w:r>
-              <w:rPr>
-                <w:rFonts w:ascii="Arial" w:hAnsi="Arial" w:eastAsia="Arial" w:cs="Arial"/>
-                <w:b w:val="0"/>
-                <w:sz w:val="24"/>
-                <w:u w:val="none"/>
+              <w:spacing w:after="0" w:line="240" w:lineRule="auto"/>
+            </w:pPr>
+            <w:r>
+              <w:rPr>
+                <w:rFonts w:ascii="Arial" w:eastAsia="Arial" w:hAnsi="Arial" w:cs="Arial"/>
+                <w:sz w:val="24"/>
               </w:rPr>
               <w:t>Adyatama Parekraf Ahli Pertama</w:t>
             </w:r>
@@ -1955,74 +1782,48 @@
         </w:trPr>
         <w:tc>
           <w:tcPr>
-            <w:tcW w:type="dxa" w:w="1440"/>
-            <w:vAlign w:val="top"/>
+            <w:tcW w:w="1440" w:type="dxa"/>
             <w:tcMar>
               <w:top w:w="0" w:type="dxa"/>
-              <w:start w:w="0" w:type="dxa"/>
+              <w:left w:w="0" w:type="dxa"/>
               <w:bottom w:w="0" w:type="dxa"/>
-              <w:end w:w="35" w:type="dxa"/>
+              <w:right w:w="35" w:type="dxa"/>
             </w:tcMar>
           </w:tcPr>
           <w:p>
             <w:pPr>
-              <w:spacing w:before="0" w:after="0" w:line="240" w:lineRule="auto"/>
-            </w:pPr>
-            <w:r>
-              <w:rPr>
-                <w:rFonts w:ascii="Arial" w:hAnsi="Arial" w:eastAsia="Arial" w:cs="Arial"/>
-                <w:sz w:val="24"/>
-              </w:rPr>
-            </w:r>
-          </w:p>
-          <w:p>
-            <w:pPr>
-              <w:keepNext w:val="0"/>
-              <w:spacing w:before="0" w:after="0" w:line="240" w:lineRule="auto"/>
-            </w:pPr>
-            <w:r>
-              <w:rPr>
-                <w:rFonts w:ascii="Arial" w:hAnsi="Arial" w:eastAsia="Arial" w:cs="Arial"/>
-                <w:b w:val="0"/>
-                <w:sz w:val="24"/>
-                <w:u w:val="none"/>
-              </w:rPr>
-            </w:r>
+              <w:spacing w:after="0" w:line="240" w:lineRule="auto"/>
+            </w:pPr>
+          </w:p>
+          <w:p>
+            <w:pPr>
+              <w:spacing w:after="0" w:line="240" w:lineRule="auto"/>
+            </w:pPr>
           </w:p>
         </w:tc>
         <w:tc>
           <w:tcPr>
-            <w:tcW w:type="dxa" w:w="547"/>
-            <w:vAlign w:val="top"/>
+            <w:tcW w:w="547" w:type="dxa"/>
             <w:tcMar>
               <w:top w:w="0" w:type="dxa"/>
-              <w:start w:w="0" w:type="dxa"/>
+              <w:left w:w="0" w:type="dxa"/>
               <w:bottom w:w="0" w:type="dxa"/>
-              <w:end w:w="35" w:type="dxa"/>
+              <w:right w:w="35" w:type="dxa"/>
             </w:tcMar>
           </w:tcPr>
           <w:p>
             <w:pPr>
-              <w:spacing w:before="0" w:after="0" w:line="240" w:lineRule="auto"/>
-            </w:pPr>
-            <w:r>
-              <w:rPr>
-                <w:rFonts w:ascii="Arial" w:hAnsi="Arial" w:eastAsia="Arial" w:cs="Arial"/>
-                <w:sz w:val="24"/>
-              </w:rPr>
-            </w:r>
-          </w:p>
-          <w:p>
-            <w:pPr>
-              <w:keepNext w:val="0"/>
-              <w:spacing w:before="0" w:after="0" w:line="240" w:lineRule="auto"/>
-            </w:pPr>
-            <w:r>
-              <w:rPr>
-                <w:rFonts w:ascii="Arial" w:hAnsi="Arial" w:eastAsia="Arial" w:cs="Arial"/>
-                <w:b w:val="0"/>
-                <w:sz w:val="24"/>
-                <w:u w:val="none"/>
+              <w:spacing w:after="0" w:line="240" w:lineRule="auto"/>
+            </w:pPr>
+          </w:p>
+          <w:p>
+            <w:pPr>
+              <w:spacing w:after="0" w:line="240" w:lineRule="auto"/>
+            </w:pPr>
+            <w:r>
+              <w:rPr>
+                <w:rFonts w:ascii="Arial" w:eastAsia="Arial" w:hAnsi="Arial" w:cs="Arial"/>
+                <w:sz w:val="24"/>
               </w:rPr>
               <w:t>5.</w:t>
             </w:r>
@@ -2030,37 +1831,28 @@
         </w:tc>
         <w:tc>
           <w:tcPr>
-            <w:tcW w:type="dxa" w:w="1728"/>
-            <w:vAlign w:val="top"/>
+            <w:tcW w:w="1728" w:type="dxa"/>
             <w:tcMar>
               <w:top w:w="0" w:type="dxa"/>
-              <w:start w:w="0" w:type="dxa"/>
+              <w:left w:w="0" w:type="dxa"/>
               <w:bottom w:w="0" w:type="dxa"/>
-              <w:end w:w="35" w:type="dxa"/>
+              <w:right w:w="35" w:type="dxa"/>
             </w:tcMar>
           </w:tcPr>
           <w:p>
             <w:pPr>
-              <w:spacing w:before="0" w:after="0" w:line="240" w:lineRule="auto"/>
-            </w:pPr>
-            <w:r>
-              <w:rPr>
-                <w:rFonts w:ascii="Arial" w:hAnsi="Arial" w:eastAsia="Arial" w:cs="Arial"/>
-                <w:sz w:val="24"/>
-              </w:rPr>
-            </w:r>
-          </w:p>
-          <w:p>
-            <w:pPr>
-              <w:keepNext/>
-              <w:spacing w:before="0" w:after="0" w:line="240" w:lineRule="auto"/>
-            </w:pPr>
-            <w:r>
-              <w:rPr>
-                <w:rFonts w:ascii="Arial" w:hAnsi="Arial" w:eastAsia="Arial" w:cs="Arial"/>
-                <w:b w:val="0"/>
-                <w:sz w:val="24"/>
-                <w:u w:val="none"/>
+              <w:spacing w:after="0" w:line="240" w:lineRule="auto"/>
+            </w:pPr>
+          </w:p>
+          <w:p>
+            <w:pPr>
+              <w:keepNext/>
+              <w:spacing w:after="0" w:line="240" w:lineRule="auto"/>
+            </w:pPr>
+            <w:r>
+              <w:rPr>
+                <w:rFonts w:ascii="Arial" w:eastAsia="Arial" w:hAnsi="Arial" w:cs="Arial"/>
+                <w:sz w:val="24"/>
               </w:rPr>
               <w:t>Nama</w:t>
             </w:r>
@@ -2068,14 +1860,12 @@
           <w:p>
             <w:pPr>
               <w:keepNext/>
-              <w:spacing w:before="0" w:after="0" w:line="240" w:lineRule="auto"/>
-            </w:pPr>
-            <w:r>
-              <w:rPr>
-                <w:rFonts w:ascii="Arial" w:hAnsi="Arial" w:eastAsia="Arial" w:cs="Arial"/>
-                <w:b w:val="0"/>
-                <w:sz w:val="24"/>
-                <w:u w:val="none"/>
+              <w:spacing w:after="0" w:line="240" w:lineRule="auto"/>
+            </w:pPr>
+            <w:r>
+              <w:rPr>
+                <w:rFonts w:ascii="Arial" w:eastAsia="Arial" w:hAnsi="Arial" w:cs="Arial"/>
+                <w:sz w:val="24"/>
               </w:rPr>
               <w:t>Pangkat/gol</w:t>
             </w:r>
@@ -2083,29 +1873,24 @@
           <w:p>
             <w:pPr>
               <w:keepNext/>
-              <w:spacing w:before="0" w:after="0" w:line="240" w:lineRule="auto"/>
-            </w:pPr>
-            <w:r>
-              <w:rPr>
-                <w:rFonts w:ascii="Arial" w:hAnsi="Arial" w:eastAsia="Arial" w:cs="Arial"/>
-                <w:b w:val="0"/>
-                <w:sz w:val="24"/>
-                <w:u w:val="none"/>
+              <w:spacing w:after="0" w:line="240" w:lineRule="auto"/>
+            </w:pPr>
+            <w:r>
+              <w:rPr>
+                <w:rFonts w:ascii="Arial" w:eastAsia="Arial" w:hAnsi="Arial" w:cs="Arial"/>
+                <w:sz w:val="24"/>
               </w:rPr>
               <w:t>NIP</w:t>
             </w:r>
           </w:p>
           <w:p>
             <w:pPr>
-              <w:keepNext w:val="0"/>
-              <w:spacing w:before="0" w:after="0" w:line="240" w:lineRule="auto"/>
-            </w:pPr>
-            <w:r>
-              <w:rPr>
-                <w:rFonts w:ascii="Arial" w:hAnsi="Arial" w:eastAsia="Arial" w:cs="Arial"/>
-                <w:b w:val="0"/>
-                <w:sz w:val="24"/>
-                <w:u w:val="none"/>
+              <w:spacing w:after="0" w:line="240" w:lineRule="auto"/>
+            </w:pPr>
+            <w:r>
+              <w:rPr>
+                <w:rFonts w:ascii="Arial" w:eastAsia="Arial" w:hAnsi="Arial" w:cs="Arial"/>
+                <w:sz w:val="24"/>
               </w:rPr>
               <w:t>Jabatan</w:t>
             </w:r>
@@ -2113,37 +1898,28 @@
         </w:tc>
         <w:tc>
           <w:tcPr>
-            <w:tcW w:type="dxa" w:w="317"/>
-            <w:vAlign w:val="top"/>
+            <w:tcW w:w="317" w:type="dxa"/>
             <w:tcMar>
               <w:top w:w="0" w:type="dxa"/>
-              <w:start w:w="0" w:type="dxa"/>
+              <w:left w:w="0" w:type="dxa"/>
               <w:bottom w:w="0" w:type="dxa"/>
-              <w:end w:w="35" w:type="dxa"/>
+              <w:right w:w="35" w:type="dxa"/>
             </w:tcMar>
           </w:tcPr>
           <w:p>
             <w:pPr>
-              <w:spacing w:before="0" w:after="0" w:line="240" w:lineRule="auto"/>
-            </w:pPr>
-            <w:r>
-              <w:rPr>
-                <w:rFonts w:ascii="Arial" w:hAnsi="Arial" w:eastAsia="Arial" w:cs="Arial"/>
-                <w:sz w:val="24"/>
-              </w:rPr>
-            </w:r>
-          </w:p>
-          <w:p>
-            <w:pPr>
-              <w:keepNext/>
-              <w:spacing w:before="0" w:after="0" w:line="240" w:lineRule="auto"/>
-            </w:pPr>
-            <w:r>
-              <w:rPr>
-                <w:rFonts w:ascii="Arial" w:hAnsi="Arial" w:eastAsia="Arial" w:cs="Arial"/>
-                <w:b w:val="0"/>
-                <w:sz w:val="24"/>
-                <w:u w:val="none"/>
+              <w:spacing w:after="0" w:line="240" w:lineRule="auto"/>
+            </w:pPr>
+          </w:p>
+          <w:p>
+            <w:pPr>
+              <w:keepNext/>
+              <w:spacing w:after="0" w:line="240" w:lineRule="auto"/>
+            </w:pPr>
+            <w:r>
+              <w:rPr>
+                <w:rFonts w:ascii="Arial" w:eastAsia="Arial" w:hAnsi="Arial" w:cs="Arial"/>
+                <w:sz w:val="24"/>
               </w:rPr>
               <w:t>:</w:t>
             </w:r>
@@ -2151,14 +1927,12 @@
           <w:p>
             <w:pPr>
               <w:keepNext/>
-              <w:spacing w:before="0" w:after="0" w:line="240" w:lineRule="auto"/>
-            </w:pPr>
-            <w:r>
-              <w:rPr>
-                <w:rFonts w:ascii="Arial" w:hAnsi="Arial" w:eastAsia="Arial" w:cs="Arial"/>
-                <w:b w:val="0"/>
-                <w:sz w:val="24"/>
-                <w:u w:val="none"/>
+              <w:spacing w:after="0" w:line="240" w:lineRule="auto"/>
+            </w:pPr>
+            <w:r>
+              <w:rPr>
+                <w:rFonts w:ascii="Arial" w:eastAsia="Arial" w:hAnsi="Arial" w:cs="Arial"/>
+                <w:sz w:val="24"/>
               </w:rPr>
               <w:t>:</w:t>
             </w:r>
@@ -2166,29 +1940,24 @@
           <w:p>
             <w:pPr>
               <w:keepNext/>
-              <w:spacing w:before="0" w:after="0" w:line="240" w:lineRule="auto"/>
-            </w:pPr>
-            <w:r>
-              <w:rPr>
-                <w:rFonts w:ascii="Arial" w:hAnsi="Arial" w:eastAsia="Arial" w:cs="Arial"/>
-                <w:b w:val="0"/>
-                <w:sz w:val="24"/>
-                <w:u w:val="none"/>
+              <w:spacing w:after="0" w:line="240" w:lineRule="auto"/>
+            </w:pPr>
+            <w:r>
+              <w:rPr>
+                <w:rFonts w:ascii="Arial" w:eastAsia="Arial" w:hAnsi="Arial" w:cs="Arial"/>
+                <w:sz w:val="24"/>
               </w:rPr>
               <w:t>:</w:t>
             </w:r>
           </w:p>
           <w:p>
             <w:pPr>
-              <w:keepNext w:val="0"/>
-              <w:spacing w:before="0" w:after="0" w:line="240" w:lineRule="auto"/>
-            </w:pPr>
-            <w:r>
-              <w:rPr>
-                <w:rFonts w:ascii="Arial" w:hAnsi="Arial" w:eastAsia="Arial" w:cs="Arial"/>
-                <w:b w:val="0"/>
-                <w:sz w:val="24"/>
-                <w:u w:val="none"/>
+              <w:spacing w:after="0" w:line="240" w:lineRule="auto"/>
+            </w:pPr>
+            <w:r>
+              <w:rPr>
+                <w:rFonts w:ascii="Arial" w:eastAsia="Arial" w:hAnsi="Arial" w:cs="Arial"/>
+                <w:sz w:val="24"/>
               </w:rPr>
               <w:t>:</w:t>
             </w:r>
@@ -2196,37 +1965,28 @@
         </w:tc>
         <w:tc>
           <w:tcPr>
-            <w:tcW w:type="dxa" w:w="5587"/>
-            <w:vAlign w:val="top"/>
+            <w:tcW w:w="5587" w:type="dxa"/>
             <w:tcMar>
               <w:top w:w="0" w:type="dxa"/>
-              <w:start w:w="0" w:type="dxa"/>
+              <w:left w:w="0" w:type="dxa"/>
               <w:bottom w:w="0" w:type="dxa"/>
-              <w:end w:w="35" w:type="dxa"/>
+              <w:right w:w="35" w:type="dxa"/>
             </w:tcMar>
           </w:tcPr>
           <w:p>
             <w:pPr>
-              <w:spacing w:before="0" w:after="0" w:line="240" w:lineRule="auto"/>
-            </w:pPr>
-            <w:r>
-              <w:rPr>
-                <w:rFonts w:ascii="Arial" w:hAnsi="Arial" w:eastAsia="Arial" w:cs="Arial"/>
-                <w:sz w:val="24"/>
-              </w:rPr>
-            </w:r>
-          </w:p>
-          <w:p>
-            <w:pPr>
-              <w:keepNext/>
-              <w:spacing w:before="0" w:after="0" w:line="240" w:lineRule="auto"/>
-            </w:pPr>
-            <w:r>
-              <w:rPr>
-                <w:rFonts w:ascii="Arial" w:hAnsi="Arial" w:eastAsia="Arial" w:cs="Arial"/>
-                <w:b w:val="0"/>
-                <w:sz w:val="24"/>
-                <w:u w:val="none"/>
+              <w:spacing w:after="0" w:line="240" w:lineRule="auto"/>
+            </w:pPr>
+          </w:p>
+          <w:p>
+            <w:pPr>
+              <w:keepNext/>
+              <w:spacing w:after="0" w:line="240" w:lineRule="auto"/>
+            </w:pPr>
+            <w:r>
+              <w:rPr>
+                <w:rFonts w:ascii="Arial" w:eastAsia="Arial" w:hAnsi="Arial" w:cs="Arial"/>
+                <w:sz w:val="24"/>
               </w:rPr>
               <w:t>YEKTI LESTARI, S.St.Par.</w:t>
             </w:r>
@@ -2234,14 +1994,12 @@
           <w:p>
             <w:pPr>
               <w:keepNext/>
-              <w:spacing w:before="0" w:after="0" w:line="240" w:lineRule="auto"/>
-            </w:pPr>
-            <w:r>
-              <w:rPr>
-                <w:rFonts w:ascii="Arial" w:hAnsi="Arial" w:eastAsia="Arial" w:cs="Arial"/>
-                <w:b w:val="0"/>
-                <w:sz w:val="24"/>
-                <w:u w:val="none"/>
+              <w:spacing w:after="0" w:line="240" w:lineRule="auto"/>
+            </w:pPr>
+            <w:r>
+              <w:rPr>
+                <w:rFonts w:ascii="Arial" w:eastAsia="Arial" w:hAnsi="Arial" w:cs="Arial"/>
+                <w:sz w:val="24"/>
               </w:rPr>
               <w:t>Penata Tk. I (III/d)</w:t>
             </w:r>
@@ -2249,29 +2007,24 @@
           <w:p>
             <w:pPr>
               <w:keepNext/>
-              <w:spacing w:before="0" w:after="0" w:line="240" w:lineRule="auto"/>
-            </w:pPr>
-            <w:r>
-              <w:rPr>
-                <w:rFonts w:ascii="Arial" w:hAnsi="Arial" w:eastAsia="Arial" w:cs="Arial"/>
-                <w:b w:val="0"/>
-                <w:sz w:val="24"/>
-                <w:u w:val="none"/>
+              <w:spacing w:after="0" w:line="240" w:lineRule="auto"/>
+            </w:pPr>
+            <w:r>
+              <w:rPr>
+                <w:rFonts w:ascii="Arial" w:eastAsia="Arial" w:hAnsi="Arial" w:cs="Arial"/>
+                <w:sz w:val="24"/>
               </w:rPr>
               <w:t>197712242006042021</w:t>
             </w:r>
           </w:p>
           <w:p>
             <w:pPr>
-              <w:keepNext w:val="0"/>
-              <w:spacing w:before="0" w:after="0" w:line="240" w:lineRule="auto"/>
-            </w:pPr>
-            <w:r>
-              <w:rPr>
-                <w:rFonts w:ascii="Arial" w:hAnsi="Arial" w:eastAsia="Arial" w:cs="Arial"/>
-                <w:b w:val="0"/>
-                <w:sz w:val="24"/>
-                <w:u w:val="none"/>
+              <w:spacing w:after="0" w:line="240" w:lineRule="auto"/>
+            </w:pPr>
+            <w:r>
+              <w:rPr>
+                <w:rFonts w:ascii="Arial" w:eastAsia="Arial" w:hAnsi="Arial" w:cs="Arial"/>
+                <w:sz w:val="24"/>
               </w:rPr>
               <w:t>Penelaah Teknis Kebijakan</w:t>
             </w:r>
@@ -2284,74 +2037,48 @@
         </w:trPr>
         <w:tc>
           <w:tcPr>
-            <w:tcW w:type="dxa" w:w="1440"/>
-            <w:vAlign w:val="top"/>
+            <w:tcW w:w="1440" w:type="dxa"/>
             <w:tcMar>
               <w:top w:w="0" w:type="dxa"/>
-              <w:start w:w="0" w:type="dxa"/>
+              <w:left w:w="0" w:type="dxa"/>
               <w:bottom w:w="0" w:type="dxa"/>
-              <w:end w:w="35" w:type="dxa"/>
+              <w:right w:w="35" w:type="dxa"/>
             </w:tcMar>
           </w:tcPr>
           <w:p>
             <w:pPr>
-              <w:spacing w:before="0" w:after="0" w:line="240" w:lineRule="auto"/>
-            </w:pPr>
-            <w:r>
-              <w:rPr>
-                <w:rFonts w:ascii="Arial" w:hAnsi="Arial" w:eastAsia="Arial" w:cs="Arial"/>
-                <w:sz w:val="24"/>
-              </w:rPr>
-            </w:r>
-          </w:p>
-          <w:p>
-            <w:pPr>
-              <w:keepNext w:val="0"/>
-              <w:spacing w:before="0" w:after="0" w:line="240" w:lineRule="auto"/>
-            </w:pPr>
-            <w:r>
-              <w:rPr>
-                <w:rFonts w:ascii="Arial" w:hAnsi="Arial" w:eastAsia="Arial" w:cs="Arial"/>
-                <w:b w:val="0"/>
-                <w:sz w:val="24"/>
-                <w:u w:val="none"/>
-              </w:rPr>
-            </w:r>
+              <w:spacing w:after="0" w:line="240" w:lineRule="auto"/>
+            </w:pPr>
+          </w:p>
+          <w:p>
+            <w:pPr>
+              <w:spacing w:after="0" w:line="240" w:lineRule="auto"/>
+            </w:pPr>
           </w:p>
         </w:tc>
         <w:tc>
           <w:tcPr>
-            <w:tcW w:type="dxa" w:w="547"/>
-            <w:vAlign w:val="top"/>
+            <w:tcW w:w="547" w:type="dxa"/>
             <w:tcMar>
               <w:top w:w="0" w:type="dxa"/>
-              <w:start w:w="0" w:type="dxa"/>
+              <w:left w:w="0" w:type="dxa"/>
               <w:bottom w:w="0" w:type="dxa"/>
-              <w:end w:w="35" w:type="dxa"/>
+              <w:right w:w="35" w:type="dxa"/>
             </w:tcMar>
           </w:tcPr>
           <w:p>
             <w:pPr>
-              <w:spacing w:before="0" w:after="0" w:line="240" w:lineRule="auto"/>
-            </w:pPr>
-            <w:r>
-              <w:rPr>
-                <w:rFonts w:ascii="Arial" w:hAnsi="Arial" w:eastAsia="Arial" w:cs="Arial"/>
-                <w:sz w:val="24"/>
-              </w:rPr>
-            </w:r>
-          </w:p>
-          <w:p>
-            <w:pPr>
-              <w:keepNext w:val="0"/>
-              <w:spacing w:before="0" w:after="0" w:line="240" w:lineRule="auto"/>
-            </w:pPr>
-            <w:r>
-              <w:rPr>
-                <w:rFonts w:ascii="Arial" w:hAnsi="Arial" w:eastAsia="Arial" w:cs="Arial"/>
-                <w:b w:val="0"/>
-                <w:sz w:val="24"/>
-                <w:u w:val="none"/>
+              <w:spacing w:after="0" w:line="240" w:lineRule="auto"/>
+            </w:pPr>
+          </w:p>
+          <w:p>
+            <w:pPr>
+              <w:spacing w:after="0" w:line="240" w:lineRule="auto"/>
+            </w:pPr>
+            <w:r>
+              <w:rPr>
+                <w:rFonts w:ascii="Arial" w:eastAsia="Arial" w:hAnsi="Arial" w:cs="Arial"/>
+                <w:sz w:val="24"/>
               </w:rPr>
               <w:t>6.</w:t>
             </w:r>
@@ -2359,37 +2086,28 @@
         </w:tc>
         <w:tc>
           <w:tcPr>
-            <w:tcW w:type="dxa" w:w="1728"/>
-            <w:vAlign w:val="top"/>
+            <w:tcW w:w="1728" w:type="dxa"/>
             <w:tcMar>
               <w:top w:w="0" w:type="dxa"/>
-              <w:start w:w="0" w:type="dxa"/>
+              <w:left w:w="0" w:type="dxa"/>
               <w:bottom w:w="0" w:type="dxa"/>
-              <w:end w:w="35" w:type="dxa"/>
+              <w:right w:w="35" w:type="dxa"/>
             </w:tcMar>
           </w:tcPr>
           <w:p>
             <w:pPr>
-              <w:spacing w:before="0" w:after="0" w:line="240" w:lineRule="auto"/>
-            </w:pPr>
-            <w:r>
-              <w:rPr>
-                <w:rFonts w:ascii="Arial" w:hAnsi="Arial" w:eastAsia="Arial" w:cs="Arial"/>
-                <w:sz w:val="24"/>
-              </w:rPr>
-            </w:r>
-          </w:p>
-          <w:p>
-            <w:pPr>
-              <w:keepNext/>
-              <w:spacing w:before="0" w:after="0" w:line="240" w:lineRule="auto"/>
-            </w:pPr>
-            <w:r>
-              <w:rPr>
-                <w:rFonts w:ascii="Arial" w:hAnsi="Arial" w:eastAsia="Arial" w:cs="Arial"/>
-                <w:b w:val="0"/>
-                <w:sz w:val="24"/>
-                <w:u w:val="none"/>
+              <w:spacing w:after="0" w:line="240" w:lineRule="auto"/>
+            </w:pPr>
+          </w:p>
+          <w:p>
+            <w:pPr>
+              <w:keepNext/>
+              <w:spacing w:after="0" w:line="240" w:lineRule="auto"/>
+            </w:pPr>
+            <w:r>
+              <w:rPr>
+                <w:rFonts w:ascii="Arial" w:eastAsia="Arial" w:hAnsi="Arial" w:cs="Arial"/>
+                <w:sz w:val="24"/>
               </w:rPr>
               <w:t>Nama</w:t>
             </w:r>
@@ -2397,14 +2115,12 @@
           <w:p>
             <w:pPr>
               <w:keepNext/>
-              <w:spacing w:before="0" w:after="0" w:line="240" w:lineRule="auto"/>
-            </w:pPr>
-            <w:r>
-              <w:rPr>
-                <w:rFonts w:ascii="Arial" w:hAnsi="Arial" w:eastAsia="Arial" w:cs="Arial"/>
-                <w:b w:val="0"/>
-                <w:sz w:val="24"/>
-                <w:u w:val="none"/>
+              <w:spacing w:after="0" w:line="240" w:lineRule="auto"/>
+            </w:pPr>
+            <w:r>
+              <w:rPr>
+                <w:rFonts w:ascii="Arial" w:eastAsia="Arial" w:hAnsi="Arial" w:cs="Arial"/>
+                <w:sz w:val="24"/>
               </w:rPr>
               <w:t>Pangkat/gol</w:t>
             </w:r>
@@ -2412,29 +2128,24 @@
           <w:p>
             <w:pPr>
               <w:keepNext/>
-              <w:spacing w:before="0" w:after="0" w:line="240" w:lineRule="auto"/>
-            </w:pPr>
-            <w:r>
-              <w:rPr>
-                <w:rFonts w:ascii="Arial" w:hAnsi="Arial" w:eastAsia="Arial" w:cs="Arial"/>
-                <w:b w:val="0"/>
-                <w:sz w:val="24"/>
-                <w:u w:val="none"/>
+              <w:spacing w:after="0" w:line="240" w:lineRule="auto"/>
+            </w:pPr>
+            <w:r>
+              <w:rPr>
+                <w:rFonts w:ascii="Arial" w:eastAsia="Arial" w:hAnsi="Arial" w:cs="Arial"/>
+                <w:sz w:val="24"/>
               </w:rPr>
               <w:t>NIP</w:t>
             </w:r>
           </w:p>
           <w:p>
             <w:pPr>
-              <w:keepNext w:val="0"/>
-              <w:spacing w:before="0" w:after="0" w:line="240" w:lineRule="auto"/>
-            </w:pPr>
-            <w:r>
-              <w:rPr>
-                <w:rFonts w:ascii="Arial" w:hAnsi="Arial" w:eastAsia="Arial" w:cs="Arial"/>
-                <w:b w:val="0"/>
-                <w:sz w:val="24"/>
-                <w:u w:val="none"/>
+              <w:spacing w:after="0" w:line="240" w:lineRule="auto"/>
+            </w:pPr>
+            <w:r>
+              <w:rPr>
+                <w:rFonts w:ascii="Arial" w:eastAsia="Arial" w:hAnsi="Arial" w:cs="Arial"/>
+                <w:sz w:val="24"/>
               </w:rPr>
               <w:t>Jabatan</w:t>
             </w:r>
@@ -2442,37 +2153,28 @@
         </w:tc>
         <w:tc>
           <w:tcPr>
-            <w:tcW w:type="dxa" w:w="317"/>
-            <w:vAlign w:val="top"/>
+            <w:tcW w:w="317" w:type="dxa"/>
             <w:tcMar>
               <w:top w:w="0" w:type="dxa"/>
-              <w:start w:w="0" w:type="dxa"/>
+              <w:left w:w="0" w:type="dxa"/>
               <w:bottom w:w="0" w:type="dxa"/>
-              <w:end w:w="35" w:type="dxa"/>
+              <w:right w:w="35" w:type="dxa"/>
             </w:tcMar>
           </w:tcPr>
           <w:p>
             <w:pPr>
-              <w:spacing w:before="0" w:after="0" w:line="240" w:lineRule="auto"/>
-            </w:pPr>
-            <w:r>
-              <w:rPr>
-                <w:rFonts w:ascii="Arial" w:hAnsi="Arial" w:eastAsia="Arial" w:cs="Arial"/>
-                <w:sz w:val="24"/>
-              </w:rPr>
-            </w:r>
-          </w:p>
-          <w:p>
-            <w:pPr>
-              <w:keepNext/>
-              <w:spacing w:before="0" w:after="0" w:line="240" w:lineRule="auto"/>
-            </w:pPr>
-            <w:r>
-              <w:rPr>
-                <w:rFonts w:ascii="Arial" w:hAnsi="Arial" w:eastAsia="Arial" w:cs="Arial"/>
-                <w:b w:val="0"/>
-                <w:sz w:val="24"/>
-                <w:u w:val="none"/>
+              <w:spacing w:after="0" w:line="240" w:lineRule="auto"/>
+            </w:pPr>
+          </w:p>
+          <w:p>
+            <w:pPr>
+              <w:keepNext/>
+              <w:spacing w:after="0" w:line="240" w:lineRule="auto"/>
+            </w:pPr>
+            <w:r>
+              <w:rPr>
+                <w:rFonts w:ascii="Arial" w:eastAsia="Arial" w:hAnsi="Arial" w:cs="Arial"/>
+                <w:sz w:val="24"/>
               </w:rPr>
               <w:t>:</w:t>
             </w:r>
@@ -2480,14 +2182,12 @@
           <w:p>
             <w:pPr>
               <w:keepNext/>
-              <w:spacing w:before="0" w:after="0" w:line="240" w:lineRule="auto"/>
-            </w:pPr>
-            <w:r>
-              <w:rPr>
-                <w:rFonts w:ascii="Arial" w:hAnsi="Arial" w:eastAsia="Arial" w:cs="Arial"/>
-                <w:b w:val="0"/>
-                <w:sz w:val="24"/>
-                <w:u w:val="none"/>
+              <w:spacing w:after="0" w:line="240" w:lineRule="auto"/>
+            </w:pPr>
+            <w:r>
+              <w:rPr>
+                <w:rFonts w:ascii="Arial" w:eastAsia="Arial" w:hAnsi="Arial" w:cs="Arial"/>
+                <w:sz w:val="24"/>
               </w:rPr>
               <w:t>:</w:t>
             </w:r>
@@ -2495,29 +2195,24 @@
           <w:p>
             <w:pPr>
               <w:keepNext/>
-              <w:spacing w:before="0" w:after="0" w:line="240" w:lineRule="auto"/>
-            </w:pPr>
-            <w:r>
-              <w:rPr>
-                <w:rFonts w:ascii="Arial" w:hAnsi="Arial" w:eastAsia="Arial" w:cs="Arial"/>
-                <w:b w:val="0"/>
-                <w:sz w:val="24"/>
-                <w:u w:val="none"/>
+              <w:spacing w:after="0" w:line="240" w:lineRule="auto"/>
+            </w:pPr>
+            <w:r>
+              <w:rPr>
+                <w:rFonts w:ascii="Arial" w:eastAsia="Arial" w:hAnsi="Arial" w:cs="Arial"/>
+                <w:sz w:val="24"/>
               </w:rPr>
               <w:t>:</w:t>
             </w:r>
           </w:p>
           <w:p>
             <w:pPr>
-              <w:keepNext w:val="0"/>
-              <w:spacing w:before="0" w:after="0" w:line="240" w:lineRule="auto"/>
-            </w:pPr>
-            <w:r>
-              <w:rPr>
-                <w:rFonts w:ascii="Arial" w:hAnsi="Arial" w:eastAsia="Arial" w:cs="Arial"/>
-                <w:b w:val="0"/>
-                <w:sz w:val="24"/>
-                <w:u w:val="none"/>
+              <w:spacing w:after="0" w:line="240" w:lineRule="auto"/>
+            </w:pPr>
+            <w:r>
+              <w:rPr>
+                <w:rFonts w:ascii="Arial" w:eastAsia="Arial" w:hAnsi="Arial" w:cs="Arial"/>
+                <w:sz w:val="24"/>
               </w:rPr>
               <w:t>:</w:t>
             </w:r>
@@ -2525,37 +2220,28 @@
         </w:tc>
         <w:tc>
           <w:tcPr>
-            <w:tcW w:type="dxa" w:w="5587"/>
-            <w:vAlign w:val="top"/>
+            <w:tcW w:w="5587" w:type="dxa"/>
             <w:tcMar>
               <w:top w:w="0" w:type="dxa"/>
-              <w:start w:w="0" w:type="dxa"/>
+              <w:left w:w="0" w:type="dxa"/>
               <w:bottom w:w="0" w:type="dxa"/>
-              <w:end w:w="35" w:type="dxa"/>
+              <w:right w:w="35" w:type="dxa"/>
             </w:tcMar>
           </w:tcPr>
           <w:p>
             <w:pPr>
-              <w:spacing w:before="0" w:after="0" w:line="240" w:lineRule="auto"/>
-            </w:pPr>
-            <w:r>
-              <w:rPr>
-                <w:rFonts w:ascii="Arial" w:hAnsi="Arial" w:eastAsia="Arial" w:cs="Arial"/>
-                <w:sz w:val="24"/>
-              </w:rPr>
-            </w:r>
-          </w:p>
-          <w:p>
-            <w:pPr>
-              <w:keepNext/>
-              <w:spacing w:before="0" w:after="0" w:line="240" w:lineRule="auto"/>
-            </w:pPr>
-            <w:r>
-              <w:rPr>
-                <w:rFonts w:ascii="Arial" w:hAnsi="Arial" w:eastAsia="Arial" w:cs="Arial"/>
-                <w:b w:val="0"/>
-                <w:sz w:val="24"/>
-                <w:u w:val="none"/>
+              <w:spacing w:after="0" w:line="240" w:lineRule="auto"/>
+            </w:pPr>
+          </w:p>
+          <w:p>
+            <w:pPr>
+              <w:keepNext/>
+              <w:spacing w:after="0" w:line="240" w:lineRule="auto"/>
+            </w:pPr>
+            <w:r>
+              <w:rPr>
+                <w:rFonts w:ascii="Arial" w:eastAsia="Arial" w:hAnsi="Arial" w:cs="Arial"/>
+                <w:sz w:val="24"/>
               </w:rPr>
               <w:t>ISMADI, SE., MM.</w:t>
             </w:r>
@@ -2563,14 +2249,12 @@
           <w:p>
             <w:pPr>
               <w:keepNext/>
-              <w:spacing w:before="0" w:after="0" w:line="240" w:lineRule="auto"/>
-            </w:pPr>
-            <w:r>
-              <w:rPr>
-                <w:rFonts w:ascii="Arial" w:hAnsi="Arial" w:eastAsia="Arial" w:cs="Arial"/>
-                <w:b w:val="0"/>
-                <w:sz w:val="24"/>
-                <w:u w:val="none"/>
+              <w:spacing w:after="0" w:line="240" w:lineRule="auto"/>
+            </w:pPr>
+            <w:r>
+              <w:rPr>
+                <w:rFonts w:ascii="Arial" w:eastAsia="Arial" w:hAnsi="Arial" w:cs="Arial"/>
+                <w:sz w:val="24"/>
               </w:rPr>
               <w:t>Penata (III/c)</w:t>
             </w:r>
@@ -2578,29 +2262,24 @@
           <w:p>
             <w:pPr>
               <w:keepNext/>
-              <w:spacing w:before="0" w:after="0" w:line="240" w:lineRule="auto"/>
-            </w:pPr>
-            <w:r>
-              <w:rPr>
-                <w:rFonts w:ascii="Arial" w:hAnsi="Arial" w:eastAsia="Arial" w:cs="Arial"/>
-                <w:b w:val="0"/>
-                <w:sz w:val="24"/>
-                <w:u w:val="none"/>
+              <w:spacing w:after="0" w:line="240" w:lineRule="auto"/>
+            </w:pPr>
+            <w:r>
+              <w:rPr>
+                <w:rFonts w:ascii="Arial" w:eastAsia="Arial" w:hAnsi="Arial" w:cs="Arial"/>
+                <w:sz w:val="24"/>
               </w:rPr>
               <w:t>197304201995031004</w:t>
             </w:r>
           </w:p>
           <w:p>
             <w:pPr>
-              <w:keepNext w:val="0"/>
-              <w:spacing w:before="0" w:after="0" w:line="240" w:lineRule="auto"/>
-            </w:pPr>
-            <w:r>
-              <w:rPr>
-                <w:rFonts w:ascii="Arial" w:hAnsi="Arial" w:eastAsia="Arial" w:cs="Arial"/>
-                <w:b w:val="0"/>
-                <w:sz w:val="24"/>
-                <w:u w:val="none"/>
+              <w:spacing w:after="0" w:line="240" w:lineRule="auto"/>
+            </w:pPr>
+            <w:r>
+              <w:rPr>
+                <w:rFonts w:ascii="Arial" w:eastAsia="Arial" w:hAnsi="Arial" w:cs="Arial"/>
+                <w:sz w:val="24"/>
               </w:rPr>
               <w:t>Penelaah Teknis Kebijakan</w:t>
             </w:r>
@@ -2613,74 +2292,48 @@
         </w:trPr>
         <w:tc>
           <w:tcPr>
-            <w:tcW w:type="dxa" w:w="1440"/>
-            <w:vAlign w:val="top"/>
+            <w:tcW w:w="1440" w:type="dxa"/>
             <w:tcMar>
               <w:top w:w="0" w:type="dxa"/>
-              <w:start w:w="0" w:type="dxa"/>
+              <w:left w:w="0" w:type="dxa"/>
               <w:bottom w:w="0" w:type="dxa"/>
-              <w:end w:w="35" w:type="dxa"/>
+              <w:right w:w="35" w:type="dxa"/>
             </w:tcMar>
           </w:tcPr>
           <w:p>
             <w:pPr>
-              <w:spacing w:before="0" w:after="0" w:line="240" w:lineRule="auto"/>
-            </w:pPr>
-            <w:r>
-              <w:rPr>
-                <w:rFonts w:ascii="Arial" w:hAnsi="Arial" w:eastAsia="Arial" w:cs="Arial"/>
-                <w:sz w:val="24"/>
-              </w:rPr>
-            </w:r>
-          </w:p>
-          <w:p>
-            <w:pPr>
-              <w:keepNext w:val="0"/>
-              <w:spacing w:before="0" w:after="0" w:line="240" w:lineRule="auto"/>
-            </w:pPr>
-            <w:r>
-              <w:rPr>
-                <w:rFonts w:ascii="Arial" w:hAnsi="Arial" w:eastAsia="Arial" w:cs="Arial"/>
-                <w:b w:val="0"/>
-                <w:sz w:val="24"/>
-                <w:u w:val="none"/>
-              </w:rPr>
-            </w:r>
+              <w:spacing w:after="0" w:line="240" w:lineRule="auto"/>
+            </w:pPr>
+          </w:p>
+          <w:p>
+            <w:pPr>
+              <w:spacing w:after="0" w:line="240" w:lineRule="auto"/>
+            </w:pPr>
           </w:p>
         </w:tc>
         <w:tc>
           <w:tcPr>
-            <w:tcW w:type="dxa" w:w="547"/>
-            <w:vAlign w:val="top"/>
+            <w:tcW w:w="547" w:type="dxa"/>
             <w:tcMar>
               <w:top w:w="0" w:type="dxa"/>
-              <w:start w:w="0" w:type="dxa"/>
+              <w:left w:w="0" w:type="dxa"/>
               <w:bottom w:w="0" w:type="dxa"/>
-              <w:end w:w="35" w:type="dxa"/>
+              <w:right w:w="35" w:type="dxa"/>
             </w:tcMar>
           </w:tcPr>
           <w:p>
             <w:pPr>
-              <w:spacing w:before="0" w:after="0" w:line="240" w:lineRule="auto"/>
-            </w:pPr>
-            <w:r>
-              <w:rPr>
-                <w:rFonts w:ascii="Arial" w:hAnsi="Arial" w:eastAsia="Arial" w:cs="Arial"/>
-                <w:sz w:val="24"/>
-              </w:rPr>
-            </w:r>
-          </w:p>
-          <w:p>
-            <w:pPr>
-              <w:keepNext w:val="0"/>
-              <w:spacing w:before="0" w:after="0" w:line="240" w:lineRule="auto"/>
-            </w:pPr>
-            <w:r>
-              <w:rPr>
-                <w:rFonts w:ascii="Arial" w:hAnsi="Arial" w:eastAsia="Arial" w:cs="Arial"/>
-                <w:b w:val="0"/>
-                <w:sz w:val="24"/>
-                <w:u w:val="none"/>
+              <w:spacing w:after="0" w:line="240" w:lineRule="auto"/>
+            </w:pPr>
+          </w:p>
+          <w:p>
+            <w:pPr>
+              <w:spacing w:after="0" w:line="240" w:lineRule="auto"/>
+            </w:pPr>
+            <w:r>
+              <w:rPr>
+                <w:rFonts w:ascii="Arial" w:eastAsia="Arial" w:hAnsi="Arial" w:cs="Arial"/>
+                <w:sz w:val="24"/>
               </w:rPr>
               <w:t>7.</w:t>
             </w:r>
@@ -2688,37 +2341,28 @@
         </w:tc>
         <w:tc>
           <w:tcPr>
-            <w:tcW w:type="dxa" w:w="1728"/>
-            <w:vAlign w:val="top"/>
+            <w:tcW w:w="1728" w:type="dxa"/>
             <w:tcMar>
               <w:top w:w="0" w:type="dxa"/>
-              <w:start w:w="0" w:type="dxa"/>
+              <w:left w:w="0" w:type="dxa"/>
               <w:bottom w:w="0" w:type="dxa"/>
-              <w:end w:w="35" w:type="dxa"/>
+              <w:right w:w="35" w:type="dxa"/>
             </w:tcMar>
           </w:tcPr>
           <w:p>
             <w:pPr>
-              <w:spacing w:before="0" w:after="0" w:line="240" w:lineRule="auto"/>
-            </w:pPr>
-            <w:r>
-              <w:rPr>
-                <w:rFonts w:ascii="Arial" w:hAnsi="Arial" w:eastAsia="Arial" w:cs="Arial"/>
-                <w:sz w:val="24"/>
-              </w:rPr>
-            </w:r>
-          </w:p>
-          <w:p>
-            <w:pPr>
-              <w:keepNext/>
-              <w:spacing w:before="0" w:after="0" w:line="240" w:lineRule="auto"/>
-            </w:pPr>
-            <w:r>
-              <w:rPr>
-                <w:rFonts w:ascii="Arial" w:hAnsi="Arial" w:eastAsia="Arial" w:cs="Arial"/>
-                <w:b w:val="0"/>
-                <w:sz w:val="24"/>
-                <w:u w:val="none"/>
+              <w:spacing w:after="0" w:line="240" w:lineRule="auto"/>
+            </w:pPr>
+          </w:p>
+          <w:p>
+            <w:pPr>
+              <w:keepNext/>
+              <w:spacing w:after="0" w:line="240" w:lineRule="auto"/>
+            </w:pPr>
+            <w:r>
+              <w:rPr>
+                <w:rFonts w:ascii="Arial" w:eastAsia="Arial" w:hAnsi="Arial" w:cs="Arial"/>
+                <w:sz w:val="24"/>
               </w:rPr>
               <w:t>Nama</w:t>
             </w:r>
@@ -2726,14 +2370,12 @@
           <w:p>
             <w:pPr>
               <w:keepNext/>
-              <w:spacing w:before="0" w:after="0" w:line="240" w:lineRule="auto"/>
-            </w:pPr>
-            <w:r>
-              <w:rPr>
-                <w:rFonts w:ascii="Arial" w:hAnsi="Arial" w:eastAsia="Arial" w:cs="Arial"/>
-                <w:b w:val="0"/>
-                <w:sz w:val="24"/>
-                <w:u w:val="none"/>
+              <w:spacing w:after="0" w:line="240" w:lineRule="auto"/>
+            </w:pPr>
+            <w:r>
+              <w:rPr>
+                <w:rFonts w:ascii="Arial" w:eastAsia="Arial" w:hAnsi="Arial" w:cs="Arial"/>
+                <w:sz w:val="24"/>
               </w:rPr>
               <w:t>Pangkat/gol</w:t>
             </w:r>
@@ -2741,29 +2383,24 @@
           <w:p>
             <w:pPr>
               <w:keepNext/>
-              <w:spacing w:before="0" w:after="0" w:line="240" w:lineRule="auto"/>
-            </w:pPr>
-            <w:r>
-              <w:rPr>
-                <w:rFonts w:ascii="Arial" w:hAnsi="Arial" w:eastAsia="Arial" w:cs="Arial"/>
-                <w:b w:val="0"/>
-                <w:sz w:val="24"/>
-                <w:u w:val="none"/>
+              <w:spacing w:after="0" w:line="240" w:lineRule="auto"/>
+            </w:pPr>
+            <w:r>
+              <w:rPr>
+                <w:rFonts w:ascii="Arial" w:eastAsia="Arial" w:hAnsi="Arial" w:cs="Arial"/>
+                <w:sz w:val="24"/>
               </w:rPr>
               <w:t>NIP</w:t>
             </w:r>
           </w:p>
           <w:p>
             <w:pPr>
-              <w:keepNext w:val="0"/>
-              <w:spacing w:before="0" w:after="0" w:line="240" w:lineRule="auto"/>
-            </w:pPr>
-            <w:r>
-              <w:rPr>
-                <w:rFonts w:ascii="Arial" w:hAnsi="Arial" w:eastAsia="Arial" w:cs="Arial"/>
-                <w:b w:val="0"/>
-                <w:sz w:val="24"/>
-                <w:u w:val="none"/>
+              <w:spacing w:after="0" w:line="240" w:lineRule="auto"/>
+            </w:pPr>
+            <w:r>
+              <w:rPr>
+                <w:rFonts w:ascii="Arial" w:eastAsia="Arial" w:hAnsi="Arial" w:cs="Arial"/>
+                <w:sz w:val="24"/>
               </w:rPr>
               <w:t>Jabatan</w:t>
             </w:r>
@@ -2771,37 +2408,28 @@
         </w:tc>
         <w:tc>
           <w:tcPr>
-            <w:tcW w:type="dxa" w:w="317"/>
-            <w:vAlign w:val="top"/>
+            <w:tcW w:w="317" w:type="dxa"/>
             <w:tcMar>
               <w:top w:w="0" w:type="dxa"/>
-              <w:start w:w="0" w:type="dxa"/>
+              <w:left w:w="0" w:type="dxa"/>
               <w:bottom w:w="0" w:type="dxa"/>
-              <w:end w:w="35" w:type="dxa"/>
+              <w:right w:w="35" w:type="dxa"/>
             </w:tcMar>
           </w:tcPr>
           <w:p>
             <w:pPr>
-              <w:spacing w:before="0" w:after="0" w:line="240" w:lineRule="auto"/>
-            </w:pPr>
-            <w:r>
-              <w:rPr>
-                <w:rFonts w:ascii="Arial" w:hAnsi="Arial" w:eastAsia="Arial" w:cs="Arial"/>
-                <w:sz w:val="24"/>
-              </w:rPr>
-            </w:r>
-          </w:p>
-          <w:p>
-            <w:pPr>
-              <w:keepNext/>
-              <w:spacing w:before="0" w:after="0" w:line="240" w:lineRule="auto"/>
-            </w:pPr>
-            <w:r>
-              <w:rPr>
-                <w:rFonts w:ascii="Arial" w:hAnsi="Arial" w:eastAsia="Arial" w:cs="Arial"/>
-                <w:b w:val="0"/>
-                <w:sz w:val="24"/>
-                <w:u w:val="none"/>
+              <w:spacing w:after="0" w:line="240" w:lineRule="auto"/>
+            </w:pPr>
+          </w:p>
+          <w:p>
+            <w:pPr>
+              <w:keepNext/>
+              <w:spacing w:after="0" w:line="240" w:lineRule="auto"/>
+            </w:pPr>
+            <w:r>
+              <w:rPr>
+                <w:rFonts w:ascii="Arial" w:eastAsia="Arial" w:hAnsi="Arial" w:cs="Arial"/>
+                <w:sz w:val="24"/>
               </w:rPr>
               <w:t>:</w:t>
             </w:r>
@@ -2809,14 +2437,12 @@
           <w:p>
             <w:pPr>
               <w:keepNext/>
-              <w:spacing w:before="0" w:after="0" w:line="240" w:lineRule="auto"/>
-            </w:pPr>
-            <w:r>
-              <w:rPr>
-                <w:rFonts w:ascii="Arial" w:hAnsi="Arial" w:eastAsia="Arial" w:cs="Arial"/>
-                <w:b w:val="0"/>
-                <w:sz w:val="24"/>
-                <w:u w:val="none"/>
+              <w:spacing w:after="0" w:line="240" w:lineRule="auto"/>
+            </w:pPr>
+            <w:r>
+              <w:rPr>
+                <w:rFonts w:ascii="Arial" w:eastAsia="Arial" w:hAnsi="Arial" w:cs="Arial"/>
+                <w:sz w:val="24"/>
               </w:rPr>
               <w:t>:</w:t>
             </w:r>
@@ -2824,29 +2450,24 @@
           <w:p>
             <w:pPr>
               <w:keepNext/>
-              <w:spacing w:before="0" w:after="0" w:line="240" w:lineRule="auto"/>
-            </w:pPr>
-            <w:r>
-              <w:rPr>
-                <w:rFonts w:ascii="Arial" w:hAnsi="Arial" w:eastAsia="Arial" w:cs="Arial"/>
-                <w:b w:val="0"/>
-                <w:sz w:val="24"/>
-                <w:u w:val="none"/>
+              <w:spacing w:after="0" w:line="240" w:lineRule="auto"/>
+            </w:pPr>
+            <w:r>
+              <w:rPr>
+                <w:rFonts w:ascii="Arial" w:eastAsia="Arial" w:hAnsi="Arial" w:cs="Arial"/>
+                <w:sz w:val="24"/>
               </w:rPr>
               <w:t>:</w:t>
             </w:r>
           </w:p>
           <w:p>
             <w:pPr>
-              <w:keepNext w:val="0"/>
-              <w:spacing w:before="0" w:after="0" w:line="240" w:lineRule="auto"/>
-            </w:pPr>
-            <w:r>
-              <w:rPr>
-                <w:rFonts w:ascii="Arial" w:hAnsi="Arial" w:eastAsia="Arial" w:cs="Arial"/>
-                <w:b w:val="0"/>
-                <w:sz w:val="24"/>
-                <w:u w:val="none"/>
+              <w:spacing w:after="0" w:line="240" w:lineRule="auto"/>
+            </w:pPr>
+            <w:r>
+              <w:rPr>
+                <w:rFonts w:ascii="Arial" w:eastAsia="Arial" w:hAnsi="Arial" w:cs="Arial"/>
+                <w:sz w:val="24"/>
               </w:rPr>
               <w:t>:</w:t>
             </w:r>
@@ -2854,37 +2475,28 @@
         </w:tc>
         <w:tc>
           <w:tcPr>
-            <w:tcW w:type="dxa" w:w="5587"/>
-            <w:vAlign w:val="top"/>
+            <w:tcW w:w="5587" w:type="dxa"/>
             <w:tcMar>
               <w:top w:w="0" w:type="dxa"/>
-              <w:start w:w="0" w:type="dxa"/>
+              <w:left w:w="0" w:type="dxa"/>
               <w:bottom w:w="0" w:type="dxa"/>
-              <w:end w:w="35" w:type="dxa"/>
+              <w:right w:w="35" w:type="dxa"/>
             </w:tcMar>
           </w:tcPr>
           <w:p>
             <w:pPr>
-              <w:spacing w:before="0" w:after="0" w:line="240" w:lineRule="auto"/>
-            </w:pPr>
-            <w:r>
-              <w:rPr>
-                <w:rFonts w:ascii="Arial" w:hAnsi="Arial" w:eastAsia="Arial" w:cs="Arial"/>
-                <w:sz w:val="24"/>
-              </w:rPr>
-            </w:r>
-          </w:p>
-          <w:p>
-            <w:pPr>
-              <w:keepNext/>
-              <w:spacing w:before="0" w:after="0" w:line="240" w:lineRule="auto"/>
-            </w:pPr>
-            <w:r>
-              <w:rPr>
-                <w:rFonts w:ascii="Arial" w:hAnsi="Arial" w:eastAsia="Arial" w:cs="Arial"/>
-                <w:b w:val="0"/>
-                <w:sz w:val="24"/>
-                <w:u w:val="none"/>
+              <w:spacing w:after="0" w:line="240" w:lineRule="auto"/>
+            </w:pPr>
+          </w:p>
+          <w:p>
+            <w:pPr>
+              <w:keepNext/>
+              <w:spacing w:after="0" w:line="240" w:lineRule="auto"/>
+            </w:pPr>
+            <w:r>
+              <w:rPr>
+                <w:rFonts w:ascii="Arial" w:eastAsia="Arial" w:hAnsi="Arial" w:cs="Arial"/>
+                <w:sz w:val="24"/>
               </w:rPr>
               <w:t>IBNU PURWANTAMA S.Par.</w:t>
             </w:r>
@@ -2892,14 +2504,12 @@
           <w:p>
             <w:pPr>
               <w:keepNext/>
-              <w:spacing w:before="0" w:after="0" w:line="240" w:lineRule="auto"/>
-            </w:pPr>
-            <w:r>
-              <w:rPr>
-                <w:rFonts w:ascii="Arial" w:hAnsi="Arial" w:eastAsia="Arial" w:cs="Arial"/>
-                <w:b w:val="0"/>
-                <w:sz w:val="24"/>
-                <w:u w:val="none"/>
+              <w:spacing w:after="0" w:line="240" w:lineRule="auto"/>
+            </w:pPr>
+            <w:r>
+              <w:rPr>
+                <w:rFonts w:ascii="Arial" w:eastAsia="Arial" w:hAnsi="Arial" w:cs="Arial"/>
+                <w:sz w:val="24"/>
               </w:rPr>
               <w:t>Penata Muda Tk. I (III/b)</w:t>
             </w:r>
@@ -2907,29 +2517,24 @@
           <w:p>
             <w:pPr>
               <w:keepNext/>
-              <w:spacing w:before="0" w:after="0" w:line="240" w:lineRule="auto"/>
-            </w:pPr>
-            <w:r>
-              <w:rPr>
-                <w:rFonts w:ascii="Arial" w:hAnsi="Arial" w:eastAsia="Arial" w:cs="Arial"/>
-                <w:b w:val="0"/>
-                <w:sz w:val="24"/>
-                <w:u w:val="none"/>
+              <w:spacing w:after="0" w:line="240" w:lineRule="auto"/>
+            </w:pPr>
+            <w:r>
+              <w:rPr>
+                <w:rFonts w:ascii="Arial" w:eastAsia="Arial" w:hAnsi="Arial" w:cs="Arial"/>
+                <w:sz w:val="24"/>
               </w:rPr>
               <w:t>199503142020121015</w:t>
             </w:r>
           </w:p>
           <w:p>
             <w:pPr>
-              <w:keepNext w:val="0"/>
-              <w:spacing w:before="0" w:after="0" w:line="240" w:lineRule="auto"/>
-            </w:pPr>
-            <w:r>
-              <w:rPr>
-                <w:rFonts w:ascii="Arial" w:hAnsi="Arial" w:eastAsia="Arial" w:cs="Arial"/>
-                <w:b w:val="0"/>
-                <w:sz w:val="24"/>
-                <w:u w:val="none"/>
+              <w:spacing w:after="0" w:line="240" w:lineRule="auto"/>
+            </w:pPr>
+            <w:r>
+              <w:rPr>
+                <w:rFonts w:ascii="Arial" w:eastAsia="Arial" w:hAnsi="Arial" w:cs="Arial"/>
+                <w:sz w:val="24"/>
               </w:rPr>
               <w:t>Pengolah Data dan Informasi</w:t>
             </w:r>
@@ -2942,74 +2547,48 @@
         </w:trPr>
         <w:tc>
           <w:tcPr>
-            <w:tcW w:type="dxa" w:w="1440"/>
-            <w:vAlign w:val="top"/>
+            <w:tcW w:w="1440" w:type="dxa"/>
             <w:tcMar>
               <w:top w:w="0" w:type="dxa"/>
-              <w:start w:w="0" w:type="dxa"/>
+              <w:left w:w="0" w:type="dxa"/>
               <w:bottom w:w="0" w:type="dxa"/>
-              <w:end w:w="35" w:type="dxa"/>
+              <w:right w:w="35" w:type="dxa"/>
             </w:tcMar>
           </w:tcPr>
           <w:p>
             <w:pPr>
-              <w:spacing w:before="0" w:after="0" w:line="240" w:lineRule="auto"/>
-            </w:pPr>
-            <w:r>
-              <w:rPr>
-                <w:rFonts w:ascii="Arial" w:hAnsi="Arial" w:eastAsia="Arial" w:cs="Arial"/>
-                <w:sz w:val="24"/>
-              </w:rPr>
-            </w:r>
-          </w:p>
-          <w:p>
-            <w:pPr>
-              <w:keepNext w:val="0"/>
-              <w:spacing w:before="0" w:after="0" w:line="240" w:lineRule="auto"/>
-            </w:pPr>
-            <w:r>
-              <w:rPr>
-                <w:rFonts w:ascii="Arial" w:hAnsi="Arial" w:eastAsia="Arial" w:cs="Arial"/>
-                <w:b w:val="0"/>
-                <w:sz w:val="24"/>
-                <w:u w:val="none"/>
-              </w:rPr>
-            </w:r>
+              <w:spacing w:after="0" w:line="240" w:lineRule="auto"/>
+            </w:pPr>
+          </w:p>
+          <w:p>
+            <w:pPr>
+              <w:spacing w:after="0" w:line="240" w:lineRule="auto"/>
+            </w:pPr>
           </w:p>
         </w:tc>
         <w:tc>
           <w:tcPr>
-            <w:tcW w:type="dxa" w:w="547"/>
-            <w:vAlign w:val="top"/>
+            <w:tcW w:w="547" w:type="dxa"/>
             <w:tcMar>
               <w:top w:w="0" w:type="dxa"/>
-              <w:start w:w="0" w:type="dxa"/>
+              <w:left w:w="0" w:type="dxa"/>
               <w:bottom w:w="0" w:type="dxa"/>
-              <w:end w:w="35" w:type="dxa"/>
+              <w:right w:w="35" w:type="dxa"/>
             </w:tcMar>
           </w:tcPr>
           <w:p>
             <w:pPr>
-              <w:spacing w:before="0" w:after="0" w:line="240" w:lineRule="auto"/>
-            </w:pPr>
-            <w:r>
-              <w:rPr>
-                <w:rFonts w:ascii="Arial" w:hAnsi="Arial" w:eastAsia="Arial" w:cs="Arial"/>
-                <w:sz w:val="24"/>
-              </w:rPr>
-            </w:r>
-          </w:p>
-          <w:p>
-            <w:pPr>
-              <w:keepNext w:val="0"/>
-              <w:spacing w:before="0" w:after="0" w:line="240" w:lineRule="auto"/>
-            </w:pPr>
-            <w:r>
-              <w:rPr>
-                <w:rFonts w:ascii="Arial" w:hAnsi="Arial" w:eastAsia="Arial" w:cs="Arial"/>
-                <w:b w:val="0"/>
-                <w:sz w:val="24"/>
-                <w:u w:val="none"/>
+              <w:spacing w:after="0" w:line="240" w:lineRule="auto"/>
+            </w:pPr>
+          </w:p>
+          <w:p>
+            <w:pPr>
+              <w:spacing w:after="0" w:line="240" w:lineRule="auto"/>
+            </w:pPr>
+            <w:r>
+              <w:rPr>
+                <w:rFonts w:ascii="Arial" w:eastAsia="Arial" w:hAnsi="Arial" w:cs="Arial"/>
+                <w:sz w:val="24"/>
               </w:rPr>
               <w:t>8.</w:t>
             </w:r>
@@ -3017,37 +2596,28 @@
         </w:tc>
         <w:tc>
           <w:tcPr>
-            <w:tcW w:type="dxa" w:w="1728"/>
-            <w:vAlign w:val="top"/>
+            <w:tcW w:w="1728" w:type="dxa"/>
             <w:tcMar>
               <w:top w:w="0" w:type="dxa"/>
-              <w:start w:w="0" w:type="dxa"/>
+              <w:left w:w="0" w:type="dxa"/>
               <w:bottom w:w="0" w:type="dxa"/>
-              <w:end w:w="35" w:type="dxa"/>
+              <w:right w:w="35" w:type="dxa"/>
             </w:tcMar>
           </w:tcPr>
           <w:p>
             <w:pPr>
-              <w:spacing w:before="0" w:after="0" w:line="240" w:lineRule="auto"/>
-            </w:pPr>
-            <w:r>
-              <w:rPr>
-                <w:rFonts w:ascii="Arial" w:hAnsi="Arial" w:eastAsia="Arial" w:cs="Arial"/>
-                <w:sz w:val="24"/>
-              </w:rPr>
-            </w:r>
-          </w:p>
-          <w:p>
-            <w:pPr>
-              <w:keepNext/>
-              <w:spacing w:before="0" w:after="0" w:line="240" w:lineRule="auto"/>
-            </w:pPr>
-            <w:r>
-              <w:rPr>
-                <w:rFonts w:ascii="Arial" w:hAnsi="Arial" w:eastAsia="Arial" w:cs="Arial"/>
-                <w:b w:val="0"/>
-                <w:sz w:val="24"/>
-                <w:u w:val="none"/>
+              <w:spacing w:after="0" w:line="240" w:lineRule="auto"/>
+            </w:pPr>
+          </w:p>
+          <w:p>
+            <w:pPr>
+              <w:keepNext/>
+              <w:spacing w:after="0" w:line="240" w:lineRule="auto"/>
+            </w:pPr>
+            <w:r>
+              <w:rPr>
+                <w:rFonts w:ascii="Arial" w:eastAsia="Arial" w:hAnsi="Arial" w:cs="Arial"/>
+                <w:sz w:val="24"/>
               </w:rPr>
               <w:t>Nama</w:t>
             </w:r>
@@ -3055,14 +2625,12 @@
           <w:p>
             <w:pPr>
               <w:keepNext/>
-              <w:spacing w:before="0" w:after="0" w:line="240" w:lineRule="auto"/>
-            </w:pPr>
-            <w:r>
-              <w:rPr>
-                <w:rFonts w:ascii="Arial" w:hAnsi="Arial" w:eastAsia="Arial" w:cs="Arial"/>
-                <w:b w:val="0"/>
-                <w:sz w:val="24"/>
-                <w:u w:val="none"/>
+              <w:spacing w:after="0" w:line="240" w:lineRule="auto"/>
+            </w:pPr>
+            <w:r>
+              <w:rPr>
+                <w:rFonts w:ascii="Arial" w:eastAsia="Arial" w:hAnsi="Arial" w:cs="Arial"/>
+                <w:sz w:val="24"/>
               </w:rPr>
               <w:t>Pangkat/gol</w:t>
             </w:r>
@@ -3070,29 +2638,24 @@
           <w:p>
             <w:pPr>
               <w:keepNext/>
-              <w:spacing w:before="0" w:after="0" w:line="240" w:lineRule="auto"/>
-            </w:pPr>
-            <w:r>
-              <w:rPr>
-                <w:rFonts w:ascii="Arial" w:hAnsi="Arial" w:eastAsia="Arial" w:cs="Arial"/>
-                <w:b w:val="0"/>
-                <w:sz w:val="24"/>
-                <w:u w:val="none"/>
+              <w:spacing w:after="0" w:line="240" w:lineRule="auto"/>
+            </w:pPr>
+            <w:r>
+              <w:rPr>
+                <w:rFonts w:ascii="Arial" w:eastAsia="Arial" w:hAnsi="Arial" w:cs="Arial"/>
+                <w:sz w:val="24"/>
               </w:rPr>
               <w:t>NIP</w:t>
             </w:r>
           </w:p>
           <w:p>
             <w:pPr>
-              <w:keepNext w:val="0"/>
-              <w:spacing w:before="0" w:after="0" w:line="240" w:lineRule="auto"/>
-            </w:pPr>
-            <w:r>
-              <w:rPr>
-                <w:rFonts w:ascii="Arial" w:hAnsi="Arial" w:eastAsia="Arial" w:cs="Arial"/>
-                <w:b w:val="0"/>
-                <w:sz w:val="24"/>
-                <w:u w:val="none"/>
+              <w:spacing w:after="0" w:line="240" w:lineRule="auto"/>
+            </w:pPr>
+            <w:r>
+              <w:rPr>
+                <w:rFonts w:ascii="Arial" w:eastAsia="Arial" w:hAnsi="Arial" w:cs="Arial"/>
+                <w:sz w:val="24"/>
               </w:rPr>
               <w:t>Jabatan</w:t>
             </w:r>
@@ -3100,37 +2663,28 @@
         </w:tc>
         <w:tc>
           <w:tcPr>
-            <w:tcW w:type="dxa" w:w="317"/>
-            <w:vAlign w:val="top"/>
+            <w:tcW w:w="317" w:type="dxa"/>
             <w:tcMar>
               <w:top w:w="0" w:type="dxa"/>
-              <w:start w:w="0" w:type="dxa"/>
+              <w:left w:w="0" w:type="dxa"/>
               <w:bottom w:w="0" w:type="dxa"/>
-              <w:end w:w="35" w:type="dxa"/>
+              <w:right w:w="35" w:type="dxa"/>
             </w:tcMar>
           </w:tcPr>
           <w:p>
             <w:pPr>
-              <w:spacing w:before="0" w:after="0" w:line="240" w:lineRule="auto"/>
-            </w:pPr>
-            <w:r>
-              <w:rPr>
-                <w:rFonts w:ascii="Arial" w:hAnsi="Arial" w:eastAsia="Arial" w:cs="Arial"/>
-                <w:sz w:val="24"/>
-              </w:rPr>
-            </w:r>
-          </w:p>
-          <w:p>
-            <w:pPr>
-              <w:keepNext/>
-              <w:spacing w:before="0" w:after="0" w:line="240" w:lineRule="auto"/>
-            </w:pPr>
-            <w:r>
-              <w:rPr>
-                <w:rFonts w:ascii="Arial" w:hAnsi="Arial" w:eastAsia="Arial" w:cs="Arial"/>
-                <w:b w:val="0"/>
-                <w:sz w:val="24"/>
-                <w:u w:val="none"/>
+              <w:spacing w:after="0" w:line="240" w:lineRule="auto"/>
+            </w:pPr>
+          </w:p>
+          <w:p>
+            <w:pPr>
+              <w:keepNext/>
+              <w:spacing w:after="0" w:line="240" w:lineRule="auto"/>
+            </w:pPr>
+            <w:r>
+              <w:rPr>
+                <w:rFonts w:ascii="Arial" w:eastAsia="Arial" w:hAnsi="Arial" w:cs="Arial"/>
+                <w:sz w:val="24"/>
               </w:rPr>
               <w:t>:</w:t>
             </w:r>
@@ -3138,14 +2692,12 @@
           <w:p>
             <w:pPr>
               <w:keepNext/>
-              <w:spacing w:before="0" w:after="0" w:line="240" w:lineRule="auto"/>
-            </w:pPr>
-            <w:r>
-              <w:rPr>
-                <w:rFonts w:ascii="Arial" w:hAnsi="Arial" w:eastAsia="Arial" w:cs="Arial"/>
-                <w:b w:val="0"/>
-                <w:sz w:val="24"/>
-                <w:u w:val="none"/>
+              <w:spacing w:after="0" w:line="240" w:lineRule="auto"/>
+            </w:pPr>
+            <w:r>
+              <w:rPr>
+                <w:rFonts w:ascii="Arial" w:eastAsia="Arial" w:hAnsi="Arial" w:cs="Arial"/>
+                <w:sz w:val="24"/>
               </w:rPr>
               <w:t>:</w:t>
             </w:r>
@@ -3153,29 +2705,24 @@
           <w:p>
             <w:pPr>
               <w:keepNext/>
-              <w:spacing w:before="0" w:after="0" w:line="240" w:lineRule="auto"/>
-            </w:pPr>
-            <w:r>
-              <w:rPr>
-                <w:rFonts w:ascii="Arial" w:hAnsi="Arial" w:eastAsia="Arial" w:cs="Arial"/>
-                <w:b w:val="0"/>
-                <w:sz w:val="24"/>
-                <w:u w:val="none"/>
+              <w:spacing w:after="0" w:line="240" w:lineRule="auto"/>
+            </w:pPr>
+            <w:r>
+              <w:rPr>
+                <w:rFonts w:ascii="Arial" w:eastAsia="Arial" w:hAnsi="Arial" w:cs="Arial"/>
+                <w:sz w:val="24"/>
               </w:rPr>
               <w:t>:</w:t>
             </w:r>
           </w:p>
           <w:p>
             <w:pPr>
-              <w:keepNext w:val="0"/>
-              <w:spacing w:before="0" w:after="0" w:line="240" w:lineRule="auto"/>
-            </w:pPr>
-            <w:r>
-              <w:rPr>
-                <w:rFonts w:ascii="Arial" w:hAnsi="Arial" w:eastAsia="Arial" w:cs="Arial"/>
-                <w:b w:val="0"/>
-                <w:sz w:val="24"/>
-                <w:u w:val="none"/>
+              <w:spacing w:after="0" w:line="240" w:lineRule="auto"/>
+            </w:pPr>
+            <w:r>
+              <w:rPr>
+                <w:rFonts w:ascii="Arial" w:eastAsia="Arial" w:hAnsi="Arial" w:cs="Arial"/>
+                <w:sz w:val="24"/>
               </w:rPr>
               <w:t>:</w:t>
             </w:r>
@@ -3183,37 +2730,28 @@
         </w:tc>
         <w:tc>
           <w:tcPr>
-            <w:tcW w:type="dxa" w:w="5587"/>
-            <w:vAlign w:val="top"/>
+            <w:tcW w:w="5587" w:type="dxa"/>
             <w:tcMar>
               <w:top w:w="0" w:type="dxa"/>
-              <w:start w:w="0" w:type="dxa"/>
+              <w:left w:w="0" w:type="dxa"/>
               <w:bottom w:w="0" w:type="dxa"/>
-              <w:end w:w="35" w:type="dxa"/>
+              <w:right w:w="35" w:type="dxa"/>
             </w:tcMar>
           </w:tcPr>
           <w:p>
             <w:pPr>
-              <w:spacing w:before="0" w:after="0" w:line="240" w:lineRule="auto"/>
-            </w:pPr>
-            <w:r>
-              <w:rPr>
-                <w:rFonts w:ascii="Arial" w:hAnsi="Arial" w:eastAsia="Arial" w:cs="Arial"/>
-                <w:sz w:val="24"/>
-              </w:rPr>
-            </w:r>
-          </w:p>
-          <w:p>
-            <w:pPr>
-              <w:keepNext/>
-              <w:spacing w:before="0" w:after="0" w:line="240" w:lineRule="auto"/>
-            </w:pPr>
-            <w:r>
-              <w:rPr>
-                <w:rFonts w:ascii="Arial" w:hAnsi="Arial" w:eastAsia="Arial" w:cs="Arial"/>
-                <w:b w:val="0"/>
-                <w:sz w:val="24"/>
-                <w:u w:val="none"/>
+              <w:spacing w:after="0" w:line="240" w:lineRule="auto"/>
+            </w:pPr>
+          </w:p>
+          <w:p>
+            <w:pPr>
+              <w:keepNext/>
+              <w:spacing w:after="0" w:line="240" w:lineRule="auto"/>
+            </w:pPr>
+            <w:r>
+              <w:rPr>
+                <w:rFonts w:ascii="Arial" w:eastAsia="Arial" w:hAnsi="Arial" w:cs="Arial"/>
+                <w:sz w:val="24"/>
               </w:rPr>
               <w:t>YEREMIA PURBOWIDODO SANTOSO, S.E</w:t>
             </w:r>
@@ -3221,14 +2759,12 @@
           <w:p>
             <w:pPr>
               <w:keepNext/>
-              <w:spacing w:before="0" w:after="0" w:line="240" w:lineRule="auto"/>
-            </w:pPr>
-            <w:r>
-              <w:rPr>
-                <w:rFonts w:ascii="Arial" w:hAnsi="Arial" w:eastAsia="Arial" w:cs="Arial"/>
-                <w:b w:val="0"/>
-                <w:sz w:val="24"/>
-                <w:u w:val="none"/>
+              <w:spacing w:after="0" w:line="240" w:lineRule="auto"/>
+            </w:pPr>
+            <w:r>
+              <w:rPr>
+                <w:rFonts w:ascii="Arial" w:eastAsia="Arial" w:hAnsi="Arial" w:cs="Arial"/>
+                <w:sz w:val="24"/>
               </w:rPr>
               <w:t>Penata Muda (III/a)</w:t>
             </w:r>
@@ -3236,29 +2772,24 @@
           <w:p>
             <w:pPr>
               <w:keepNext/>
-              <w:spacing w:before="0" w:after="0" w:line="240" w:lineRule="auto"/>
-            </w:pPr>
-            <w:r>
-              <w:rPr>
-                <w:rFonts w:ascii="Arial" w:hAnsi="Arial" w:eastAsia="Arial" w:cs="Arial"/>
-                <w:b w:val="0"/>
-                <w:sz w:val="24"/>
-                <w:u w:val="none"/>
+              <w:spacing w:after="0" w:line="240" w:lineRule="auto"/>
+            </w:pPr>
+            <w:r>
+              <w:rPr>
+                <w:rFonts w:ascii="Arial" w:eastAsia="Arial" w:hAnsi="Arial" w:cs="Arial"/>
+                <w:sz w:val="24"/>
               </w:rPr>
               <w:t>199002042025041003</w:t>
             </w:r>
           </w:p>
           <w:p>
             <w:pPr>
-              <w:keepNext w:val="0"/>
-              <w:spacing w:before="0" w:after="0" w:line="240" w:lineRule="auto"/>
-            </w:pPr>
-            <w:r>
-              <w:rPr>
-                <w:rFonts w:ascii="Arial" w:hAnsi="Arial" w:eastAsia="Arial" w:cs="Arial"/>
-                <w:b w:val="0"/>
-                <w:sz w:val="24"/>
-                <w:u w:val="none"/>
+              <w:spacing w:after="0" w:line="240" w:lineRule="auto"/>
+            </w:pPr>
+            <w:r>
+              <w:rPr>
+                <w:rFonts w:ascii="Arial" w:eastAsia="Arial" w:hAnsi="Arial" w:cs="Arial"/>
+                <w:sz w:val="24"/>
               </w:rPr>
               <w:t>Fasilitator Pemerintahan - Keuangan</w:t>
             </w:r>
@@ -3271,74 +2802,48 @@
         </w:trPr>
         <w:tc>
           <w:tcPr>
-            <w:tcW w:type="dxa" w:w="1440"/>
-            <w:vAlign w:val="top"/>
+            <w:tcW w:w="1440" w:type="dxa"/>
             <w:tcMar>
               <w:top w:w="0" w:type="dxa"/>
-              <w:start w:w="0" w:type="dxa"/>
+              <w:left w:w="0" w:type="dxa"/>
               <w:bottom w:w="0" w:type="dxa"/>
-              <w:end w:w="35" w:type="dxa"/>
+              <w:right w:w="35" w:type="dxa"/>
             </w:tcMar>
           </w:tcPr>
           <w:p>
             <w:pPr>
-              <w:spacing w:before="0" w:after="0" w:line="240" w:lineRule="auto"/>
-            </w:pPr>
-            <w:r>
-              <w:rPr>
-                <w:rFonts w:ascii="Arial" w:hAnsi="Arial" w:eastAsia="Arial" w:cs="Arial"/>
-                <w:sz w:val="24"/>
-              </w:rPr>
-            </w:r>
-          </w:p>
-          <w:p>
-            <w:pPr>
-              <w:keepNext w:val="0"/>
-              <w:spacing w:before="0" w:after="0" w:line="240" w:lineRule="auto"/>
-            </w:pPr>
-            <w:r>
-              <w:rPr>
-                <w:rFonts w:ascii="Arial" w:hAnsi="Arial" w:eastAsia="Arial" w:cs="Arial"/>
-                <w:b w:val="0"/>
-                <w:sz w:val="24"/>
-                <w:u w:val="none"/>
-              </w:rPr>
-            </w:r>
+              <w:spacing w:after="0" w:line="240" w:lineRule="auto"/>
+            </w:pPr>
+          </w:p>
+          <w:p>
+            <w:pPr>
+              <w:spacing w:after="0" w:line="240" w:lineRule="auto"/>
+            </w:pPr>
           </w:p>
         </w:tc>
         <w:tc>
           <w:tcPr>
-            <w:tcW w:type="dxa" w:w="547"/>
-            <w:vAlign w:val="top"/>
+            <w:tcW w:w="547" w:type="dxa"/>
             <w:tcMar>
               <w:top w:w="0" w:type="dxa"/>
-              <w:start w:w="0" w:type="dxa"/>
+              <w:left w:w="0" w:type="dxa"/>
               <w:bottom w:w="0" w:type="dxa"/>
-              <w:end w:w="35" w:type="dxa"/>
+              <w:right w:w="35" w:type="dxa"/>
             </w:tcMar>
           </w:tcPr>
           <w:p>
             <w:pPr>
-              <w:spacing w:before="0" w:after="0" w:line="240" w:lineRule="auto"/>
-            </w:pPr>
-            <w:r>
-              <w:rPr>
-                <w:rFonts w:ascii="Arial" w:hAnsi="Arial" w:eastAsia="Arial" w:cs="Arial"/>
-                <w:sz w:val="24"/>
-              </w:rPr>
-            </w:r>
-          </w:p>
-          <w:p>
-            <w:pPr>
-              <w:keepNext w:val="0"/>
-              <w:spacing w:before="0" w:after="0" w:line="240" w:lineRule="auto"/>
-            </w:pPr>
-            <w:r>
-              <w:rPr>
-                <w:rFonts w:ascii="Arial" w:hAnsi="Arial" w:eastAsia="Arial" w:cs="Arial"/>
-                <w:b w:val="0"/>
-                <w:sz w:val="24"/>
-                <w:u w:val="none"/>
+              <w:spacing w:after="0" w:line="240" w:lineRule="auto"/>
+            </w:pPr>
+          </w:p>
+          <w:p>
+            <w:pPr>
+              <w:spacing w:after="0" w:line="240" w:lineRule="auto"/>
+            </w:pPr>
+            <w:r>
+              <w:rPr>
+                <w:rFonts w:ascii="Arial" w:eastAsia="Arial" w:hAnsi="Arial" w:cs="Arial"/>
+                <w:sz w:val="24"/>
               </w:rPr>
               <w:t>9.</w:t>
             </w:r>
@@ -3346,37 +2851,28 @@
         </w:tc>
         <w:tc>
           <w:tcPr>
-            <w:tcW w:type="dxa" w:w="1728"/>
-            <w:vAlign w:val="top"/>
+            <w:tcW w:w="1728" w:type="dxa"/>
             <w:tcMar>
               <w:top w:w="0" w:type="dxa"/>
-              <w:start w:w="0" w:type="dxa"/>
+              <w:left w:w="0" w:type="dxa"/>
               <w:bottom w:w="0" w:type="dxa"/>
-              <w:end w:w="35" w:type="dxa"/>
+              <w:right w:w="35" w:type="dxa"/>
             </w:tcMar>
           </w:tcPr>
           <w:p>
             <w:pPr>
-              <w:spacing w:before="0" w:after="0" w:line="240" w:lineRule="auto"/>
-            </w:pPr>
-            <w:r>
-              <w:rPr>
-                <w:rFonts w:ascii="Arial" w:hAnsi="Arial" w:eastAsia="Arial" w:cs="Arial"/>
-                <w:sz w:val="24"/>
-              </w:rPr>
-            </w:r>
-          </w:p>
-          <w:p>
-            <w:pPr>
-              <w:keepNext/>
-              <w:spacing w:before="0" w:after="0" w:line="240" w:lineRule="auto"/>
-            </w:pPr>
-            <w:r>
-              <w:rPr>
-                <w:rFonts w:ascii="Arial" w:hAnsi="Arial" w:eastAsia="Arial" w:cs="Arial"/>
-                <w:b w:val="0"/>
-                <w:sz w:val="24"/>
-                <w:u w:val="none"/>
+              <w:spacing w:after="0" w:line="240" w:lineRule="auto"/>
+            </w:pPr>
+          </w:p>
+          <w:p>
+            <w:pPr>
+              <w:keepNext/>
+              <w:spacing w:after="0" w:line="240" w:lineRule="auto"/>
+            </w:pPr>
+            <w:r>
+              <w:rPr>
+                <w:rFonts w:ascii="Arial" w:eastAsia="Arial" w:hAnsi="Arial" w:cs="Arial"/>
+                <w:sz w:val="24"/>
               </w:rPr>
               <w:t>Nama</w:t>
             </w:r>
@@ -3384,14 +2880,12 @@
           <w:p>
             <w:pPr>
               <w:keepNext/>
-              <w:spacing w:before="0" w:after="0" w:line="240" w:lineRule="auto"/>
-            </w:pPr>
-            <w:r>
-              <w:rPr>
-                <w:rFonts w:ascii="Arial" w:hAnsi="Arial" w:eastAsia="Arial" w:cs="Arial"/>
-                <w:b w:val="0"/>
-                <w:sz w:val="24"/>
-                <w:u w:val="none"/>
+              <w:spacing w:after="0" w:line="240" w:lineRule="auto"/>
+            </w:pPr>
+            <w:r>
+              <w:rPr>
+                <w:rFonts w:ascii="Arial" w:eastAsia="Arial" w:hAnsi="Arial" w:cs="Arial"/>
+                <w:sz w:val="24"/>
               </w:rPr>
               <w:t>Pangkat/gol</w:t>
             </w:r>
@@ -3399,29 +2893,24 @@
           <w:p>
             <w:pPr>
               <w:keepNext/>
-              <w:spacing w:before="0" w:after="0" w:line="240" w:lineRule="auto"/>
-            </w:pPr>
-            <w:r>
-              <w:rPr>
-                <w:rFonts w:ascii="Arial" w:hAnsi="Arial" w:eastAsia="Arial" w:cs="Arial"/>
-                <w:b w:val="0"/>
-                <w:sz w:val="24"/>
-                <w:u w:val="none"/>
+              <w:spacing w:after="0" w:line="240" w:lineRule="auto"/>
+            </w:pPr>
+            <w:r>
+              <w:rPr>
+                <w:rFonts w:ascii="Arial" w:eastAsia="Arial" w:hAnsi="Arial" w:cs="Arial"/>
+                <w:sz w:val="24"/>
               </w:rPr>
               <w:t>NIP</w:t>
             </w:r>
           </w:p>
           <w:p>
             <w:pPr>
-              <w:keepNext w:val="0"/>
-              <w:spacing w:before="0" w:after="0" w:line="240" w:lineRule="auto"/>
-            </w:pPr>
-            <w:r>
-              <w:rPr>
-                <w:rFonts w:ascii="Arial" w:hAnsi="Arial" w:eastAsia="Arial" w:cs="Arial"/>
-                <w:b w:val="0"/>
-                <w:sz w:val="24"/>
-                <w:u w:val="none"/>
+              <w:spacing w:after="0" w:line="240" w:lineRule="auto"/>
+            </w:pPr>
+            <w:r>
+              <w:rPr>
+                <w:rFonts w:ascii="Arial" w:eastAsia="Arial" w:hAnsi="Arial" w:cs="Arial"/>
+                <w:sz w:val="24"/>
               </w:rPr>
               <w:t>Jabatan</w:t>
             </w:r>
@@ -3429,37 +2918,28 @@
         </w:tc>
         <w:tc>
           <w:tcPr>
-            <w:tcW w:type="dxa" w:w="317"/>
-            <w:vAlign w:val="top"/>
+            <w:tcW w:w="317" w:type="dxa"/>
             <w:tcMar>
               <w:top w:w="0" w:type="dxa"/>
-              <w:start w:w="0" w:type="dxa"/>
+              <w:left w:w="0" w:type="dxa"/>
               <w:bottom w:w="0" w:type="dxa"/>
-              <w:end w:w="35" w:type="dxa"/>
+              <w:right w:w="35" w:type="dxa"/>
             </w:tcMar>
           </w:tcPr>
           <w:p>
             <w:pPr>
-              <w:spacing w:before="0" w:after="0" w:line="240" w:lineRule="auto"/>
-            </w:pPr>
-            <w:r>
-              <w:rPr>
-                <w:rFonts w:ascii="Arial" w:hAnsi="Arial" w:eastAsia="Arial" w:cs="Arial"/>
-                <w:sz w:val="24"/>
-              </w:rPr>
-            </w:r>
-          </w:p>
-          <w:p>
-            <w:pPr>
-              <w:keepNext/>
-              <w:spacing w:before="0" w:after="0" w:line="240" w:lineRule="auto"/>
-            </w:pPr>
-            <w:r>
-              <w:rPr>
-                <w:rFonts w:ascii="Arial" w:hAnsi="Arial" w:eastAsia="Arial" w:cs="Arial"/>
-                <w:b w:val="0"/>
-                <w:sz w:val="24"/>
-                <w:u w:val="none"/>
+              <w:spacing w:after="0" w:line="240" w:lineRule="auto"/>
+            </w:pPr>
+          </w:p>
+          <w:p>
+            <w:pPr>
+              <w:keepNext/>
+              <w:spacing w:after="0" w:line="240" w:lineRule="auto"/>
+            </w:pPr>
+            <w:r>
+              <w:rPr>
+                <w:rFonts w:ascii="Arial" w:eastAsia="Arial" w:hAnsi="Arial" w:cs="Arial"/>
+                <w:sz w:val="24"/>
               </w:rPr>
               <w:t>:</w:t>
             </w:r>
@@ -3467,14 +2947,12 @@
           <w:p>
             <w:pPr>
               <w:keepNext/>
-              <w:spacing w:before="0" w:after="0" w:line="240" w:lineRule="auto"/>
-            </w:pPr>
-            <w:r>
-              <w:rPr>
-                <w:rFonts w:ascii="Arial" w:hAnsi="Arial" w:eastAsia="Arial" w:cs="Arial"/>
-                <w:b w:val="0"/>
-                <w:sz w:val="24"/>
-                <w:u w:val="none"/>
+              <w:spacing w:after="0" w:line="240" w:lineRule="auto"/>
+            </w:pPr>
+            <w:r>
+              <w:rPr>
+                <w:rFonts w:ascii="Arial" w:eastAsia="Arial" w:hAnsi="Arial" w:cs="Arial"/>
+                <w:sz w:val="24"/>
               </w:rPr>
               <w:t>:</w:t>
             </w:r>
@@ -3482,29 +2960,24 @@
           <w:p>
             <w:pPr>
               <w:keepNext/>
-              <w:spacing w:before="0" w:after="0" w:line="240" w:lineRule="auto"/>
-            </w:pPr>
-            <w:r>
-              <w:rPr>
-                <w:rFonts w:ascii="Arial" w:hAnsi="Arial" w:eastAsia="Arial" w:cs="Arial"/>
-                <w:b w:val="0"/>
-                <w:sz w:val="24"/>
-                <w:u w:val="none"/>
+              <w:spacing w:after="0" w:line="240" w:lineRule="auto"/>
+            </w:pPr>
+            <w:r>
+              <w:rPr>
+                <w:rFonts w:ascii="Arial" w:eastAsia="Arial" w:hAnsi="Arial" w:cs="Arial"/>
+                <w:sz w:val="24"/>
               </w:rPr>
               <w:t>:</w:t>
             </w:r>
           </w:p>
           <w:p>
             <w:pPr>
-              <w:keepNext w:val="0"/>
-              <w:spacing w:before="0" w:after="0" w:line="240" w:lineRule="auto"/>
-            </w:pPr>
-            <w:r>
-              <w:rPr>
-                <w:rFonts w:ascii="Arial" w:hAnsi="Arial" w:eastAsia="Arial" w:cs="Arial"/>
-                <w:b w:val="0"/>
-                <w:sz w:val="24"/>
-                <w:u w:val="none"/>
+              <w:spacing w:after="0" w:line="240" w:lineRule="auto"/>
+            </w:pPr>
+            <w:r>
+              <w:rPr>
+                <w:rFonts w:ascii="Arial" w:eastAsia="Arial" w:hAnsi="Arial" w:cs="Arial"/>
+                <w:sz w:val="24"/>
               </w:rPr>
               <w:t>:</w:t>
             </w:r>
@@ -3512,37 +2985,28 @@
         </w:tc>
         <w:tc>
           <w:tcPr>
-            <w:tcW w:type="dxa" w:w="5587"/>
-            <w:vAlign w:val="top"/>
+            <w:tcW w:w="5587" w:type="dxa"/>
             <w:tcMar>
               <w:top w:w="0" w:type="dxa"/>
-              <w:start w:w="0" w:type="dxa"/>
+              <w:left w:w="0" w:type="dxa"/>
               <w:bottom w:w="0" w:type="dxa"/>
-              <w:end w:w="35" w:type="dxa"/>
+              <w:right w:w="35" w:type="dxa"/>
             </w:tcMar>
           </w:tcPr>
           <w:p>
             <w:pPr>
-              <w:spacing w:before="0" w:after="0" w:line="240" w:lineRule="auto"/>
-            </w:pPr>
-            <w:r>
-              <w:rPr>
-                <w:rFonts w:ascii="Arial" w:hAnsi="Arial" w:eastAsia="Arial" w:cs="Arial"/>
-                <w:sz w:val="24"/>
-              </w:rPr>
-            </w:r>
-          </w:p>
-          <w:p>
-            <w:pPr>
-              <w:keepNext/>
-              <w:spacing w:before="0" w:after="0" w:line="240" w:lineRule="auto"/>
-            </w:pPr>
-            <w:r>
-              <w:rPr>
-                <w:rFonts w:ascii="Arial" w:hAnsi="Arial" w:eastAsia="Arial" w:cs="Arial"/>
-                <w:b w:val="0"/>
-                <w:sz w:val="24"/>
-                <w:u w:val="none"/>
+              <w:spacing w:after="0" w:line="240" w:lineRule="auto"/>
+            </w:pPr>
+          </w:p>
+          <w:p>
+            <w:pPr>
+              <w:keepNext/>
+              <w:spacing w:after="0" w:line="240" w:lineRule="auto"/>
+            </w:pPr>
+            <w:r>
+              <w:rPr>
+                <w:rFonts w:ascii="Arial" w:eastAsia="Arial" w:hAnsi="Arial" w:cs="Arial"/>
+                <w:sz w:val="24"/>
               </w:rPr>
               <w:t>ARI DEVINTA PURWATI, S.Tr.M.</w:t>
             </w:r>
@@ -3550,14 +3014,12 @@
           <w:p>
             <w:pPr>
               <w:keepNext/>
-              <w:spacing w:before="0" w:after="0" w:line="240" w:lineRule="auto"/>
-            </w:pPr>
-            <w:r>
-              <w:rPr>
-                <w:rFonts w:ascii="Arial" w:hAnsi="Arial" w:eastAsia="Arial" w:cs="Arial"/>
-                <w:b w:val="0"/>
-                <w:sz w:val="24"/>
-                <w:u w:val="none"/>
+              <w:spacing w:after="0" w:line="240" w:lineRule="auto"/>
+            </w:pPr>
+            <w:r>
+              <w:rPr>
+                <w:rFonts w:ascii="Arial" w:eastAsia="Arial" w:hAnsi="Arial" w:cs="Arial"/>
+                <w:sz w:val="24"/>
               </w:rPr>
               <w:t>Penata Muda (III/a)</w:t>
             </w:r>
@@ -3565,29 +3027,24 @@
           <w:p>
             <w:pPr>
               <w:keepNext/>
-              <w:spacing w:before="0" w:after="0" w:line="240" w:lineRule="auto"/>
-            </w:pPr>
-            <w:r>
-              <w:rPr>
-                <w:rFonts w:ascii="Arial" w:hAnsi="Arial" w:eastAsia="Arial" w:cs="Arial"/>
-                <w:b w:val="0"/>
-                <w:sz w:val="24"/>
-                <w:u w:val="none"/>
+              <w:spacing w:after="0" w:line="240" w:lineRule="auto"/>
+            </w:pPr>
+            <w:r>
+              <w:rPr>
+                <w:rFonts w:ascii="Arial" w:eastAsia="Arial" w:hAnsi="Arial" w:cs="Arial"/>
+                <w:sz w:val="24"/>
               </w:rPr>
               <w:t>199701032025042004</w:t>
             </w:r>
           </w:p>
           <w:p>
             <w:pPr>
-              <w:keepNext w:val="0"/>
-              <w:spacing w:before="0" w:after="0" w:line="240" w:lineRule="auto"/>
-            </w:pPr>
-            <w:r>
-              <w:rPr>
-                <w:rFonts w:ascii="Arial" w:hAnsi="Arial" w:eastAsia="Arial" w:cs="Arial"/>
-                <w:b w:val="0"/>
-                <w:sz w:val="24"/>
-                <w:u w:val="none"/>
+              <w:spacing w:after="0" w:line="240" w:lineRule="auto"/>
+            </w:pPr>
+            <w:r>
+              <w:rPr>
+                <w:rFonts w:ascii="Arial" w:eastAsia="Arial" w:hAnsi="Arial" w:cs="Arial"/>
+                <w:sz w:val="24"/>
               </w:rPr>
               <w:t>Adyatama Parekraf Ahli Pertama</w:t>
             </w:r>
@@ -3600,74 +3057,48 @@
         </w:trPr>
         <w:tc>
           <w:tcPr>
-            <w:tcW w:type="dxa" w:w="1440"/>
-            <w:vAlign w:val="top"/>
+            <w:tcW w:w="1440" w:type="dxa"/>
             <w:tcMar>
               <w:top w:w="0" w:type="dxa"/>
-              <w:start w:w="0" w:type="dxa"/>
+              <w:left w:w="0" w:type="dxa"/>
               <w:bottom w:w="0" w:type="dxa"/>
-              <w:end w:w="35" w:type="dxa"/>
+              <w:right w:w="35" w:type="dxa"/>
             </w:tcMar>
           </w:tcPr>
           <w:p>
             <w:pPr>
-              <w:spacing w:before="0" w:after="0" w:line="240" w:lineRule="auto"/>
-            </w:pPr>
-            <w:r>
-              <w:rPr>
-                <w:rFonts w:ascii="Arial" w:hAnsi="Arial" w:eastAsia="Arial" w:cs="Arial"/>
-                <w:sz w:val="24"/>
-              </w:rPr>
-            </w:r>
-          </w:p>
-          <w:p>
-            <w:pPr>
-              <w:keepNext w:val="0"/>
-              <w:spacing w:before="0" w:after="0" w:line="240" w:lineRule="auto"/>
-            </w:pPr>
-            <w:r>
-              <w:rPr>
-                <w:rFonts w:ascii="Arial" w:hAnsi="Arial" w:eastAsia="Arial" w:cs="Arial"/>
-                <w:b w:val="0"/>
-                <w:sz w:val="24"/>
-                <w:u w:val="none"/>
-              </w:rPr>
-            </w:r>
+              <w:spacing w:after="0" w:line="240" w:lineRule="auto"/>
+            </w:pPr>
+          </w:p>
+          <w:p>
+            <w:pPr>
+              <w:spacing w:after="0" w:line="240" w:lineRule="auto"/>
+            </w:pPr>
           </w:p>
         </w:tc>
         <w:tc>
           <w:tcPr>
-            <w:tcW w:type="dxa" w:w="547"/>
-            <w:vAlign w:val="top"/>
+            <w:tcW w:w="547" w:type="dxa"/>
             <w:tcMar>
               <w:top w:w="0" w:type="dxa"/>
-              <w:start w:w="0" w:type="dxa"/>
+              <w:left w:w="0" w:type="dxa"/>
               <w:bottom w:w="0" w:type="dxa"/>
-              <w:end w:w="35" w:type="dxa"/>
+              <w:right w:w="35" w:type="dxa"/>
             </w:tcMar>
           </w:tcPr>
           <w:p>
             <w:pPr>
-              <w:spacing w:before="0" w:after="0" w:line="240" w:lineRule="auto"/>
-            </w:pPr>
-            <w:r>
-              <w:rPr>
-                <w:rFonts w:ascii="Arial" w:hAnsi="Arial" w:eastAsia="Arial" w:cs="Arial"/>
-                <w:sz w:val="24"/>
-              </w:rPr>
-            </w:r>
-          </w:p>
-          <w:p>
-            <w:pPr>
-              <w:keepNext w:val="0"/>
-              <w:spacing w:before="0" w:after="0" w:line="240" w:lineRule="auto"/>
-            </w:pPr>
-            <w:r>
-              <w:rPr>
-                <w:rFonts w:ascii="Arial" w:hAnsi="Arial" w:eastAsia="Arial" w:cs="Arial"/>
-                <w:b w:val="0"/>
-                <w:sz w:val="24"/>
-                <w:u w:val="none"/>
+              <w:spacing w:after="0" w:line="240" w:lineRule="auto"/>
+            </w:pPr>
+          </w:p>
+          <w:p>
+            <w:pPr>
+              <w:spacing w:after="0" w:line="240" w:lineRule="auto"/>
+            </w:pPr>
+            <w:r>
+              <w:rPr>
+                <w:rFonts w:ascii="Arial" w:eastAsia="Arial" w:hAnsi="Arial" w:cs="Arial"/>
+                <w:sz w:val="24"/>
               </w:rPr>
               <w:t>10.</w:t>
             </w:r>
@@ -3675,37 +3106,28 @@
         </w:tc>
         <w:tc>
           <w:tcPr>
-            <w:tcW w:type="dxa" w:w="1728"/>
-            <w:vAlign w:val="top"/>
+            <w:tcW w:w="1728" w:type="dxa"/>
             <w:tcMar>
               <w:top w:w="0" w:type="dxa"/>
-              <w:start w:w="0" w:type="dxa"/>
+              <w:left w:w="0" w:type="dxa"/>
               <w:bottom w:w="0" w:type="dxa"/>
-              <w:end w:w="35" w:type="dxa"/>
+              <w:right w:w="35" w:type="dxa"/>
             </w:tcMar>
           </w:tcPr>
           <w:p>
             <w:pPr>
-              <w:spacing w:before="0" w:after="0" w:line="240" w:lineRule="auto"/>
-            </w:pPr>
-            <w:r>
-              <w:rPr>
-                <w:rFonts w:ascii="Arial" w:hAnsi="Arial" w:eastAsia="Arial" w:cs="Arial"/>
-                <w:sz w:val="24"/>
-              </w:rPr>
-            </w:r>
-          </w:p>
-          <w:p>
-            <w:pPr>
-              <w:keepNext/>
-              <w:spacing w:before="0" w:after="0" w:line="240" w:lineRule="auto"/>
-            </w:pPr>
-            <w:r>
-              <w:rPr>
-                <w:rFonts w:ascii="Arial" w:hAnsi="Arial" w:eastAsia="Arial" w:cs="Arial"/>
-                <w:b w:val="0"/>
-                <w:sz w:val="24"/>
-                <w:u w:val="none"/>
+              <w:spacing w:after="0" w:line="240" w:lineRule="auto"/>
+            </w:pPr>
+          </w:p>
+          <w:p>
+            <w:pPr>
+              <w:keepNext/>
+              <w:spacing w:after="0" w:line="240" w:lineRule="auto"/>
+            </w:pPr>
+            <w:r>
+              <w:rPr>
+                <w:rFonts w:ascii="Arial" w:eastAsia="Arial" w:hAnsi="Arial" w:cs="Arial"/>
+                <w:sz w:val="24"/>
               </w:rPr>
               <w:t>Nama</w:t>
             </w:r>
@@ -3713,14 +3135,12 @@
           <w:p>
             <w:pPr>
               <w:keepNext/>
-              <w:spacing w:before="0" w:after="0" w:line="240" w:lineRule="auto"/>
-            </w:pPr>
-            <w:r>
-              <w:rPr>
-                <w:rFonts w:ascii="Arial" w:hAnsi="Arial" w:eastAsia="Arial" w:cs="Arial"/>
-                <w:b w:val="0"/>
-                <w:sz w:val="24"/>
-                <w:u w:val="none"/>
+              <w:spacing w:after="0" w:line="240" w:lineRule="auto"/>
+            </w:pPr>
+            <w:r>
+              <w:rPr>
+                <w:rFonts w:ascii="Arial" w:eastAsia="Arial" w:hAnsi="Arial" w:cs="Arial"/>
+                <w:sz w:val="24"/>
               </w:rPr>
               <w:t>Pangkat/gol</w:t>
             </w:r>
@@ -3728,29 +3148,24 @@
           <w:p>
             <w:pPr>
               <w:keepNext/>
-              <w:spacing w:before="0" w:after="0" w:line="240" w:lineRule="auto"/>
-            </w:pPr>
-            <w:r>
-              <w:rPr>
-                <w:rFonts w:ascii="Arial" w:hAnsi="Arial" w:eastAsia="Arial" w:cs="Arial"/>
-                <w:b w:val="0"/>
-                <w:sz w:val="24"/>
-                <w:u w:val="none"/>
+              <w:spacing w:after="0" w:line="240" w:lineRule="auto"/>
+            </w:pPr>
+            <w:r>
+              <w:rPr>
+                <w:rFonts w:ascii="Arial" w:eastAsia="Arial" w:hAnsi="Arial" w:cs="Arial"/>
+                <w:sz w:val="24"/>
               </w:rPr>
               <w:t>NIP</w:t>
             </w:r>
           </w:p>
           <w:p>
             <w:pPr>
-              <w:keepNext w:val="0"/>
-              <w:spacing w:before="0" w:after="0" w:line="240" w:lineRule="auto"/>
-            </w:pPr>
-            <w:r>
-              <w:rPr>
-                <w:rFonts w:ascii="Arial" w:hAnsi="Arial" w:eastAsia="Arial" w:cs="Arial"/>
-                <w:b w:val="0"/>
-                <w:sz w:val="24"/>
-                <w:u w:val="none"/>
+              <w:spacing w:after="0" w:line="240" w:lineRule="auto"/>
+            </w:pPr>
+            <w:r>
+              <w:rPr>
+                <w:rFonts w:ascii="Arial" w:eastAsia="Arial" w:hAnsi="Arial" w:cs="Arial"/>
+                <w:sz w:val="24"/>
               </w:rPr>
               <w:t>Jabatan</w:t>
             </w:r>
@@ -3758,37 +3173,28 @@
         </w:tc>
         <w:tc>
           <w:tcPr>
-            <w:tcW w:type="dxa" w:w="317"/>
-            <w:vAlign w:val="top"/>
+            <w:tcW w:w="317" w:type="dxa"/>
             <w:tcMar>
               <w:top w:w="0" w:type="dxa"/>
-              <w:start w:w="0" w:type="dxa"/>
+              <w:left w:w="0" w:type="dxa"/>
               <w:bottom w:w="0" w:type="dxa"/>
-              <w:end w:w="35" w:type="dxa"/>
+              <w:right w:w="35" w:type="dxa"/>
             </w:tcMar>
           </w:tcPr>
           <w:p>
             <w:pPr>
-              <w:spacing w:before="0" w:after="0" w:line="240" w:lineRule="auto"/>
-            </w:pPr>
-            <w:r>
-              <w:rPr>
-                <w:rFonts w:ascii="Arial" w:hAnsi="Arial" w:eastAsia="Arial" w:cs="Arial"/>
-                <w:sz w:val="24"/>
-              </w:rPr>
-            </w:r>
-          </w:p>
-          <w:p>
-            <w:pPr>
-              <w:keepNext/>
-              <w:spacing w:before="0" w:after="0" w:line="240" w:lineRule="auto"/>
-            </w:pPr>
-            <w:r>
-              <w:rPr>
-                <w:rFonts w:ascii="Arial" w:hAnsi="Arial" w:eastAsia="Arial" w:cs="Arial"/>
-                <w:b w:val="0"/>
-                <w:sz w:val="24"/>
-                <w:u w:val="none"/>
+              <w:spacing w:after="0" w:line="240" w:lineRule="auto"/>
+            </w:pPr>
+          </w:p>
+          <w:p>
+            <w:pPr>
+              <w:keepNext/>
+              <w:spacing w:after="0" w:line="240" w:lineRule="auto"/>
+            </w:pPr>
+            <w:r>
+              <w:rPr>
+                <w:rFonts w:ascii="Arial" w:eastAsia="Arial" w:hAnsi="Arial" w:cs="Arial"/>
+                <w:sz w:val="24"/>
               </w:rPr>
               <w:t>:</w:t>
             </w:r>
@@ -3796,14 +3202,12 @@
           <w:p>
             <w:pPr>
               <w:keepNext/>
-              <w:spacing w:before="0" w:after="0" w:line="240" w:lineRule="auto"/>
-            </w:pPr>
-            <w:r>
-              <w:rPr>
-                <w:rFonts w:ascii="Arial" w:hAnsi="Arial" w:eastAsia="Arial" w:cs="Arial"/>
-                <w:b w:val="0"/>
-                <w:sz w:val="24"/>
-                <w:u w:val="none"/>
+              <w:spacing w:after="0" w:line="240" w:lineRule="auto"/>
+            </w:pPr>
+            <w:r>
+              <w:rPr>
+                <w:rFonts w:ascii="Arial" w:eastAsia="Arial" w:hAnsi="Arial" w:cs="Arial"/>
+                <w:sz w:val="24"/>
               </w:rPr>
               <w:t>:</w:t>
             </w:r>
@@ -3811,29 +3215,24 @@
           <w:p>
             <w:pPr>
               <w:keepNext/>
-              <w:spacing w:before="0" w:after="0" w:line="240" w:lineRule="auto"/>
-            </w:pPr>
-            <w:r>
-              <w:rPr>
-                <w:rFonts w:ascii="Arial" w:hAnsi="Arial" w:eastAsia="Arial" w:cs="Arial"/>
-                <w:b w:val="0"/>
-                <w:sz w:val="24"/>
-                <w:u w:val="none"/>
+              <w:spacing w:after="0" w:line="240" w:lineRule="auto"/>
+            </w:pPr>
+            <w:r>
+              <w:rPr>
+                <w:rFonts w:ascii="Arial" w:eastAsia="Arial" w:hAnsi="Arial" w:cs="Arial"/>
+                <w:sz w:val="24"/>
               </w:rPr>
               <w:t>:</w:t>
             </w:r>
           </w:p>
           <w:p>
             <w:pPr>
-              <w:keepNext w:val="0"/>
-              <w:spacing w:before="0" w:after="0" w:line="240" w:lineRule="auto"/>
-            </w:pPr>
-            <w:r>
-              <w:rPr>
-                <w:rFonts w:ascii="Arial" w:hAnsi="Arial" w:eastAsia="Arial" w:cs="Arial"/>
-                <w:b w:val="0"/>
-                <w:sz w:val="24"/>
-                <w:u w:val="none"/>
+              <w:spacing w:after="0" w:line="240" w:lineRule="auto"/>
+            </w:pPr>
+            <w:r>
+              <w:rPr>
+                <w:rFonts w:ascii="Arial" w:eastAsia="Arial" w:hAnsi="Arial" w:cs="Arial"/>
+                <w:sz w:val="24"/>
               </w:rPr>
               <w:t>:</w:t>
             </w:r>
@@ -3841,37 +3240,28 @@
         </w:tc>
         <w:tc>
           <w:tcPr>
-            <w:tcW w:type="dxa" w:w="5587"/>
-            <w:vAlign w:val="top"/>
+            <w:tcW w:w="5587" w:type="dxa"/>
             <w:tcMar>
               <w:top w:w="0" w:type="dxa"/>
-              <w:start w:w="0" w:type="dxa"/>
+              <w:left w:w="0" w:type="dxa"/>
               <w:bottom w:w="0" w:type="dxa"/>
-              <w:end w:w="35" w:type="dxa"/>
+              <w:right w:w="35" w:type="dxa"/>
             </w:tcMar>
           </w:tcPr>
           <w:p>
             <w:pPr>
-              <w:spacing w:before="0" w:after="0" w:line="240" w:lineRule="auto"/>
-            </w:pPr>
-            <w:r>
-              <w:rPr>
-                <w:rFonts w:ascii="Arial" w:hAnsi="Arial" w:eastAsia="Arial" w:cs="Arial"/>
-                <w:sz w:val="24"/>
-              </w:rPr>
-            </w:r>
-          </w:p>
-          <w:p>
-            <w:pPr>
-              <w:keepNext/>
-              <w:spacing w:before="0" w:after="0" w:line="240" w:lineRule="auto"/>
-            </w:pPr>
-            <w:r>
-              <w:rPr>
-                <w:rFonts w:ascii="Arial" w:hAnsi="Arial" w:eastAsia="Arial" w:cs="Arial"/>
-                <w:b w:val="0"/>
-                <w:sz w:val="24"/>
-                <w:u w:val="none"/>
+              <w:spacing w:after="0" w:line="240" w:lineRule="auto"/>
+            </w:pPr>
+          </w:p>
+          <w:p>
+            <w:pPr>
+              <w:keepNext/>
+              <w:spacing w:after="0" w:line="240" w:lineRule="auto"/>
+            </w:pPr>
+            <w:r>
+              <w:rPr>
+                <w:rFonts w:ascii="Arial" w:eastAsia="Arial" w:hAnsi="Arial" w:cs="Arial"/>
+                <w:sz w:val="24"/>
               </w:rPr>
               <w:t>WISNU ADY SEPTIAN, S.IP.</w:t>
             </w:r>
@@ -3879,14 +3269,12 @@
           <w:p>
             <w:pPr>
               <w:keepNext/>
-              <w:spacing w:before="0" w:after="0" w:line="240" w:lineRule="auto"/>
-            </w:pPr>
-            <w:r>
-              <w:rPr>
-                <w:rFonts w:ascii="Arial" w:hAnsi="Arial" w:eastAsia="Arial" w:cs="Arial"/>
-                <w:b w:val="0"/>
-                <w:sz w:val="24"/>
-                <w:u w:val="none"/>
+              <w:spacing w:after="0" w:line="240" w:lineRule="auto"/>
+            </w:pPr>
+            <w:r>
+              <w:rPr>
+                <w:rFonts w:ascii="Arial" w:eastAsia="Arial" w:hAnsi="Arial" w:cs="Arial"/>
+                <w:sz w:val="24"/>
               </w:rPr>
               <w:t>-/IX</w:t>
             </w:r>
@@ -3894,29 +3282,24 @@
           <w:p>
             <w:pPr>
               <w:keepNext/>
-              <w:spacing w:before="0" w:after="0" w:line="240" w:lineRule="auto"/>
-            </w:pPr>
-            <w:r>
-              <w:rPr>
-                <w:rFonts w:ascii="Arial" w:hAnsi="Arial" w:eastAsia="Arial" w:cs="Arial"/>
-                <w:b w:val="0"/>
-                <w:sz w:val="24"/>
-                <w:u w:val="none"/>
+              <w:spacing w:after="0" w:line="240" w:lineRule="auto"/>
+            </w:pPr>
+            <w:r>
+              <w:rPr>
+                <w:rFonts w:ascii="Arial" w:eastAsia="Arial" w:hAnsi="Arial" w:cs="Arial"/>
+                <w:sz w:val="24"/>
               </w:rPr>
               <w:t>199309252024211018</w:t>
             </w:r>
           </w:p>
           <w:p>
             <w:pPr>
-              <w:keepNext w:val="0"/>
-              <w:spacing w:before="0" w:after="0" w:line="240" w:lineRule="auto"/>
-            </w:pPr>
-            <w:r>
-              <w:rPr>
-                <w:rFonts w:ascii="Arial" w:hAnsi="Arial" w:eastAsia="Arial" w:cs="Arial"/>
-                <w:b w:val="0"/>
-                <w:sz w:val="24"/>
-                <w:u w:val="none"/>
+              <w:spacing w:after="0" w:line="240" w:lineRule="auto"/>
+            </w:pPr>
+            <w:r>
+              <w:rPr>
+                <w:rFonts w:ascii="Arial" w:eastAsia="Arial" w:hAnsi="Arial" w:cs="Arial"/>
+                <w:sz w:val="24"/>
               </w:rPr>
               <w:t>Pranata Hubungan Masyarakat Ahli Pertama</w:t>
             </w:r>
@@ -3929,74 +3312,48 @@
         </w:trPr>
         <w:tc>
           <w:tcPr>
-            <w:tcW w:type="dxa" w:w="1440"/>
-            <w:vAlign w:val="top"/>
+            <w:tcW w:w="1440" w:type="dxa"/>
             <w:tcMar>
               <w:top w:w="0" w:type="dxa"/>
-              <w:start w:w="0" w:type="dxa"/>
+              <w:left w:w="0" w:type="dxa"/>
               <w:bottom w:w="0" w:type="dxa"/>
-              <w:end w:w="35" w:type="dxa"/>
+              <w:right w:w="35" w:type="dxa"/>
             </w:tcMar>
           </w:tcPr>
           <w:p>
             <w:pPr>
-              <w:spacing w:before="0" w:after="0" w:line="240" w:lineRule="auto"/>
-            </w:pPr>
-            <w:r>
-              <w:rPr>
-                <w:rFonts w:ascii="Arial" w:hAnsi="Arial" w:eastAsia="Arial" w:cs="Arial"/>
-                <w:sz w:val="24"/>
-              </w:rPr>
-            </w:r>
-          </w:p>
-          <w:p>
-            <w:pPr>
-              <w:keepNext w:val="0"/>
-              <w:spacing w:before="0" w:after="0" w:line="240" w:lineRule="auto"/>
-            </w:pPr>
-            <w:r>
-              <w:rPr>
-                <w:rFonts w:ascii="Arial" w:hAnsi="Arial" w:eastAsia="Arial" w:cs="Arial"/>
-                <w:b w:val="0"/>
-                <w:sz w:val="24"/>
-                <w:u w:val="none"/>
-              </w:rPr>
-            </w:r>
+              <w:spacing w:after="0" w:line="240" w:lineRule="auto"/>
+            </w:pPr>
+          </w:p>
+          <w:p>
+            <w:pPr>
+              <w:spacing w:after="0" w:line="240" w:lineRule="auto"/>
+            </w:pPr>
           </w:p>
         </w:tc>
         <w:tc>
           <w:tcPr>
-            <w:tcW w:type="dxa" w:w="547"/>
-            <w:vAlign w:val="top"/>
+            <w:tcW w:w="547" w:type="dxa"/>
             <w:tcMar>
               <w:top w:w="0" w:type="dxa"/>
-              <w:start w:w="0" w:type="dxa"/>
+              <w:left w:w="0" w:type="dxa"/>
               <w:bottom w:w="0" w:type="dxa"/>
-              <w:end w:w="35" w:type="dxa"/>
+              <w:right w:w="35" w:type="dxa"/>
             </w:tcMar>
           </w:tcPr>
           <w:p>
             <w:pPr>
-              <w:spacing w:before="0" w:after="0" w:line="240" w:lineRule="auto"/>
-            </w:pPr>
-            <w:r>
-              <w:rPr>
-                <w:rFonts w:ascii="Arial" w:hAnsi="Arial" w:eastAsia="Arial" w:cs="Arial"/>
-                <w:sz w:val="24"/>
-              </w:rPr>
-            </w:r>
-          </w:p>
-          <w:p>
-            <w:pPr>
-              <w:keepNext w:val="0"/>
-              <w:spacing w:before="0" w:after="0" w:line="240" w:lineRule="auto"/>
-            </w:pPr>
-            <w:r>
-              <w:rPr>
-                <w:rFonts w:ascii="Arial" w:hAnsi="Arial" w:eastAsia="Arial" w:cs="Arial"/>
-                <w:b w:val="0"/>
-                <w:sz w:val="24"/>
-                <w:u w:val="none"/>
+              <w:spacing w:after="0" w:line="240" w:lineRule="auto"/>
+            </w:pPr>
+          </w:p>
+          <w:p>
+            <w:pPr>
+              <w:spacing w:after="0" w:line="240" w:lineRule="auto"/>
+            </w:pPr>
+            <w:r>
+              <w:rPr>
+                <w:rFonts w:ascii="Arial" w:eastAsia="Arial" w:hAnsi="Arial" w:cs="Arial"/>
+                <w:sz w:val="24"/>
               </w:rPr>
               <w:t>11.</w:t>
             </w:r>
@@ -4004,37 +3361,28 @@
         </w:tc>
         <w:tc>
           <w:tcPr>
-            <w:tcW w:type="dxa" w:w="1728"/>
-            <w:vAlign w:val="top"/>
+            <w:tcW w:w="1728" w:type="dxa"/>
             <w:tcMar>
               <w:top w:w="0" w:type="dxa"/>
-              <w:start w:w="0" w:type="dxa"/>
+              <w:left w:w="0" w:type="dxa"/>
               <w:bottom w:w="0" w:type="dxa"/>
-              <w:end w:w="35" w:type="dxa"/>
+              <w:right w:w="35" w:type="dxa"/>
             </w:tcMar>
           </w:tcPr>
           <w:p>
             <w:pPr>
-              <w:spacing w:before="0" w:after="0" w:line="240" w:lineRule="auto"/>
-            </w:pPr>
-            <w:r>
-              <w:rPr>
-                <w:rFonts w:ascii="Arial" w:hAnsi="Arial" w:eastAsia="Arial" w:cs="Arial"/>
-                <w:sz w:val="24"/>
-              </w:rPr>
-            </w:r>
-          </w:p>
-          <w:p>
-            <w:pPr>
-              <w:keepNext/>
-              <w:spacing w:before="0" w:after="0" w:line="240" w:lineRule="auto"/>
-            </w:pPr>
-            <w:r>
-              <w:rPr>
-                <w:rFonts w:ascii="Arial" w:hAnsi="Arial" w:eastAsia="Arial" w:cs="Arial"/>
-                <w:b w:val="0"/>
-                <w:sz w:val="24"/>
-                <w:u w:val="none"/>
+              <w:spacing w:after="0" w:line="240" w:lineRule="auto"/>
+            </w:pPr>
+          </w:p>
+          <w:p>
+            <w:pPr>
+              <w:keepNext/>
+              <w:spacing w:after="0" w:line="240" w:lineRule="auto"/>
+            </w:pPr>
+            <w:r>
+              <w:rPr>
+                <w:rFonts w:ascii="Arial" w:eastAsia="Arial" w:hAnsi="Arial" w:cs="Arial"/>
+                <w:sz w:val="24"/>
               </w:rPr>
               <w:t>Nama</w:t>
             </w:r>
@@ -4042,14 +3390,12 @@
           <w:p>
             <w:pPr>
               <w:keepNext/>
-              <w:spacing w:before="0" w:after="0" w:line="240" w:lineRule="auto"/>
-            </w:pPr>
-            <w:r>
-              <w:rPr>
-                <w:rFonts w:ascii="Arial" w:hAnsi="Arial" w:eastAsia="Arial" w:cs="Arial"/>
-                <w:b w:val="0"/>
-                <w:sz w:val="24"/>
-                <w:u w:val="none"/>
+              <w:spacing w:after="0" w:line="240" w:lineRule="auto"/>
+            </w:pPr>
+            <w:r>
+              <w:rPr>
+                <w:rFonts w:ascii="Arial" w:eastAsia="Arial" w:hAnsi="Arial" w:cs="Arial"/>
+                <w:sz w:val="24"/>
               </w:rPr>
               <w:t>Pangkat/gol</w:t>
             </w:r>
@@ -4057,29 +3403,24 @@
           <w:p>
             <w:pPr>
               <w:keepNext/>
-              <w:spacing w:before="0" w:after="0" w:line="240" w:lineRule="auto"/>
-            </w:pPr>
-            <w:r>
-              <w:rPr>
-                <w:rFonts w:ascii="Arial" w:hAnsi="Arial" w:eastAsia="Arial" w:cs="Arial"/>
-                <w:b w:val="0"/>
-                <w:sz w:val="24"/>
-                <w:u w:val="none"/>
+              <w:spacing w:after="0" w:line="240" w:lineRule="auto"/>
+            </w:pPr>
+            <w:r>
+              <w:rPr>
+                <w:rFonts w:ascii="Arial" w:eastAsia="Arial" w:hAnsi="Arial" w:cs="Arial"/>
+                <w:sz w:val="24"/>
               </w:rPr>
               <w:t>NIP</w:t>
             </w:r>
           </w:p>
           <w:p>
             <w:pPr>
-              <w:keepNext w:val="0"/>
-              <w:spacing w:before="0" w:after="0" w:line="240" w:lineRule="auto"/>
-            </w:pPr>
-            <w:r>
-              <w:rPr>
-                <w:rFonts w:ascii="Arial" w:hAnsi="Arial" w:eastAsia="Arial" w:cs="Arial"/>
-                <w:b w:val="0"/>
-                <w:sz w:val="24"/>
-                <w:u w:val="none"/>
+              <w:spacing w:after="0" w:line="240" w:lineRule="auto"/>
+            </w:pPr>
+            <w:r>
+              <w:rPr>
+                <w:rFonts w:ascii="Arial" w:eastAsia="Arial" w:hAnsi="Arial" w:cs="Arial"/>
+                <w:sz w:val="24"/>
               </w:rPr>
               <w:t>Jabatan</w:t>
             </w:r>
@@ -4087,37 +3428,28 @@
         </w:tc>
         <w:tc>
           <w:tcPr>
-            <w:tcW w:type="dxa" w:w="317"/>
-            <w:vAlign w:val="top"/>
+            <w:tcW w:w="317" w:type="dxa"/>
             <w:tcMar>
               <w:top w:w="0" w:type="dxa"/>
-              <w:start w:w="0" w:type="dxa"/>
+              <w:left w:w="0" w:type="dxa"/>
               <w:bottom w:w="0" w:type="dxa"/>
-              <w:end w:w="35" w:type="dxa"/>
+              <w:right w:w="35" w:type="dxa"/>
             </w:tcMar>
           </w:tcPr>
           <w:p>
             <w:pPr>
-              <w:spacing w:before="0" w:after="0" w:line="240" w:lineRule="auto"/>
-            </w:pPr>
-            <w:r>
-              <w:rPr>
-                <w:rFonts w:ascii="Arial" w:hAnsi="Arial" w:eastAsia="Arial" w:cs="Arial"/>
-                <w:sz w:val="24"/>
-              </w:rPr>
-            </w:r>
-          </w:p>
-          <w:p>
-            <w:pPr>
-              <w:keepNext/>
-              <w:spacing w:before="0" w:after="0" w:line="240" w:lineRule="auto"/>
-            </w:pPr>
-            <w:r>
-              <w:rPr>
-                <w:rFonts w:ascii="Arial" w:hAnsi="Arial" w:eastAsia="Arial" w:cs="Arial"/>
-                <w:b w:val="0"/>
-                <w:sz w:val="24"/>
-                <w:u w:val="none"/>
+              <w:spacing w:after="0" w:line="240" w:lineRule="auto"/>
+            </w:pPr>
+          </w:p>
+          <w:p>
+            <w:pPr>
+              <w:keepNext/>
+              <w:spacing w:after="0" w:line="240" w:lineRule="auto"/>
+            </w:pPr>
+            <w:r>
+              <w:rPr>
+                <w:rFonts w:ascii="Arial" w:eastAsia="Arial" w:hAnsi="Arial" w:cs="Arial"/>
+                <w:sz w:val="24"/>
               </w:rPr>
               <w:t>:</w:t>
             </w:r>
@@ -4125,14 +3457,12 @@
           <w:p>
             <w:pPr>
               <w:keepNext/>
-              <w:spacing w:before="0" w:after="0" w:line="240" w:lineRule="auto"/>
-            </w:pPr>
-            <w:r>
-              <w:rPr>
-                <w:rFonts w:ascii="Arial" w:hAnsi="Arial" w:eastAsia="Arial" w:cs="Arial"/>
-                <w:b w:val="0"/>
-                <w:sz w:val="24"/>
-                <w:u w:val="none"/>
+              <w:spacing w:after="0" w:line="240" w:lineRule="auto"/>
+            </w:pPr>
+            <w:r>
+              <w:rPr>
+                <w:rFonts w:ascii="Arial" w:eastAsia="Arial" w:hAnsi="Arial" w:cs="Arial"/>
+                <w:sz w:val="24"/>
               </w:rPr>
               <w:t>:</w:t>
             </w:r>
@@ -4140,29 +3470,24 @@
           <w:p>
             <w:pPr>
               <w:keepNext/>
-              <w:spacing w:before="0" w:after="0" w:line="240" w:lineRule="auto"/>
-            </w:pPr>
-            <w:r>
-              <w:rPr>
-                <w:rFonts w:ascii="Arial" w:hAnsi="Arial" w:eastAsia="Arial" w:cs="Arial"/>
-                <w:b w:val="0"/>
-                <w:sz w:val="24"/>
-                <w:u w:val="none"/>
+              <w:spacing w:after="0" w:line="240" w:lineRule="auto"/>
+            </w:pPr>
+            <w:r>
+              <w:rPr>
+                <w:rFonts w:ascii="Arial" w:eastAsia="Arial" w:hAnsi="Arial" w:cs="Arial"/>
+                <w:sz w:val="24"/>
               </w:rPr>
               <w:t>:</w:t>
             </w:r>
           </w:p>
           <w:p>
             <w:pPr>
-              <w:keepNext w:val="0"/>
-              <w:spacing w:before="0" w:after="0" w:line="240" w:lineRule="auto"/>
-            </w:pPr>
-            <w:r>
-              <w:rPr>
-                <w:rFonts w:ascii="Arial" w:hAnsi="Arial" w:eastAsia="Arial" w:cs="Arial"/>
-                <w:b w:val="0"/>
-                <w:sz w:val="24"/>
-                <w:u w:val="none"/>
+              <w:spacing w:after="0" w:line="240" w:lineRule="auto"/>
+            </w:pPr>
+            <w:r>
+              <w:rPr>
+                <w:rFonts w:ascii="Arial" w:eastAsia="Arial" w:hAnsi="Arial" w:cs="Arial"/>
+                <w:sz w:val="24"/>
               </w:rPr>
               <w:t>:</w:t>
             </w:r>
@@ -4170,37 +3495,28 @@
         </w:tc>
         <w:tc>
           <w:tcPr>
-            <w:tcW w:type="dxa" w:w="5587"/>
-            <w:vAlign w:val="top"/>
+            <w:tcW w:w="5587" w:type="dxa"/>
             <w:tcMar>
               <w:top w:w="0" w:type="dxa"/>
-              <w:start w:w="0" w:type="dxa"/>
+              <w:left w:w="0" w:type="dxa"/>
               <w:bottom w:w="0" w:type="dxa"/>
-              <w:end w:w="35" w:type="dxa"/>
+              <w:right w:w="35" w:type="dxa"/>
             </w:tcMar>
           </w:tcPr>
           <w:p>
             <w:pPr>
-              <w:spacing w:before="0" w:after="0" w:line="240" w:lineRule="auto"/>
-            </w:pPr>
-            <w:r>
-              <w:rPr>
-                <w:rFonts w:ascii="Arial" w:hAnsi="Arial" w:eastAsia="Arial" w:cs="Arial"/>
-                <w:sz w:val="24"/>
-              </w:rPr>
-            </w:r>
-          </w:p>
-          <w:p>
-            <w:pPr>
-              <w:keepNext/>
-              <w:spacing w:before="0" w:after="0" w:line="240" w:lineRule="auto"/>
-            </w:pPr>
-            <w:r>
-              <w:rPr>
-                <w:rFonts w:ascii="Arial" w:hAnsi="Arial" w:eastAsia="Arial" w:cs="Arial"/>
-                <w:b w:val="0"/>
-                <w:sz w:val="24"/>
-                <w:u w:val="none"/>
+              <w:spacing w:after="0" w:line="240" w:lineRule="auto"/>
+            </w:pPr>
+          </w:p>
+          <w:p>
+            <w:pPr>
+              <w:keepNext/>
+              <w:spacing w:after="0" w:line="240" w:lineRule="auto"/>
+            </w:pPr>
+            <w:r>
+              <w:rPr>
+                <w:rFonts w:ascii="Arial" w:eastAsia="Arial" w:hAnsi="Arial" w:cs="Arial"/>
+                <w:sz w:val="24"/>
               </w:rPr>
               <w:t>HARIYANTO S.E.</w:t>
             </w:r>
@@ -4208,14 +3524,12 @@
           <w:p>
             <w:pPr>
               <w:keepNext/>
-              <w:spacing w:before="0" w:after="0" w:line="240" w:lineRule="auto"/>
-            </w:pPr>
-            <w:r>
-              <w:rPr>
-                <w:rFonts w:ascii="Arial" w:hAnsi="Arial" w:eastAsia="Arial" w:cs="Arial"/>
-                <w:b w:val="0"/>
-                <w:sz w:val="24"/>
-                <w:u w:val="none"/>
+              <w:spacing w:after="0" w:line="240" w:lineRule="auto"/>
+            </w:pPr>
+            <w:r>
+              <w:rPr>
+                <w:rFonts w:ascii="Arial" w:eastAsia="Arial" w:hAnsi="Arial" w:cs="Arial"/>
+                <w:sz w:val="24"/>
               </w:rPr>
               <w:t>-/IX</w:t>
             </w:r>
@@ -4223,29 +3537,24 @@
           <w:p>
             <w:pPr>
               <w:keepNext/>
-              <w:spacing w:before="0" w:after="0" w:line="240" w:lineRule="auto"/>
-            </w:pPr>
-            <w:r>
-              <w:rPr>
-                <w:rFonts w:ascii="Arial" w:hAnsi="Arial" w:eastAsia="Arial" w:cs="Arial"/>
-                <w:b w:val="0"/>
-                <w:sz w:val="24"/>
-                <w:u w:val="none"/>
+              <w:spacing w:after="0" w:line="240" w:lineRule="auto"/>
+            </w:pPr>
+            <w:r>
+              <w:rPr>
+                <w:rFonts w:ascii="Arial" w:eastAsia="Arial" w:hAnsi="Arial" w:cs="Arial"/>
+                <w:sz w:val="24"/>
               </w:rPr>
               <w:t>197805022024211004</w:t>
             </w:r>
           </w:p>
           <w:p>
             <w:pPr>
-              <w:keepNext w:val="0"/>
-              <w:spacing w:before="0" w:after="0" w:line="240" w:lineRule="auto"/>
-            </w:pPr>
-            <w:r>
-              <w:rPr>
-                <w:rFonts w:ascii="Arial" w:hAnsi="Arial" w:eastAsia="Arial" w:cs="Arial"/>
-                <w:b w:val="0"/>
-                <w:sz w:val="24"/>
-                <w:u w:val="none"/>
+              <w:spacing w:after="0" w:line="240" w:lineRule="auto"/>
+            </w:pPr>
+            <w:r>
+              <w:rPr>
+                <w:rFonts w:ascii="Arial" w:eastAsia="Arial" w:hAnsi="Arial" w:cs="Arial"/>
+                <w:sz w:val="24"/>
               </w:rPr>
               <w:t>Adyatama Parekraf Ahli Pertama</w:t>
             </w:r>
@@ -4258,74 +3567,48 @@
         </w:trPr>
         <w:tc>
           <w:tcPr>
-            <w:tcW w:type="dxa" w:w="1440"/>
-            <w:vAlign w:val="top"/>
+            <w:tcW w:w="1440" w:type="dxa"/>
             <w:tcMar>
               <w:top w:w="0" w:type="dxa"/>
-              <w:start w:w="0" w:type="dxa"/>
+              <w:left w:w="0" w:type="dxa"/>
               <w:bottom w:w="0" w:type="dxa"/>
-              <w:end w:w="35" w:type="dxa"/>
+              <w:right w:w="35" w:type="dxa"/>
             </w:tcMar>
           </w:tcPr>
           <w:p>
             <w:pPr>
-              <w:spacing w:before="0" w:after="0" w:line="240" w:lineRule="auto"/>
-            </w:pPr>
-            <w:r>
-              <w:rPr>
-                <w:rFonts w:ascii="Arial" w:hAnsi="Arial" w:eastAsia="Arial" w:cs="Arial"/>
-                <w:sz w:val="24"/>
-              </w:rPr>
-            </w:r>
-          </w:p>
-          <w:p>
-            <w:pPr>
-              <w:keepNext w:val="0"/>
-              <w:spacing w:before="0" w:after="0" w:line="240" w:lineRule="auto"/>
-            </w:pPr>
-            <w:r>
-              <w:rPr>
-                <w:rFonts w:ascii="Arial" w:hAnsi="Arial" w:eastAsia="Arial" w:cs="Arial"/>
-                <w:b w:val="0"/>
-                <w:sz w:val="24"/>
-                <w:u w:val="none"/>
-              </w:rPr>
-            </w:r>
+              <w:spacing w:after="0" w:line="240" w:lineRule="auto"/>
+            </w:pPr>
+          </w:p>
+          <w:p>
+            <w:pPr>
+              <w:spacing w:after="0" w:line="240" w:lineRule="auto"/>
+            </w:pPr>
           </w:p>
         </w:tc>
         <w:tc>
           <w:tcPr>
-            <w:tcW w:type="dxa" w:w="547"/>
-            <w:vAlign w:val="top"/>
+            <w:tcW w:w="547" w:type="dxa"/>
             <w:tcMar>
               <w:top w:w="0" w:type="dxa"/>
-              <w:start w:w="0" w:type="dxa"/>
+              <w:left w:w="0" w:type="dxa"/>
               <w:bottom w:w="0" w:type="dxa"/>
-              <w:end w:w="35" w:type="dxa"/>
+              <w:right w:w="35" w:type="dxa"/>
             </w:tcMar>
           </w:tcPr>
           <w:p>
             <w:pPr>
-              <w:spacing w:before="0" w:after="0" w:line="240" w:lineRule="auto"/>
-            </w:pPr>
-            <w:r>
-              <w:rPr>
-                <w:rFonts w:ascii="Arial" w:hAnsi="Arial" w:eastAsia="Arial" w:cs="Arial"/>
-                <w:sz w:val="24"/>
-              </w:rPr>
-            </w:r>
-          </w:p>
-          <w:p>
-            <w:pPr>
-              <w:keepNext w:val="0"/>
-              <w:spacing w:before="0" w:after="0" w:line="240" w:lineRule="auto"/>
-            </w:pPr>
-            <w:r>
-              <w:rPr>
-                <w:rFonts w:ascii="Arial" w:hAnsi="Arial" w:eastAsia="Arial" w:cs="Arial"/>
-                <w:b w:val="0"/>
-                <w:sz w:val="24"/>
-                <w:u w:val="none"/>
+              <w:spacing w:after="0" w:line="240" w:lineRule="auto"/>
+            </w:pPr>
+          </w:p>
+          <w:p>
+            <w:pPr>
+              <w:spacing w:after="0" w:line="240" w:lineRule="auto"/>
+            </w:pPr>
+            <w:r>
+              <w:rPr>
+                <w:rFonts w:ascii="Arial" w:eastAsia="Arial" w:hAnsi="Arial" w:cs="Arial"/>
+                <w:sz w:val="24"/>
               </w:rPr>
               <w:t>12.</w:t>
             </w:r>
@@ -4333,37 +3616,28 @@
         </w:tc>
         <w:tc>
           <w:tcPr>
-            <w:tcW w:type="dxa" w:w="1728"/>
-            <w:vAlign w:val="top"/>
+            <w:tcW w:w="1728" w:type="dxa"/>
             <w:tcMar>
               <w:top w:w="0" w:type="dxa"/>
-              <w:start w:w="0" w:type="dxa"/>
+              <w:left w:w="0" w:type="dxa"/>
               <w:bottom w:w="0" w:type="dxa"/>
-              <w:end w:w="35" w:type="dxa"/>
+              <w:right w:w="35" w:type="dxa"/>
             </w:tcMar>
           </w:tcPr>
           <w:p>
             <w:pPr>
-              <w:spacing w:before="0" w:after="0" w:line="240" w:lineRule="auto"/>
-            </w:pPr>
-            <w:r>
-              <w:rPr>
-                <w:rFonts w:ascii="Arial" w:hAnsi="Arial" w:eastAsia="Arial" w:cs="Arial"/>
-                <w:sz w:val="24"/>
-              </w:rPr>
-            </w:r>
-          </w:p>
-          <w:p>
-            <w:pPr>
-              <w:keepNext/>
-              <w:spacing w:before="0" w:after="0" w:line="240" w:lineRule="auto"/>
-            </w:pPr>
-            <w:r>
-              <w:rPr>
-                <w:rFonts w:ascii="Arial" w:hAnsi="Arial" w:eastAsia="Arial" w:cs="Arial"/>
-                <w:b w:val="0"/>
-                <w:sz w:val="24"/>
-                <w:u w:val="none"/>
+              <w:spacing w:after="0" w:line="240" w:lineRule="auto"/>
+            </w:pPr>
+          </w:p>
+          <w:p>
+            <w:pPr>
+              <w:keepNext/>
+              <w:spacing w:after="0" w:line="240" w:lineRule="auto"/>
+            </w:pPr>
+            <w:r>
+              <w:rPr>
+                <w:rFonts w:ascii="Arial" w:eastAsia="Arial" w:hAnsi="Arial" w:cs="Arial"/>
+                <w:sz w:val="24"/>
               </w:rPr>
               <w:t>Nama</w:t>
             </w:r>
@@ -4371,14 +3645,12 @@
           <w:p>
             <w:pPr>
               <w:keepNext/>
-              <w:spacing w:before="0" w:after="0" w:line="240" w:lineRule="auto"/>
-            </w:pPr>
-            <w:r>
-              <w:rPr>
-                <w:rFonts w:ascii="Arial" w:hAnsi="Arial" w:eastAsia="Arial" w:cs="Arial"/>
-                <w:b w:val="0"/>
-                <w:sz w:val="24"/>
-                <w:u w:val="none"/>
+              <w:spacing w:after="0" w:line="240" w:lineRule="auto"/>
+            </w:pPr>
+            <w:r>
+              <w:rPr>
+                <w:rFonts w:ascii="Arial" w:eastAsia="Arial" w:hAnsi="Arial" w:cs="Arial"/>
+                <w:sz w:val="24"/>
               </w:rPr>
               <w:t>Pangkat/gol</w:t>
             </w:r>
@@ -4386,29 +3658,24 @@
           <w:p>
             <w:pPr>
               <w:keepNext/>
-              <w:spacing w:before="0" w:after="0" w:line="240" w:lineRule="auto"/>
-            </w:pPr>
-            <w:r>
-              <w:rPr>
-                <w:rFonts w:ascii="Arial" w:hAnsi="Arial" w:eastAsia="Arial" w:cs="Arial"/>
-                <w:b w:val="0"/>
-                <w:sz w:val="24"/>
-                <w:u w:val="none"/>
+              <w:spacing w:after="0" w:line="240" w:lineRule="auto"/>
+            </w:pPr>
+            <w:r>
+              <w:rPr>
+                <w:rFonts w:ascii="Arial" w:eastAsia="Arial" w:hAnsi="Arial" w:cs="Arial"/>
+                <w:sz w:val="24"/>
               </w:rPr>
               <w:t>NIP</w:t>
             </w:r>
           </w:p>
           <w:p>
             <w:pPr>
-              <w:keepNext w:val="0"/>
-              <w:spacing w:before="0" w:after="0" w:line="240" w:lineRule="auto"/>
-            </w:pPr>
-            <w:r>
-              <w:rPr>
-                <w:rFonts w:ascii="Arial" w:hAnsi="Arial" w:eastAsia="Arial" w:cs="Arial"/>
-                <w:b w:val="0"/>
-                <w:sz w:val="24"/>
-                <w:u w:val="none"/>
+              <w:spacing w:after="0" w:line="240" w:lineRule="auto"/>
+            </w:pPr>
+            <w:r>
+              <w:rPr>
+                <w:rFonts w:ascii="Arial" w:eastAsia="Arial" w:hAnsi="Arial" w:cs="Arial"/>
+                <w:sz w:val="24"/>
               </w:rPr>
               <w:t>Jabatan</w:t>
             </w:r>
@@ -4416,37 +3683,28 @@
         </w:tc>
         <w:tc>
           <w:tcPr>
-            <w:tcW w:type="dxa" w:w="317"/>
-            <w:vAlign w:val="top"/>
+            <w:tcW w:w="317" w:type="dxa"/>
             <w:tcMar>
               <w:top w:w="0" w:type="dxa"/>
-              <w:start w:w="0" w:type="dxa"/>
+              <w:left w:w="0" w:type="dxa"/>
               <w:bottom w:w="0" w:type="dxa"/>
-              <w:end w:w="35" w:type="dxa"/>
+              <w:right w:w="35" w:type="dxa"/>
             </w:tcMar>
           </w:tcPr>
           <w:p>
             <w:pPr>
-              <w:spacing w:before="0" w:after="0" w:line="240" w:lineRule="auto"/>
-            </w:pPr>
-            <w:r>
-              <w:rPr>
-                <w:rFonts w:ascii="Arial" w:hAnsi="Arial" w:eastAsia="Arial" w:cs="Arial"/>
-                <w:sz w:val="24"/>
-              </w:rPr>
-            </w:r>
-          </w:p>
-          <w:p>
-            <w:pPr>
-              <w:keepNext/>
-              <w:spacing w:before="0" w:after="0" w:line="240" w:lineRule="auto"/>
-            </w:pPr>
-            <w:r>
-              <w:rPr>
-                <w:rFonts w:ascii="Arial" w:hAnsi="Arial" w:eastAsia="Arial" w:cs="Arial"/>
-                <w:b w:val="0"/>
-                <w:sz w:val="24"/>
-                <w:u w:val="none"/>
+              <w:spacing w:after="0" w:line="240" w:lineRule="auto"/>
+            </w:pPr>
+          </w:p>
+          <w:p>
+            <w:pPr>
+              <w:keepNext/>
+              <w:spacing w:after="0" w:line="240" w:lineRule="auto"/>
+            </w:pPr>
+            <w:r>
+              <w:rPr>
+                <w:rFonts w:ascii="Arial" w:eastAsia="Arial" w:hAnsi="Arial" w:cs="Arial"/>
+                <w:sz w:val="24"/>
               </w:rPr>
               <w:t>:</w:t>
             </w:r>
@@ -4454,14 +3712,12 @@
           <w:p>
             <w:pPr>
               <w:keepNext/>
-              <w:spacing w:before="0" w:after="0" w:line="240" w:lineRule="auto"/>
-            </w:pPr>
-            <w:r>
-              <w:rPr>
-                <w:rFonts w:ascii="Arial" w:hAnsi="Arial" w:eastAsia="Arial" w:cs="Arial"/>
-                <w:b w:val="0"/>
-                <w:sz w:val="24"/>
-                <w:u w:val="none"/>
+              <w:spacing w:after="0" w:line="240" w:lineRule="auto"/>
+            </w:pPr>
+            <w:r>
+              <w:rPr>
+                <w:rFonts w:ascii="Arial" w:eastAsia="Arial" w:hAnsi="Arial" w:cs="Arial"/>
+                <w:sz w:val="24"/>
               </w:rPr>
               <w:t>:</w:t>
             </w:r>
@@ -4469,29 +3725,24 @@
           <w:p>
             <w:pPr>
               <w:keepNext/>
-              <w:spacing w:before="0" w:after="0" w:line="240" w:lineRule="auto"/>
-            </w:pPr>
-            <w:r>
-              <w:rPr>
-                <w:rFonts w:ascii="Arial" w:hAnsi="Arial" w:eastAsia="Arial" w:cs="Arial"/>
-                <w:b w:val="0"/>
-                <w:sz w:val="24"/>
-                <w:u w:val="none"/>
+              <w:spacing w:after="0" w:line="240" w:lineRule="auto"/>
+            </w:pPr>
+            <w:r>
+              <w:rPr>
+                <w:rFonts w:ascii="Arial" w:eastAsia="Arial" w:hAnsi="Arial" w:cs="Arial"/>
+                <w:sz w:val="24"/>
               </w:rPr>
               <w:t>:</w:t>
             </w:r>
           </w:p>
           <w:p>
             <w:pPr>
-              <w:keepNext w:val="0"/>
-              <w:spacing w:before="0" w:after="0" w:line="240" w:lineRule="auto"/>
-            </w:pPr>
-            <w:r>
-              <w:rPr>
-                <w:rFonts w:ascii="Arial" w:hAnsi="Arial" w:eastAsia="Arial" w:cs="Arial"/>
-                <w:b w:val="0"/>
-                <w:sz w:val="24"/>
-                <w:u w:val="none"/>
+              <w:spacing w:after="0" w:line="240" w:lineRule="auto"/>
+            </w:pPr>
+            <w:r>
+              <w:rPr>
+                <w:rFonts w:ascii="Arial" w:eastAsia="Arial" w:hAnsi="Arial" w:cs="Arial"/>
+                <w:sz w:val="24"/>
               </w:rPr>
               <w:t>:</w:t>
             </w:r>
@@ -4499,37 +3750,28 @@
         </w:tc>
         <w:tc>
           <w:tcPr>
-            <w:tcW w:type="dxa" w:w="5587"/>
-            <w:vAlign w:val="top"/>
+            <w:tcW w:w="5587" w:type="dxa"/>
             <w:tcMar>
               <w:top w:w="0" w:type="dxa"/>
-              <w:start w:w="0" w:type="dxa"/>
+              <w:left w:w="0" w:type="dxa"/>
               <w:bottom w:w="0" w:type="dxa"/>
-              <w:end w:w="35" w:type="dxa"/>
+              <w:right w:w="35" w:type="dxa"/>
             </w:tcMar>
           </w:tcPr>
           <w:p>
             <w:pPr>
-              <w:spacing w:before="0" w:after="0" w:line="240" w:lineRule="auto"/>
-            </w:pPr>
-            <w:r>
-              <w:rPr>
-                <w:rFonts w:ascii="Arial" w:hAnsi="Arial" w:eastAsia="Arial" w:cs="Arial"/>
-                <w:sz w:val="24"/>
-              </w:rPr>
-            </w:r>
-          </w:p>
-          <w:p>
-            <w:pPr>
-              <w:keepNext/>
-              <w:spacing w:before="0" w:after="0" w:line="240" w:lineRule="auto"/>
-            </w:pPr>
-            <w:r>
-              <w:rPr>
-                <w:rFonts w:ascii="Arial" w:hAnsi="Arial" w:eastAsia="Arial" w:cs="Arial"/>
-                <w:b w:val="0"/>
-                <w:sz w:val="24"/>
-                <w:u w:val="none"/>
+              <w:spacing w:after="0" w:line="240" w:lineRule="auto"/>
+            </w:pPr>
+          </w:p>
+          <w:p>
+            <w:pPr>
+              <w:keepNext/>
+              <w:spacing w:after="0" w:line="240" w:lineRule="auto"/>
+            </w:pPr>
+            <w:r>
+              <w:rPr>
+                <w:rFonts w:ascii="Arial" w:eastAsia="Arial" w:hAnsi="Arial" w:cs="Arial"/>
+                <w:sz w:val="24"/>
               </w:rPr>
               <w:t>ANNEKE CHITRA GHIANTI, S.M.</w:t>
             </w:r>
@@ -4537,14 +3779,12 @@
           <w:p>
             <w:pPr>
               <w:keepNext/>
-              <w:spacing w:before="0" w:after="0" w:line="240" w:lineRule="auto"/>
-            </w:pPr>
-            <w:r>
-              <w:rPr>
-                <w:rFonts w:ascii="Arial" w:hAnsi="Arial" w:eastAsia="Arial" w:cs="Arial"/>
-                <w:b w:val="0"/>
-                <w:sz w:val="24"/>
-                <w:u w:val="none"/>
+              <w:spacing w:after="0" w:line="240" w:lineRule="auto"/>
+            </w:pPr>
+            <w:r>
+              <w:rPr>
+                <w:rFonts w:ascii="Arial" w:eastAsia="Arial" w:hAnsi="Arial" w:cs="Arial"/>
+                <w:sz w:val="24"/>
               </w:rPr>
               <w:t>-/IX</w:t>
             </w:r>
@@ -4552,32 +3792,36 @@
           <w:p>
             <w:pPr>
               <w:keepNext/>
-              <w:spacing w:before="0" w:after="0" w:line="240" w:lineRule="auto"/>
-            </w:pPr>
-            <w:r>
-              <w:rPr>
-                <w:rFonts w:ascii="Arial" w:hAnsi="Arial" w:eastAsia="Arial" w:cs="Arial"/>
-                <w:b w:val="0"/>
-                <w:sz w:val="24"/>
-                <w:u w:val="none"/>
+              <w:spacing w:after="0" w:line="240" w:lineRule="auto"/>
+            </w:pPr>
+            <w:r>
+              <w:rPr>
+                <w:rFonts w:ascii="Arial" w:eastAsia="Arial" w:hAnsi="Arial" w:cs="Arial"/>
+                <w:sz w:val="24"/>
               </w:rPr>
               <w:t>199701012024212003</w:t>
             </w:r>
           </w:p>
           <w:p>
             <w:pPr>
-              <w:keepNext w:val="0"/>
-              <w:spacing w:before="0" w:after="0" w:line="240" w:lineRule="auto"/>
-            </w:pPr>
-            <w:r>
-              <w:rPr>
-                <w:rFonts w:ascii="Arial" w:hAnsi="Arial" w:eastAsia="Arial" w:cs="Arial"/>
-                <w:b w:val="0"/>
-                <w:sz w:val="24"/>
-                <w:u w:val="none"/>
+              <w:spacing w:after="0" w:line="240" w:lineRule="auto"/>
+              <w:rPr>
+                <w:rFonts w:ascii="Arial" w:eastAsia="Arial" w:hAnsi="Arial" w:cs="Arial"/>
+                <w:sz w:val="24"/>
+              </w:rPr>
+            </w:pPr>
+            <w:r>
+              <w:rPr>
+                <w:rFonts w:ascii="Arial" w:eastAsia="Arial" w:hAnsi="Arial" w:cs="Arial"/>
+                <w:sz w:val="24"/>
               </w:rPr>
               <w:t>Analis Perdagangan Ahli Pertama</w:t>
             </w:r>
+          </w:p>
+          <w:p>
+            <w:pPr>
+              <w:spacing w:after="0" w:line="240" w:lineRule="auto"/>
+            </w:pPr>
           </w:p>
         </w:tc>
       </w:tr>
@@ -4587,7 +3831,7 @@
         <w:tabs>
           <w:tab w:val="left" w:pos="1134"/>
         </w:tabs>
-        <w:spacing w:before="0" w:after="0" w:line="240" w:lineRule="auto"/>
+        <w:spacing w:after="0" w:line="240" w:lineRule="auto"/>
         <w:ind w:left="1276" w:hanging="1276"/>
         <w:jc w:val="both"/>
         <w:rPr>
@@ -4598,12 +3842,24 @@
       </w:pPr>
       <w:r>
         <w:rPr>
-          <w:rFonts w:ascii="Arial" w:hAnsi="Arial" w:eastAsia="Arial" w:cs="Arial"/>
+          <w:rFonts w:ascii="Arial" w:eastAsia="Arial" w:hAnsi="Arial" w:cs="Arial"/>
           <w:sz w:val="24"/>
         </w:rPr>
         <w:t>UNTUK</w:t>
+      </w:r>
+      <w:r>
+        <w:rPr>
+          <w:rFonts w:ascii="Arial" w:eastAsia="Arial" w:hAnsi="Arial" w:cs="Arial"/>
+          <w:sz w:val="24"/>
+        </w:rPr>
         <w:tab/>
         <w:t>:</w:t>
+      </w:r>
+      <w:r>
+        <w:rPr>
+          <w:rFonts w:ascii="Arial" w:eastAsia="Arial" w:hAnsi="Arial" w:cs="Arial"/>
+          <w:sz w:val="24"/>
+        </w:rPr>
         <w:tab/>
         <w:t>Perjalanan Dinas ke Kabupaten Banyuwangi dalam rangka peliputan dan pembuatan konten promosi pariwisata selama 4 (empat) hari pada tanggal 20-23 Juli 2026.</w:t>
       </w:r>
@@ -4611,97 +3867,78 @@
     <w:tbl>
       <w:tblPr>
         <w:tblStyle w:val="TableGrid"/>
-        <w:tblW w:w="0" w:type="auto"/>
+        <w:tblW w:w="8647" w:type="dxa"/>
         <w:tblInd w:w="1276" w:type="dxa"/>
         <w:tblBorders>
-          <w:top w:val="nil" w:sz="0" w:space="0" w:color="auto"/>
-          <w:left w:val="nil" w:sz="0" w:space="0" w:color="auto"/>
-          <w:bottom w:val="nil" w:sz="0" w:space="0" w:color="auto"/>
-          <w:right w:val="nil" w:sz="0" w:space="0" w:color="auto"/>
-          <w:insideH w:val="nil" w:sz="0" w:space="0" w:color="auto"/>
-          <w:insideV w:val="nil" w:sz="0" w:space="0" w:color="auto"/>
+          <w:top w:val="nil"/>
+          <w:left w:val="nil"/>
+          <w:bottom w:val="nil"/>
+          <w:right w:val="nil"/>
+          <w:insideH w:val="nil"/>
+          <w:insideV w:val="nil"/>
         </w:tblBorders>
         <w:tblLayout w:type="fixed"/>
         <w:tblLook w:val="04A0" w:firstRow="1" w:lastRow="0" w:firstColumn="1" w:lastColumn="0" w:noHBand="0" w:noVBand="1"/>
       </w:tblPr>
       <w:tblGrid>
-        <w:gridCol w:w="4054"/>
-        <w:gridCol w:w="4297"/>
+        <w:gridCol w:w="4111"/>
+        <w:gridCol w:w="4536"/>
       </w:tblGrid>
       <w:tr>
         <w:trPr>
+          <w:cantSplit/>
           <w:trHeight w:val="426"/>
-          <w:cantSplit/>
         </w:trPr>
         <w:tc>
           <w:tcPr>
-            <w:tcW w:w="5112" w:type="dxa"/>
+            <w:tcW w:w="4111" w:type="dxa"/>
             <w:tcMar>
               <w:top w:w="0" w:type="dxa"/>
-              <w:start w:w="0" w:type="dxa"/>
+              <w:left w:w="0" w:type="dxa"/>
               <w:bottom w:w="0" w:type="dxa"/>
-              <w:end w:w="0" w:type="dxa"/>
+              <w:right w:w="0" w:type="dxa"/>
             </w:tcMar>
           </w:tcPr>
-          <w:p>
-            <w:pPr>
-              <w:spacing w:before="0" w:after="0" w:line="240" w:lineRule="auto"/>
-            </w:pPr>
-            <w:r>
-              <w:rPr>
-                <w:rFonts w:ascii="Arial" w:hAnsi="Arial" w:eastAsia="Arial" w:cs="Arial"/>
-                <w:sz w:val="24"/>
-              </w:rPr>
-            </w:r>
-          </w:p>
+          <w:p/>
         </w:tc>
         <w:tc>
           <w:tcPr>
             <w:tcW w:w="4536" w:type="dxa"/>
             <w:tcMar>
               <w:top w:w="0" w:type="dxa"/>
-              <w:start w:w="0" w:type="dxa"/>
+              <w:left w:w="0" w:type="dxa"/>
               <w:bottom w:w="0" w:type="dxa"/>
-              <w:end w:w="0" w:type="dxa"/>
+              <w:right w:w="0" w:type="dxa"/>
             </w:tcMar>
           </w:tcPr>
-          <w:p>
-            <w:pPr>
-              <w:spacing w:before="0" w:after="0" w:line="240" w:lineRule="auto"/>
-            </w:pPr>
-            <w:r>
-              <w:rPr>
-                <w:rFonts w:ascii="Arial" w:hAnsi="Arial" w:eastAsia="Arial" w:cs="Arial"/>
-                <w:sz w:val="24"/>
-              </w:rPr>
-            </w:r>
-          </w:p>
-          <w:p>
-            <w:pPr>
-              <w:keepNext/>
-              <w:spacing w:before="0" w:after="0" w:line="240" w:lineRule="auto"/>
-            </w:pPr>
-            <w:r>
-              <w:rPr>
-                <w:rFonts w:ascii="Arial" w:hAnsi="Arial" w:eastAsia="Arial" w:cs="Arial"/>
-                <w:b w:val="0"/>
-                <w:sz w:val="24"/>
-                <w:u w:val="none"/>
-              </w:rPr>
-              <w:t>Ditetapkan di Surabaya</w:t>
-            </w:r>
-          </w:p>
-          <w:p>
-            <w:pPr>
-              <w:keepNext/>
-              <w:spacing w:before="0" w:after="0" w:line="240" w:lineRule="auto"/>
-            </w:pPr>
-            <w:r>
-              <w:rPr>
-                <w:rFonts w:ascii="Arial" w:hAnsi="Arial" w:eastAsia="Arial" w:cs="Arial"/>
-                <w:b w:val="0"/>
-                <w:sz w:val="24"/>
-                <w:u w:val="none"/>
+          <w:p/>
+          <w:p>
+            <w:pPr>
+              <w:keepNext/>
+              <w:ind w:left="-2" w:firstLine="2"/>
+            </w:pPr>
+            <w:proofErr w:type="spellStart"/>
+            <w:r>
+              <w:rPr>
+                <w:sz w:val="24"/>
+              </w:rPr>
+              <w:t>Ditetapkan</w:t>
+            </w:r>
+            <w:proofErr w:type="spellEnd"/>
+            <w:r>
+              <w:rPr>
+                <w:sz w:val="24"/>
+              </w:rPr>
+              <w:t xml:space="preserve"> di Surabaya</w:t>
+            </w:r>
+          </w:p>
+          <w:p>
+            <w:pPr>
+              <w:keepNext/>
+            </w:pPr>
+            <w:r>
+              <w:rPr>
+                <w:sz w:val="24"/>
               </w:rPr>
               <w:t>pada tanggal 13 Juli 2026</w:t>
             </w:r>
@@ -4709,14 +3946,10 @@
           <w:p>
             <w:pPr>
               <w:keepNext/>
-              <w:spacing w:before="0" w:after="0" w:line="240" w:lineRule="auto"/>
-            </w:pPr>
-            <w:r>
-              <w:rPr>
-                <w:rFonts w:ascii="Arial" w:hAnsi="Arial" w:eastAsia="Arial" w:cs="Arial"/>
-                <w:b w:val="0"/>
-                <w:sz w:val="24"/>
-                <w:u w:val="none"/>
+            </w:pPr>
+            <w:r>
+              <w:rPr>
+                <w:sz w:val="24"/>
               </w:rPr>
               <w:t>KEPALA DINAS</w:t>
             </w:r>
@@ -4724,14 +3957,10 @@
           <w:p>
             <w:pPr>
               <w:keepNext/>
-              <w:spacing w:before="0" w:after="0" w:line="240" w:lineRule="auto"/>
-            </w:pPr>
-            <w:r>
-              <w:rPr>
-                <w:rFonts w:ascii="Arial" w:hAnsi="Arial" w:eastAsia="Arial" w:cs="Arial"/>
-                <w:b w:val="0"/>
-                <w:sz w:val="24"/>
-                <w:u w:val="none"/>
+            </w:pPr>
+            <w:r>
+              <w:rPr>
+                <w:sz w:val="24"/>
               </w:rPr>
               <w:t>KEBUDAYAAN DAN PARIWISATA</w:t>
             </w:r>
@@ -4739,14 +3968,13 @@
           <w:p>
             <w:pPr>
               <w:keepNext/>
-              <w:spacing w:before="0" w:after="0" w:line="240" w:lineRule="auto"/>
-            </w:pPr>
-            <w:r>
-              <w:rPr>
-                <w:rFonts w:ascii="Arial" w:hAnsi="Arial" w:eastAsia="Arial" w:cs="Arial"/>
-                <w:b w:val="0"/>
-                <w:sz w:val="24"/>
-                <w:u w:val="none"/>
+              <w:rPr>
+                <w:sz w:val="24"/>
+              </w:rPr>
+            </w:pPr>
+            <w:r>
+              <w:rPr>
+                <w:sz w:val="24"/>
               </w:rPr>
               <w:t>PROVINSI JAWA TIMUR</w:t>
             </w:r>
@@ -4754,11 +3982,41 @@
           <w:p>
             <w:pPr>
               <w:keepNext/>
-              <w:spacing w:before="0" w:after="0" w:line="240" w:lineRule="auto"/>
-            </w:pPr>
-            <w:r>
-              <w:rPr>
-                <w:rFonts w:ascii="Arial" w:hAnsi="Arial" w:eastAsia="Arial" w:cs="Arial"/>
+              <w:rPr>
+                <w:sz w:val="24"/>
+              </w:rPr>
+            </w:pPr>
+          </w:p>
+          <w:p>
+            <w:pPr>
+              <w:keepNext/>
+              <w:rPr>
+                <w:sz w:val="24"/>
+              </w:rPr>
+            </w:pPr>
+          </w:p>
+          <w:p>
+            <w:pPr>
+              <w:keepNext/>
+              <w:rPr>
+                <w:sz w:val="24"/>
+              </w:rPr>
+            </w:pPr>
+          </w:p>
+          <w:p>
+            <w:pPr>
+              <w:keepNext/>
+            </w:pPr>
+          </w:p>
+          <w:p>
+            <w:pPr>
+              <w:keepNext/>
+              <w:rPr>
+                <w:u w:val="single"/>
+              </w:rPr>
+            </w:pPr>
+            <w:r>
+              <w:rPr>
                 <w:b/>
                 <w:sz w:val="24"/>
                 <w:u w:val="single"/>
@@ -4768,17 +4026,25 @@
           </w:p>
           <w:p>
             <w:pPr>
-              <w:keepNext w:val="0"/>
-              <w:spacing w:before="0" w:after="0" w:line="240" w:lineRule="auto"/>
-            </w:pPr>
-            <w:r>
-              <w:rPr>
-                <w:rFonts w:ascii="Arial" w:hAnsi="Arial" w:eastAsia="Arial" w:cs="Arial"/>
-                <w:b w:val="0"/>
-                <w:sz w:val="24"/>
-                <w:u w:val="none"/>
+              <w:rPr>
+                <w:sz w:val="24"/>
+              </w:rPr>
+            </w:pPr>
+            <w:r>
+              <w:rPr>
+                <w:sz w:val="24"/>
               </w:rPr>
               <w:t>Pembina Utama Muda (IV/c)</w:t>
+            </w:r>
+          </w:p>
+          <w:p>
+            <w:r>
+              <w:rPr>
+                <w:color w:val="000000"/>
+                <w:sz w:val="24"/>
+                <w:szCs w:val="24"/>
+              </w:rPr>
+              <w:t>NIP. 197601142000032004</w:t>
             </w:r>
           </w:p>
         </w:tc>
@@ -4786,7 +4052,7 @@
     </w:tbl>
     <w:p>
       <w:pPr>
-        <w:spacing w:after="0" w:line="240" w:lineRule="auto" w:before="0"/>
+        <w:spacing w:after="0" w:line="240" w:lineRule="auto"/>
         <w:jc w:val="both"/>
         <w:rPr>
           <w:rFonts w:ascii="Arial" w:eastAsia="Arial" w:hAnsi="Arial" w:cs="Arial"/>
@@ -6996,28 +6262,28 @@
 </file>
 
 <file path=customXml/item1.xml><?xml version="1.0" encoding="utf-8"?>
-<b:Sources xmlns:b="http://schemas.openxmlformats.org/officeDocument/2006/bibliography" xmlns="http://schemas.openxmlformats.org/officeDocument/2006/bibliography" SelectedStyle="\APASixthEditionOfficeOnline.xsl" StyleName="APA" Version="6"/>
-</file>
-
-<file path=customXml/item2.xml><?xml version="1.0" encoding="utf-8"?>
 <go:gDocsCustomXmlDataStorage xmlns:go="http://customooxmlschemas.google.com/" xmlns:r="http://schemas.openxmlformats.org/officeDocument/2006/relationships" uri="GoogleDocsCustomDataVersion2">
   <go:docsCustomData xmlns:go="http://customooxmlschemas.google.com/" roundtripDataSignature="AMtx7mg58zKk5UMc5U8BaflIktyfBgTF4w==">CgMxLjAyCGguZ2pkZ3hzOAByITEtU2ZPd01FOHZnelY0c2RwUENlZWZ5RGdQazBxbms3OQ==</go:docsCustomData>
 </go:gDocsCustomXmlDataStorage>
 </file>
 
-<file path=customXml/itemProps1.xml><?xml version="1.0" encoding="utf-8"?>
-<ds:datastoreItem xmlns:ds="http://schemas.openxmlformats.org/officeDocument/2006/customXml" ds:itemID="{3693F90C-3328-4652-90AB-2290F4ED2063}">
-  <ds:schemaRefs>
-    <ds:schemaRef ds:uri="http://schemas.openxmlformats.org/officeDocument/2006/bibliography"/>
-  </ds:schemaRefs>
-</ds:datastoreItem>
+<file path=customXml/item2.xml><?xml version="1.0" encoding="utf-8"?>
+<b:Sources xmlns:b="http://schemas.openxmlformats.org/officeDocument/2006/bibliography" xmlns="http://schemas.openxmlformats.org/officeDocument/2006/bibliography" SelectedStyle="\APASixthEditionOfficeOnline.xsl" StyleName="APA" Version="6"/>
 </file>
 
-<file path=customXml/itemProps2.xml><?xml version="1.0" encoding="utf-8"?>
+<file path=customXml/itemProps1.xml><?xml version="1.0" encoding="utf-8"?>
 <ds:datastoreItem xmlns:ds="http://schemas.openxmlformats.org/officeDocument/2006/customXml" ds:itemID="{11111111-1234-1234-1234-123412341234}">
   <ds:schemaRefs>
     <ds:schemaRef ds:uri="http://customooxmlschemas.google.com/"/>
     <ds:schemaRef ds:uri="http://schemas.openxmlformats.org/officeDocument/2006/relationships"/>
   </ds:schemaRefs>
 </ds:datastoreItem>
+</file>
+
+<file path=customXml/itemProps2.xml><?xml version="1.0" encoding="utf-8"?>
+<ds:datastoreItem xmlns:ds="http://schemas.openxmlformats.org/officeDocument/2006/customXml" ds:itemID="{3693F90C-3328-4652-90AB-2290F4ED2063}">
+  <ds:schemaRefs>
+    <ds:schemaRef ds:uri="http://schemas.openxmlformats.org/officeDocument/2006/bibliography"/>
+  </ds:schemaRefs>
+</ds:datastoreItem>
 </file>
--- a/samples/CONTOH_SPT_12_PEGAWAI.docx
+++ b/samples/CONTOH_SPT_12_PEGAWAI.docx
@@ -470,19 +470,7 @@
     </w:p>
     <w:p>
       <w:pPr>
-        <w:spacing w:after="0" w:line="240" w:lineRule="auto"/>
-        <w:jc w:val="center"/>
-        <w:rPr>
-          <w:rFonts w:ascii="Arial" w:eastAsia="Arial" w:hAnsi="Arial" w:cs="Arial"/>
-          <w:b/>
-          <w:sz w:val="24"/>
-          <w:szCs w:val="24"/>
-        </w:rPr>
-      </w:pPr>
-    </w:p>
-    <w:p>
-      <w:pPr>
-        <w:spacing w:after="0" w:line="240" w:lineRule="auto"/>
+        <w:spacing w:before="240" w:after="0" w:line="240" w:lineRule="auto"/>
         <w:jc w:val="center"/>
         <w:rPr>
           <w:rFonts w:ascii="Arial" w:eastAsia="Arial" w:hAnsi="Arial" w:cs="Arial"/>
@@ -508,11 +496,12 @@
         <w:rPr>
           <w:rFonts w:ascii="Arial" w:eastAsia="Arial" w:hAnsi="Arial" w:cs="Arial"/>
           <w:sz w:val="24"/>
+          <w:szCs w:val="24"/>
         </w:rPr>
       </w:pPr>
       <w:r>
         <w:rPr>
-          <w:rFonts w:ascii="Arial" w:eastAsia="Arial" w:hAnsi="Arial" w:cs="Arial"/>
+          <w:rFonts w:ascii="Arial" w:hAnsi="Arial" w:eastAsia="Arial" w:cs="Arial"/>
           <w:sz w:val="24"/>
         </w:rPr>
         <w:t>Nomor : 000.1.2.3 / 124 / 118.4 / 2026</w:t>
@@ -520,22 +509,11 @@
     </w:p>
     <w:p>
       <w:pPr>
-        <w:spacing w:after="0" w:line="240" w:lineRule="auto"/>
-        <w:jc w:val="center"/>
-        <w:rPr>
-          <w:rFonts w:ascii="Arial" w:eastAsia="Arial" w:hAnsi="Arial" w:cs="Arial"/>
-          <w:sz w:val="24"/>
-          <w:szCs w:val="24"/>
-        </w:rPr>
-      </w:pPr>
-    </w:p>
-    <w:p>
-      <w:pPr>
         <w:tabs>
           <w:tab w:val="left" w:pos="1080"/>
           <w:tab w:val="left" w:pos="1350"/>
         </w:tabs>
-        <w:spacing w:after="0"/>
+        <w:spacing w:before="120" w:after="0" w:line="240" w:lineRule="auto"/>
         <w:ind w:left="1797" w:hanging="1797"/>
         <w:jc w:val="both"/>
         <w:rPr>
@@ -546,32 +524,14 @@
       </w:pPr>
       <w:r>
         <w:rPr>
-          <w:rFonts w:ascii="Arial" w:eastAsia="Arial" w:hAnsi="Arial" w:cs="Arial"/>
+          <w:rFonts w:ascii="Arial" w:hAnsi="Arial" w:eastAsia="Arial" w:cs="Arial"/>
           <w:sz w:val="24"/>
         </w:rPr>
         <w:t>DASAR</w:t>
-      </w:r>
-      <w:r>
-        <w:rPr>
-          <w:rFonts w:ascii="Arial" w:eastAsia="Arial" w:hAnsi="Arial" w:cs="Arial"/>
-          <w:sz w:val="24"/>
-        </w:rPr>
         <w:tab/>
         <w:t>:</w:t>
-      </w:r>
-      <w:r>
-        <w:rPr>
-          <w:rFonts w:ascii="Arial" w:eastAsia="Arial" w:hAnsi="Arial" w:cs="Arial"/>
-          <w:sz w:val="24"/>
-        </w:rPr>
         <w:tab/>
         <w:t>1.</w:t>
-      </w:r>
-      <w:r>
-        <w:rPr>
-          <w:rFonts w:ascii="Arial" w:eastAsia="Arial" w:hAnsi="Arial" w:cs="Arial"/>
-          <w:sz w:val="24"/>
-        </w:rPr>
         <w:tab/>
         <w:t>Peraturan Daerah Provinsi Jawa Timur Nomor 6 Tahun 2025 Tanggal 31 Desember 2025 tentang Anggaran Pendapatan dan Belanja Provinsi Jawa Timur Tahun Anggaran 2026;</w:t>
       </w:r>
@@ -582,7 +542,7 @@
           <w:tab w:val="left" w:pos="1080"/>
           <w:tab w:val="left" w:pos="1350"/>
         </w:tabs>
-        <w:spacing w:after="0"/>
+        <w:spacing w:before="120" w:after="0" w:line="240" w:lineRule="auto"/>
         <w:ind w:left="1797" w:hanging="1797"/>
         <w:jc w:val="both"/>
         <w:rPr>
@@ -593,24 +553,12 @@
       </w:pPr>
       <w:r>
         <w:rPr>
-          <w:rFonts w:ascii="Arial" w:eastAsia="Arial" w:hAnsi="Arial" w:cs="Arial"/>
+          <w:rFonts w:ascii="Arial" w:hAnsi="Arial" w:eastAsia="Arial" w:cs="Arial"/>
           <w:sz w:val="24"/>
         </w:rPr>
         <w:tab/>
-      </w:r>
-      <w:r>
-        <w:rPr>
-          <w:rFonts w:ascii="Arial" w:eastAsia="Arial" w:hAnsi="Arial" w:cs="Arial"/>
-          <w:sz w:val="24"/>
-        </w:rPr>
         <w:tab/>
         <w:t>2.</w:t>
-      </w:r>
-      <w:r>
-        <w:rPr>
-          <w:rFonts w:ascii="Arial" w:eastAsia="Arial" w:hAnsi="Arial" w:cs="Arial"/>
-          <w:sz w:val="24"/>
-        </w:rPr>
         <w:tab/>
         <w:t>Peraturan Gubernur Jawa Timur Nomor 41 Tahun 2025 Tanggal 31 Desember 2025 tentang Penjabaran Perubahan Anggaran Pendapatan dan Belanja Daerah Provinsi Jawa Timur Tahun Anggaran 2026;</w:t>
       </w:r>
@@ -621,83 +569,7 @@
           <w:tab w:val="left" w:pos="1080"/>
           <w:tab w:val="left" w:pos="1350"/>
         </w:tabs>
-        <w:spacing w:after="0"/>
-        <w:ind w:left="1797" w:hanging="1797"/>
-        <w:jc w:val="both"/>
-        <w:rPr>
-          <w:rFonts w:ascii="Arial" w:eastAsia="Arial" w:hAnsi="Arial" w:cs="Arial"/>
-          <w:sz w:val="24"/>
-        </w:rPr>
-      </w:pPr>
-      <w:r>
-        <w:rPr>
-          <w:rFonts w:ascii="Arial" w:eastAsia="Arial" w:hAnsi="Arial" w:cs="Arial"/>
-          <w:sz w:val="24"/>
-        </w:rPr>
-        <w:tab/>
-      </w:r>
-      <w:r>
-        <w:rPr>
-          <w:rFonts w:ascii="Arial" w:eastAsia="Arial" w:hAnsi="Arial" w:cs="Arial"/>
-          <w:sz w:val="24"/>
-        </w:rPr>
-        <w:tab/>
-        <w:t>3.</w:t>
-      </w:r>
-      <w:r>
-        <w:rPr>
-          <w:rFonts w:ascii="Arial" w:eastAsia="Arial" w:hAnsi="Arial" w:cs="Arial"/>
-          <w:sz w:val="24"/>
-        </w:rPr>
-        <w:tab/>
-        <w:t>Dokumen Pelaksanaan Anggaran (DPA) Nomor: DPA/A.1/2.22.3.26.0.00.03.0000/001/2026 Tanggal 1 Januari 2026.</w:t>
-      </w:r>
-    </w:p>
-    <w:p>
-      <w:pPr>
-        <w:tabs>
-          <w:tab w:val="left" w:pos="1080"/>
-          <w:tab w:val="left" w:pos="1350"/>
-        </w:tabs>
-        <w:spacing w:after="0"/>
-        <w:ind w:left="1797" w:hanging="1797"/>
-        <w:jc w:val="both"/>
-        <w:rPr>
-          <w:rFonts w:ascii="Arial" w:eastAsia="Arial" w:hAnsi="Arial" w:cs="Arial"/>
-          <w:sz w:val="24"/>
-        </w:rPr>
-      </w:pPr>
-      <w:r>
-        <w:rPr>
-          <w:rFonts w:ascii="Arial" w:eastAsia="Arial" w:hAnsi="Arial" w:cs="Arial"/>
-          <w:sz w:val="24"/>
-        </w:rPr>
-        <w:tab/>
-      </w:r>
-      <w:r>
-        <w:rPr>
-          <w:rFonts w:ascii="Arial" w:eastAsia="Arial" w:hAnsi="Arial" w:cs="Arial"/>
-          <w:sz w:val="24"/>
-        </w:rPr>
-        <w:tab/>
-        <w:t>4.</w:t>
-      </w:r>
-      <w:r>
-        <w:rPr>
-          <w:rFonts w:ascii="Arial" w:eastAsia="Arial" w:hAnsi="Arial" w:cs="Arial"/>
-          <w:sz w:val="24"/>
-        </w:rPr>
-        <w:tab/>
-        <w:t xml:space="preserve">Undangan dari Pemerintah Kabupaten Ponorogo; </w:t>
-      </w:r>
-    </w:p>
-    <w:p>
-      <w:pPr>
-        <w:tabs>
-          <w:tab w:val="left" w:pos="1080"/>
-          <w:tab w:val="left" w:pos="1350"/>
-        </w:tabs>
-        <w:spacing w:after="0"/>
+        <w:spacing w:before="120" w:after="0" w:line="240" w:lineRule="auto"/>
         <w:ind w:left="1797" w:hanging="1797"/>
         <w:jc w:val="both"/>
         <w:rPr>
@@ -706,10 +578,21 @@
           <w:szCs w:val="24"/>
         </w:rPr>
       </w:pPr>
+      <w:r>
+        <w:rPr>
+          <w:rFonts w:ascii="Arial" w:hAnsi="Arial" w:eastAsia="Arial" w:cs="Arial"/>
+          <w:sz w:val="24"/>
+        </w:rPr>
+        <w:tab/>
+        <w:tab/>
+        <w:t>3.</w:t>
+        <w:tab/>
+        <w:t>Dokumen Pelaksanaan Anggaran (DPA) Nomor: DPA/A.1/2.22.3.26.0.00.03.0000/001/2026 Tanggal 1 Januari 2026.</w:t>
+      </w:r>
     </w:p>
     <w:p>
       <w:pPr>
-        <w:spacing w:after="0" w:line="240" w:lineRule="auto"/>
+        <w:spacing w:before="120" w:after="0" w:line="240" w:lineRule="auto"/>
         <w:jc w:val="center"/>
         <w:rPr>
           <w:rFonts w:ascii="Arial" w:eastAsia="Arial" w:hAnsi="Arial" w:cs="Arial"/>
@@ -730,7 +613,9 @@
     </w:p>
     <w:tbl>
       <w:tblPr>
-        <w:tblW w:w="0" w:type="auto"/>
+        <w:tblW w:type="auto" w:w="0"/>
+        <w:tblLayout w:type="fixed"/>
+        <w:tblLook w:firstColumn="1" w:firstRow="1" w:lastColumn="0" w:lastRow="0" w:noHBand="0" w:noVBand="1" w:val="04A0"/>
         <w:tblBorders>
           <w:top w:val="nil"/>
           <w:left w:val="nil"/>
@@ -739,8 +624,6 @@
           <w:insideH w:val="nil"/>
           <w:insideV w:val="nil"/>
         </w:tblBorders>
-        <w:tblLayout w:type="fixed"/>
-        <w:tblLook w:val="04A0" w:firstRow="1" w:lastRow="0" w:firstColumn="1" w:lastColumn="0" w:noHBand="0" w:noVBand="1"/>
       </w:tblPr>
       <w:tblGrid>
         <w:gridCol w:w="1440"/>
@@ -755,27 +638,32 @@
         </w:trPr>
         <w:tc>
           <w:tcPr>
-            <w:tcW w:w="1440" w:type="dxa"/>
+            <w:tcW w:type="dxa" w:w="1440"/>
+            <w:vAlign w:val="top"/>
             <w:tcMar>
               <w:top w:w="0" w:type="dxa"/>
-              <w:left w:w="0" w:type="dxa"/>
+              <w:start w:w="0" w:type="dxa"/>
               <w:bottom w:w="0" w:type="dxa"/>
-              <w:right w:w="35" w:type="dxa"/>
+              <w:end w:w="35" w:type="dxa"/>
             </w:tcMar>
           </w:tcPr>
           <w:p>
             <w:pPr>
-              <w:spacing w:after="0" w:line="240" w:lineRule="auto"/>
-            </w:pPr>
-          </w:p>
-          <w:p>
-            <w:pPr>
-              <w:spacing w:after="0" w:line="240" w:lineRule="auto"/>
-            </w:pPr>
-            <w:r>
-              <w:rPr>
-                <w:rFonts w:ascii="Arial" w:eastAsia="Arial" w:hAnsi="Arial" w:cs="Arial"/>
-                <w:sz w:val="24"/>
+              <w:keepNext w:val="0"/>
+              <w:spacing w:before="0" w:after="0" w:line="240" w:lineRule="auto"/>
+            </w:pPr>
+            <w:r>
+              <w:rPr>
+                <w:rFonts w:ascii="Arial" w:hAnsi="Arial" w:eastAsia="Arial" w:cs="Arial"/>
+                <w:sz w:val="24"/>
+              </w:rPr>
+            </w:r>
+            <w:r>
+              <w:rPr>
+                <w:rFonts w:ascii="Arial" w:hAnsi="Arial" w:eastAsia="Arial" w:cs="Arial"/>
+                <w:b w:val="0"/>
+                <w:sz w:val="24"/>
+                <w:u w:val="none"/>
               </w:rPr>
               <w:t>KEPADA :</w:t>
             </w:r>
@@ -783,27 +671,32 @@
         </w:tc>
         <w:tc>
           <w:tcPr>
-            <w:tcW w:w="547" w:type="dxa"/>
+            <w:tcW w:type="dxa" w:w="547"/>
+            <w:vAlign w:val="top"/>
             <w:tcMar>
               <w:top w:w="0" w:type="dxa"/>
-              <w:left w:w="0" w:type="dxa"/>
+              <w:start w:w="0" w:type="dxa"/>
               <w:bottom w:w="0" w:type="dxa"/>
-              <w:right w:w="35" w:type="dxa"/>
+              <w:end w:w="35" w:type="dxa"/>
             </w:tcMar>
           </w:tcPr>
           <w:p>
             <w:pPr>
-              <w:spacing w:after="0" w:line="240" w:lineRule="auto"/>
-            </w:pPr>
-          </w:p>
-          <w:p>
-            <w:pPr>
-              <w:spacing w:after="0" w:line="240" w:lineRule="auto"/>
-            </w:pPr>
-            <w:r>
-              <w:rPr>
-                <w:rFonts w:ascii="Arial" w:eastAsia="Arial" w:hAnsi="Arial" w:cs="Arial"/>
-                <w:sz w:val="24"/>
+              <w:keepNext w:val="0"/>
+              <w:spacing w:before="0" w:after="0" w:line="240" w:lineRule="auto"/>
+            </w:pPr>
+            <w:r>
+              <w:rPr>
+                <w:rFonts w:ascii="Arial" w:hAnsi="Arial" w:eastAsia="Arial" w:cs="Arial"/>
+                <w:sz w:val="24"/>
+              </w:rPr>
+            </w:r>
+            <w:r>
+              <w:rPr>
+                <w:rFonts w:ascii="Arial" w:hAnsi="Arial" w:eastAsia="Arial" w:cs="Arial"/>
+                <w:b w:val="0"/>
+                <w:sz w:val="24"/>
+                <w:u w:val="none"/>
               </w:rPr>
               <w:t>1.</w:t>
             </w:r>
@@ -811,28 +704,32 @@
         </w:tc>
         <w:tc>
           <w:tcPr>
-            <w:tcW w:w="1728" w:type="dxa"/>
+            <w:tcW w:type="dxa" w:w="1728"/>
+            <w:vAlign w:val="top"/>
             <w:tcMar>
               <w:top w:w="0" w:type="dxa"/>
-              <w:left w:w="0" w:type="dxa"/>
+              <w:start w:w="0" w:type="dxa"/>
               <w:bottom w:w="0" w:type="dxa"/>
-              <w:right w:w="35" w:type="dxa"/>
+              <w:end w:w="35" w:type="dxa"/>
             </w:tcMar>
           </w:tcPr>
           <w:p>
             <w:pPr>
-              <w:spacing w:after="0" w:line="240" w:lineRule="auto"/>
-            </w:pPr>
-          </w:p>
-          <w:p>
-            <w:pPr>
-              <w:keepNext/>
-              <w:spacing w:after="0" w:line="240" w:lineRule="auto"/>
-            </w:pPr>
-            <w:r>
-              <w:rPr>
-                <w:rFonts w:ascii="Arial" w:eastAsia="Arial" w:hAnsi="Arial" w:cs="Arial"/>
-                <w:sz w:val="24"/>
+              <w:keepNext/>
+              <w:spacing w:before="0" w:after="0" w:line="240" w:lineRule="auto"/>
+            </w:pPr>
+            <w:r>
+              <w:rPr>
+                <w:rFonts w:ascii="Arial" w:hAnsi="Arial" w:eastAsia="Arial" w:cs="Arial"/>
+                <w:sz w:val="24"/>
+              </w:rPr>
+            </w:r>
+            <w:r>
+              <w:rPr>
+                <w:rFonts w:ascii="Arial" w:hAnsi="Arial" w:eastAsia="Arial" w:cs="Arial"/>
+                <w:b w:val="0"/>
+                <w:sz w:val="24"/>
+                <w:u w:val="none"/>
               </w:rPr>
               <w:t>Nama</w:t>
             </w:r>
@@ -840,12 +737,14 @@
           <w:p>
             <w:pPr>
               <w:keepNext/>
-              <w:spacing w:after="0" w:line="240" w:lineRule="auto"/>
-            </w:pPr>
-            <w:r>
-              <w:rPr>
-                <w:rFonts w:ascii="Arial" w:eastAsia="Arial" w:hAnsi="Arial" w:cs="Arial"/>
-                <w:sz w:val="24"/>
+              <w:spacing w:before="0" w:after="0" w:line="240" w:lineRule="auto"/>
+            </w:pPr>
+            <w:r>
+              <w:rPr>
+                <w:rFonts w:ascii="Arial" w:hAnsi="Arial" w:eastAsia="Arial" w:cs="Arial"/>
+                <w:b w:val="0"/>
+                <w:sz w:val="24"/>
+                <w:u w:val="none"/>
               </w:rPr>
               <w:t>Pangkat/gol</w:t>
             </w:r>
@@ -853,24 +752,29 @@
           <w:p>
             <w:pPr>
               <w:keepNext/>
-              <w:spacing w:after="0" w:line="240" w:lineRule="auto"/>
-            </w:pPr>
-            <w:r>
-              <w:rPr>
-                <w:rFonts w:ascii="Arial" w:eastAsia="Arial" w:hAnsi="Arial" w:cs="Arial"/>
-                <w:sz w:val="24"/>
+              <w:spacing w:before="0" w:after="0" w:line="240" w:lineRule="auto"/>
+            </w:pPr>
+            <w:r>
+              <w:rPr>
+                <w:rFonts w:ascii="Arial" w:hAnsi="Arial" w:eastAsia="Arial" w:cs="Arial"/>
+                <w:b w:val="0"/>
+                <w:sz w:val="24"/>
+                <w:u w:val="none"/>
               </w:rPr>
               <w:t>NIP</w:t>
             </w:r>
           </w:p>
           <w:p>
             <w:pPr>
-              <w:spacing w:after="0" w:line="240" w:lineRule="auto"/>
-            </w:pPr>
-            <w:r>
-              <w:rPr>
-                <w:rFonts w:ascii="Arial" w:eastAsia="Arial" w:hAnsi="Arial" w:cs="Arial"/>
-                <w:sz w:val="24"/>
+              <w:keepNext w:val="0"/>
+              <w:spacing w:before="0" w:after="160" w:line="240" w:lineRule="auto"/>
+            </w:pPr>
+            <w:r>
+              <w:rPr>
+                <w:rFonts w:ascii="Arial" w:hAnsi="Arial" w:eastAsia="Arial" w:cs="Arial"/>
+                <w:b w:val="0"/>
+                <w:sz w:val="24"/>
+                <w:u w:val="none"/>
               </w:rPr>
               <w:t>Jabatan</w:t>
             </w:r>
@@ -878,28 +782,32 @@
         </w:tc>
         <w:tc>
           <w:tcPr>
-            <w:tcW w:w="317" w:type="dxa"/>
+            <w:tcW w:type="dxa" w:w="317"/>
+            <w:vAlign w:val="top"/>
             <w:tcMar>
               <w:top w:w="0" w:type="dxa"/>
-              <w:left w:w="0" w:type="dxa"/>
+              <w:start w:w="0" w:type="dxa"/>
               <w:bottom w:w="0" w:type="dxa"/>
-              <w:right w:w="35" w:type="dxa"/>
+              <w:end w:w="35" w:type="dxa"/>
             </w:tcMar>
           </w:tcPr>
           <w:p>
             <w:pPr>
-              <w:spacing w:after="0" w:line="240" w:lineRule="auto"/>
-            </w:pPr>
-          </w:p>
-          <w:p>
-            <w:pPr>
-              <w:keepNext/>
-              <w:spacing w:after="0" w:line="240" w:lineRule="auto"/>
-            </w:pPr>
-            <w:r>
-              <w:rPr>
-                <w:rFonts w:ascii="Arial" w:eastAsia="Arial" w:hAnsi="Arial" w:cs="Arial"/>
-                <w:sz w:val="24"/>
+              <w:keepNext/>
+              <w:spacing w:before="0" w:after="0" w:line="240" w:lineRule="auto"/>
+            </w:pPr>
+            <w:r>
+              <w:rPr>
+                <w:rFonts w:ascii="Arial" w:hAnsi="Arial" w:eastAsia="Arial" w:cs="Arial"/>
+                <w:sz w:val="24"/>
+              </w:rPr>
+            </w:r>
+            <w:r>
+              <w:rPr>
+                <w:rFonts w:ascii="Arial" w:hAnsi="Arial" w:eastAsia="Arial" w:cs="Arial"/>
+                <w:b w:val="0"/>
+                <w:sz w:val="24"/>
+                <w:u w:val="none"/>
               </w:rPr>
               <w:t>:</w:t>
             </w:r>
@@ -907,12 +815,14 @@
           <w:p>
             <w:pPr>
               <w:keepNext/>
-              <w:spacing w:after="0" w:line="240" w:lineRule="auto"/>
-            </w:pPr>
-            <w:r>
-              <w:rPr>
-                <w:rFonts w:ascii="Arial" w:eastAsia="Arial" w:hAnsi="Arial" w:cs="Arial"/>
-                <w:sz w:val="24"/>
+              <w:spacing w:before="0" w:after="0" w:line="240" w:lineRule="auto"/>
+            </w:pPr>
+            <w:r>
+              <w:rPr>
+                <w:rFonts w:ascii="Arial" w:hAnsi="Arial" w:eastAsia="Arial" w:cs="Arial"/>
+                <w:b w:val="0"/>
+                <w:sz w:val="24"/>
+                <w:u w:val="none"/>
               </w:rPr>
               <w:t>:</w:t>
             </w:r>
@@ -920,24 +830,29 @@
           <w:p>
             <w:pPr>
               <w:keepNext/>
-              <w:spacing w:after="0" w:line="240" w:lineRule="auto"/>
-            </w:pPr>
-            <w:r>
-              <w:rPr>
-                <w:rFonts w:ascii="Arial" w:eastAsia="Arial" w:hAnsi="Arial" w:cs="Arial"/>
-                <w:sz w:val="24"/>
+              <w:spacing w:before="0" w:after="0" w:line="240" w:lineRule="auto"/>
+            </w:pPr>
+            <w:r>
+              <w:rPr>
+                <w:rFonts w:ascii="Arial" w:hAnsi="Arial" w:eastAsia="Arial" w:cs="Arial"/>
+                <w:b w:val="0"/>
+                <w:sz w:val="24"/>
+                <w:u w:val="none"/>
               </w:rPr>
               <w:t>:</w:t>
             </w:r>
           </w:p>
           <w:p>
             <w:pPr>
-              <w:spacing w:after="0" w:line="240" w:lineRule="auto"/>
-            </w:pPr>
-            <w:r>
-              <w:rPr>
-                <w:rFonts w:ascii="Arial" w:eastAsia="Arial" w:hAnsi="Arial" w:cs="Arial"/>
-                <w:sz w:val="24"/>
+              <w:keepNext w:val="0"/>
+              <w:spacing w:before="0" w:after="160" w:line="240" w:lineRule="auto"/>
+            </w:pPr>
+            <w:r>
+              <w:rPr>
+                <w:rFonts w:ascii="Arial" w:hAnsi="Arial" w:eastAsia="Arial" w:cs="Arial"/>
+                <w:b w:val="0"/>
+                <w:sz w:val="24"/>
+                <w:u w:val="none"/>
               </w:rPr>
               <w:t>:</w:t>
             </w:r>
@@ -945,28 +860,32 @@
         </w:tc>
         <w:tc>
           <w:tcPr>
-            <w:tcW w:w="5587" w:type="dxa"/>
+            <w:tcW w:type="dxa" w:w="5587"/>
+            <w:vAlign w:val="top"/>
             <w:tcMar>
               <w:top w:w="0" w:type="dxa"/>
-              <w:left w:w="0" w:type="dxa"/>
+              <w:start w:w="0" w:type="dxa"/>
               <w:bottom w:w="0" w:type="dxa"/>
-              <w:right w:w="35" w:type="dxa"/>
+              <w:end w:w="35" w:type="dxa"/>
             </w:tcMar>
           </w:tcPr>
           <w:p>
             <w:pPr>
-              <w:spacing w:after="0" w:line="240" w:lineRule="auto"/>
-            </w:pPr>
-          </w:p>
-          <w:p>
-            <w:pPr>
-              <w:keepNext/>
-              <w:spacing w:after="0" w:line="240" w:lineRule="auto"/>
-            </w:pPr>
-            <w:r>
-              <w:rPr>
-                <w:rFonts w:ascii="Arial" w:eastAsia="Arial" w:hAnsi="Arial" w:cs="Arial"/>
-                <w:sz w:val="24"/>
+              <w:keepNext/>
+              <w:spacing w:before="0" w:after="0" w:line="240" w:lineRule="auto"/>
+            </w:pPr>
+            <w:r>
+              <w:rPr>
+                <w:rFonts w:ascii="Arial" w:hAnsi="Arial" w:eastAsia="Arial" w:cs="Arial"/>
+                <w:sz w:val="24"/>
+              </w:rPr>
+            </w:r>
+            <w:r>
+              <w:rPr>
+                <w:rFonts w:ascii="Arial" w:hAnsi="Arial" w:eastAsia="Arial" w:cs="Arial"/>
+                <w:b w:val="0"/>
+                <w:sz w:val="24"/>
+                <w:u w:val="none"/>
               </w:rPr>
               <w:t>ALI AFANDI, S.Pd., M.T.</w:t>
             </w:r>
@@ -974,12 +893,14 @@
           <w:p>
             <w:pPr>
               <w:keepNext/>
-              <w:spacing w:after="0" w:line="240" w:lineRule="auto"/>
-            </w:pPr>
-            <w:r>
-              <w:rPr>
-                <w:rFonts w:ascii="Arial" w:eastAsia="Arial" w:hAnsi="Arial" w:cs="Arial"/>
-                <w:sz w:val="24"/>
+              <w:spacing w:before="0" w:after="0" w:line="240" w:lineRule="auto"/>
+            </w:pPr>
+            <w:r>
+              <w:rPr>
+                <w:rFonts w:ascii="Arial" w:hAnsi="Arial" w:eastAsia="Arial" w:cs="Arial"/>
+                <w:b w:val="0"/>
+                <w:sz w:val="24"/>
+                <w:u w:val="none"/>
               </w:rPr>
               <w:t>Pembina Tk. I (IV/b)</w:t>
             </w:r>
@@ -987,24 +908,29 @@
           <w:p>
             <w:pPr>
               <w:keepNext/>
-              <w:spacing w:after="0" w:line="240" w:lineRule="auto"/>
-            </w:pPr>
-            <w:r>
-              <w:rPr>
-                <w:rFonts w:ascii="Arial" w:eastAsia="Arial" w:hAnsi="Arial" w:cs="Arial"/>
-                <w:sz w:val="24"/>
+              <w:spacing w:before="0" w:after="0" w:line="240" w:lineRule="auto"/>
+            </w:pPr>
+            <w:r>
+              <w:rPr>
+                <w:rFonts w:ascii="Arial" w:hAnsi="Arial" w:eastAsia="Arial" w:cs="Arial"/>
+                <w:b w:val="0"/>
+                <w:sz w:val="24"/>
+                <w:u w:val="none"/>
               </w:rPr>
               <w:t>197403252000031003</w:t>
             </w:r>
           </w:p>
           <w:p>
             <w:pPr>
-              <w:spacing w:after="0" w:line="240" w:lineRule="auto"/>
-            </w:pPr>
-            <w:r>
-              <w:rPr>
-                <w:rFonts w:ascii="Arial" w:eastAsia="Arial" w:hAnsi="Arial" w:cs="Arial"/>
-                <w:sz w:val="24"/>
+              <w:keepNext w:val="0"/>
+              <w:spacing w:before="0" w:after="160" w:line="240" w:lineRule="auto"/>
+            </w:pPr>
+            <w:r>
+              <w:rPr>
+                <w:rFonts w:ascii="Arial" w:hAnsi="Arial" w:eastAsia="Arial" w:cs="Arial"/>
+                <w:b w:val="0"/>
+                <w:sz w:val="24"/>
+                <w:u w:val="none"/>
               </w:rPr>
               <w:t>KEPALA BIDANG PEMASARAN DAN KELEMBAGAAN PAREKRAF</w:t>
             </w:r>
@@ -1017,48 +943,64 @@
         </w:trPr>
         <w:tc>
           <w:tcPr>
-            <w:tcW w:w="1440" w:type="dxa"/>
+            <w:tcW w:type="dxa" w:w="1440"/>
+            <w:vAlign w:val="top"/>
             <w:tcMar>
               <w:top w:w="0" w:type="dxa"/>
-              <w:left w:w="0" w:type="dxa"/>
+              <w:start w:w="0" w:type="dxa"/>
               <w:bottom w:w="0" w:type="dxa"/>
-              <w:right w:w="35" w:type="dxa"/>
+              <w:end w:w="35" w:type="dxa"/>
             </w:tcMar>
           </w:tcPr>
           <w:p>
             <w:pPr>
-              <w:spacing w:after="0" w:line="240" w:lineRule="auto"/>
-            </w:pPr>
-          </w:p>
-          <w:p>
-            <w:pPr>
-              <w:spacing w:after="0" w:line="240" w:lineRule="auto"/>
-            </w:pPr>
+              <w:keepNext w:val="0"/>
+              <w:spacing w:before="0" w:after="0" w:line="240" w:lineRule="auto"/>
+            </w:pPr>
+            <w:r>
+              <w:rPr>
+                <w:rFonts w:ascii="Arial" w:hAnsi="Arial" w:eastAsia="Arial" w:cs="Arial"/>
+                <w:sz w:val="24"/>
+              </w:rPr>
+            </w:r>
+            <w:r>
+              <w:rPr>
+                <w:rFonts w:ascii="Arial" w:hAnsi="Arial" w:eastAsia="Arial" w:cs="Arial"/>
+                <w:b w:val="0"/>
+                <w:sz w:val="24"/>
+                <w:u w:val="none"/>
+              </w:rPr>
+            </w:r>
           </w:p>
         </w:tc>
         <w:tc>
           <w:tcPr>
-            <w:tcW w:w="547" w:type="dxa"/>
+            <w:tcW w:type="dxa" w:w="547"/>
+            <w:vAlign w:val="top"/>
             <w:tcMar>
               <w:top w:w="0" w:type="dxa"/>
-              <w:left w:w="0" w:type="dxa"/>
+              <w:start w:w="0" w:type="dxa"/>
               <w:bottom w:w="0" w:type="dxa"/>
-              <w:right w:w="35" w:type="dxa"/>
+              <w:end w:w="35" w:type="dxa"/>
             </w:tcMar>
           </w:tcPr>
           <w:p>
             <w:pPr>
-              <w:spacing w:after="0" w:line="240" w:lineRule="auto"/>
-            </w:pPr>
-          </w:p>
-          <w:p>
-            <w:pPr>
-              <w:spacing w:after="0" w:line="240" w:lineRule="auto"/>
-            </w:pPr>
-            <w:r>
-              <w:rPr>
-                <w:rFonts w:ascii="Arial" w:eastAsia="Arial" w:hAnsi="Arial" w:cs="Arial"/>
-                <w:sz w:val="24"/>
+              <w:keepNext w:val="0"/>
+              <w:spacing w:before="0" w:after="0" w:line="240" w:lineRule="auto"/>
+            </w:pPr>
+            <w:r>
+              <w:rPr>
+                <w:rFonts w:ascii="Arial" w:hAnsi="Arial" w:eastAsia="Arial" w:cs="Arial"/>
+                <w:sz w:val="24"/>
+              </w:rPr>
+            </w:r>
+            <w:r>
+              <w:rPr>
+                <w:rFonts w:ascii="Arial" w:hAnsi="Arial" w:eastAsia="Arial" w:cs="Arial"/>
+                <w:b w:val="0"/>
+                <w:sz w:val="24"/>
+                <w:u w:val="none"/>
               </w:rPr>
               <w:t>2.</w:t>
             </w:r>
@@ -1066,28 +1008,32 @@
         </w:tc>
         <w:tc>
           <w:tcPr>
-            <w:tcW w:w="1728" w:type="dxa"/>
+            <w:tcW w:type="dxa" w:w="1728"/>
+            <w:vAlign w:val="top"/>
             <w:tcMar>
               <w:top w:w="0" w:type="dxa"/>
-              <w:left w:w="0" w:type="dxa"/>
+              <w:start w:w="0" w:type="dxa"/>
               <w:bottom w:w="0" w:type="dxa"/>
-              <w:right w:w="35" w:type="dxa"/>
+              <w:end w:w="35" w:type="dxa"/>
             </w:tcMar>
           </w:tcPr>
           <w:p>
             <w:pPr>
-              <w:spacing w:after="0" w:line="240" w:lineRule="auto"/>
-            </w:pPr>
-          </w:p>
-          <w:p>
-            <w:pPr>
-              <w:keepNext/>
-              <w:spacing w:after="0" w:line="240" w:lineRule="auto"/>
-            </w:pPr>
-            <w:r>
-              <w:rPr>
-                <w:rFonts w:ascii="Arial" w:eastAsia="Arial" w:hAnsi="Arial" w:cs="Arial"/>
-                <w:sz w:val="24"/>
+              <w:keepNext/>
+              <w:spacing w:before="0" w:after="0" w:line="240" w:lineRule="auto"/>
+            </w:pPr>
+            <w:r>
+              <w:rPr>
+                <w:rFonts w:ascii="Arial" w:hAnsi="Arial" w:eastAsia="Arial" w:cs="Arial"/>
+                <w:sz w:val="24"/>
+              </w:rPr>
+            </w:r>
+            <w:r>
+              <w:rPr>
+                <w:rFonts w:ascii="Arial" w:hAnsi="Arial" w:eastAsia="Arial" w:cs="Arial"/>
+                <w:b w:val="0"/>
+                <w:sz w:val="24"/>
+                <w:u w:val="none"/>
               </w:rPr>
               <w:t>Nama</w:t>
             </w:r>
@@ -1095,12 +1041,14 @@
           <w:p>
             <w:pPr>
               <w:keepNext/>
-              <w:spacing w:after="0" w:line="240" w:lineRule="auto"/>
-            </w:pPr>
-            <w:r>
-              <w:rPr>
-                <w:rFonts w:ascii="Arial" w:eastAsia="Arial" w:hAnsi="Arial" w:cs="Arial"/>
-                <w:sz w:val="24"/>
+              <w:spacing w:before="0" w:after="0" w:line="240" w:lineRule="auto"/>
+            </w:pPr>
+            <w:r>
+              <w:rPr>
+                <w:rFonts w:ascii="Arial" w:hAnsi="Arial" w:eastAsia="Arial" w:cs="Arial"/>
+                <w:b w:val="0"/>
+                <w:sz w:val="24"/>
+                <w:u w:val="none"/>
               </w:rPr>
               <w:t>Pangkat/gol</w:t>
             </w:r>
@@ -1108,24 +1056,29 @@
           <w:p>
             <w:pPr>
               <w:keepNext/>
-              <w:spacing w:after="0" w:line="240" w:lineRule="auto"/>
-            </w:pPr>
-            <w:r>
-              <w:rPr>
-                <w:rFonts w:ascii="Arial" w:eastAsia="Arial" w:hAnsi="Arial" w:cs="Arial"/>
-                <w:sz w:val="24"/>
+              <w:spacing w:before="0" w:after="0" w:line="240" w:lineRule="auto"/>
+            </w:pPr>
+            <w:r>
+              <w:rPr>
+                <w:rFonts w:ascii="Arial" w:hAnsi="Arial" w:eastAsia="Arial" w:cs="Arial"/>
+                <w:b w:val="0"/>
+                <w:sz w:val="24"/>
+                <w:u w:val="none"/>
               </w:rPr>
               <w:t>NIP</w:t>
             </w:r>
           </w:p>
           <w:p>
             <w:pPr>
-              <w:spacing w:after="0" w:line="240" w:lineRule="auto"/>
-            </w:pPr>
-            <w:r>
-              <w:rPr>
-                <w:rFonts w:ascii="Arial" w:eastAsia="Arial" w:hAnsi="Arial" w:cs="Arial"/>
-                <w:sz w:val="24"/>
+              <w:keepNext w:val="0"/>
+              <w:spacing w:before="0" w:after="160" w:line="240" w:lineRule="auto"/>
+            </w:pPr>
+            <w:r>
+              <w:rPr>
+                <w:rFonts w:ascii="Arial" w:hAnsi="Arial" w:eastAsia="Arial" w:cs="Arial"/>
+                <w:b w:val="0"/>
+                <w:sz w:val="24"/>
+                <w:u w:val="none"/>
               </w:rPr>
               <w:t>Jabatan</w:t>
             </w:r>
@@ -1133,28 +1086,32 @@
         </w:tc>
         <w:tc>
           <w:tcPr>
-            <w:tcW w:w="317" w:type="dxa"/>
+            <w:tcW w:type="dxa" w:w="317"/>
+            <w:vAlign w:val="top"/>
             <w:tcMar>
               <w:top w:w="0" w:type="dxa"/>
-              <w:left w:w="0" w:type="dxa"/>
+              <w:start w:w="0" w:type="dxa"/>
               <w:bottom w:w="0" w:type="dxa"/>
-              <w:right w:w="35" w:type="dxa"/>
+              <w:end w:w="35" w:type="dxa"/>
             </w:tcMar>
           </w:tcPr>
           <w:p>
             <w:pPr>
-              <w:spacing w:after="0" w:line="240" w:lineRule="auto"/>
-            </w:pPr>
-          </w:p>
-          <w:p>
-            <w:pPr>
-              <w:keepNext/>
-              <w:spacing w:after="0" w:line="240" w:lineRule="auto"/>
-            </w:pPr>
-            <w:r>
-              <w:rPr>
-                <w:rFonts w:ascii="Arial" w:eastAsia="Arial" w:hAnsi="Arial" w:cs="Arial"/>
-                <w:sz w:val="24"/>
+              <w:keepNext/>
+              <w:spacing w:before="0" w:after="0" w:line="240" w:lineRule="auto"/>
+            </w:pPr>
+            <w:r>
+              <w:rPr>
+                <w:rFonts w:ascii="Arial" w:hAnsi="Arial" w:eastAsia="Arial" w:cs="Arial"/>
+                <w:sz w:val="24"/>
+              </w:rPr>
+            </w:r>
+            <w:r>
+              <w:rPr>
+                <w:rFonts w:ascii="Arial" w:hAnsi="Arial" w:eastAsia="Arial" w:cs="Arial"/>
+                <w:b w:val="0"/>
+                <w:sz w:val="24"/>
+                <w:u w:val="none"/>
               </w:rPr>
               <w:t>:</w:t>
             </w:r>
@@ -1162,12 +1119,14 @@
           <w:p>
             <w:pPr>
               <w:keepNext/>
-              <w:spacing w:after="0" w:line="240" w:lineRule="auto"/>
-            </w:pPr>
-            <w:r>
-              <w:rPr>
-                <w:rFonts w:ascii="Arial" w:eastAsia="Arial" w:hAnsi="Arial" w:cs="Arial"/>
-                <w:sz w:val="24"/>
+              <w:spacing w:before="0" w:after="0" w:line="240" w:lineRule="auto"/>
+            </w:pPr>
+            <w:r>
+              <w:rPr>
+                <w:rFonts w:ascii="Arial" w:hAnsi="Arial" w:eastAsia="Arial" w:cs="Arial"/>
+                <w:b w:val="0"/>
+                <w:sz w:val="24"/>
+                <w:u w:val="none"/>
               </w:rPr>
               <w:t>:</w:t>
             </w:r>
@@ -1175,24 +1134,29 @@
           <w:p>
             <w:pPr>
               <w:keepNext/>
-              <w:spacing w:after="0" w:line="240" w:lineRule="auto"/>
-            </w:pPr>
-            <w:r>
-              <w:rPr>
-                <w:rFonts w:ascii="Arial" w:eastAsia="Arial" w:hAnsi="Arial" w:cs="Arial"/>
-                <w:sz w:val="24"/>
+              <w:spacing w:before="0" w:after="0" w:line="240" w:lineRule="auto"/>
+            </w:pPr>
+            <w:r>
+              <w:rPr>
+                <w:rFonts w:ascii="Arial" w:hAnsi="Arial" w:eastAsia="Arial" w:cs="Arial"/>
+                <w:b w:val="0"/>
+                <w:sz w:val="24"/>
+                <w:u w:val="none"/>
               </w:rPr>
               <w:t>:</w:t>
             </w:r>
           </w:p>
           <w:p>
             <w:pPr>
-              <w:spacing w:after="0" w:line="240" w:lineRule="auto"/>
-            </w:pPr>
-            <w:r>
-              <w:rPr>
-                <w:rFonts w:ascii="Arial" w:eastAsia="Arial" w:hAnsi="Arial" w:cs="Arial"/>
-                <w:sz w:val="24"/>
+              <w:keepNext w:val="0"/>
+              <w:spacing w:before="0" w:after="160" w:line="240" w:lineRule="auto"/>
+            </w:pPr>
+            <w:r>
+              <w:rPr>
+                <w:rFonts w:ascii="Arial" w:hAnsi="Arial" w:eastAsia="Arial" w:cs="Arial"/>
+                <w:b w:val="0"/>
+                <w:sz w:val="24"/>
+                <w:u w:val="none"/>
               </w:rPr>
               <w:t>:</w:t>
             </w:r>
@@ -1200,28 +1164,32 @@
         </w:tc>
         <w:tc>
           <w:tcPr>
-            <w:tcW w:w="5587" w:type="dxa"/>
+            <w:tcW w:type="dxa" w:w="5587"/>
+            <w:vAlign w:val="top"/>
             <w:tcMar>
               <w:top w:w="0" w:type="dxa"/>
-              <w:left w:w="0" w:type="dxa"/>
+              <w:start w:w="0" w:type="dxa"/>
               <w:bottom w:w="0" w:type="dxa"/>
-              <w:right w:w="35" w:type="dxa"/>
+              <w:end w:w="35" w:type="dxa"/>
             </w:tcMar>
           </w:tcPr>
           <w:p>
             <w:pPr>
-              <w:spacing w:after="0" w:line="240" w:lineRule="auto"/>
-            </w:pPr>
-          </w:p>
-          <w:p>
-            <w:pPr>
-              <w:keepNext/>
-              <w:spacing w:after="0" w:line="240" w:lineRule="auto"/>
-            </w:pPr>
-            <w:r>
-              <w:rPr>
-                <w:rFonts w:ascii="Arial" w:eastAsia="Arial" w:hAnsi="Arial" w:cs="Arial"/>
-                <w:sz w:val="24"/>
+              <w:keepNext/>
+              <w:spacing w:before="0" w:after="0" w:line="240" w:lineRule="auto"/>
+            </w:pPr>
+            <w:r>
+              <w:rPr>
+                <w:rFonts w:ascii="Arial" w:hAnsi="Arial" w:eastAsia="Arial" w:cs="Arial"/>
+                <w:sz w:val="24"/>
+              </w:rPr>
+            </w:r>
+            <w:r>
+              <w:rPr>
+                <w:rFonts w:ascii="Arial" w:hAnsi="Arial" w:eastAsia="Arial" w:cs="Arial"/>
+                <w:b w:val="0"/>
+                <w:sz w:val="24"/>
+                <w:u w:val="none"/>
               </w:rPr>
               <w:t>LUKY NURAINI ROSYIDAH, S.STP., M.AP.</w:t>
             </w:r>
@@ -1229,12 +1197,14 @@
           <w:p>
             <w:pPr>
               <w:keepNext/>
-              <w:spacing w:after="0" w:line="240" w:lineRule="auto"/>
-            </w:pPr>
-            <w:r>
-              <w:rPr>
-                <w:rFonts w:ascii="Arial" w:eastAsia="Arial" w:hAnsi="Arial" w:cs="Arial"/>
-                <w:sz w:val="24"/>
+              <w:spacing w:before="0" w:after="0" w:line="240" w:lineRule="auto"/>
+            </w:pPr>
+            <w:r>
+              <w:rPr>
+                <w:rFonts w:ascii="Arial" w:hAnsi="Arial" w:eastAsia="Arial" w:cs="Arial"/>
+                <w:b w:val="0"/>
+                <w:sz w:val="24"/>
+                <w:u w:val="none"/>
               </w:rPr>
               <w:t>Penata Tk. I (III/d)</w:t>
             </w:r>
@@ -1242,24 +1212,29 @@
           <w:p>
             <w:pPr>
               <w:keepNext/>
-              <w:spacing w:after="0" w:line="240" w:lineRule="auto"/>
-            </w:pPr>
-            <w:r>
-              <w:rPr>
-                <w:rFonts w:ascii="Arial" w:eastAsia="Arial" w:hAnsi="Arial" w:cs="Arial"/>
-                <w:sz w:val="24"/>
+              <w:spacing w:before="0" w:after="0" w:line="240" w:lineRule="auto"/>
+            </w:pPr>
+            <w:r>
+              <w:rPr>
+                <w:rFonts w:ascii="Arial" w:hAnsi="Arial" w:eastAsia="Arial" w:cs="Arial"/>
+                <w:b w:val="0"/>
+                <w:sz w:val="24"/>
+                <w:u w:val="none"/>
               </w:rPr>
               <w:t>198609152006022001</w:t>
             </w:r>
           </w:p>
           <w:p>
             <w:pPr>
-              <w:spacing w:after="0" w:line="240" w:lineRule="auto"/>
-            </w:pPr>
-            <w:r>
-              <w:rPr>
-                <w:rFonts w:ascii="Arial" w:eastAsia="Arial" w:hAnsi="Arial" w:cs="Arial"/>
-                <w:sz w:val="24"/>
+              <w:keepNext w:val="0"/>
+              <w:spacing w:before="0" w:after="160" w:line="240" w:lineRule="auto"/>
+            </w:pPr>
+            <w:r>
+              <w:rPr>
+                <w:rFonts w:ascii="Arial" w:hAnsi="Arial" w:eastAsia="Arial" w:cs="Arial"/>
+                <w:b w:val="0"/>
+                <w:sz w:val="24"/>
+                <w:u w:val="none"/>
               </w:rPr>
               <w:t>Adyatama Parekraf Ahli Muda</w:t>
             </w:r>
@@ -1272,48 +1247,64 @@
         </w:trPr>
         <w:tc>
           <w:tcPr>
-            <w:tcW w:w="1440" w:type="dxa"/>
+            <w:tcW w:type="dxa" w:w="1440"/>
+            <w:vAlign w:val="top"/>
             <w:tcMar>
               <w:top w:w="0" w:type="dxa"/>
-              <w:left w:w="0" w:type="dxa"/>
+              <w:start w:w="0" w:type="dxa"/>
               <w:bottom w:w="0" w:type="dxa"/>
-              <w:right w:w="35" w:type="dxa"/>
+              <w:end w:w="35" w:type="dxa"/>
             </w:tcMar>
           </w:tcPr>
           <w:p>
             <w:pPr>
-              <w:spacing w:after="0" w:line="240" w:lineRule="auto"/>
-            </w:pPr>
-          </w:p>
-          <w:p>
-            <w:pPr>
-              <w:spacing w:after="0" w:line="240" w:lineRule="auto"/>
-            </w:pPr>
+              <w:keepNext w:val="0"/>
+              <w:spacing w:before="0" w:after="0" w:line="240" w:lineRule="auto"/>
+            </w:pPr>
+            <w:r>
+              <w:rPr>
+                <w:rFonts w:ascii="Arial" w:hAnsi="Arial" w:eastAsia="Arial" w:cs="Arial"/>
+                <w:sz w:val="24"/>
+              </w:rPr>
+            </w:r>
+            <w:r>
+              <w:rPr>
+                <w:rFonts w:ascii="Arial" w:hAnsi="Arial" w:eastAsia="Arial" w:cs="Arial"/>
+                <w:b w:val="0"/>
+                <w:sz w:val="24"/>
+                <w:u w:val="none"/>
+              </w:rPr>
+            </w:r>
           </w:p>
         </w:tc>
         <w:tc>
           <w:tcPr>
-            <w:tcW w:w="547" w:type="dxa"/>
+            <w:tcW w:type="dxa" w:w="547"/>
+            <w:vAlign w:val="top"/>
             <w:tcMar>
               <w:top w:w="0" w:type="dxa"/>
-              <w:left w:w="0" w:type="dxa"/>
+              <w:start w:w="0" w:type="dxa"/>
               <w:bottom w:w="0" w:type="dxa"/>
-              <w:right w:w="35" w:type="dxa"/>
+              <w:end w:w="35" w:type="dxa"/>
             </w:tcMar>
           </w:tcPr>
           <w:p>
             <w:pPr>
-              <w:spacing w:after="0" w:line="240" w:lineRule="auto"/>
-            </w:pPr>
-          </w:p>
-          <w:p>
-            <w:pPr>
-              <w:spacing w:after="0" w:line="240" w:lineRule="auto"/>
-            </w:pPr>
-            <w:r>
-              <w:rPr>
-                <w:rFonts w:ascii="Arial" w:eastAsia="Arial" w:hAnsi="Arial" w:cs="Arial"/>
-                <w:sz w:val="24"/>
+              <w:keepNext w:val="0"/>
+              <w:spacing w:before="0" w:after="0" w:line="240" w:lineRule="auto"/>
+            </w:pPr>
+            <w:r>
+              <w:rPr>
+                <w:rFonts w:ascii="Arial" w:hAnsi="Arial" w:eastAsia="Arial" w:cs="Arial"/>
+                <w:sz w:val="24"/>
+              </w:rPr>
+            </w:r>
+            <w:r>
+              <w:rPr>
+                <w:rFonts w:ascii="Arial" w:hAnsi="Arial" w:eastAsia="Arial" w:cs="Arial"/>
+                <w:b w:val="0"/>
+                <w:sz w:val="24"/>
+                <w:u w:val="none"/>
               </w:rPr>
               <w:t>3.</w:t>
             </w:r>
@@ -1321,28 +1312,32 @@
         </w:tc>
         <w:tc>
           <w:tcPr>
-            <w:tcW w:w="1728" w:type="dxa"/>
+            <w:tcW w:type="dxa" w:w="1728"/>
+            <w:vAlign w:val="top"/>
             <w:tcMar>
               <w:top w:w="0" w:type="dxa"/>
-              <w:left w:w="0" w:type="dxa"/>
+              <w:start w:w="0" w:type="dxa"/>
               <w:bottom w:w="0" w:type="dxa"/>
-              <w:right w:w="35" w:type="dxa"/>
+              <w:end w:w="35" w:type="dxa"/>
             </w:tcMar>
           </w:tcPr>
           <w:p>
             <w:pPr>
-              <w:spacing w:after="0" w:line="240" w:lineRule="auto"/>
-            </w:pPr>
-          </w:p>
-          <w:p>
-            <w:pPr>
-              <w:keepNext/>
-              <w:spacing w:after="0" w:line="240" w:lineRule="auto"/>
-            </w:pPr>
-            <w:r>
-              <w:rPr>
-                <w:rFonts w:ascii="Arial" w:eastAsia="Arial" w:hAnsi="Arial" w:cs="Arial"/>
-                <w:sz w:val="24"/>
+              <w:keepNext/>
+              <w:spacing w:before="0" w:after="0" w:line="240" w:lineRule="auto"/>
+            </w:pPr>
+            <w:r>
+              <w:rPr>
+                <w:rFonts w:ascii="Arial" w:hAnsi="Arial" w:eastAsia="Arial" w:cs="Arial"/>
+                <w:sz w:val="24"/>
+              </w:rPr>
+            </w:r>
+            <w:r>
+              <w:rPr>
+                <w:rFonts w:ascii="Arial" w:hAnsi="Arial" w:eastAsia="Arial" w:cs="Arial"/>
+                <w:b w:val="0"/>
+                <w:sz w:val="24"/>
+                <w:u w:val="none"/>
               </w:rPr>
               <w:t>Nama</w:t>
             </w:r>
@@ -1350,12 +1345,14 @@
           <w:p>
             <w:pPr>
               <w:keepNext/>
-              <w:spacing w:after="0" w:line="240" w:lineRule="auto"/>
-            </w:pPr>
-            <w:r>
-              <w:rPr>
-                <w:rFonts w:ascii="Arial" w:eastAsia="Arial" w:hAnsi="Arial" w:cs="Arial"/>
-                <w:sz w:val="24"/>
+              <w:spacing w:before="0" w:after="0" w:line="240" w:lineRule="auto"/>
+            </w:pPr>
+            <w:r>
+              <w:rPr>
+                <w:rFonts w:ascii="Arial" w:hAnsi="Arial" w:eastAsia="Arial" w:cs="Arial"/>
+                <w:b w:val="0"/>
+                <w:sz w:val="24"/>
+                <w:u w:val="none"/>
               </w:rPr>
               <w:t>Pangkat/gol</w:t>
             </w:r>
@@ -1363,24 +1360,29 @@
           <w:p>
             <w:pPr>
               <w:keepNext/>
-              <w:spacing w:after="0" w:line="240" w:lineRule="auto"/>
-            </w:pPr>
-            <w:r>
-              <w:rPr>
-                <w:rFonts w:ascii="Arial" w:eastAsia="Arial" w:hAnsi="Arial" w:cs="Arial"/>
-                <w:sz w:val="24"/>
+              <w:spacing w:before="0" w:after="0" w:line="240" w:lineRule="auto"/>
+            </w:pPr>
+            <w:r>
+              <w:rPr>
+                <w:rFonts w:ascii="Arial" w:hAnsi="Arial" w:eastAsia="Arial" w:cs="Arial"/>
+                <w:b w:val="0"/>
+                <w:sz w:val="24"/>
+                <w:u w:val="none"/>
               </w:rPr>
               <w:t>NIP</w:t>
             </w:r>
           </w:p>
           <w:p>
             <w:pPr>
-              <w:spacing w:after="0" w:line="240" w:lineRule="auto"/>
-            </w:pPr>
-            <w:r>
-              <w:rPr>
-                <w:rFonts w:ascii="Arial" w:eastAsia="Arial" w:hAnsi="Arial" w:cs="Arial"/>
-                <w:sz w:val="24"/>
+              <w:keepNext w:val="0"/>
+              <w:spacing w:before="0" w:after="160" w:line="240" w:lineRule="auto"/>
+            </w:pPr>
+            <w:r>
+              <w:rPr>
+                <w:rFonts w:ascii="Arial" w:hAnsi="Arial" w:eastAsia="Arial" w:cs="Arial"/>
+                <w:b w:val="0"/>
+                <w:sz w:val="24"/>
+                <w:u w:val="none"/>
               </w:rPr>
               <w:t>Jabatan</w:t>
             </w:r>
@@ -1388,28 +1390,32 @@
         </w:tc>
         <w:tc>
           <w:tcPr>
-            <w:tcW w:w="317" w:type="dxa"/>
+            <w:tcW w:type="dxa" w:w="317"/>
+            <w:vAlign w:val="top"/>
             <w:tcMar>
               <w:top w:w="0" w:type="dxa"/>
-              <w:left w:w="0" w:type="dxa"/>
+              <w:start w:w="0" w:type="dxa"/>
               <w:bottom w:w="0" w:type="dxa"/>
-              <w:right w:w="35" w:type="dxa"/>
+              <w:end w:w="35" w:type="dxa"/>
             </w:tcMar>
           </w:tcPr>
           <w:p>
             <w:pPr>
-              <w:spacing w:after="0" w:line="240" w:lineRule="auto"/>
-            </w:pPr>
-          </w:p>
-          <w:p>
-            <w:pPr>
-              <w:keepNext/>
-              <w:spacing w:after="0" w:line="240" w:lineRule="auto"/>
-            </w:pPr>
-            <w:r>
-              <w:rPr>
-                <w:rFonts w:ascii="Arial" w:eastAsia="Arial" w:hAnsi="Arial" w:cs="Arial"/>
-                <w:sz w:val="24"/>
+              <w:keepNext/>
+              <w:spacing w:before="0" w:after="0" w:line="240" w:lineRule="auto"/>
+            </w:pPr>
+            <w:r>
+              <w:rPr>
+                <w:rFonts w:ascii="Arial" w:hAnsi="Arial" w:eastAsia="Arial" w:cs="Arial"/>
+                <w:sz w:val="24"/>
+              </w:rPr>
+            </w:r>
+            <w:r>
+              <w:rPr>
+                <w:rFonts w:ascii="Arial" w:hAnsi="Arial" w:eastAsia="Arial" w:cs="Arial"/>
+                <w:b w:val="0"/>
+                <w:sz w:val="24"/>
+                <w:u w:val="none"/>
               </w:rPr>
               <w:t>:</w:t>
             </w:r>
@@ -1417,12 +1423,14 @@
           <w:p>
             <w:pPr>
               <w:keepNext/>
-              <w:spacing w:after="0" w:line="240" w:lineRule="auto"/>
-            </w:pPr>
-            <w:r>
-              <w:rPr>
-                <w:rFonts w:ascii="Arial" w:eastAsia="Arial" w:hAnsi="Arial" w:cs="Arial"/>
-                <w:sz w:val="24"/>
+              <w:spacing w:before="0" w:after="0" w:line="240" w:lineRule="auto"/>
+            </w:pPr>
+            <w:r>
+              <w:rPr>
+                <w:rFonts w:ascii="Arial" w:hAnsi="Arial" w:eastAsia="Arial" w:cs="Arial"/>
+                <w:b w:val="0"/>
+                <w:sz w:val="24"/>
+                <w:u w:val="none"/>
               </w:rPr>
               <w:t>:</w:t>
             </w:r>
@@ -1430,24 +1438,29 @@
           <w:p>
             <w:pPr>
               <w:keepNext/>
-              <w:spacing w:after="0" w:line="240" w:lineRule="auto"/>
-            </w:pPr>
-            <w:r>
-              <w:rPr>
-                <w:rFonts w:ascii="Arial" w:eastAsia="Arial" w:hAnsi="Arial" w:cs="Arial"/>
-                <w:sz w:val="24"/>
+              <w:spacing w:before="0" w:after="0" w:line="240" w:lineRule="auto"/>
+            </w:pPr>
+            <w:r>
+              <w:rPr>
+                <w:rFonts w:ascii="Arial" w:hAnsi="Arial" w:eastAsia="Arial" w:cs="Arial"/>
+                <w:b w:val="0"/>
+                <w:sz w:val="24"/>
+                <w:u w:val="none"/>
               </w:rPr>
               <w:t>:</w:t>
             </w:r>
           </w:p>
           <w:p>
             <w:pPr>
-              <w:spacing w:after="0" w:line="240" w:lineRule="auto"/>
-            </w:pPr>
-            <w:r>
-              <w:rPr>
-                <w:rFonts w:ascii="Arial" w:eastAsia="Arial" w:hAnsi="Arial" w:cs="Arial"/>
-                <w:sz w:val="24"/>
+              <w:keepNext w:val="0"/>
+              <w:spacing w:before="0" w:after="160" w:line="240" w:lineRule="auto"/>
+            </w:pPr>
+            <w:r>
+              <w:rPr>
+                <w:rFonts w:ascii="Arial" w:hAnsi="Arial" w:eastAsia="Arial" w:cs="Arial"/>
+                <w:b w:val="0"/>
+                <w:sz w:val="24"/>
+                <w:u w:val="none"/>
               </w:rPr>
               <w:t>:</w:t>
             </w:r>
@@ -1455,28 +1468,32 @@
         </w:tc>
         <w:tc>
           <w:tcPr>
-            <w:tcW w:w="5587" w:type="dxa"/>
+            <w:tcW w:type="dxa" w:w="5587"/>
+            <w:vAlign w:val="top"/>
             <w:tcMar>
               <w:top w:w="0" w:type="dxa"/>
-              <w:left w:w="0" w:type="dxa"/>
+              <w:start w:w="0" w:type="dxa"/>
               <w:bottom w:w="0" w:type="dxa"/>
-              <w:right w:w="35" w:type="dxa"/>
+              <w:end w:w="35" w:type="dxa"/>
             </w:tcMar>
           </w:tcPr>
           <w:p>
             <w:pPr>
-              <w:spacing w:after="0" w:line="240" w:lineRule="auto"/>
-            </w:pPr>
-          </w:p>
-          <w:p>
-            <w:pPr>
-              <w:keepNext/>
-              <w:spacing w:after="0" w:line="240" w:lineRule="auto"/>
-            </w:pPr>
-            <w:r>
-              <w:rPr>
-                <w:rFonts w:ascii="Arial" w:eastAsia="Arial" w:hAnsi="Arial" w:cs="Arial"/>
-                <w:sz w:val="24"/>
+              <w:keepNext/>
+              <w:spacing w:before="0" w:after="0" w:line="240" w:lineRule="auto"/>
+            </w:pPr>
+            <w:r>
+              <w:rPr>
+                <w:rFonts w:ascii="Arial" w:hAnsi="Arial" w:eastAsia="Arial" w:cs="Arial"/>
+                <w:sz w:val="24"/>
+              </w:rPr>
+            </w:r>
+            <w:r>
+              <w:rPr>
+                <w:rFonts w:ascii="Arial" w:hAnsi="Arial" w:eastAsia="Arial" w:cs="Arial"/>
+                <w:b w:val="0"/>
+                <w:sz w:val="24"/>
+                <w:u w:val="none"/>
               </w:rPr>
               <w:t>CHANDRA NURHIDAYAT., S.Hub.,Int.</w:t>
             </w:r>
@@ -1484,12 +1501,14 @@
           <w:p>
             <w:pPr>
               <w:keepNext/>
-              <w:spacing w:after="0" w:line="240" w:lineRule="auto"/>
-            </w:pPr>
-            <w:r>
-              <w:rPr>
-                <w:rFonts w:ascii="Arial" w:eastAsia="Arial" w:hAnsi="Arial" w:cs="Arial"/>
-                <w:sz w:val="24"/>
+              <w:spacing w:before="0" w:after="0" w:line="240" w:lineRule="auto"/>
+            </w:pPr>
+            <w:r>
+              <w:rPr>
+                <w:rFonts w:ascii="Arial" w:hAnsi="Arial" w:eastAsia="Arial" w:cs="Arial"/>
+                <w:b w:val="0"/>
+                <w:sz w:val="24"/>
+                <w:u w:val="none"/>
               </w:rPr>
               <w:t>Penata (III/c)</w:t>
             </w:r>
@@ -1497,24 +1516,29 @@
           <w:p>
             <w:pPr>
               <w:keepNext/>
-              <w:spacing w:after="0" w:line="240" w:lineRule="auto"/>
-            </w:pPr>
-            <w:r>
-              <w:rPr>
-                <w:rFonts w:ascii="Arial" w:eastAsia="Arial" w:hAnsi="Arial" w:cs="Arial"/>
-                <w:sz w:val="24"/>
+              <w:spacing w:before="0" w:after="0" w:line="240" w:lineRule="auto"/>
+            </w:pPr>
+            <w:r>
+              <w:rPr>
+                <w:rFonts w:ascii="Arial" w:hAnsi="Arial" w:eastAsia="Arial" w:cs="Arial"/>
+                <w:b w:val="0"/>
+                <w:sz w:val="24"/>
+                <w:u w:val="none"/>
               </w:rPr>
               <w:t>198810202014031004</w:t>
             </w:r>
           </w:p>
           <w:p>
             <w:pPr>
-              <w:spacing w:after="0" w:line="240" w:lineRule="auto"/>
-            </w:pPr>
-            <w:r>
-              <w:rPr>
-                <w:rFonts w:ascii="Arial" w:eastAsia="Arial" w:hAnsi="Arial" w:cs="Arial"/>
-                <w:sz w:val="24"/>
+              <w:keepNext w:val="0"/>
+              <w:spacing w:before="0" w:after="160" w:line="240" w:lineRule="auto"/>
+            </w:pPr>
+            <w:r>
+              <w:rPr>
+                <w:rFonts w:ascii="Arial" w:hAnsi="Arial" w:eastAsia="Arial" w:cs="Arial"/>
+                <w:b w:val="0"/>
+                <w:sz w:val="24"/>
+                <w:u w:val="none"/>
               </w:rPr>
               <w:t>Adyatama Parekraf Ahli Muda</w:t>
             </w:r>
@@ -1527,48 +1551,64 @@
         </w:trPr>
         <w:tc>
           <w:tcPr>
-            <w:tcW w:w="1440" w:type="dxa"/>
+            <w:tcW w:type="dxa" w:w="1440"/>
+            <w:vAlign w:val="top"/>
             <w:tcMar>
               <w:top w:w="0" w:type="dxa"/>
-              <w:left w:w="0" w:type="dxa"/>
+              <w:start w:w="0" w:type="dxa"/>
               <w:bottom w:w="0" w:type="dxa"/>
-              <w:right w:w="35" w:type="dxa"/>
+              <w:end w:w="35" w:type="dxa"/>
             </w:tcMar>
           </w:tcPr>
           <w:p>
             <w:pPr>
-              <w:spacing w:after="0" w:line="240" w:lineRule="auto"/>
-            </w:pPr>
-          </w:p>
-          <w:p>
-            <w:pPr>
-              <w:spacing w:after="0" w:line="240" w:lineRule="auto"/>
-            </w:pPr>
+              <w:keepNext w:val="0"/>
+              <w:spacing w:before="0" w:after="0" w:line="240" w:lineRule="auto"/>
+            </w:pPr>
+            <w:r>
+              <w:rPr>
+                <w:rFonts w:ascii="Arial" w:hAnsi="Arial" w:eastAsia="Arial" w:cs="Arial"/>
+                <w:sz w:val="24"/>
+              </w:rPr>
+            </w:r>
+            <w:r>
+              <w:rPr>
+                <w:rFonts w:ascii="Arial" w:hAnsi="Arial" w:eastAsia="Arial" w:cs="Arial"/>
+                <w:b w:val="0"/>
+                <w:sz w:val="24"/>
+                <w:u w:val="none"/>
+              </w:rPr>
+            </w:r>
           </w:p>
         </w:tc>
         <w:tc>
           <w:tcPr>
-            <w:tcW w:w="547" w:type="dxa"/>
+            <w:tcW w:type="dxa" w:w="547"/>
+            <w:vAlign w:val="top"/>
             <w:tcMar>
               <w:top w:w="0" w:type="dxa"/>
-              <w:left w:w="0" w:type="dxa"/>
+              <w:start w:w="0" w:type="dxa"/>
               <w:bottom w:w="0" w:type="dxa"/>
-              <w:right w:w="35" w:type="dxa"/>
+              <w:end w:w="35" w:type="dxa"/>
             </w:tcMar>
           </w:tcPr>
           <w:p>
             <w:pPr>
-              <w:spacing w:after="0" w:line="240" w:lineRule="auto"/>
-            </w:pPr>
-          </w:p>
-          <w:p>
-            <w:pPr>
-              <w:spacing w:after="0" w:line="240" w:lineRule="auto"/>
-            </w:pPr>
-            <w:r>
-              <w:rPr>
-                <w:rFonts w:ascii="Arial" w:eastAsia="Arial" w:hAnsi="Arial" w:cs="Arial"/>
-                <w:sz w:val="24"/>
+              <w:keepNext w:val="0"/>
+              <w:spacing w:before="0" w:after="0" w:line="240" w:lineRule="auto"/>
+            </w:pPr>
+            <w:r>
+              <w:rPr>
+                <w:rFonts w:ascii="Arial" w:hAnsi="Arial" w:eastAsia="Arial" w:cs="Arial"/>
+                <w:sz w:val="24"/>
+              </w:rPr>
+            </w:r>
+            <w:r>
+              <w:rPr>
+                <w:rFonts w:ascii="Arial" w:hAnsi="Arial" w:eastAsia="Arial" w:cs="Arial"/>
+                <w:b w:val="0"/>
+                <w:sz w:val="24"/>
+                <w:u w:val="none"/>
               </w:rPr>
               <w:t>4.</w:t>
             </w:r>
@@ -1576,28 +1616,32 @@
         </w:tc>
         <w:tc>
           <w:tcPr>
-            <w:tcW w:w="1728" w:type="dxa"/>
+            <w:tcW w:type="dxa" w:w="1728"/>
+            <w:vAlign w:val="top"/>
             <w:tcMar>
               <w:top w:w="0" w:type="dxa"/>
-              <w:left w:w="0" w:type="dxa"/>
+              <w:start w:w="0" w:type="dxa"/>
               <w:bottom w:w="0" w:type="dxa"/>
-              <w:right w:w="35" w:type="dxa"/>
+              <w:end w:w="35" w:type="dxa"/>
             </w:tcMar>
           </w:tcPr>
           <w:p>
             <w:pPr>
-              <w:spacing w:after="0" w:line="240" w:lineRule="auto"/>
-            </w:pPr>
-          </w:p>
-          <w:p>
-            <w:pPr>
-              <w:keepNext/>
-              <w:spacing w:after="0" w:line="240" w:lineRule="auto"/>
-            </w:pPr>
-            <w:r>
-              <w:rPr>
-                <w:rFonts w:ascii="Arial" w:eastAsia="Arial" w:hAnsi="Arial" w:cs="Arial"/>
-                <w:sz w:val="24"/>
+              <w:keepNext/>
+              <w:spacing w:before="0" w:after="0" w:line="240" w:lineRule="auto"/>
+            </w:pPr>
+            <w:r>
+              <w:rPr>
+                <w:rFonts w:ascii="Arial" w:hAnsi="Arial" w:eastAsia="Arial" w:cs="Arial"/>
+                <w:sz w:val="24"/>
+              </w:rPr>
+            </w:r>
+            <w:r>
+              <w:rPr>
+                <w:rFonts w:ascii="Arial" w:hAnsi="Arial" w:eastAsia="Arial" w:cs="Arial"/>
+                <w:b w:val="0"/>
+                <w:sz w:val="24"/>
+                <w:u w:val="none"/>
               </w:rPr>
               <w:t>Nama</w:t>
             </w:r>
@@ -1605,12 +1649,14 @@
           <w:p>
             <w:pPr>
               <w:keepNext/>
-              <w:spacing w:after="0" w:line="240" w:lineRule="auto"/>
-            </w:pPr>
-            <w:r>
-              <w:rPr>
-                <w:rFonts w:ascii="Arial" w:eastAsia="Arial" w:hAnsi="Arial" w:cs="Arial"/>
-                <w:sz w:val="24"/>
+              <w:spacing w:before="0" w:after="0" w:line="240" w:lineRule="auto"/>
+            </w:pPr>
+            <w:r>
+              <w:rPr>
+                <w:rFonts w:ascii="Arial" w:hAnsi="Arial" w:eastAsia="Arial" w:cs="Arial"/>
+                <w:b w:val="0"/>
+                <w:sz w:val="24"/>
+                <w:u w:val="none"/>
               </w:rPr>
               <w:t>Pangkat/gol</w:t>
             </w:r>
@@ -1618,24 +1664,29 @@
           <w:p>
             <w:pPr>
               <w:keepNext/>
-              <w:spacing w:after="0" w:line="240" w:lineRule="auto"/>
-            </w:pPr>
-            <w:r>
-              <w:rPr>
-                <w:rFonts w:ascii="Arial" w:eastAsia="Arial" w:hAnsi="Arial" w:cs="Arial"/>
-                <w:sz w:val="24"/>
+              <w:spacing w:before="0" w:after="0" w:line="240" w:lineRule="auto"/>
+            </w:pPr>
+            <w:r>
+              <w:rPr>
+                <w:rFonts w:ascii="Arial" w:hAnsi="Arial" w:eastAsia="Arial" w:cs="Arial"/>
+                <w:b w:val="0"/>
+                <w:sz w:val="24"/>
+                <w:u w:val="none"/>
               </w:rPr>
               <w:t>NIP</w:t>
             </w:r>
           </w:p>
           <w:p>
             <w:pPr>
-              <w:spacing w:after="0" w:line="240" w:lineRule="auto"/>
-            </w:pPr>
-            <w:r>
-              <w:rPr>
-                <w:rFonts w:ascii="Arial" w:eastAsia="Arial" w:hAnsi="Arial" w:cs="Arial"/>
-                <w:sz w:val="24"/>
+              <w:keepNext w:val="0"/>
+              <w:spacing w:before="0" w:after="160" w:line="240" w:lineRule="auto"/>
+            </w:pPr>
+            <w:r>
+              <w:rPr>
+                <w:rFonts w:ascii="Arial" w:hAnsi="Arial" w:eastAsia="Arial" w:cs="Arial"/>
+                <w:b w:val="0"/>
+                <w:sz w:val="24"/>
+                <w:u w:val="none"/>
               </w:rPr>
               <w:t>Jabatan</w:t>
             </w:r>
@@ -1643,28 +1694,32 @@
         </w:tc>
         <w:tc>
           <w:tcPr>
-            <w:tcW w:w="317" w:type="dxa"/>
+            <w:tcW w:type="dxa" w:w="317"/>
+            <w:vAlign w:val="top"/>
             <w:tcMar>
               <w:top w:w="0" w:type="dxa"/>
-              <w:left w:w="0" w:type="dxa"/>
+              <w:start w:w="0" w:type="dxa"/>
               <w:bottom w:w="0" w:type="dxa"/>
-              <w:right w:w="35" w:type="dxa"/>
+              <w:end w:w="35" w:type="dxa"/>
             </w:tcMar>
           </w:tcPr>
           <w:p>
             <w:pPr>
-              <w:spacing w:after="0" w:line="240" w:lineRule="auto"/>
-            </w:pPr>
-          </w:p>
-          <w:p>
-            <w:pPr>
-              <w:keepNext/>
-              <w:spacing w:after="0" w:line="240" w:lineRule="auto"/>
-            </w:pPr>
-            <w:r>
-              <w:rPr>
-                <w:rFonts w:ascii="Arial" w:eastAsia="Arial" w:hAnsi="Arial" w:cs="Arial"/>
-                <w:sz w:val="24"/>
+              <w:keepNext/>
+              <w:spacing w:before="0" w:after="0" w:line="240" w:lineRule="auto"/>
+            </w:pPr>
+            <w:r>
+              <w:rPr>
+                <w:rFonts w:ascii="Arial" w:hAnsi="Arial" w:eastAsia="Arial" w:cs="Arial"/>
+                <w:sz w:val="24"/>
+              </w:rPr>
+            </w:r>
+            <w:r>
+              <w:rPr>
+                <w:rFonts w:ascii="Arial" w:hAnsi="Arial" w:eastAsia="Arial" w:cs="Arial"/>
+                <w:b w:val="0"/>
+                <w:sz w:val="24"/>
+                <w:u w:val="none"/>
               </w:rPr>
               <w:t>:</w:t>
             </w:r>
@@ -1672,12 +1727,14 @@
           <w:p>
             <w:pPr>
               <w:keepNext/>
-              <w:spacing w:after="0" w:line="240" w:lineRule="auto"/>
-            </w:pPr>
-            <w:r>
-              <w:rPr>
-                <w:rFonts w:ascii="Arial" w:eastAsia="Arial" w:hAnsi="Arial" w:cs="Arial"/>
-                <w:sz w:val="24"/>
+              <w:spacing w:before="0" w:after="0" w:line="240" w:lineRule="auto"/>
+            </w:pPr>
+            <w:r>
+              <w:rPr>
+                <w:rFonts w:ascii="Arial" w:hAnsi="Arial" w:eastAsia="Arial" w:cs="Arial"/>
+                <w:b w:val="0"/>
+                <w:sz w:val="24"/>
+                <w:u w:val="none"/>
               </w:rPr>
               <w:t>:</w:t>
             </w:r>
@@ -1685,24 +1742,29 @@
           <w:p>
             <w:pPr>
               <w:keepNext/>
-              <w:spacing w:after="0" w:line="240" w:lineRule="auto"/>
-            </w:pPr>
-            <w:r>
-              <w:rPr>
-                <w:rFonts w:ascii="Arial" w:eastAsia="Arial" w:hAnsi="Arial" w:cs="Arial"/>
-                <w:sz w:val="24"/>
+              <w:spacing w:before="0" w:after="0" w:line="240" w:lineRule="auto"/>
+            </w:pPr>
+            <w:r>
+              <w:rPr>
+                <w:rFonts w:ascii="Arial" w:hAnsi="Arial" w:eastAsia="Arial" w:cs="Arial"/>
+                <w:b w:val="0"/>
+                <w:sz w:val="24"/>
+                <w:u w:val="none"/>
               </w:rPr>
               <w:t>:</w:t>
             </w:r>
           </w:p>
           <w:p>
             <w:pPr>
-              <w:spacing w:after="0" w:line="240" w:lineRule="auto"/>
-            </w:pPr>
-            <w:r>
-              <w:rPr>
-                <w:rFonts w:ascii="Arial" w:eastAsia="Arial" w:hAnsi="Arial" w:cs="Arial"/>
-                <w:sz w:val="24"/>
+              <w:keepNext w:val="0"/>
+              <w:spacing w:before="0" w:after="160" w:line="240" w:lineRule="auto"/>
+            </w:pPr>
+            <w:r>
+              <w:rPr>
+                <w:rFonts w:ascii="Arial" w:hAnsi="Arial" w:eastAsia="Arial" w:cs="Arial"/>
+                <w:b w:val="0"/>
+                <w:sz w:val="24"/>
+                <w:u w:val="none"/>
               </w:rPr>
               <w:t>:</w:t>
             </w:r>
@@ -1710,28 +1772,32 @@
         </w:tc>
         <w:tc>
           <w:tcPr>
-            <w:tcW w:w="5587" w:type="dxa"/>
+            <w:tcW w:type="dxa" w:w="5587"/>
+            <w:vAlign w:val="top"/>
             <w:tcMar>
               <w:top w:w="0" w:type="dxa"/>
-              <w:left w:w="0" w:type="dxa"/>
+              <w:start w:w="0" w:type="dxa"/>
               <w:bottom w:w="0" w:type="dxa"/>
-              <w:right w:w="35" w:type="dxa"/>
+              <w:end w:w="35" w:type="dxa"/>
             </w:tcMar>
           </w:tcPr>
           <w:p>
             <w:pPr>
-              <w:spacing w:after="0" w:line="240" w:lineRule="auto"/>
-            </w:pPr>
-          </w:p>
-          <w:p>
-            <w:pPr>
-              <w:keepNext/>
-              <w:spacing w:after="0" w:line="240" w:lineRule="auto"/>
-            </w:pPr>
-            <w:r>
-              <w:rPr>
-                <w:rFonts w:ascii="Arial" w:eastAsia="Arial" w:hAnsi="Arial" w:cs="Arial"/>
-                <w:sz w:val="24"/>
+              <w:keepNext/>
+              <w:spacing w:before="0" w:after="0" w:line="240" w:lineRule="auto"/>
+            </w:pPr>
+            <w:r>
+              <w:rPr>
+                <w:rFonts w:ascii="Arial" w:hAnsi="Arial" w:eastAsia="Arial" w:cs="Arial"/>
+                <w:sz w:val="24"/>
+              </w:rPr>
+            </w:r>
+            <w:r>
+              <w:rPr>
+                <w:rFonts w:ascii="Arial" w:hAnsi="Arial" w:eastAsia="Arial" w:cs="Arial"/>
+                <w:b w:val="0"/>
+                <w:sz w:val="24"/>
+                <w:u w:val="none"/>
               </w:rPr>
               <w:t>SARI WASANANING A.P, S.S.</w:t>
             </w:r>
@@ -1739,12 +1805,14 @@
           <w:p>
             <w:pPr>
               <w:keepNext/>
-              <w:spacing w:after="0" w:line="240" w:lineRule="auto"/>
-            </w:pPr>
-            <w:r>
-              <w:rPr>
-                <w:rFonts w:ascii="Arial" w:eastAsia="Arial" w:hAnsi="Arial" w:cs="Arial"/>
-                <w:sz w:val="24"/>
+              <w:spacing w:before="0" w:after="0" w:line="240" w:lineRule="auto"/>
+            </w:pPr>
+            <w:r>
+              <w:rPr>
+                <w:rFonts w:ascii="Arial" w:hAnsi="Arial" w:eastAsia="Arial" w:cs="Arial"/>
+                <w:b w:val="0"/>
+                <w:sz w:val="24"/>
+                <w:u w:val="none"/>
               </w:rPr>
               <w:t>Penata Muda Tk. I (III/b)</w:t>
             </w:r>
@@ -1752,24 +1820,29 @@
           <w:p>
             <w:pPr>
               <w:keepNext/>
-              <w:spacing w:after="0" w:line="240" w:lineRule="auto"/>
-            </w:pPr>
-            <w:r>
-              <w:rPr>
-                <w:rFonts w:ascii="Arial" w:eastAsia="Arial" w:hAnsi="Arial" w:cs="Arial"/>
-                <w:sz w:val="24"/>
+              <w:spacing w:before="0" w:after="0" w:line="240" w:lineRule="auto"/>
+            </w:pPr>
+            <w:r>
+              <w:rPr>
+                <w:rFonts w:ascii="Arial" w:hAnsi="Arial" w:eastAsia="Arial" w:cs="Arial"/>
+                <w:b w:val="0"/>
+                <w:sz w:val="24"/>
+                <w:u w:val="none"/>
               </w:rPr>
               <w:t>198401182014032001</w:t>
             </w:r>
           </w:p>
           <w:p>
             <w:pPr>
-              <w:spacing w:after="0" w:line="240" w:lineRule="auto"/>
-            </w:pPr>
-            <w:r>
-              <w:rPr>
-                <w:rFonts w:ascii="Arial" w:eastAsia="Arial" w:hAnsi="Arial" w:cs="Arial"/>
-                <w:sz w:val="24"/>
+              <w:keepNext w:val="0"/>
+              <w:spacing w:before="0" w:after="160" w:line="240" w:lineRule="auto"/>
+            </w:pPr>
+            <w:r>
+              <w:rPr>
+                <w:rFonts w:ascii="Arial" w:hAnsi="Arial" w:eastAsia="Arial" w:cs="Arial"/>
+                <w:b w:val="0"/>
+                <w:sz w:val="24"/>
+                <w:u w:val="none"/>
               </w:rPr>
               <w:t>Adyatama Parekraf Ahli Pertama</w:t>
             </w:r>
@@ -1782,48 +1855,64 @@
         </w:trPr>
         <w:tc>
           <w:tcPr>
-            <w:tcW w:w="1440" w:type="dxa"/>
+            <w:tcW w:type="dxa" w:w="1440"/>
+            <w:vAlign w:val="top"/>
             <w:tcMar>
               <w:top w:w="0" w:type="dxa"/>
-              <w:left w:w="0" w:type="dxa"/>
+              <w:start w:w="0" w:type="dxa"/>
               <w:bottom w:w="0" w:type="dxa"/>
-              <w:right w:w="35" w:type="dxa"/>
+              <w:end w:w="35" w:type="dxa"/>
             </w:tcMar>
           </w:tcPr>
           <w:p>
             <w:pPr>
-              <w:spacing w:after="0" w:line="240" w:lineRule="auto"/>
-            </w:pPr>
-          </w:p>
-          <w:p>
-            <w:pPr>
-              <w:spacing w:after="0" w:line="240" w:lineRule="auto"/>
-            </w:pPr>
+              <w:keepNext w:val="0"/>
+              <w:spacing w:before="0" w:after="0" w:line="240" w:lineRule="auto"/>
+            </w:pPr>
+            <w:r>
+              <w:rPr>
+                <w:rFonts w:ascii="Arial" w:hAnsi="Arial" w:eastAsia="Arial" w:cs="Arial"/>
+                <w:sz w:val="24"/>
+              </w:rPr>
+            </w:r>
+            <w:r>
+              <w:rPr>
+                <w:rFonts w:ascii="Arial" w:hAnsi="Arial" w:eastAsia="Arial" w:cs="Arial"/>
+                <w:b w:val="0"/>
+                <w:sz w:val="24"/>
+                <w:u w:val="none"/>
+              </w:rPr>
+            </w:r>
           </w:p>
         </w:tc>
         <w:tc>
           <w:tcPr>
-            <w:tcW w:w="547" w:type="dxa"/>
+            <w:tcW w:type="dxa" w:w="547"/>
+            <w:vAlign w:val="top"/>
             <w:tcMar>
               <w:top w:w="0" w:type="dxa"/>
-              <w:left w:w="0" w:type="dxa"/>
+              <w:start w:w="0" w:type="dxa"/>
               <w:bottom w:w="0" w:type="dxa"/>
-              <w:right w:w="35" w:type="dxa"/>
+              <w:end w:w="35" w:type="dxa"/>
             </w:tcMar>
           </w:tcPr>
           <w:p>
             <w:pPr>
-              <w:spacing w:after="0" w:line="240" w:lineRule="auto"/>
-            </w:pPr>
-          </w:p>
-          <w:p>
-            <w:pPr>
-              <w:spacing w:after="0" w:line="240" w:lineRule="auto"/>
-            </w:pPr>
-            <w:r>
-              <w:rPr>
-                <w:rFonts w:ascii="Arial" w:eastAsia="Arial" w:hAnsi="Arial" w:cs="Arial"/>
-                <w:sz w:val="24"/>
+              <w:keepNext w:val="0"/>
+              <w:spacing w:before="0" w:after="0" w:line="240" w:lineRule="auto"/>
+            </w:pPr>
+            <w:r>
+              <w:rPr>
+                <w:rFonts w:ascii="Arial" w:hAnsi="Arial" w:eastAsia="Arial" w:cs="Arial"/>
+                <w:sz w:val="24"/>
+              </w:rPr>
+            </w:r>
+            <w:r>
+              <w:rPr>
+                <w:rFonts w:ascii="Arial" w:hAnsi="Arial" w:eastAsia="Arial" w:cs="Arial"/>
+                <w:b w:val="0"/>
+                <w:sz w:val="24"/>
+                <w:u w:val="none"/>
               </w:rPr>
               <w:t>5.</w:t>
             </w:r>
@@ -1831,28 +1920,32 @@
         </w:tc>
         <w:tc>
           <w:tcPr>
-            <w:tcW w:w="1728" w:type="dxa"/>
+            <w:tcW w:type="dxa" w:w="1728"/>
+            <w:vAlign w:val="top"/>
             <w:tcMar>
               <w:top w:w="0" w:type="dxa"/>
-              <w:left w:w="0" w:type="dxa"/>
+              <w:start w:w="0" w:type="dxa"/>
               <w:bottom w:w="0" w:type="dxa"/>
-              <w:right w:w="35" w:type="dxa"/>
+              <w:end w:w="35" w:type="dxa"/>
             </w:tcMar>
           </w:tcPr>
           <w:p>
             <w:pPr>
-              <w:spacing w:after="0" w:line="240" w:lineRule="auto"/>
-            </w:pPr>
-          </w:p>
-          <w:p>
-            <w:pPr>
-              <w:keepNext/>
-              <w:spacing w:after="0" w:line="240" w:lineRule="auto"/>
-            </w:pPr>
-            <w:r>
-              <w:rPr>
-                <w:rFonts w:ascii="Arial" w:eastAsia="Arial" w:hAnsi="Arial" w:cs="Arial"/>
-                <w:sz w:val="24"/>
+              <w:keepNext/>
+              <w:spacing w:before="0" w:after="0" w:line="240" w:lineRule="auto"/>
+            </w:pPr>
+            <w:r>
+              <w:rPr>
+                <w:rFonts w:ascii="Arial" w:hAnsi="Arial" w:eastAsia="Arial" w:cs="Arial"/>
+                <w:sz w:val="24"/>
+              </w:rPr>
+            </w:r>
+            <w:r>
+              <w:rPr>
+                <w:rFonts w:ascii="Arial" w:hAnsi="Arial" w:eastAsia="Arial" w:cs="Arial"/>
+                <w:b w:val="0"/>
+                <w:sz w:val="24"/>
+                <w:u w:val="none"/>
               </w:rPr>
               <w:t>Nama</w:t>
             </w:r>
@@ -1860,12 +1953,14 @@
           <w:p>
             <w:pPr>
               <w:keepNext/>
-              <w:spacing w:after="0" w:line="240" w:lineRule="auto"/>
-            </w:pPr>
-            <w:r>
-              <w:rPr>
-                <w:rFonts w:ascii="Arial" w:eastAsia="Arial" w:hAnsi="Arial" w:cs="Arial"/>
-                <w:sz w:val="24"/>
+              <w:spacing w:before="0" w:after="0" w:line="240" w:lineRule="auto"/>
+            </w:pPr>
+            <w:r>
+              <w:rPr>
+                <w:rFonts w:ascii="Arial" w:hAnsi="Arial" w:eastAsia="Arial" w:cs="Arial"/>
+                <w:b w:val="0"/>
+                <w:sz w:val="24"/>
+                <w:u w:val="none"/>
               </w:rPr>
               <w:t>Pangkat/gol</w:t>
             </w:r>
@@ -1873,24 +1968,29 @@
           <w:p>
             <w:pPr>
               <w:keepNext/>
-              <w:spacing w:after="0" w:line="240" w:lineRule="auto"/>
-            </w:pPr>
-            <w:r>
-              <w:rPr>
-                <w:rFonts w:ascii="Arial" w:eastAsia="Arial" w:hAnsi="Arial" w:cs="Arial"/>
-                <w:sz w:val="24"/>
+              <w:spacing w:before="0" w:after="0" w:line="240" w:lineRule="auto"/>
+            </w:pPr>
+            <w:r>
+              <w:rPr>
+                <w:rFonts w:ascii="Arial" w:hAnsi="Arial" w:eastAsia="Arial" w:cs="Arial"/>
+                <w:b w:val="0"/>
+                <w:sz w:val="24"/>
+                <w:u w:val="none"/>
               </w:rPr>
               <w:t>NIP</w:t>
             </w:r>
           </w:p>
           <w:p>
             <w:pPr>
-              <w:spacing w:after="0" w:line="240" w:lineRule="auto"/>
-            </w:pPr>
-            <w:r>
-              <w:rPr>
-                <w:rFonts w:ascii="Arial" w:eastAsia="Arial" w:hAnsi="Arial" w:cs="Arial"/>
-                <w:sz w:val="24"/>
+              <w:keepNext w:val="0"/>
+              <w:spacing w:before="0" w:after="160" w:line="240" w:lineRule="auto"/>
+            </w:pPr>
+            <w:r>
+              <w:rPr>
+                <w:rFonts w:ascii="Arial" w:hAnsi="Arial" w:eastAsia="Arial" w:cs="Arial"/>
+                <w:b w:val="0"/>
+                <w:sz w:val="24"/>
+                <w:u w:val="none"/>
               </w:rPr>
               <w:t>Jabatan</w:t>
             </w:r>
@@ -1898,28 +1998,32 @@
         </w:tc>
         <w:tc>
           <w:tcPr>
-            <w:tcW w:w="317" w:type="dxa"/>
+            <w:tcW w:type="dxa" w:w="317"/>
+            <w:vAlign w:val="top"/>
             <w:tcMar>
               <w:top w:w="0" w:type="dxa"/>
-              <w:left w:w="0" w:type="dxa"/>
+              <w:start w:w="0" w:type="dxa"/>
               <w:bottom w:w="0" w:type="dxa"/>
-              <w:right w:w="35" w:type="dxa"/>
+              <w:end w:w="35" w:type="dxa"/>
             </w:tcMar>
           </w:tcPr>
           <w:p>
             <w:pPr>
-              <w:spacing w:after="0" w:line="240" w:lineRule="auto"/>
-            </w:pPr>
-          </w:p>
-          <w:p>
-            <w:pPr>
-              <w:keepNext/>
-              <w:spacing w:after="0" w:line="240" w:lineRule="auto"/>
-            </w:pPr>
-            <w:r>
-              <w:rPr>
-                <w:rFonts w:ascii="Arial" w:eastAsia="Arial" w:hAnsi="Arial" w:cs="Arial"/>
-                <w:sz w:val="24"/>
+              <w:keepNext/>
+              <w:spacing w:before="0" w:after="0" w:line="240" w:lineRule="auto"/>
+            </w:pPr>
+            <w:r>
+              <w:rPr>
+                <w:rFonts w:ascii="Arial" w:hAnsi="Arial" w:eastAsia="Arial" w:cs="Arial"/>
+                <w:sz w:val="24"/>
+              </w:rPr>
+            </w:r>
+            <w:r>
+              <w:rPr>
+                <w:rFonts w:ascii="Arial" w:hAnsi="Arial" w:eastAsia="Arial" w:cs="Arial"/>
+                <w:b w:val="0"/>
+                <w:sz w:val="24"/>
+                <w:u w:val="none"/>
               </w:rPr>
               <w:t>:</w:t>
             </w:r>
@@ -1927,12 +2031,14 @@
           <w:p>
             <w:pPr>
               <w:keepNext/>
-              <w:spacing w:after="0" w:line="240" w:lineRule="auto"/>
-            </w:pPr>
-            <w:r>
-              <w:rPr>
-                <w:rFonts w:ascii="Arial" w:eastAsia="Arial" w:hAnsi="Arial" w:cs="Arial"/>
-                <w:sz w:val="24"/>
+              <w:spacing w:before="0" w:after="0" w:line="240" w:lineRule="auto"/>
+            </w:pPr>
+            <w:r>
+              <w:rPr>
+                <w:rFonts w:ascii="Arial" w:hAnsi="Arial" w:eastAsia="Arial" w:cs="Arial"/>
+                <w:b w:val="0"/>
+                <w:sz w:val="24"/>
+                <w:u w:val="none"/>
               </w:rPr>
               <w:t>:</w:t>
             </w:r>
@@ -1940,24 +2046,29 @@
           <w:p>
             <w:pPr>
               <w:keepNext/>
-              <w:spacing w:after="0" w:line="240" w:lineRule="auto"/>
-            </w:pPr>
-            <w:r>
-              <w:rPr>
-                <w:rFonts w:ascii="Arial" w:eastAsia="Arial" w:hAnsi="Arial" w:cs="Arial"/>
-                <w:sz w:val="24"/>
+              <w:spacing w:before="0" w:after="0" w:line="240" w:lineRule="auto"/>
+            </w:pPr>
+            <w:r>
+              <w:rPr>
+                <w:rFonts w:ascii="Arial" w:hAnsi="Arial" w:eastAsia="Arial" w:cs="Arial"/>
+                <w:b w:val="0"/>
+                <w:sz w:val="24"/>
+                <w:u w:val="none"/>
               </w:rPr>
               <w:t>:</w:t>
             </w:r>
           </w:p>
           <w:p>
             <w:pPr>
-              <w:spacing w:after="0" w:line="240" w:lineRule="auto"/>
-            </w:pPr>
-            <w:r>
-              <w:rPr>
-                <w:rFonts w:ascii="Arial" w:eastAsia="Arial" w:hAnsi="Arial" w:cs="Arial"/>
-                <w:sz w:val="24"/>
+              <w:keepNext w:val="0"/>
+              <w:spacing w:before="0" w:after="160" w:line="240" w:lineRule="auto"/>
+            </w:pPr>
+            <w:r>
+              <w:rPr>
+                <w:rFonts w:ascii="Arial" w:hAnsi="Arial" w:eastAsia="Arial" w:cs="Arial"/>
+                <w:b w:val="0"/>
+                <w:sz w:val="24"/>
+                <w:u w:val="none"/>
               </w:rPr>
               <w:t>:</w:t>
             </w:r>
@@ -1965,28 +2076,32 @@
         </w:tc>
         <w:tc>
           <w:tcPr>
-            <w:tcW w:w="5587" w:type="dxa"/>
+            <w:tcW w:type="dxa" w:w="5587"/>
+            <w:vAlign w:val="top"/>
             <w:tcMar>
               <w:top w:w="0" w:type="dxa"/>
-              <w:left w:w="0" w:type="dxa"/>
+              <w:start w:w="0" w:type="dxa"/>
               <w:bottom w:w="0" w:type="dxa"/>
-              <w:right w:w="35" w:type="dxa"/>
+              <w:end w:w="35" w:type="dxa"/>
             </w:tcMar>
           </w:tcPr>
           <w:p>
             <w:pPr>
-              <w:spacing w:after="0" w:line="240" w:lineRule="auto"/>
-            </w:pPr>
-          </w:p>
-          <w:p>
-            <w:pPr>
-              <w:keepNext/>
-              <w:spacing w:after="0" w:line="240" w:lineRule="auto"/>
-            </w:pPr>
-            <w:r>
-              <w:rPr>
-                <w:rFonts w:ascii="Arial" w:eastAsia="Arial" w:hAnsi="Arial" w:cs="Arial"/>
-                <w:sz w:val="24"/>
+              <w:keepNext/>
+              <w:spacing w:before="0" w:after="0" w:line="240" w:lineRule="auto"/>
+            </w:pPr>
+            <w:r>
+              <w:rPr>
+                <w:rFonts w:ascii="Arial" w:hAnsi="Arial" w:eastAsia="Arial" w:cs="Arial"/>
+                <w:sz w:val="24"/>
+              </w:rPr>
+            </w:r>
+            <w:r>
+              <w:rPr>
+                <w:rFonts w:ascii="Arial" w:hAnsi="Arial" w:eastAsia="Arial" w:cs="Arial"/>
+                <w:b w:val="0"/>
+                <w:sz w:val="24"/>
+                <w:u w:val="none"/>
               </w:rPr>
               <w:t>YEKTI LESTARI, S.St.Par.</w:t>
             </w:r>
@@ -1994,12 +2109,14 @@
           <w:p>
             <w:pPr>
               <w:keepNext/>
-              <w:spacing w:after="0" w:line="240" w:lineRule="auto"/>
-            </w:pPr>
-            <w:r>
-              <w:rPr>
-                <w:rFonts w:ascii="Arial" w:eastAsia="Arial" w:hAnsi="Arial" w:cs="Arial"/>
-                <w:sz w:val="24"/>
+              <w:spacing w:before="0" w:after="0" w:line="240" w:lineRule="auto"/>
+            </w:pPr>
+            <w:r>
+              <w:rPr>
+                <w:rFonts w:ascii="Arial" w:hAnsi="Arial" w:eastAsia="Arial" w:cs="Arial"/>
+                <w:b w:val="0"/>
+                <w:sz w:val="24"/>
+                <w:u w:val="none"/>
               </w:rPr>
               <w:t>Penata Tk. I (III/d)</w:t>
             </w:r>
@@ -2007,24 +2124,29 @@
           <w:p>
             <w:pPr>
               <w:keepNext/>
-              <w:spacing w:after="0" w:line="240" w:lineRule="auto"/>
-            </w:pPr>
-            <w:r>
-              <w:rPr>
-                <w:rFonts w:ascii="Arial" w:eastAsia="Arial" w:hAnsi="Arial" w:cs="Arial"/>
-                <w:sz w:val="24"/>
+              <w:spacing w:before="0" w:after="0" w:line="240" w:lineRule="auto"/>
+            </w:pPr>
+            <w:r>
+              <w:rPr>
+                <w:rFonts w:ascii="Arial" w:hAnsi="Arial" w:eastAsia="Arial" w:cs="Arial"/>
+                <w:b w:val="0"/>
+                <w:sz w:val="24"/>
+                <w:u w:val="none"/>
               </w:rPr>
               <w:t>197712242006042021</w:t>
             </w:r>
           </w:p>
           <w:p>
             <w:pPr>
-              <w:spacing w:after="0" w:line="240" w:lineRule="auto"/>
-            </w:pPr>
-            <w:r>
-              <w:rPr>
-                <w:rFonts w:ascii="Arial" w:eastAsia="Arial" w:hAnsi="Arial" w:cs="Arial"/>
-                <w:sz w:val="24"/>
+              <w:keepNext w:val="0"/>
+              <w:spacing w:before="0" w:after="160" w:line="240" w:lineRule="auto"/>
+            </w:pPr>
+            <w:r>
+              <w:rPr>
+                <w:rFonts w:ascii="Arial" w:hAnsi="Arial" w:eastAsia="Arial" w:cs="Arial"/>
+                <w:b w:val="0"/>
+                <w:sz w:val="24"/>
+                <w:u w:val="none"/>
               </w:rPr>
               <w:t>Penelaah Teknis Kebijakan</w:t>
             </w:r>
@@ -2037,48 +2159,64 @@
         </w:trPr>
         <w:tc>
           <w:tcPr>
-            <w:tcW w:w="1440" w:type="dxa"/>
+            <w:tcW w:type="dxa" w:w="1440"/>
+            <w:vAlign w:val="top"/>
             <w:tcMar>
               <w:top w:w="0" w:type="dxa"/>
-              <w:left w:w="0" w:type="dxa"/>
+              <w:start w:w="0" w:type="dxa"/>
               <w:bottom w:w="0" w:type="dxa"/>
-              <w:right w:w="35" w:type="dxa"/>
+              <w:end w:w="35" w:type="dxa"/>
             </w:tcMar>
           </w:tcPr>
           <w:p>
             <w:pPr>
-              <w:spacing w:after="0" w:line="240" w:lineRule="auto"/>
-            </w:pPr>
-          </w:p>
-          <w:p>
-            <w:pPr>
-              <w:spacing w:after="0" w:line="240" w:lineRule="auto"/>
-            </w:pPr>
+              <w:keepNext w:val="0"/>
+              <w:spacing w:before="0" w:after="0" w:line="240" w:lineRule="auto"/>
+            </w:pPr>
+            <w:r>
+              <w:rPr>
+                <w:rFonts w:ascii="Arial" w:hAnsi="Arial" w:eastAsia="Arial" w:cs="Arial"/>
+                <w:sz w:val="24"/>
+              </w:rPr>
+            </w:r>
+            <w:r>
+              <w:rPr>
+                <w:rFonts w:ascii="Arial" w:hAnsi="Arial" w:eastAsia="Arial" w:cs="Arial"/>
+                <w:b w:val="0"/>
+                <w:sz w:val="24"/>
+                <w:u w:val="none"/>
+              </w:rPr>
+            </w:r>
           </w:p>
         </w:tc>
         <w:tc>
           <w:tcPr>
-            <w:tcW w:w="547" w:type="dxa"/>
+            <w:tcW w:type="dxa" w:w="547"/>
+            <w:vAlign w:val="top"/>
             <w:tcMar>
               <w:top w:w="0" w:type="dxa"/>
-              <w:left w:w="0" w:type="dxa"/>
+              <w:start w:w="0" w:type="dxa"/>
               <w:bottom w:w="0" w:type="dxa"/>
-              <w:right w:w="35" w:type="dxa"/>
+              <w:end w:w="35" w:type="dxa"/>
             </w:tcMar>
           </w:tcPr>
           <w:p>
             <w:pPr>
-              <w:spacing w:after="0" w:line="240" w:lineRule="auto"/>
-            </w:pPr>
-          </w:p>
-          <w:p>
-            <w:pPr>
-              <w:spacing w:after="0" w:line="240" w:lineRule="auto"/>
-            </w:pPr>
-            <w:r>
-              <w:rPr>
-                <w:rFonts w:ascii="Arial" w:eastAsia="Arial" w:hAnsi="Arial" w:cs="Arial"/>
-                <w:sz w:val="24"/>
+              <w:keepNext w:val="0"/>
+              <w:spacing w:before="0" w:after="0" w:line="240" w:lineRule="auto"/>
+            </w:pPr>
+            <w:r>
+              <w:rPr>
+                <w:rFonts w:ascii="Arial" w:hAnsi="Arial" w:eastAsia="Arial" w:cs="Arial"/>
+                <w:sz w:val="24"/>
+              </w:rPr>
+            </w:r>
+            <w:r>
+              <w:rPr>
+                <w:rFonts w:ascii="Arial" w:hAnsi="Arial" w:eastAsia="Arial" w:cs="Arial"/>
+                <w:b w:val="0"/>
+                <w:sz w:val="24"/>
+                <w:u w:val="none"/>
               </w:rPr>
               <w:t>6.</w:t>
             </w:r>
@@ -2086,28 +2224,32 @@
         </w:tc>
         <w:tc>
           <w:tcPr>
-            <w:tcW w:w="1728" w:type="dxa"/>
+            <w:tcW w:type="dxa" w:w="1728"/>
+            <w:vAlign w:val="top"/>
             <w:tcMar>
               <w:top w:w="0" w:type="dxa"/>
-              <w:left w:w="0" w:type="dxa"/>
+              <w:start w:w="0" w:type="dxa"/>
               <w:bottom w:w="0" w:type="dxa"/>
-              <w:right w:w="35" w:type="dxa"/>
+              <w:end w:w="35" w:type="dxa"/>
             </w:tcMar>
           </w:tcPr>
           <w:p>
             <w:pPr>
-              <w:spacing w:after="0" w:line="240" w:lineRule="auto"/>
-            </w:pPr>
-          </w:p>
-          <w:p>
-            <w:pPr>
-              <w:keepNext/>
-              <w:spacing w:after="0" w:line="240" w:lineRule="auto"/>
-            </w:pPr>
-            <w:r>
-              <w:rPr>
-                <w:rFonts w:ascii="Arial" w:eastAsia="Arial" w:hAnsi="Arial" w:cs="Arial"/>
-                <w:sz w:val="24"/>
+              <w:keepNext/>
+              <w:spacing w:before="0" w:after="0" w:line="240" w:lineRule="auto"/>
+            </w:pPr>
+            <w:r>
+              <w:rPr>
+                <w:rFonts w:ascii="Arial" w:hAnsi="Arial" w:eastAsia="Arial" w:cs="Arial"/>
+                <w:sz w:val="24"/>
+              </w:rPr>
+            </w:r>
+            <w:r>
+              <w:rPr>
+                <w:rFonts w:ascii="Arial" w:hAnsi="Arial" w:eastAsia="Arial" w:cs="Arial"/>
+                <w:b w:val="0"/>
+                <w:sz w:val="24"/>
+                <w:u w:val="none"/>
               </w:rPr>
               <w:t>Nama</w:t>
             </w:r>
@@ -2115,12 +2257,14 @@
           <w:p>
             <w:pPr>
               <w:keepNext/>
-              <w:spacing w:after="0" w:line="240" w:lineRule="auto"/>
-            </w:pPr>
-            <w:r>
-              <w:rPr>
-                <w:rFonts w:ascii="Arial" w:eastAsia="Arial" w:hAnsi="Arial" w:cs="Arial"/>
-                <w:sz w:val="24"/>
+              <w:spacing w:before="0" w:after="0" w:line="240" w:lineRule="auto"/>
+            </w:pPr>
+            <w:r>
+              <w:rPr>
+                <w:rFonts w:ascii="Arial" w:hAnsi="Arial" w:eastAsia="Arial" w:cs="Arial"/>
+                <w:b w:val="0"/>
+                <w:sz w:val="24"/>
+                <w:u w:val="none"/>
               </w:rPr>
               <w:t>Pangkat/gol</w:t>
             </w:r>
@@ -2128,24 +2272,29 @@
           <w:p>
             <w:pPr>
               <w:keepNext/>
-              <w:spacing w:after="0" w:line="240" w:lineRule="auto"/>
-            </w:pPr>
-            <w:r>
-              <w:rPr>
-                <w:rFonts w:ascii="Arial" w:eastAsia="Arial" w:hAnsi="Arial" w:cs="Arial"/>
-                <w:sz w:val="24"/>
+              <w:spacing w:before="0" w:after="0" w:line="240" w:lineRule="auto"/>
+            </w:pPr>
+            <w:r>
+              <w:rPr>
+                <w:rFonts w:ascii="Arial" w:hAnsi="Arial" w:eastAsia="Arial" w:cs="Arial"/>
+                <w:b w:val="0"/>
+                <w:sz w:val="24"/>
+                <w:u w:val="none"/>
               </w:rPr>
               <w:t>NIP</w:t>
             </w:r>
           </w:p>
           <w:p>
             <w:pPr>
-              <w:spacing w:after="0" w:line="240" w:lineRule="auto"/>
-            </w:pPr>
-            <w:r>
-              <w:rPr>
-                <w:rFonts w:ascii="Arial" w:eastAsia="Arial" w:hAnsi="Arial" w:cs="Arial"/>
-                <w:sz w:val="24"/>
+              <w:keepNext w:val="0"/>
+              <w:spacing w:before="0" w:after="160" w:line="240" w:lineRule="auto"/>
+            </w:pPr>
+            <w:r>
+              <w:rPr>
+                <w:rFonts w:ascii="Arial" w:hAnsi="Arial" w:eastAsia="Arial" w:cs="Arial"/>
+                <w:b w:val="0"/>
+                <w:sz w:val="24"/>
+                <w:u w:val="none"/>
               </w:rPr>
               <w:t>Jabatan</w:t>
             </w:r>
@@ -2153,28 +2302,32 @@
         </w:tc>
         <w:tc>
           <w:tcPr>
-            <w:tcW w:w="317" w:type="dxa"/>
+            <w:tcW w:type="dxa" w:w="317"/>
+            <w:vAlign w:val="top"/>
             <w:tcMar>
               <w:top w:w="0" w:type="dxa"/>
-              <w:left w:w="0" w:type="dxa"/>
+              <w:start w:w="0" w:type="dxa"/>
               <w:bottom w:w="0" w:type="dxa"/>
-              <w:right w:w="35" w:type="dxa"/>
+              <w:end w:w="35" w:type="dxa"/>
             </w:tcMar>
           </w:tcPr>
           <w:p>
             <w:pPr>
-              <w:spacing w:after="0" w:line="240" w:lineRule="auto"/>
-            </w:pPr>
-          </w:p>
-          <w:p>
-            <w:pPr>
-              <w:keepNext/>
-              <w:spacing w:after="0" w:line="240" w:lineRule="auto"/>
-            </w:pPr>
-            <w:r>
-              <w:rPr>
-                <w:rFonts w:ascii="Arial" w:eastAsia="Arial" w:hAnsi="Arial" w:cs="Arial"/>
-                <w:sz w:val="24"/>
+              <w:keepNext/>
+              <w:spacing w:before="0" w:after="0" w:line="240" w:lineRule="auto"/>
+            </w:pPr>
+            <w:r>
+              <w:rPr>
+                <w:rFonts w:ascii="Arial" w:hAnsi="Arial" w:eastAsia="Arial" w:cs="Arial"/>
+                <w:sz w:val="24"/>
+              </w:rPr>
+            </w:r>
+            <w:r>
+              <w:rPr>
+                <w:rFonts w:ascii="Arial" w:hAnsi="Arial" w:eastAsia="Arial" w:cs="Arial"/>
+                <w:b w:val="0"/>
+                <w:sz w:val="24"/>
+                <w:u w:val="none"/>
               </w:rPr>
               <w:t>:</w:t>
             </w:r>
@@ -2182,12 +2335,14 @@
           <w:p>
             <w:pPr>
               <w:keepNext/>
-              <w:spacing w:after="0" w:line="240" w:lineRule="auto"/>
-            </w:pPr>
-            <w:r>
-              <w:rPr>
-                <w:rFonts w:ascii="Arial" w:eastAsia="Arial" w:hAnsi="Arial" w:cs="Arial"/>
-                <w:sz w:val="24"/>
+              <w:spacing w:before="0" w:after="0" w:line="240" w:lineRule="auto"/>
+            </w:pPr>
+            <w:r>
+              <w:rPr>
+                <w:rFonts w:ascii="Arial" w:hAnsi="Arial" w:eastAsia="Arial" w:cs="Arial"/>
+                <w:b w:val="0"/>
+                <w:sz w:val="24"/>
+                <w:u w:val="none"/>
               </w:rPr>
               <w:t>:</w:t>
             </w:r>
@@ -2195,24 +2350,29 @@
           <w:p>
             <w:pPr>
               <w:keepNext/>
-              <w:spacing w:after="0" w:line="240" w:lineRule="auto"/>
-            </w:pPr>
-            <w:r>
-              <w:rPr>
-                <w:rFonts w:ascii="Arial" w:eastAsia="Arial" w:hAnsi="Arial" w:cs="Arial"/>
-                <w:sz w:val="24"/>
+              <w:spacing w:before="0" w:after="0" w:line="240" w:lineRule="auto"/>
+            </w:pPr>
+            <w:r>
+              <w:rPr>
+                <w:rFonts w:ascii="Arial" w:hAnsi="Arial" w:eastAsia="Arial" w:cs="Arial"/>
+                <w:b w:val="0"/>
+                <w:sz w:val="24"/>
+                <w:u w:val="none"/>
               </w:rPr>
               <w:t>:</w:t>
             </w:r>
           </w:p>
           <w:p>
             <w:pPr>
-              <w:spacing w:after="0" w:line="240" w:lineRule="auto"/>
-            </w:pPr>
-            <w:r>
-              <w:rPr>
-                <w:rFonts w:ascii="Arial" w:eastAsia="Arial" w:hAnsi="Arial" w:cs="Arial"/>
-                <w:sz w:val="24"/>
+              <w:keepNext w:val="0"/>
+              <w:spacing w:before="0" w:after="160" w:line="240" w:lineRule="auto"/>
+            </w:pPr>
+            <w:r>
+              <w:rPr>
+                <w:rFonts w:ascii="Arial" w:hAnsi="Arial" w:eastAsia="Arial" w:cs="Arial"/>
+                <w:b w:val="0"/>
+                <w:sz w:val="24"/>
+                <w:u w:val="none"/>
               </w:rPr>
               <w:t>:</w:t>
             </w:r>
@@ -2220,28 +2380,32 @@
         </w:tc>
         <w:tc>
           <w:tcPr>
-            <w:tcW w:w="5587" w:type="dxa"/>
+            <w:tcW w:type="dxa" w:w="5587"/>
+            <w:vAlign w:val="top"/>
             <w:tcMar>
               <w:top w:w="0" w:type="dxa"/>
-              <w:left w:w="0" w:type="dxa"/>
+              <w:start w:w="0" w:type="dxa"/>
               <w:bottom w:w="0" w:type="dxa"/>
-              <w:right w:w="35" w:type="dxa"/>
+              <w:end w:w="35" w:type="dxa"/>
             </w:tcMar>
           </w:tcPr>
           <w:p>
             <w:pPr>
-              <w:spacing w:after="0" w:line="240" w:lineRule="auto"/>
-            </w:pPr>
-          </w:p>
-          <w:p>
-            <w:pPr>
-              <w:keepNext/>
-              <w:spacing w:after="0" w:line="240" w:lineRule="auto"/>
-            </w:pPr>
-            <w:r>
-              <w:rPr>
-                <w:rFonts w:ascii="Arial" w:eastAsia="Arial" w:hAnsi="Arial" w:cs="Arial"/>
-                <w:sz w:val="24"/>
+              <w:keepNext/>
+              <w:spacing w:before="0" w:after="0" w:line="240" w:lineRule="auto"/>
+            </w:pPr>
+            <w:r>
+              <w:rPr>
+                <w:rFonts w:ascii="Arial" w:hAnsi="Arial" w:eastAsia="Arial" w:cs="Arial"/>
+                <w:sz w:val="24"/>
+              </w:rPr>
+            </w:r>
+            <w:r>
+              <w:rPr>
+                <w:rFonts w:ascii="Arial" w:hAnsi="Arial" w:eastAsia="Arial" w:cs="Arial"/>
+                <w:b w:val="0"/>
+                <w:sz w:val="24"/>
+                <w:u w:val="none"/>
               </w:rPr>
               <w:t>ISMADI, SE., MM.</w:t>
             </w:r>
@@ -2249,12 +2413,14 @@
           <w:p>
             <w:pPr>
               <w:keepNext/>
-              <w:spacing w:after="0" w:line="240" w:lineRule="auto"/>
-            </w:pPr>
-            <w:r>
-              <w:rPr>
-                <w:rFonts w:ascii="Arial" w:eastAsia="Arial" w:hAnsi="Arial" w:cs="Arial"/>
-                <w:sz w:val="24"/>
+              <w:spacing w:before="0" w:after="0" w:line="240" w:lineRule="auto"/>
+            </w:pPr>
+            <w:r>
+              <w:rPr>
+                <w:rFonts w:ascii="Arial" w:hAnsi="Arial" w:eastAsia="Arial" w:cs="Arial"/>
+                <w:b w:val="0"/>
+                <w:sz w:val="24"/>
+                <w:u w:val="none"/>
               </w:rPr>
               <w:t>Penata (III/c)</w:t>
             </w:r>
@@ -2262,24 +2428,29 @@
           <w:p>
             <w:pPr>
               <w:keepNext/>
-              <w:spacing w:after="0" w:line="240" w:lineRule="auto"/>
-            </w:pPr>
-            <w:r>
-              <w:rPr>
-                <w:rFonts w:ascii="Arial" w:eastAsia="Arial" w:hAnsi="Arial" w:cs="Arial"/>
-                <w:sz w:val="24"/>
+              <w:spacing w:before="0" w:after="0" w:line="240" w:lineRule="auto"/>
+            </w:pPr>
+            <w:r>
+              <w:rPr>
+                <w:rFonts w:ascii="Arial" w:hAnsi="Arial" w:eastAsia="Arial" w:cs="Arial"/>
+                <w:b w:val="0"/>
+                <w:sz w:val="24"/>
+                <w:u w:val="none"/>
               </w:rPr>
               <w:t>197304201995031004</w:t>
             </w:r>
           </w:p>
           <w:p>
             <w:pPr>
-              <w:spacing w:after="0" w:line="240" w:lineRule="auto"/>
-            </w:pPr>
-            <w:r>
-              <w:rPr>
-                <w:rFonts w:ascii="Arial" w:eastAsia="Arial" w:hAnsi="Arial" w:cs="Arial"/>
-                <w:sz w:val="24"/>
+              <w:keepNext w:val="0"/>
+              <w:spacing w:before="0" w:after="160" w:line="240" w:lineRule="auto"/>
+            </w:pPr>
+            <w:r>
+              <w:rPr>
+                <w:rFonts w:ascii="Arial" w:hAnsi="Arial" w:eastAsia="Arial" w:cs="Arial"/>
+                <w:b w:val="0"/>
+                <w:sz w:val="24"/>
+                <w:u w:val="none"/>
               </w:rPr>
               <w:t>Penelaah Teknis Kebijakan</w:t>
             </w:r>
@@ -2292,48 +2463,64 @@
         </w:trPr>
         <w:tc>
           <w:tcPr>
-            <w:tcW w:w="1440" w:type="dxa"/>
+            <w:tcW w:type="dxa" w:w="1440"/>
+            <w:vAlign w:val="top"/>
             <w:tcMar>
               <w:top w:w="0" w:type="dxa"/>
-              <w:left w:w="0" w:type="dxa"/>
+              <w:start w:w="0" w:type="dxa"/>
               <w:bottom w:w="0" w:type="dxa"/>
-              <w:right w:w="35" w:type="dxa"/>
+              <w:end w:w="35" w:type="dxa"/>
             </w:tcMar>
           </w:tcPr>
           <w:p>
             <w:pPr>
-              <w:spacing w:after="0" w:line="240" w:lineRule="auto"/>
-            </w:pPr>
-          </w:p>
-          <w:p>
-            <w:pPr>
-              <w:spacing w:after="0" w:line="240" w:lineRule="auto"/>
-            </w:pPr>
+              <w:keepNext w:val="0"/>
+              <w:spacing w:before="0" w:after="0" w:line="240" w:lineRule="auto"/>
+            </w:pPr>
+            <w:r>
+              <w:rPr>
+                <w:rFonts w:ascii="Arial" w:hAnsi="Arial" w:eastAsia="Arial" w:cs="Arial"/>
+                <w:sz w:val="24"/>
+              </w:rPr>
+            </w:r>
+            <w:r>
+              <w:rPr>
+                <w:rFonts w:ascii="Arial" w:hAnsi="Arial" w:eastAsia="Arial" w:cs="Arial"/>
+                <w:b w:val="0"/>
+                <w:sz w:val="24"/>
+                <w:u w:val="none"/>
+              </w:rPr>
+            </w:r>
           </w:p>
         </w:tc>
         <w:tc>
           <w:tcPr>
-            <w:tcW w:w="547" w:type="dxa"/>
+            <w:tcW w:type="dxa" w:w="547"/>
+            <w:vAlign w:val="top"/>
             <w:tcMar>
               <w:top w:w="0" w:type="dxa"/>
-              <w:left w:w="0" w:type="dxa"/>
+              <w:start w:w="0" w:type="dxa"/>
               <w:bottom w:w="0" w:type="dxa"/>
-              <w:right w:w="35" w:type="dxa"/>
+              <w:end w:w="35" w:type="dxa"/>
             </w:tcMar>
           </w:tcPr>
           <w:p>
             <w:pPr>
-              <w:spacing w:after="0" w:line="240" w:lineRule="auto"/>
-            </w:pPr>
-          </w:p>
-          <w:p>
-            <w:pPr>
-              <w:spacing w:after="0" w:line="240" w:lineRule="auto"/>
-            </w:pPr>
-            <w:r>
-              <w:rPr>
-                <w:rFonts w:ascii="Arial" w:eastAsia="Arial" w:hAnsi="Arial" w:cs="Arial"/>
-                <w:sz w:val="24"/>
+              <w:keepNext w:val="0"/>
+              <w:spacing w:before="0" w:after="0" w:line="240" w:lineRule="auto"/>
+            </w:pPr>
+            <w:r>
+              <w:rPr>
+                <w:rFonts w:ascii="Arial" w:hAnsi="Arial" w:eastAsia="Arial" w:cs="Arial"/>
+                <w:sz w:val="24"/>
+              </w:rPr>
+            </w:r>
+            <w:r>
+              <w:rPr>
+                <w:rFonts w:ascii="Arial" w:hAnsi="Arial" w:eastAsia="Arial" w:cs="Arial"/>
+                <w:b w:val="0"/>
+                <w:sz w:val="24"/>
+                <w:u w:val="none"/>
               </w:rPr>
               <w:t>7.</w:t>
             </w:r>
@@ -2341,28 +2528,32 @@
         </w:tc>
         <w:tc>
           <w:tcPr>
-            <w:tcW w:w="1728" w:type="dxa"/>
+            <w:tcW w:type="dxa" w:w="1728"/>
+            <w:vAlign w:val="top"/>
             <w:tcMar>
               <w:top w:w="0" w:type="dxa"/>
-              <w:left w:w="0" w:type="dxa"/>
+              <w:start w:w="0" w:type="dxa"/>
               <w:bottom w:w="0" w:type="dxa"/>
-              <w:right w:w="35" w:type="dxa"/>
+              <w:end w:w="35" w:type="dxa"/>
             </w:tcMar>
           </w:tcPr>
           <w:p>
             <w:pPr>
-              <w:spacing w:after="0" w:line="240" w:lineRule="auto"/>
-            </w:pPr>
-          </w:p>
-          <w:p>
-            <w:pPr>
-              <w:keepNext/>
-              <w:spacing w:after="0" w:line="240" w:lineRule="auto"/>
-            </w:pPr>
-            <w:r>
-              <w:rPr>
-                <w:rFonts w:ascii="Arial" w:eastAsia="Arial" w:hAnsi="Arial" w:cs="Arial"/>
-                <w:sz w:val="24"/>
+              <w:keepNext/>
+              <w:spacing w:before="0" w:after="0" w:line="240" w:lineRule="auto"/>
+            </w:pPr>
+            <w:r>
+              <w:rPr>
+                <w:rFonts w:ascii="Arial" w:hAnsi="Arial" w:eastAsia="Arial" w:cs="Arial"/>
+                <w:sz w:val="24"/>
+              </w:rPr>
+            </w:r>
+            <w:r>
+              <w:rPr>
+                <w:rFonts w:ascii="Arial" w:hAnsi="Arial" w:eastAsia="Arial" w:cs="Arial"/>
+                <w:b w:val="0"/>
+                <w:sz w:val="24"/>
+                <w:u w:val="none"/>
               </w:rPr>
               <w:t>Nama</w:t>
             </w:r>
@@ -2370,12 +2561,14 @@
           <w:p>
             <w:pPr>
               <w:keepNext/>
-              <w:spacing w:after="0" w:line="240" w:lineRule="auto"/>
-            </w:pPr>
-            <w:r>
-              <w:rPr>
-                <w:rFonts w:ascii="Arial" w:eastAsia="Arial" w:hAnsi="Arial" w:cs="Arial"/>
-                <w:sz w:val="24"/>
+              <w:spacing w:before="0" w:after="0" w:line="240" w:lineRule="auto"/>
+            </w:pPr>
+            <w:r>
+              <w:rPr>
+                <w:rFonts w:ascii="Arial" w:hAnsi="Arial" w:eastAsia="Arial" w:cs="Arial"/>
+                <w:b w:val="0"/>
+                <w:sz w:val="24"/>
+                <w:u w:val="none"/>
               </w:rPr>
               <w:t>Pangkat/gol</w:t>
             </w:r>
@@ -2383,24 +2576,29 @@
           <w:p>
             <w:pPr>
               <w:keepNext/>
-              <w:spacing w:after="0" w:line="240" w:lineRule="auto"/>
-            </w:pPr>
-            <w:r>
-              <w:rPr>
-                <w:rFonts w:ascii="Arial" w:eastAsia="Arial" w:hAnsi="Arial" w:cs="Arial"/>
-                <w:sz w:val="24"/>
+              <w:spacing w:before="0" w:after="0" w:line="240" w:lineRule="auto"/>
+            </w:pPr>
+            <w:r>
+              <w:rPr>
+                <w:rFonts w:ascii="Arial" w:hAnsi="Arial" w:eastAsia="Arial" w:cs="Arial"/>
+                <w:b w:val="0"/>
+                <w:sz w:val="24"/>
+                <w:u w:val="none"/>
               </w:rPr>
               <w:t>NIP</w:t>
             </w:r>
           </w:p>
           <w:p>
             <w:pPr>
-              <w:spacing w:after="0" w:line="240" w:lineRule="auto"/>
-            </w:pPr>
-            <w:r>
-              <w:rPr>
-                <w:rFonts w:ascii="Arial" w:eastAsia="Arial" w:hAnsi="Arial" w:cs="Arial"/>
-                <w:sz w:val="24"/>
+              <w:keepNext w:val="0"/>
+              <w:spacing w:before="0" w:after="160" w:line="240" w:lineRule="auto"/>
+            </w:pPr>
+            <w:r>
+              <w:rPr>
+                <w:rFonts w:ascii="Arial" w:hAnsi="Arial" w:eastAsia="Arial" w:cs="Arial"/>
+                <w:b w:val="0"/>
+                <w:sz w:val="24"/>
+                <w:u w:val="none"/>
               </w:rPr>
               <w:t>Jabatan</w:t>
             </w:r>
@@ -2408,28 +2606,32 @@
         </w:tc>
         <w:tc>
           <w:tcPr>
-            <w:tcW w:w="317" w:type="dxa"/>
+            <w:tcW w:type="dxa" w:w="317"/>
+            <w:vAlign w:val="top"/>
             <w:tcMar>
               <w:top w:w="0" w:type="dxa"/>
-              <w:left w:w="0" w:type="dxa"/>
+              <w:start w:w="0" w:type="dxa"/>
               <w:bottom w:w="0" w:type="dxa"/>
-              <w:right w:w="35" w:type="dxa"/>
+              <w:end w:w="35" w:type="dxa"/>
             </w:tcMar>
           </w:tcPr>
           <w:p>
             <w:pPr>
-              <w:spacing w:after="0" w:line="240" w:lineRule="auto"/>
-            </w:pPr>
-          </w:p>
-          <w:p>
-            <w:pPr>
-              <w:keepNext/>
-              <w:spacing w:after="0" w:line="240" w:lineRule="auto"/>
-            </w:pPr>
-            <w:r>
-              <w:rPr>
-                <w:rFonts w:ascii="Arial" w:eastAsia="Arial" w:hAnsi="Arial" w:cs="Arial"/>
-                <w:sz w:val="24"/>
+              <w:keepNext/>
+              <w:spacing w:before="0" w:after="0" w:line="240" w:lineRule="auto"/>
+            </w:pPr>
+            <w:r>
+              <w:rPr>
+                <w:rFonts w:ascii="Arial" w:hAnsi="Arial" w:eastAsia="Arial" w:cs="Arial"/>
+                <w:sz w:val="24"/>
+              </w:rPr>
+            </w:r>
+            <w:r>
+              <w:rPr>
+                <w:rFonts w:ascii="Arial" w:hAnsi="Arial" w:eastAsia="Arial" w:cs="Arial"/>
+                <w:b w:val="0"/>
+                <w:sz w:val="24"/>
+                <w:u w:val="none"/>
               </w:rPr>
               <w:t>:</w:t>
             </w:r>
@@ -2437,12 +2639,14 @@
           <w:p>
             <w:pPr>
               <w:keepNext/>
-              <w:spacing w:after="0" w:line="240" w:lineRule="auto"/>
-            </w:pPr>
-            <w:r>
-              <w:rPr>
-                <w:rFonts w:ascii="Arial" w:eastAsia="Arial" w:hAnsi="Arial" w:cs="Arial"/>
-                <w:sz w:val="24"/>
+              <w:spacing w:before="0" w:after="0" w:line="240" w:lineRule="auto"/>
+            </w:pPr>
+            <w:r>
+              <w:rPr>
+                <w:rFonts w:ascii="Arial" w:hAnsi="Arial" w:eastAsia="Arial" w:cs="Arial"/>
+                <w:b w:val="0"/>
+                <w:sz w:val="24"/>
+                <w:u w:val="none"/>
               </w:rPr>
               <w:t>:</w:t>
             </w:r>
@@ -2450,24 +2654,29 @@
           <w:p>
             <w:pPr>
               <w:keepNext/>
-              <w:spacing w:after="0" w:line="240" w:lineRule="auto"/>
-            </w:pPr>
-            <w:r>
-              <w:rPr>
-                <w:rFonts w:ascii="Arial" w:eastAsia="Arial" w:hAnsi="Arial" w:cs="Arial"/>
-                <w:sz w:val="24"/>
+              <w:spacing w:before="0" w:after="0" w:line="240" w:lineRule="auto"/>
+            </w:pPr>
+            <w:r>
+              <w:rPr>
+                <w:rFonts w:ascii="Arial" w:hAnsi="Arial" w:eastAsia="Arial" w:cs="Arial"/>
+                <w:b w:val="0"/>
+                <w:sz w:val="24"/>
+                <w:u w:val="none"/>
               </w:rPr>
               <w:t>:</w:t>
             </w:r>
           </w:p>
           <w:p>
             <w:pPr>
-              <w:spacing w:after="0" w:line="240" w:lineRule="auto"/>
-            </w:pPr>
-            <w:r>
-              <w:rPr>
-                <w:rFonts w:ascii="Arial" w:eastAsia="Arial" w:hAnsi="Arial" w:cs="Arial"/>
-                <w:sz w:val="24"/>
+              <w:keepNext w:val="0"/>
+              <w:spacing w:before="0" w:after="160" w:line="240" w:lineRule="auto"/>
+            </w:pPr>
+            <w:r>
+              <w:rPr>
+                <w:rFonts w:ascii="Arial" w:hAnsi="Arial" w:eastAsia="Arial" w:cs="Arial"/>
+                <w:b w:val="0"/>
+                <w:sz w:val="24"/>
+                <w:u w:val="none"/>
               </w:rPr>
               <w:t>:</w:t>
             </w:r>
@@ -2475,28 +2684,32 @@
         </w:tc>
         <w:tc>
           <w:tcPr>
-            <w:tcW w:w="5587" w:type="dxa"/>
+            <w:tcW w:type="dxa" w:w="5587"/>
+            <w:vAlign w:val="top"/>
             <w:tcMar>
               <w:top w:w="0" w:type="dxa"/>
-              <w:left w:w="0" w:type="dxa"/>
+              <w:start w:w="0" w:type="dxa"/>
               <w:bottom w:w="0" w:type="dxa"/>
-              <w:right w:w="35" w:type="dxa"/>
+              <w:end w:w="35" w:type="dxa"/>
             </w:tcMar>
           </w:tcPr>
           <w:p>
             <w:pPr>
-              <w:spacing w:after="0" w:line="240" w:lineRule="auto"/>
-            </w:pPr>
-          </w:p>
-          <w:p>
-            <w:pPr>
-              <w:keepNext/>
-              <w:spacing w:after="0" w:line="240" w:lineRule="auto"/>
-            </w:pPr>
-            <w:r>
-              <w:rPr>
-                <w:rFonts w:ascii="Arial" w:eastAsia="Arial" w:hAnsi="Arial" w:cs="Arial"/>
-                <w:sz w:val="24"/>
+              <w:keepNext/>
+              <w:spacing w:before="0" w:after="0" w:line="240" w:lineRule="auto"/>
+            </w:pPr>
+            <w:r>
+              <w:rPr>
+                <w:rFonts w:ascii="Arial" w:hAnsi="Arial" w:eastAsia="Arial" w:cs="Arial"/>
+                <w:sz w:val="24"/>
+              </w:rPr>
+            </w:r>
+            <w:r>
+              <w:rPr>
+                <w:rFonts w:ascii="Arial" w:hAnsi="Arial" w:eastAsia="Arial" w:cs="Arial"/>
+                <w:b w:val="0"/>
+                <w:sz w:val="24"/>
+                <w:u w:val="none"/>
               </w:rPr>
               <w:t>IBNU PURWANTAMA S.Par.</w:t>
             </w:r>
@@ -2504,12 +2717,14 @@
           <w:p>
             <w:pPr>
               <w:keepNext/>
-              <w:spacing w:after="0" w:line="240" w:lineRule="auto"/>
-            </w:pPr>
-            <w:r>
-              <w:rPr>
-                <w:rFonts w:ascii="Arial" w:eastAsia="Arial" w:hAnsi="Arial" w:cs="Arial"/>
-                <w:sz w:val="24"/>
+              <w:spacing w:before="0" w:after="0" w:line="240" w:lineRule="auto"/>
+            </w:pPr>
+            <w:r>
+              <w:rPr>
+                <w:rFonts w:ascii="Arial" w:hAnsi="Arial" w:eastAsia="Arial" w:cs="Arial"/>
+                <w:b w:val="0"/>
+                <w:sz w:val="24"/>
+                <w:u w:val="none"/>
               </w:rPr>
               <w:t>Penata Muda Tk. I (III/b)</w:t>
             </w:r>
@@ -2517,24 +2732,29 @@
           <w:p>
             <w:pPr>
               <w:keepNext/>
-              <w:spacing w:after="0" w:line="240" w:lineRule="auto"/>
-            </w:pPr>
-            <w:r>
-              <w:rPr>
-                <w:rFonts w:ascii="Arial" w:eastAsia="Arial" w:hAnsi="Arial" w:cs="Arial"/>
-                <w:sz w:val="24"/>
+              <w:spacing w:before="0" w:after="0" w:line="240" w:lineRule="auto"/>
+            </w:pPr>
+            <w:r>
+              <w:rPr>
+                <w:rFonts w:ascii="Arial" w:hAnsi="Arial" w:eastAsia="Arial" w:cs="Arial"/>
+                <w:b w:val="0"/>
+                <w:sz w:val="24"/>
+                <w:u w:val="none"/>
               </w:rPr>
               <w:t>199503142020121015</w:t>
             </w:r>
           </w:p>
           <w:p>
             <w:pPr>
-              <w:spacing w:after="0" w:line="240" w:lineRule="auto"/>
-            </w:pPr>
-            <w:r>
-              <w:rPr>
-                <w:rFonts w:ascii="Arial" w:eastAsia="Arial" w:hAnsi="Arial" w:cs="Arial"/>
-                <w:sz w:val="24"/>
+              <w:keepNext w:val="0"/>
+              <w:spacing w:before="0" w:after="160" w:line="240" w:lineRule="auto"/>
+            </w:pPr>
+            <w:r>
+              <w:rPr>
+                <w:rFonts w:ascii="Arial" w:hAnsi="Arial" w:eastAsia="Arial" w:cs="Arial"/>
+                <w:b w:val="0"/>
+                <w:sz w:val="24"/>
+                <w:u w:val="none"/>
               </w:rPr>
               <w:t>Pengolah Data dan Informasi</w:t>
             </w:r>
@@ -2547,48 +2767,64 @@
         </w:trPr>
         <w:tc>
           <w:tcPr>
-            <w:tcW w:w="1440" w:type="dxa"/>
+            <w:tcW w:type="dxa" w:w="1440"/>
+            <w:vAlign w:val="top"/>
             <w:tcMar>
               <w:top w:w="0" w:type="dxa"/>
-              <w:left w:w="0" w:type="dxa"/>
+              <w:start w:w="0" w:type="dxa"/>
               <w:bottom w:w="0" w:type="dxa"/>
-              <w:right w:w="35" w:type="dxa"/>
+              <w:end w:w="35" w:type="dxa"/>
             </w:tcMar>
           </w:tcPr>
           <w:p>
             <w:pPr>
-              <w:spacing w:after="0" w:line="240" w:lineRule="auto"/>
-            </w:pPr>
-          </w:p>
-          <w:p>
-            <w:pPr>
-              <w:spacing w:after="0" w:line="240" w:lineRule="auto"/>
-            </w:pPr>
+              <w:keepNext w:val="0"/>
+              <w:spacing w:before="0" w:after="0" w:line="240" w:lineRule="auto"/>
+            </w:pPr>
+            <w:r>
+              <w:rPr>
+                <w:rFonts w:ascii="Arial" w:hAnsi="Arial" w:eastAsia="Arial" w:cs="Arial"/>
+                <w:sz w:val="24"/>
+              </w:rPr>
+            </w:r>
+            <w:r>
+              <w:rPr>
+                <w:rFonts w:ascii="Arial" w:hAnsi="Arial" w:eastAsia="Arial" w:cs="Arial"/>
+                <w:b w:val="0"/>
+                <w:sz w:val="24"/>
+                <w:u w:val="none"/>
+              </w:rPr>
+            </w:r>
           </w:p>
         </w:tc>
         <w:tc>
           <w:tcPr>
-            <w:tcW w:w="547" w:type="dxa"/>
+            <w:tcW w:type="dxa" w:w="547"/>
+            <w:vAlign w:val="top"/>
             <w:tcMar>
               <w:top w:w="0" w:type="dxa"/>
-              <w:left w:w="0" w:type="dxa"/>
+              <w:start w:w="0" w:type="dxa"/>
               <w:bottom w:w="0" w:type="dxa"/>
-              <w:right w:w="35" w:type="dxa"/>
+              <w:end w:w="35" w:type="dxa"/>
             </w:tcMar>
           </w:tcPr>
           <w:p>
             <w:pPr>
-              <w:spacing w:after="0" w:line="240" w:lineRule="auto"/>
-            </w:pPr>
-          </w:p>
-          <w:p>
-            <w:pPr>
-              <w:spacing w:after="0" w:line="240" w:lineRule="auto"/>
-            </w:pPr>
-            <w:r>
-              <w:rPr>
-                <w:rFonts w:ascii="Arial" w:eastAsia="Arial" w:hAnsi="Arial" w:cs="Arial"/>
-                <w:sz w:val="24"/>
+              <w:keepNext w:val="0"/>
+              <w:spacing w:before="0" w:after="0" w:line="240" w:lineRule="auto"/>
+            </w:pPr>
+            <w:r>
+              <w:rPr>
+                <w:rFonts w:ascii="Arial" w:hAnsi="Arial" w:eastAsia="Arial" w:cs="Arial"/>
+                <w:sz w:val="24"/>
+              </w:rPr>
+            </w:r>
+            <w:r>
+              <w:rPr>
+                <w:rFonts w:ascii="Arial" w:hAnsi="Arial" w:eastAsia="Arial" w:cs="Arial"/>
+                <w:b w:val="0"/>
+                <w:sz w:val="24"/>
+                <w:u w:val="none"/>
               </w:rPr>
               <w:t>8.</w:t>
             </w:r>
@@ -2596,28 +2832,32 @@
         </w:tc>
         <w:tc>
           <w:tcPr>
-            <w:tcW w:w="1728" w:type="dxa"/>
+            <w:tcW w:type="dxa" w:w="1728"/>
+            <w:vAlign w:val="top"/>
             <w:tcMar>
               <w:top w:w="0" w:type="dxa"/>
-              <w:left w:w="0" w:type="dxa"/>
+              <w:start w:w="0" w:type="dxa"/>
               <w:bottom w:w="0" w:type="dxa"/>
-              <w:right w:w="35" w:type="dxa"/>
+              <w:end w:w="35" w:type="dxa"/>
             </w:tcMar>
           </w:tcPr>
           <w:p>
             <w:pPr>
-              <w:spacing w:after="0" w:line="240" w:lineRule="auto"/>
-            </w:pPr>
-          </w:p>
-          <w:p>
-            <w:pPr>
-              <w:keepNext/>
-              <w:spacing w:after="0" w:line="240" w:lineRule="auto"/>
-            </w:pPr>
-            <w:r>
-              <w:rPr>
-                <w:rFonts w:ascii="Arial" w:eastAsia="Arial" w:hAnsi="Arial" w:cs="Arial"/>
-                <w:sz w:val="24"/>
+              <w:keepNext/>
+              <w:spacing w:before="0" w:after="0" w:line="240" w:lineRule="auto"/>
+            </w:pPr>
+            <w:r>
+              <w:rPr>
+                <w:rFonts w:ascii="Arial" w:hAnsi="Arial" w:eastAsia="Arial" w:cs="Arial"/>
+                <w:sz w:val="24"/>
+              </w:rPr>
+            </w:r>
+            <w:r>
+              <w:rPr>
+                <w:rFonts w:ascii="Arial" w:hAnsi="Arial" w:eastAsia="Arial" w:cs="Arial"/>
+                <w:b w:val="0"/>
+                <w:sz w:val="24"/>
+                <w:u w:val="none"/>
               </w:rPr>
               <w:t>Nama</w:t>
             </w:r>
@@ -2625,12 +2865,14 @@
           <w:p>
             <w:pPr>
               <w:keepNext/>
-              <w:spacing w:after="0" w:line="240" w:lineRule="auto"/>
-            </w:pPr>
-            <w:r>
-              <w:rPr>
-                <w:rFonts w:ascii="Arial" w:eastAsia="Arial" w:hAnsi="Arial" w:cs="Arial"/>
-                <w:sz w:val="24"/>
+              <w:spacing w:before="0" w:after="0" w:line="240" w:lineRule="auto"/>
+            </w:pPr>
+            <w:r>
+              <w:rPr>
+                <w:rFonts w:ascii="Arial" w:hAnsi="Arial" w:eastAsia="Arial" w:cs="Arial"/>
+                <w:b w:val="0"/>
+                <w:sz w:val="24"/>
+                <w:u w:val="none"/>
               </w:rPr>
               <w:t>Pangkat/gol</w:t>
             </w:r>
@@ -2638,24 +2880,29 @@
           <w:p>
             <w:pPr>
               <w:keepNext/>
-              <w:spacing w:after="0" w:line="240" w:lineRule="auto"/>
-            </w:pPr>
-            <w:r>
-              <w:rPr>
-                <w:rFonts w:ascii="Arial" w:eastAsia="Arial" w:hAnsi="Arial" w:cs="Arial"/>
-                <w:sz w:val="24"/>
+              <w:spacing w:before="0" w:after="0" w:line="240" w:lineRule="auto"/>
+            </w:pPr>
+            <w:r>
+              <w:rPr>
+                <w:rFonts w:ascii="Arial" w:hAnsi="Arial" w:eastAsia="Arial" w:cs="Arial"/>
+                <w:b w:val="0"/>
+                <w:sz w:val="24"/>
+                <w:u w:val="none"/>
               </w:rPr>
               <w:t>NIP</w:t>
             </w:r>
           </w:p>
           <w:p>
             <w:pPr>
-              <w:spacing w:after="0" w:line="240" w:lineRule="auto"/>
-            </w:pPr>
-            <w:r>
-              <w:rPr>
-                <w:rFonts w:ascii="Arial" w:eastAsia="Arial" w:hAnsi="Arial" w:cs="Arial"/>
-                <w:sz w:val="24"/>
+              <w:keepNext w:val="0"/>
+              <w:spacing w:before="0" w:after="160" w:line="240" w:lineRule="auto"/>
+            </w:pPr>
+            <w:r>
+              <w:rPr>
+                <w:rFonts w:ascii="Arial" w:hAnsi="Arial" w:eastAsia="Arial" w:cs="Arial"/>
+                <w:b w:val="0"/>
+                <w:sz w:val="24"/>
+                <w:u w:val="none"/>
               </w:rPr>
               <w:t>Jabatan</w:t>
             </w:r>
@@ -2663,28 +2910,32 @@
         </w:tc>
         <w:tc>
           <w:tcPr>
-            <w:tcW w:w="317" w:type="dxa"/>
+            <w:tcW w:type="dxa" w:w="317"/>
+            <w:vAlign w:val="top"/>
             <w:tcMar>
               <w:top w:w="0" w:type="dxa"/>
-              <w:left w:w="0" w:type="dxa"/>
+              <w:start w:w="0" w:type="dxa"/>
               <w:bottom w:w="0" w:type="dxa"/>
-              <w:right w:w="35" w:type="dxa"/>
+              <w:end w:w="35" w:type="dxa"/>
             </w:tcMar>
           </w:tcPr>
           <w:p>
             <w:pPr>
-              <w:spacing w:after="0" w:line="240" w:lineRule="auto"/>
-            </w:pPr>
-          </w:p>
-          <w:p>
-            <w:pPr>
-              <w:keepNext/>
-              <w:spacing w:after="0" w:line="240" w:lineRule="auto"/>
-            </w:pPr>
-            <w:r>
-              <w:rPr>
-                <w:rFonts w:ascii="Arial" w:eastAsia="Arial" w:hAnsi="Arial" w:cs="Arial"/>
-                <w:sz w:val="24"/>
+              <w:keepNext/>
+              <w:spacing w:before="0" w:after="0" w:line="240" w:lineRule="auto"/>
+            </w:pPr>
+            <w:r>
+              <w:rPr>
+                <w:rFonts w:ascii="Arial" w:hAnsi="Arial" w:eastAsia="Arial" w:cs="Arial"/>
+                <w:sz w:val="24"/>
+              </w:rPr>
+            </w:r>
+            <w:r>
+              <w:rPr>
+                <w:rFonts w:ascii="Arial" w:hAnsi="Arial" w:eastAsia="Arial" w:cs="Arial"/>
+                <w:b w:val="0"/>
+                <w:sz w:val="24"/>
+                <w:u w:val="none"/>
               </w:rPr>
               <w:t>:</w:t>
             </w:r>
@@ -2692,12 +2943,14 @@
           <w:p>
             <w:pPr>
               <w:keepNext/>
-              <w:spacing w:after="0" w:line="240" w:lineRule="auto"/>
-            </w:pPr>
-            <w:r>
-              <w:rPr>
-                <w:rFonts w:ascii="Arial" w:eastAsia="Arial" w:hAnsi="Arial" w:cs="Arial"/>
-                <w:sz w:val="24"/>
+              <w:spacing w:before="0" w:after="0" w:line="240" w:lineRule="auto"/>
+            </w:pPr>
+            <w:r>
+              <w:rPr>
+                <w:rFonts w:ascii="Arial" w:hAnsi="Arial" w:eastAsia="Arial" w:cs="Arial"/>
+                <w:b w:val="0"/>
+                <w:sz w:val="24"/>
+                <w:u w:val="none"/>
               </w:rPr>
               <w:t>:</w:t>
             </w:r>
@@ -2705,24 +2958,29 @@
           <w:p>
             <w:pPr>
               <w:keepNext/>
-              <w:spacing w:after="0" w:line="240" w:lineRule="auto"/>
-            </w:pPr>
-            <w:r>
-              <w:rPr>
-                <w:rFonts w:ascii="Arial" w:eastAsia="Arial" w:hAnsi="Arial" w:cs="Arial"/>
-                <w:sz w:val="24"/>
+              <w:spacing w:before="0" w:after="0" w:line="240" w:lineRule="auto"/>
+            </w:pPr>
+            <w:r>
+              <w:rPr>
+                <w:rFonts w:ascii="Arial" w:hAnsi="Arial" w:eastAsia="Arial" w:cs="Arial"/>
+                <w:b w:val="0"/>
+                <w:sz w:val="24"/>
+                <w:u w:val="none"/>
               </w:rPr>
               <w:t>:</w:t>
             </w:r>
           </w:p>
           <w:p>
             <w:pPr>
-              <w:spacing w:after="0" w:line="240" w:lineRule="auto"/>
-            </w:pPr>
-            <w:r>
-              <w:rPr>
-                <w:rFonts w:ascii="Arial" w:eastAsia="Arial" w:hAnsi="Arial" w:cs="Arial"/>
-                <w:sz w:val="24"/>
+              <w:keepNext w:val="0"/>
+              <w:spacing w:before="0" w:after="160" w:line="240" w:lineRule="auto"/>
+            </w:pPr>
+            <w:r>
+              <w:rPr>
+                <w:rFonts w:ascii="Arial" w:hAnsi="Arial" w:eastAsia="Arial" w:cs="Arial"/>
+                <w:b w:val="0"/>
+                <w:sz w:val="24"/>
+                <w:u w:val="none"/>
               </w:rPr>
               <w:t>:</w:t>
             </w:r>
@@ -2730,28 +2988,32 @@
         </w:tc>
         <w:tc>
           <w:tcPr>
-            <w:tcW w:w="5587" w:type="dxa"/>
+            <w:tcW w:type="dxa" w:w="5587"/>
+            <w:vAlign w:val="top"/>
             <w:tcMar>
               <w:top w:w="0" w:type="dxa"/>
-              <w:left w:w="0" w:type="dxa"/>
+              <w:start w:w="0" w:type="dxa"/>
               <w:bottom w:w="0" w:type="dxa"/>
-              <w:right w:w="35" w:type="dxa"/>
+              <w:end w:w="35" w:type="dxa"/>
             </w:tcMar>
           </w:tcPr>
           <w:p>
             <w:pPr>
-              <w:spacing w:after="0" w:line="240" w:lineRule="auto"/>
-            </w:pPr>
-          </w:p>
-          <w:p>
-            <w:pPr>
-              <w:keepNext/>
-              <w:spacing w:after="0" w:line="240" w:lineRule="auto"/>
-            </w:pPr>
-            <w:r>
-              <w:rPr>
-                <w:rFonts w:ascii="Arial" w:eastAsia="Arial" w:hAnsi="Arial" w:cs="Arial"/>
-                <w:sz w:val="24"/>
+              <w:keepNext/>
+              <w:spacing w:before="0" w:after="0" w:line="240" w:lineRule="auto"/>
+            </w:pPr>
+            <w:r>
+              <w:rPr>
+                <w:rFonts w:ascii="Arial" w:hAnsi="Arial" w:eastAsia="Arial" w:cs="Arial"/>
+                <w:sz w:val="24"/>
+              </w:rPr>
+            </w:r>
+            <w:r>
+              <w:rPr>
+                <w:rFonts w:ascii="Arial" w:hAnsi="Arial" w:eastAsia="Arial" w:cs="Arial"/>
+                <w:b w:val="0"/>
+                <w:sz w:val="24"/>
+                <w:u w:val="none"/>
               </w:rPr>
               <w:t>YEREMIA PURBOWIDODO SANTOSO, S.E</w:t>
             </w:r>
@@ -2759,12 +3021,14 @@
           <w:p>
             <w:pPr>
               <w:keepNext/>
-              <w:spacing w:after="0" w:line="240" w:lineRule="auto"/>
-            </w:pPr>
-            <w:r>
-              <w:rPr>
-                <w:rFonts w:ascii="Arial" w:eastAsia="Arial" w:hAnsi="Arial" w:cs="Arial"/>
-                <w:sz w:val="24"/>
+              <w:spacing w:before="0" w:after="0" w:line="240" w:lineRule="auto"/>
+            </w:pPr>
+            <w:r>
+              <w:rPr>
+                <w:rFonts w:ascii="Arial" w:hAnsi="Arial" w:eastAsia="Arial" w:cs="Arial"/>
+                <w:b w:val="0"/>
+                <w:sz w:val="24"/>
+                <w:u w:val="none"/>
               </w:rPr>
               <w:t>Penata Muda (III/a)</w:t>
             </w:r>
@@ -2772,24 +3036,29 @@
           <w:p>
             <w:pPr>
               <w:keepNext/>
-              <w:spacing w:after="0" w:line="240" w:lineRule="auto"/>
-            </w:pPr>
-            <w:r>
-              <w:rPr>
-                <w:rFonts w:ascii="Arial" w:eastAsia="Arial" w:hAnsi="Arial" w:cs="Arial"/>
-                <w:sz w:val="24"/>
+              <w:spacing w:before="0" w:after="0" w:line="240" w:lineRule="auto"/>
+            </w:pPr>
+            <w:r>
+              <w:rPr>
+                <w:rFonts w:ascii="Arial" w:hAnsi="Arial" w:eastAsia="Arial" w:cs="Arial"/>
+                <w:b w:val="0"/>
+                <w:sz w:val="24"/>
+                <w:u w:val="none"/>
               </w:rPr>
               <w:t>199002042025041003</w:t>
             </w:r>
           </w:p>
           <w:p>
             <w:pPr>
-              <w:spacing w:after="0" w:line="240" w:lineRule="auto"/>
-            </w:pPr>
-            <w:r>
-              <w:rPr>
-                <w:rFonts w:ascii="Arial" w:eastAsia="Arial" w:hAnsi="Arial" w:cs="Arial"/>
-                <w:sz w:val="24"/>
+              <w:keepNext w:val="0"/>
+              <w:spacing w:before="0" w:after="160" w:line="240" w:lineRule="auto"/>
+            </w:pPr>
+            <w:r>
+              <w:rPr>
+                <w:rFonts w:ascii="Arial" w:hAnsi="Arial" w:eastAsia="Arial" w:cs="Arial"/>
+                <w:b w:val="0"/>
+                <w:sz w:val="24"/>
+                <w:u w:val="none"/>
               </w:rPr>
               <w:t>Fasilitator Pemerintahan - Keuangan</w:t>
             </w:r>
@@ -2802,48 +3071,64 @@
         </w:trPr>
         <w:tc>
           <w:tcPr>
-            <w:tcW w:w="1440" w:type="dxa"/>
+            <w:tcW w:type="dxa" w:w="1440"/>
+            <w:vAlign w:val="top"/>
             <w:tcMar>
               <w:top w:w="0" w:type="dxa"/>
-              <w:left w:w="0" w:type="dxa"/>
+              <w:start w:w="0" w:type="dxa"/>
               <w:bottom w:w="0" w:type="dxa"/>
-              <w:right w:w="35" w:type="dxa"/>
+              <w:end w:w="35" w:type="dxa"/>
             </w:tcMar>
           </w:tcPr>
           <w:p>
             <w:pPr>
-              <w:spacing w:after="0" w:line="240" w:lineRule="auto"/>
-            </w:pPr>
-          </w:p>
-          <w:p>
-            <w:pPr>
-              <w:spacing w:after="0" w:line="240" w:lineRule="auto"/>
-            </w:pPr>
+              <w:keepNext w:val="0"/>
+              <w:spacing w:before="0" w:after="0" w:line="240" w:lineRule="auto"/>
+            </w:pPr>
+            <w:r>
+              <w:rPr>
+                <w:rFonts w:ascii="Arial" w:hAnsi="Arial" w:eastAsia="Arial" w:cs="Arial"/>
+                <w:sz w:val="24"/>
+              </w:rPr>
+            </w:r>
+            <w:r>
+              <w:rPr>
+                <w:rFonts w:ascii="Arial" w:hAnsi="Arial" w:eastAsia="Arial" w:cs="Arial"/>
+                <w:b w:val="0"/>
+                <w:sz w:val="24"/>
+                <w:u w:val="none"/>
+              </w:rPr>
+            </w:r>
           </w:p>
         </w:tc>
         <w:tc>
           <w:tcPr>
-            <w:tcW w:w="547" w:type="dxa"/>
+            <w:tcW w:type="dxa" w:w="547"/>
+            <w:vAlign w:val="top"/>
             <w:tcMar>
               <w:top w:w="0" w:type="dxa"/>
-              <w:left w:w="0" w:type="dxa"/>
+              <w:start w:w="0" w:type="dxa"/>
               <w:bottom w:w="0" w:type="dxa"/>
-              <w:right w:w="35" w:type="dxa"/>
+              <w:end w:w="35" w:type="dxa"/>
             </w:tcMar>
           </w:tcPr>
           <w:p>
             <w:pPr>
-              <w:spacing w:after="0" w:line="240" w:lineRule="auto"/>
-            </w:pPr>
-          </w:p>
-          <w:p>
-            <w:pPr>
-              <w:spacing w:after="0" w:line="240" w:lineRule="auto"/>
-            </w:pPr>
-            <w:r>
-              <w:rPr>
-                <w:rFonts w:ascii="Arial" w:eastAsia="Arial" w:hAnsi="Arial" w:cs="Arial"/>
-                <w:sz w:val="24"/>
+              <w:keepNext w:val="0"/>
+              <w:spacing w:before="0" w:after="0" w:line="240" w:lineRule="auto"/>
+            </w:pPr>
+            <w:r>
+              <w:rPr>
+                <w:rFonts w:ascii="Arial" w:hAnsi="Arial" w:eastAsia="Arial" w:cs="Arial"/>
+                <w:sz w:val="24"/>
+              </w:rPr>
+            </w:r>
+            <w:r>
+              <w:rPr>
+                <w:rFonts w:ascii="Arial" w:hAnsi="Arial" w:eastAsia="Arial" w:cs="Arial"/>
+                <w:b w:val="0"/>
+                <w:sz w:val="24"/>
+                <w:u w:val="none"/>
               </w:rPr>
               <w:t>9.</w:t>
             </w:r>
@@ -2851,28 +3136,32 @@
         </w:tc>
         <w:tc>
           <w:tcPr>
-            <w:tcW w:w="1728" w:type="dxa"/>
+            <w:tcW w:type="dxa" w:w="1728"/>
+            <w:vAlign w:val="top"/>
             <w:tcMar>
               <w:top w:w="0" w:type="dxa"/>
-              <w:left w:w="0" w:type="dxa"/>
+              <w:start w:w="0" w:type="dxa"/>
               <w:bottom w:w="0" w:type="dxa"/>
-              <w:right w:w="35" w:type="dxa"/>
+              <w:end w:w="35" w:type="dxa"/>
             </w:tcMar>
           </w:tcPr>
           <w:p>
             <w:pPr>
-              <w:spacing w:after="0" w:line="240" w:lineRule="auto"/>
-            </w:pPr>
-          </w:p>
-          <w:p>
-            <w:pPr>
-              <w:keepNext/>
-              <w:spacing w:after="0" w:line="240" w:lineRule="auto"/>
-            </w:pPr>
-            <w:r>
-              <w:rPr>
-                <w:rFonts w:ascii="Arial" w:eastAsia="Arial" w:hAnsi="Arial" w:cs="Arial"/>
-                <w:sz w:val="24"/>
+              <w:keepNext/>
+              <w:spacing w:before="0" w:after="0" w:line="240" w:lineRule="auto"/>
+            </w:pPr>
+            <w:r>
+              <w:rPr>
+                <w:rFonts w:ascii="Arial" w:hAnsi="Arial" w:eastAsia="Arial" w:cs="Arial"/>
+                <w:sz w:val="24"/>
+              </w:rPr>
+            </w:r>
+            <w:r>
+              <w:rPr>
+                <w:rFonts w:ascii="Arial" w:hAnsi="Arial" w:eastAsia="Arial" w:cs="Arial"/>
+                <w:b w:val="0"/>
+                <w:sz w:val="24"/>
+                <w:u w:val="none"/>
               </w:rPr>
               <w:t>Nama</w:t>
             </w:r>
@@ -2880,12 +3169,14 @@
           <w:p>
             <w:pPr>
               <w:keepNext/>
-              <w:spacing w:after="0" w:line="240" w:lineRule="auto"/>
-            </w:pPr>
-            <w:r>
-              <w:rPr>
-                <w:rFonts w:ascii="Arial" w:eastAsia="Arial" w:hAnsi="Arial" w:cs="Arial"/>
-                <w:sz w:val="24"/>
+              <w:spacing w:before="0" w:after="0" w:line="240" w:lineRule="auto"/>
+            </w:pPr>
+            <w:r>
+              <w:rPr>
+                <w:rFonts w:ascii="Arial" w:hAnsi="Arial" w:eastAsia="Arial" w:cs="Arial"/>
+                <w:b w:val="0"/>
+                <w:sz w:val="24"/>
+                <w:u w:val="none"/>
               </w:rPr>
               <w:t>Pangkat/gol</w:t>
             </w:r>
@@ -2893,24 +3184,29 @@
           <w:p>
             <w:pPr>
               <w:keepNext/>
-              <w:spacing w:after="0" w:line="240" w:lineRule="auto"/>
-            </w:pPr>
-            <w:r>
-              <w:rPr>
-                <w:rFonts w:ascii="Arial" w:eastAsia="Arial" w:hAnsi="Arial" w:cs="Arial"/>
-                <w:sz w:val="24"/>
+              <w:spacing w:before="0" w:after="0" w:line="240" w:lineRule="auto"/>
+            </w:pPr>
+            <w:r>
+              <w:rPr>
+                <w:rFonts w:ascii="Arial" w:hAnsi="Arial" w:eastAsia="Arial" w:cs="Arial"/>
+                <w:b w:val="0"/>
+                <w:sz w:val="24"/>
+                <w:u w:val="none"/>
               </w:rPr>
               <w:t>NIP</w:t>
             </w:r>
           </w:p>
           <w:p>
             <w:pPr>
-              <w:spacing w:after="0" w:line="240" w:lineRule="auto"/>
-            </w:pPr>
-            <w:r>
-              <w:rPr>
-                <w:rFonts w:ascii="Arial" w:eastAsia="Arial" w:hAnsi="Arial" w:cs="Arial"/>
-                <w:sz w:val="24"/>
+              <w:keepNext w:val="0"/>
+              <w:spacing w:before="0" w:after="160" w:line="240" w:lineRule="auto"/>
+            </w:pPr>
+            <w:r>
+              <w:rPr>
+                <w:rFonts w:ascii="Arial" w:hAnsi="Arial" w:eastAsia="Arial" w:cs="Arial"/>
+                <w:b w:val="0"/>
+                <w:sz w:val="24"/>
+                <w:u w:val="none"/>
               </w:rPr>
               <w:t>Jabatan</w:t>
             </w:r>
@@ -2918,28 +3214,32 @@
         </w:tc>
         <w:tc>
           <w:tcPr>
-            <w:tcW w:w="317" w:type="dxa"/>
+            <w:tcW w:type="dxa" w:w="317"/>
+            <w:vAlign w:val="top"/>
             <w:tcMar>
               <w:top w:w="0" w:type="dxa"/>
-              <w:left w:w="0" w:type="dxa"/>
+              <w:start w:w="0" w:type="dxa"/>
               <w:bottom w:w="0" w:type="dxa"/>
-              <w:right w:w="35" w:type="dxa"/>
+              <w:end w:w="35" w:type="dxa"/>
             </w:tcMar>
           </w:tcPr>
           <w:p>
             <w:pPr>
-              <w:spacing w:after="0" w:line="240" w:lineRule="auto"/>
-            </w:pPr>
-          </w:p>
-          <w:p>
-            <w:pPr>
-              <w:keepNext/>
-              <w:spacing w:after="0" w:line="240" w:lineRule="auto"/>
-            </w:pPr>
-            <w:r>
-              <w:rPr>
-                <w:rFonts w:ascii="Arial" w:eastAsia="Arial" w:hAnsi="Arial" w:cs="Arial"/>
-                <w:sz w:val="24"/>
+              <w:keepNext/>
+              <w:spacing w:before="0" w:after="0" w:line="240" w:lineRule="auto"/>
+            </w:pPr>
+            <w:r>
+              <w:rPr>
+                <w:rFonts w:ascii="Arial" w:hAnsi="Arial" w:eastAsia="Arial" w:cs="Arial"/>
+                <w:sz w:val="24"/>
+              </w:rPr>
+            </w:r>
+            <w:r>
+              <w:rPr>
+                <w:rFonts w:ascii="Arial" w:hAnsi="Arial" w:eastAsia="Arial" w:cs="Arial"/>
+                <w:b w:val="0"/>
+                <w:sz w:val="24"/>
+                <w:u w:val="none"/>
               </w:rPr>
               <w:t>:</w:t>
             </w:r>
@@ -2947,12 +3247,14 @@
           <w:p>
             <w:pPr>
               <w:keepNext/>
-              <w:spacing w:after="0" w:line="240" w:lineRule="auto"/>
-            </w:pPr>
-            <w:r>
-              <w:rPr>
-                <w:rFonts w:ascii="Arial" w:eastAsia="Arial" w:hAnsi="Arial" w:cs="Arial"/>
-                <w:sz w:val="24"/>
+              <w:spacing w:before="0" w:after="0" w:line="240" w:lineRule="auto"/>
+            </w:pPr>
+            <w:r>
+              <w:rPr>
+                <w:rFonts w:ascii="Arial" w:hAnsi="Arial" w:eastAsia="Arial" w:cs="Arial"/>
+                <w:b w:val="0"/>
+                <w:sz w:val="24"/>
+                <w:u w:val="none"/>
               </w:rPr>
               <w:t>:</w:t>
             </w:r>
@@ -2960,24 +3262,29 @@
           <w:p>
             <w:pPr>
               <w:keepNext/>
-              <w:spacing w:after="0" w:line="240" w:lineRule="auto"/>
-            </w:pPr>
-            <w:r>
-              <w:rPr>
-                <w:rFonts w:ascii="Arial" w:eastAsia="Arial" w:hAnsi="Arial" w:cs="Arial"/>
-                <w:sz w:val="24"/>
+              <w:spacing w:before="0" w:after="0" w:line="240" w:lineRule="auto"/>
+            </w:pPr>
+            <w:r>
+              <w:rPr>
+                <w:rFonts w:ascii="Arial" w:hAnsi="Arial" w:eastAsia="Arial" w:cs="Arial"/>
+                <w:b w:val="0"/>
+                <w:sz w:val="24"/>
+                <w:u w:val="none"/>
               </w:rPr>
               <w:t>:</w:t>
             </w:r>
           </w:p>
           <w:p>
             <w:pPr>
-              <w:spacing w:after="0" w:line="240" w:lineRule="auto"/>
-            </w:pPr>
-            <w:r>
-              <w:rPr>
-                <w:rFonts w:ascii="Arial" w:eastAsia="Arial" w:hAnsi="Arial" w:cs="Arial"/>
-                <w:sz w:val="24"/>
+              <w:keepNext w:val="0"/>
+              <w:spacing w:before="0" w:after="160" w:line="240" w:lineRule="auto"/>
+            </w:pPr>
+            <w:r>
+              <w:rPr>
+                <w:rFonts w:ascii="Arial" w:hAnsi="Arial" w:eastAsia="Arial" w:cs="Arial"/>
+                <w:b w:val="0"/>
+                <w:sz w:val="24"/>
+                <w:u w:val="none"/>
               </w:rPr>
               <w:t>:</w:t>
             </w:r>
@@ -2985,28 +3292,32 @@
         </w:tc>
         <w:tc>
           <w:tcPr>
-            <w:tcW w:w="5587" w:type="dxa"/>
+            <w:tcW w:type="dxa" w:w="5587"/>
+            <w:vAlign w:val="top"/>
             <w:tcMar>
               <w:top w:w="0" w:type="dxa"/>
-              <w:left w:w="0" w:type="dxa"/>
+              <w:start w:w="0" w:type="dxa"/>
               <w:bottom w:w="0" w:type="dxa"/>
-              <w:right w:w="35" w:type="dxa"/>
+              <w:end w:w="35" w:type="dxa"/>
             </w:tcMar>
           </w:tcPr>
           <w:p>
             <w:pPr>
-              <w:spacing w:after="0" w:line="240" w:lineRule="auto"/>
-            </w:pPr>
-          </w:p>
-          <w:p>
-            <w:pPr>
-              <w:keepNext/>
-              <w:spacing w:after="0" w:line="240" w:lineRule="auto"/>
-            </w:pPr>
-            <w:r>
-              <w:rPr>
-                <w:rFonts w:ascii="Arial" w:eastAsia="Arial" w:hAnsi="Arial" w:cs="Arial"/>
-                <w:sz w:val="24"/>
+              <w:keepNext/>
+              <w:spacing w:before="0" w:after="0" w:line="240" w:lineRule="auto"/>
+            </w:pPr>
+            <w:r>
+              <w:rPr>
+                <w:rFonts w:ascii="Arial" w:hAnsi="Arial" w:eastAsia="Arial" w:cs="Arial"/>
+                <w:sz w:val="24"/>
+              </w:rPr>
+            </w:r>
+            <w:r>
+              <w:rPr>
+                <w:rFonts w:ascii="Arial" w:hAnsi="Arial" w:eastAsia="Arial" w:cs="Arial"/>
+                <w:b w:val="0"/>
+                <w:sz w:val="24"/>
+                <w:u w:val="none"/>
               </w:rPr>
               <w:t>ARI DEVINTA PURWATI, S.Tr.M.</w:t>
             </w:r>
@@ -3014,12 +3325,14 @@
           <w:p>
             <w:pPr>
               <w:keepNext/>
-              <w:spacing w:after="0" w:line="240" w:lineRule="auto"/>
-            </w:pPr>
-            <w:r>
-              <w:rPr>
-                <w:rFonts w:ascii="Arial" w:eastAsia="Arial" w:hAnsi="Arial" w:cs="Arial"/>
-                <w:sz w:val="24"/>
+              <w:spacing w:before="0" w:after="0" w:line="240" w:lineRule="auto"/>
+            </w:pPr>
+            <w:r>
+              <w:rPr>
+                <w:rFonts w:ascii="Arial" w:hAnsi="Arial" w:eastAsia="Arial" w:cs="Arial"/>
+                <w:b w:val="0"/>
+                <w:sz w:val="24"/>
+                <w:u w:val="none"/>
               </w:rPr>
               <w:t>Penata Muda (III/a)</w:t>
             </w:r>
@@ -3027,24 +3340,29 @@
           <w:p>
             <w:pPr>
               <w:keepNext/>
-              <w:spacing w:after="0" w:line="240" w:lineRule="auto"/>
-            </w:pPr>
-            <w:r>
-              <w:rPr>
-                <w:rFonts w:ascii="Arial" w:eastAsia="Arial" w:hAnsi="Arial" w:cs="Arial"/>
-                <w:sz w:val="24"/>
+              <w:spacing w:before="0" w:after="0" w:line="240" w:lineRule="auto"/>
+            </w:pPr>
+            <w:r>
+              <w:rPr>
+                <w:rFonts w:ascii="Arial" w:hAnsi="Arial" w:eastAsia="Arial" w:cs="Arial"/>
+                <w:b w:val="0"/>
+                <w:sz w:val="24"/>
+                <w:u w:val="none"/>
               </w:rPr>
               <w:t>199701032025042004</w:t>
             </w:r>
           </w:p>
           <w:p>
             <w:pPr>
-              <w:spacing w:after="0" w:line="240" w:lineRule="auto"/>
-            </w:pPr>
-            <w:r>
-              <w:rPr>
-                <w:rFonts w:ascii="Arial" w:eastAsia="Arial" w:hAnsi="Arial" w:cs="Arial"/>
-                <w:sz w:val="24"/>
+              <w:keepNext w:val="0"/>
+              <w:spacing w:before="0" w:after="160" w:line="240" w:lineRule="auto"/>
+            </w:pPr>
+            <w:r>
+              <w:rPr>
+                <w:rFonts w:ascii="Arial" w:hAnsi="Arial" w:eastAsia="Arial" w:cs="Arial"/>
+                <w:b w:val="0"/>
+                <w:sz w:val="24"/>
+                <w:u w:val="none"/>
               </w:rPr>
               <w:t>Adyatama Parekraf Ahli Pertama</w:t>
             </w:r>
@@ -3057,48 +3375,64 @@
         </w:trPr>
         <w:tc>
           <w:tcPr>
-            <w:tcW w:w="1440" w:type="dxa"/>
+            <w:tcW w:type="dxa" w:w="1440"/>
+            <w:vAlign w:val="top"/>
             <w:tcMar>
               <w:top w:w="0" w:type="dxa"/>
-              <w:left w:w="0" w:type="dxa"/>
+              <w:start w:w="0" w:type="dxa"/>
               <w:bottom w:w="0" w:type="dxa"/>
-              <w:right w:w="35" w:type="dxa"/>
+              <w:end w:w="35" w:type="dxa"/>
             </w:tcMar>
           </w:tcPr>
           <w:p>
             <w:pPr>
-              <w:spacing w:after="0" w:line="240" w:lineRule="auto"/>
-            </w:pPr>
-          </w:p>
-          <w:p>
-            <w:pPr>
-              <w:spacing w:after="0" w:line="240" w:lineRule="auto"/>
-            </w:pPr>
+              <w:keepNext w:val="0"/>
+              <w:spacing w:before="0" w:after="0" w:line="240" w:lineRule="auto"/>
+            </w:pPr>
+            <w:r>
+              <w:rPr>
+                <w:rFonts w:ascii="Arial" w:hAnsi="Arial" w:eastAsia="Arial" w:cs="Arial"/>
+                <w:sz w:val="24"/>
+              </w:rPr>
+            </w:r>
+            <w:r>
+              <w:rPr>
+                <w:rFonts w:ascii="Arial" w:hAnsi="Arial" w:eastAsia="Arial" w:cs="Arial"/>
+                <w:b w:val="0"/>
+                <w:sz w:val="24"/>
+                <w:u w:val="none"/>
+              </w:rPr>
+            </w:r>
           </w:p>
         </w:tc>
         <w:tc>
           <w:tcPr>
-            <w:tcW w:w="547" w:type="dxa"/>
+            <w:tcW w:type="dxa" w:w="547"/>
+            <w:vAlign w:val="top"/>
             <w:tcMar>
               <w:top w:w="0" w:type="dxa"/>
-              <w:left w:w="0" w:type="dxa"/>
+              <w:start w:w="0" w:type="dxa"/>
               <w:bottom w:w="0" w:type="dxa"/>
-              <w:right w:w="35" w:type="dxa"/>
+              <w:end w:w="35" w:type="dxa"/>
             </w:tcMar>
           </w:tcPr>
           <w:p>
             <w:pPr>
-              <w:spacing w:after="0" w:line="240" w:lineRule="auto"/>
-            </w:pPr>
-          </w:p>
-          <w:p>
-            <w:pPr>
-              <w:spacing w:after="0" w:line="240" w:lineRule="auto"/>
-            </w:pPr>
-            <w:r>
-              <w:rPr>
-                <w:rFonts w:ascii="Arial" w:eastAsia="Arial" w:hAnsi="Arial" w:cs="Arial"/>
-                <w:sz w:val="24"/>
+              <w:keepNext w:val="0"/>
+              <w:spacing w:before="0" w:after="0" w:line="240" w:lineRule="auto"/>
+            </w:pPr>
+            <w:r>
+              <w:rPr>
+                <w:rFonts w:ascii="Arial" w:hAnsi="Arial" w:eastAsia="Arial" w:cs="Arial"/>
+                <w:sz w:val="24"/>
+              </w:rPr>
+            </w:r>
+            <w:r>
+              <w:rPr>
+                <w:rFonts w:ascii="Arial" w:hAnsi="Arial" w:eastAsia="Arial" w:cs="Arial"/>
+                <w:b w:val="0"/>
+                <w:sz w:val="24"/>
+                <w:u w:val="none"/>
               </w:rPr>
               <w:t>10.</w:t>
             </w:r>
@@ -3106,28 +3440,32 @@
         </w:tc>
         <w:tc>
           <w:tcPr>
-            <w:tcW w:w="1728" w:type="dxa"/>
+            <w:tcW w:type="dxa" w:w="1728"/>
+            <w:vAlign w:val="top"/>
             <w:tcMar>
               <w:top w:w="0" w:type="dxa"/>
-              <w:left w:w="0" w:type="dxa"/>
+              <w:start w:w="0" w:type="dxa"/>
               <w:bottom w:w="0" w:type="dxa"/>
-              <w:right w:w="35" w:type="dxa"/>
+              <w:end w:w="35" w:type="dxa"/>
             </w:tcMar>
           </w:tcPr>
           <w:p>
             <w:pPr>
-              <w:spacing w:after="0" w:line="240" w:lineRule="auto"/>
-            </w:pPr>
-          </w:p>
-          <w:p>
-            <w:pPr>
-              <w:keepNext/>
-              <w:spacing w:after="0" w:line="240" w:lineRule="auto"/>
-            </w:pPr>
-            <w:r>
-              <w:rPr>
-                <w:rFonts w:ascii="Arial" w:eastAsia="Arial" w:hAnsi="Arial" w:cs="Arial"/>
-                <w:sz w:val="24"/>
+              <w:keepNext/>
+              <w:spacing w:before="0" w:after="0" w:line="240" w:lineRule="auto"/>
+            </w:pPr>
+            <w:r>
+              <w:rPr>
+                <w:rFonts w:ascii="Arial" w:hAnsi="Arial" w:eastAsia="Arial" w:cs="Arial"/>
+                <w:sz w:val="24"/>
+              </w:rPr>
+            </w:r>
+            <w:r>
+              <w:rPr>
+                <w:rFonts w:ascii="Arial" w:hAnsi="Arial" w:eastAsia="Arial" w:cs="Arial"/>
+                <w:b w:val="0"/>
+                <w:sz w:val="24"/>
+                <w:u w:val="none"/>
               </w:rPr>
               <w:t>Nama</w:t>
             </w:r>
@@ -3135,12 +3473,14 @@
           <w:p>
             <w:pPr>
               <w:keepNext/>
-              <w:spacing w:after="0" w:line="240" w:lineRule="auto"/>
-            </w:pPr>
-            <w:r>
-              <w:rPr>
-                <w:rFonts w:ascii="Arial" w:eastAsia="Arial" w:hAnsi="Arial" w:cs="Arial"/>
-                <w:sz w:val="24"/>
+              <w:spacing w:before="0" w:after="0" w:line="240" w:lineRule="auto"/>
+            </w:pPr>
+            <w:r>
+              <w:rPr>
+                <w:rFonts w:ascii="Arial" w:hAnsi="Arial" w:eastAsia="Arial" w:cs="Arial"/>
+                <w:b w:val="0"/>
+                <w:sz w:val="24"/>
+                <w:u w:val="none"/>
               </w:rPr>
               <w:t>Pangkat/gol</w:t>
             </w:r>
@@ -3148,24 +3488,29 @@
           <w:p>
             <w:pPr>
               <w:keepNext/>
-              <w:spacing w:after="0" w:line="240" w:lineRule="auto"/>
-            </w:pPr>
-            <w:r>
-              <w:rPr>
-                <w:rFonts w:ascii="Arial" w:eastAsia="Arial" w:hAnsi="Arial" w:cs="Arial"/>
-                <w:sz w:val="24"/>
+              <w:spacing w:before="0" w:after="0" w:line="240" w:lineRule="auto"/>
+            </w:pPr>
+            <w:r>
+              <w:rPr>
+                <w:rFonts w:ascii="Arial" w:hAnsi="Arial" w:eastAsia="Arial" w:cs="Arial"/>
+                <w:b w:val="0"/>
+                <w:sz w:val="24"/>
+                <w:u w:val="none"/>
               </w:rPr>
               <w:t>NIP</w:t>
             </w:r>
           </w:p>
           <w:p>
             <w:pPr>
-              <w:spacing w:after="0" w:line="240" w:lineRule="auto"/>
-            </w:pPr>
-            <w:r>
-              <w:rPr>
-                <w:rFonts w:ascii="Arial" w:eastAsia="Arial" w:hAnsi="Arial" w:cs="Arial"/>
-                <w:sz w:val="24"/>
+              <w:keepNext w:val="0"/>
+              <w:spacing w:before="0" w:after="160" w:line="240" w:lineRule="auto"/>
+            </w:pPr>
+            <w:r>
+              <w:rPr>
+                <w:rFonts w:ascii="Arial" w:hAnsi="Arial" w:eastAsia="Arial" w:cs="Arial"/>
+                <w:b w:val="0"/>
+                <w:sz w:val="24"/>
+                <w:u w:val="none"/>
               </w:rPr>
               <w:t>Jabatan</w:t>
             </w:r>
@@ -3173,28 +3518,32 @@
         </w:tc>
         <w:tc>
           <w:tcPr>
-            <w:tcW w:w="317" w:type="dxa"/>
+            <w:tcW w:type="dxa" w:w="317"/>
+            <w:vAlign w:val="top"/>
             <w:tcMar>
               <w:top w:w="0" w:type="dxa"/>
-              <w:left w:w="0" w:type="dxa"/>
+              <w:start w:w="0" w:type="dxa"/>
               <w:bottom w:w="0" w:type="dxa"/>
-              <w:right w:w="35" w:type="dxa"/>
+              <w:end w:w="35" w:type="dxa"/>
             </w:tcMar>
           </w:tcPr>
           <w:p>
             <w:pPr>
-              <w:spacing w:after="0" w:line="240" w:lineRule="auto"/>
-            </w:pPr>
-          </w:p>
-          <w:p>
-            <w:pPr>
-              <w:keepNext/>
-              <w:spacing w:after="0" w:line="240" w:lineRule="auto"/>
-            </w:pPr>
-            <w:r>
-              <w:rPr>
-                <w:rFonts w:ascii="Arial" w:eastAsia="Arial" w:hAnsi="Arial" w:cs="Arial"/>
-                <w:sz w:val="24"/>
+              <w:keepNext/>
+              <w:spacing w:before="0" w:after="0" w:line="240" w:lineRule="auto"/>
+            </w:pPr>
+            <w:r>
+              <w:rPr>
+                <w:rFonts w:ascii="Arial" w:hAnsi="Arial" w:eastAsia="Arial" w:cs="Arial"/>
+                <w:sz w:val="24"/>
+              </w:rPr>
+            </w:r>
+            <w:r>
+              <w:rPr>
+                <w:rFonts w:ascii="Arial" w:hAnsi="Arial" w:eastAsia="Arial" w:cs="Arial"/>
+                <w:b w:val="0"/>
+                <w:sz w:val="24"/>
+                <w:u w:val="none"/>
               </w:rPr>
               <w:t>:</w:t>
             </w:r>
@@ -3202,12 +3551,14 @@
           <w:p>
             <w:pPr>
               <w:keepNext/>
-              <w:spacing w:after="0" w:line="240" w:lineRule="auto"/>
-            </w:pPr>
-            <w:r>
-              <w:rPr>
-                <w:rFonts w:ascii="Arial" w:eastAsia="Arial" w:hAnsi="Arial" w:cs="Arial"/>
-                <w:sz w:val="24"/>
+              <w:spacing w:before="0" w:after="0" w:line="240" w:lineRule="auto"/>
+            </w:pPr>
+            <w:r>
+              <w:rPr>
+                <w:rFonts w:ascii="Arial" w:hAnsi="Arial" w:eastAsia="Arial" w:cs="Arial"/>
+                <w:b w:val="0"/>
+                <w:sz w:val="24"/>
+                <w:u w:val="none"/>
               </w:rPr>
               <w:t>:</w:t>
             </w:r>
@@ -3215,24 +3566,29 @@
           <w:p>
             <w:pPr>
               <w:keepNext/>
-              <w:spacing w:after="0" w:line="240" w:lineRule="auto"/>
-            </w:pPr>
-            <w:r>
-              <w:rPr>
-                <w:rFonts w:ascii="Arial" w:eastAsia="Arial" w:hAnsi="Arial" w:cs="Arial"/>
-                <w:sz w:val="24"/>
+              <w:spacing w:before="0" w:after="0" w:line="240" w:lineRule="auto"/>
+            </w:pPr>
+            <w:r>
+              <w:rPr>
+                <w:rFonts w:ascii="Arial" w:hAnsi="Arial" w:eastAsia="Arial" w:cs="Arial"/>
+                <w:b w:val="0"/>
+                <w:sz w:val="24"/>
+                <w:u w:val="none"/>
               </w:rPr>
               <w:t>:</w:t>
             </w:r>
           </w:p>
           <w:p>
             <w:pPr>
-              <w:spacing w:after="0" w:line="240" w:lineRule="auto"/>
-            </w:pPr>
-            <w:r>
-              <w:rPr>
-                <w:rFonts w:ascii="Arial" w:eastAsia="Arial" w:hAnsi="Arial" w:cs="Arial"/>
-                <w:sz w:val="24"/>
+              <w:keepNext w:val="0"/>
+              <w:spacing w:before="0" w:after="160" w:line="240" w:lineRule="auto"/>
+            </w:pPr>
+            <w:r>
+              <w:rPr>
+                <w:rFonts w:ascii="Arial" w:hAnsi="Arial" w:eastAsia="Arial" w:cs="Arial"/>
+                <w:b w:val="0"/>
+                <w:sz w:val="24"/>
+                <w:u w:val="none"/>
               </w:rPr>
               <w:t>:</w:t>
             </w:r>
@@ -3240,28 +3596,32 @@
         </w:tc>
         <w:tc>
           <w:tcPr>
-            <w:tcW w:w="5587" w:type="dxa"/>
+            <w:tcW w:type="dxa" w:w="5587"/>
+            <w:vAlign w:val="top"/>
             <w:tcMar>
               <w:top w:w="0" w:type="dxa"/>
-              <w:left w:w="0" w:type="dxa"/>
+              <w:start w:w="0" w:type="dxa"/>
               <w:bottom w:w="0" w:type="dxa"/>
-              <w:right w:w="35" w:type="dxa"/>
+              <w:end w:w="35" w:type="dxa"/>
             </w:tcMar>
           </w:tcPr>
           <w:p>
             <w:pPr>
-              <w:spacing w:after="0" w:line="240" w:lineRule="auto"/>
-            </w:pPr>
-          </w:p>
-          <w:p>
-            <w:pPr>
-              <w:keepNext/>
-              <w:spacing w:after="0" w:line="240" w:lineRule="auto"/>
-            </w:pPr>
-            <w:r>
-              <w:rPr>
-                <w:rFonts w:ascii="Arial" w:eastAsia="Arial" w:hAnsi="Arial" w:cs="Arial"/>
-                <w:sz w:val="24"/>
+              <w:keepNext/>
+              <w:spacing w:before="0" w:after="0" w:line="240" w:lineRule="auto"/>
+            </w:pPr>
+            <w:r>
+              <w:rPr>
+                <w:rFonts w:ascii="Arial" w:hAnsi="Arial" w:eastAsia="Arial" w:cs="Arial"/>
+                <w:sz w:val="24"/>
+              </w:rPr>
+            </w:r>
+            <w:r>
+              <w:rPr>
+                <w:rFonts w:ascii="Arial" w:hAnsi="Arial" w:eastAsia="Arial" w:cs="Arial"/>
+                <w:b w:val="0"/>
+                <w:sz w:val="24"/>
+                <w:u w:val="none"/>
               </w:rPr>
               <w:t>WISNU ADY SEPTIAN, S.IP.</w:t>
             </w:r>
@@ -3269,12 +3629,14 @@
           <w:p>
             <w:pPr>
               <w:keepNext/>
-              <w:spacing w:after="0" w:line="240" w:lineRule="auto"/>
-            </w:pPr>
-            <w:r>
-              <w:rPr>
-                <w:rFonts w:ascii="Arial" w:eastAsia="Arial" w:hAnsi="Arial" w:cs="Arial"/>
-                <w:sz w:val="24"/>
+              <w:spacing w:before="0" w:after="0" w:line="240" w:lineRule="auto"/>
+            </w:pPr>
+            <w:r>
+              <w:rPr>
+                <w:rFonts w:ascii="Arial" w:hAnsi="Arial" w:eastAsia="Arial" w:cs="Arial"/>
+                <w:b w:val="0"/>
+                <w:sz w:val="24"/>
+                <w:u w:val="none"/>
               </w:rPr>
               <w:t>-/IX</w:t>
             </w:r>
@@ -3282,24 +3644,29 @@
           <w:p>
             <w:pPr>
               <w:keepNext/>
-              <w:spacing w:after="0" w:line="240" w:lineRule="auto"/>
-            </w:pPr>
-            <w:r>
-              <w:rPr>
-                <w:rFonts w:ascii="Arial" w:eastAsia="Arial" w:hAnsi="Arial" w:cs="Arial"/>
-                <w:sz w:val="24"/>
+              <w:spacing w:before="0" w:after="0" w:line="240" w:lineRule="auto"/>
+            </w:pPr>
+            <w:r>
+              <w:rPr>
+                <w:rFonts w:ascii="Arial" w:hAnsi="Arial" w:eastAsia="Arial" w:cs="Arial"/>
+                <w:b w:val="0"/>
+                <w:sz w:val="24"/>
+                <w:u w:val="none"/>
               </w:rPr>
               <w:t>199309252024211018</w:t>
             </w:r>
           </w:p>
           <w:p>
             <w:pPr>
-              <w:spacing w:after="0" w:line="240" w:lineRule="auto"/>
-            </w:pPr>
-            <w:r>
-              <w:rPr>
-                <w:rFonts w:ascii="Arial" w:eastAsia="Arial" w:hAnsi="Arial" w:cs="Arial"/>
-                <w:sz w:val="24"/>
+              <w:keepNext w:val="0"/>
+              <w:spacing w:before="0" w:after="160" w:line="240" w:lineRule="auto"/>
+            </w:pPr>
+            <w:r>
+              <w:rPr>
+                <w:rFonts w:ascii="Arial" w:hAnsi="Arial" w:eastAsia="Arial" w:cs="Arial"/>
+                <w:b w:val="0"/>
+                <w:sz w:val="24"/>
+                <w:u w:val="none"/>
               </w:rPr>
               <w:t>Pranata Hubungan Masyarakat Ahli Pertama</w:t>
             </w:r>
@@ -3312,48 +3679,64 @@
         </w:trPr>
         <w:tc>
           <w:tcPr>
-            <w:tcW w:w="1440" w:type="dxa"/>
+            <w:tcW w:type="dxa" w:w="1440"/>
+            <w:vAlign w:val="top"/>
             <w:tcMar>
               <w:top w:w="0" w:type="dxa"/>
-              <w:left w:w="0" w:type="dxa"/>
+              <w:start w:w="0" w:type="dxa"/>
               <w:bottom w:w="0" w:type="dxa"/>
-              <w:right w:w="35" w:type="dxa"/>
+              <w:end w:w="35" w:type="dxa"/>
             </w:tcMar>
           </w:tcPr>
           <w:p>
             <w:pPr>
-              <w:spacing w:after="0" w:line="240" w:lineRule="auto"/>
-            </w:pPr>
-          </w:p>
-          <w:p>
-            <w:pPr>
-              <w:spacing w:after="0" w:line="240" w:lineRule="auto"/>
-            </w:pPr>
+              <w:keepNext w:val="0"/>
+              <w:spacing w:before="0" w:after="0" w:line="240" w:lineRule="auto"/>
+            </w:pPr>
+            <w:r>
+              <w:rPr>
+                <w:rFonts w:ascii="Arial" w:hAnsi="Arial" w:eastAsia="Arial" w:cs="Arial"/>
+                <w:sz w:val="24"/>
+              </w:rPr>
+            </w:r>
+            <w:r>
+              <w:rPr>
+                <w:rFonts w:ascii="Arial" w:hAnsi="Arial" w:eastAsia="Arial" w:cs="Arial"/>
+                <w:b w:val="0"/>
+                <w:sz w:val="24"/>
+                <w:u w:val="none"/>
+              </w:rPr>
+            </w:r>
           </w:p>
         </w:tc>
         <w:tc>
           <w:tcPr>
-            <w:tcW w:w="547" w:type="dxa"/>
+            <w:tcW w:type="dxa" w:w="547"/>
+            <w:vAlign w:val="top"/>
             <w:tcMar>
               <w:top w:w="0" w:type="dxa"/>
-              <w:left w:w="0" w:type="dxa"/>
+              <w:start w:w="0" w:type="dxa"/>
               <w:bottom w:w="0" w:type="dxa"/>
-              <w:right w:w="35" w:type="dxa"/>
+              <w:end w:w="35" w:type="dxa"/>
             </w:tcMar>
           </w:tcPr>
           <w:p>
             <w:pPr>
-              <w:spacing w:after="0" w:line="240" w:lineRule="auto"/>
-            </w:pPr>
-          </w:p>
-          <w:p>
-            <w:pPr>
-              <w:spacing w:after="0" w:line="240" w:lineRule="auto"/>
-            </w:pPr>
-            <w:r>
-              <w:rPr>
-                <w:rFonts w:ascii="Arial" w:eastAsia="Arial" w:hAnsi="Arial" w:cs="Arial"/>
-                <w:sz w:val="24"/>
+              <w:keepNext w:val="0"/>
+              <w:spacing w:before="0" w:after="0" w:line="240" w:lineRule="auto"/>
+            </w:pPr>
+            <w:r>
+              <w:rPr>
+                <w:rFonts w:ascii="Arial" w:hAnsi="Arial" w:eastAsia="Arial" w:cs="Arial"/>
+                <w:sz w:val="24"/>
+              </w:rPr>
+            </w:r>
+            <w:r>
+              <w:rPr>
+                <w:rFonts w:ascii="Arial" w:hAnsi="Arial" w:eastAsia="Arial" w:cs="Arial"/>
+                <w:b w:val="0"/>
+                <w:sz w:val="24"/>
+                <w:u w:val="none"/>
               </w:rPr>
               <w:t>11.</w:t>
             </w:r>
@@ -3361,28 +3744,32 @@
         </w:tc>
         <w:tc>
           <w:tcPr>
-            <w:tcW w:w="1728" w:type="dxa"/>
+            <w:tcW w:type="dxa" w:w="1728"/>
+            <w:vAlign w:val="top"/>
             <w:tcMar>
               <w:top w:w="0" w:type="dxa"/>
-              <w:left w:w="0" w:type="dxa"/>
+              <w:start w:w="0" w:type="dxa"/>
               <w:bottom w:w="0" w:type="dxa"/>
-              <w:right w:w="35" w:type="dxa"/>
+              <w:end w:w="35" w:type="dxa"/>
             </w:tcMar>
           </w:tcPr>
           <w:p>
             <w:pPr>
-              <w:spacing w:after="0" w:line="240" w:lineRule="auto"/>
-            </w:pPr>
-          </w:p>
-          <w:p>
-            <w:pPr>
-              <w:keepNext/>
-              <w:spacing w:after="0" w:line="240" w:lineRule="auto"/>
-            </w:pPr>
-            <w:r>
-              <w:rPr>
-                <w:rFonts w:ascii="Arial" w:eastAsia="Arial" w:hAnsi="Arial" w:cs="Arial"/>
-                <w:sz w:val="24"/>
+              <w:keepNext/>
+              <w:spacing w:before="0" w:after="0" w:line="240" w:lineRule="auto"/>
+            </w:pPr>
+            <w:r>
+              <w:rPr>
+                <w:rFonts w:ascii="Arial" w:hAnsi="Arial" w:eastAsia="Arial" w:cs="Arial"/>
+                <w:sz w:val="24"/>
+              </w:rPr>
+            </w:r>
+            <w:r>
+              <w:rPr>
+                <w:rFonts w:ascii="Arial" w:hAnsi="Arial" w:eastAsia="Arial" w:cs="Arial"/>
+                <w:b w:val="0"/>
+                <w:sz w:val="24"/>
+                <w:u w:val="none"/>
               </w:rPr>
               <w:t>Nama</w:t>
             </w:r>
@@ -3390,12 +3777,14 @@
           <w:p>
             <w:pPr>
               <w:keepNext/>
-              <w:spacing w:after="0" w:line="240" w:lineRule="auto"/>
-            </w:pPr>
-            <w:r>
-              <w:rPr>
-                <w:rFonts w:ascii="Arial" w:eastAsia="Arial" w:hAnsi="Arial" w:cs="Arial"/>
-                <w:sz w:val="24"/>
+              <w:spacing w:before="0" w:after="0" w:line="240" w:lineRule="auto"/>
+            </w:pPr>
+            <w:r>
+              <w:rPr>
+                <w:rFonts w:ascii="Arial" w:hAnsi="Arial" w:eastAsia="Arial" w:cs="Arial"/>
+                <w:b w:val="0"/>
+                <w:sz w:val="24"/>
+                <w:u w:val="none"/>
               </w:rPr>
               <w:t>Pangkat/gol</w:t>
             </w:r>
@@ -3403,24 +3792,29 @@
           <w:p>
             <w:pPr>
               <w:keepNext/>
-              <w:spacing w:after="0" w:line="240" w:lineRule="auto"/>
-            </w:pPr>
-            <w:r>
-              <w:rPr>
-                <w:rFonts w:ascii="Arial" w:eastAsia="Arial" w:hAnsi="Arial" w:cs="Arial"/>
-                <w:sz w:val="24"/>
+              <w:spacing w:before="0" w:after="0" w:line="240" w:lineRule="auto"/>
+            </w:pPr>
+            <w:r>
+              <w:rPr>
+                <w:rFonts w:ascii="Arial" w:hAnsi="Arial" w:eastAsia="Arial" w:cs="Arial"/>
+                <w:b w:val="0"/>
+                <w:sz w:val="24"/>
+                <w:u w:val="none"/>
               </w:rPr>
               <w:t>NIP</w:t>
             </w:r>
           </w:p>
           <w:p>
             <w:pPr>
-              <w:spacing w:after="0" w:line="240" w:lineRule="auto"/>
-            </w:pPr>
-            <w:r>
-              <w:rPr>
-                <w:rFonts w:ascii="Arial" w:eastAsia="Arial" w:hAnsi="Arial" w:cs="Arial"/>
-                <w:sz w:val="24"/>
+              <w:keepNext w:val="0"/>
+              <w:spacing w:before="0" w:after="160" w:line="240" w:lineRule="auto"/>
+            </w:pPr>
+            <w:r>
+              <w:rPr>
+                <w:rFonts w:ascii="Arial" w:hAnsi="Arial" w:eastAsia="Arial" w:cs="Arial"/>
+                <w:b w:val="0"/>
+                <w:sz w:val="24"/>
+                <w:u w:val="none"/>
               </w:rPr>
               <w:t>Jabatan</w:t>
             </w:r>
@@ -3428,28 +3822,32 @@
         </w:tc>
         <w:tc>
           <w:tcPr>
-            <w:tcW w:w="317" w:type="dxa"/>
+            <w:tcW w:type="dxa" w:w="317"/>
+            <w:vAlign w:val="top"/>
             <w:tcMar>
               <w:top w:w="0" w:type="dxa"/>
-              <w:left w:w="0" w:type="dxa"/>
+              <w:start w:w="0" w:type="dxa"/>
               <w:bottom w:w="0" w:type="dxa"/>
-              <w:right w:w="35" w:type="dxa"/>
+              <w:end w:w="35" w:type="dxa"/>
             </w:tcMar>
           </w:tcPr>
           <w:p>
             <w:pPr>
-              <w:spacing w:after="0" w:line="240" w:lineRule="auto"/>
-            </w:pPr>
-          </w:p>
-          <w:p>
-            <w:pPr>
-              <w:keepNext/>
-              <w:spacing w:after="0" w:line="240" w:lineRule="auto"/>
-            </w:pPr>
-            <w:r>
-              <w:rPr>
-                <w:rFonts w:ascii="Arial" w:eastAsia="Arial" w:hAnsi="Arial" w:cs="Arial"/>
-                <w:sz w:val="24"/>
+              <w:keepNext/>
+              <w:spacing w:before="0" w:after="0" w:line="240" w:lineRule="auto"/>
+            </w:pPr>
+            <w:r>
+              <w:rPr>
+                <w:rFonts w:ascii="Arial" w:hAnsi="Arial" w:eastAsia="Arial" w:cs="Arial"/>
+                <w:sz w:val="24"/>
+              </w:rPr>
+            </w:r>
+            <w:r>
+              <w:rPr>
+                <w:rFonts w:ascii="Arial" w:hAnsi="Arial" w:eastAsia="Arial" w:cs="Arial"/>
+                <w:b w:val="0"/>
+                <w:sz w:val="24"/>
+                <w:u w:val="none"/>
               </w:rPr>
               <w:t>:</w:t>
             </w:r>
@@ -3457,12 +3855,14 @@
           <w:p>
             <w:pPr>
               <w:keepNext/>
-              <w:spacing w:after="0" w:line="240" w:lineRule="auto"/>
-            </w:pPr>
-            <w:r>
-              <w:rPr>
-                <w:rFonts w:ascii="Arial" w:eastAsia="Arial" w:hAnsi="Arial" w:cs="Arial"/>
-                <w:sz w:val="24"/>
+              <w:spacing w:before="0" w:after="0" w:line="240" w:lineRule="auto"/>
+            </w:pPr>
+            <w:r>
+              <w:rPr>
+                <w:rFonts w:ascii="Arial" w:hAnsi="Arial" w:eastAsia="Arial" w:cs="Arial"/>
+                <w:b w:val="0"/>
+                <w:sz w:val="24"/>
+                <w:u w:val="none"/>
               </w:rPr>
               <w:t>:</w:t>
             </w:r>
@@ -3470,24 +3870,29 @@
           <w:p>
             <w:pPr>
               <w:keepNext/>
-              <w:spacing w:after="0" w:line="240" w:lineRule="auto"/>
-            </w:pPr>
-            <w:r>
-              <w:rPr>
-                <w:rFonts w:ascii="Arial" w:eastAsia="Arial" w:hAnsi="Arial" w:cs="Arial"/>
-                <w:sz w:val="24"/>
+              <w:spacing w:before="0" w:after="0" w:line="240" w:lineRule="auto"/>
+            </w:pPr>
+            <w:r>
+              <w:rPr>
+                <w:rFonts w:ascii="Arial" w:hAnsi="Arial" w:eastAsia="Arial" w:cs="Arial"/>
+                <w:b w:val="0"/>
+                <w:sz w:val="24"/>
+                <w:u w:val="none"/>
               </w:rPr>
               <w:t>:</w:t>
             </w:r>
           </w:p>
           <w:p>
             <w:pPr>
-              <w:spacing w:after="0" w:line="240" w:lineRule="auto"/>
-            </w:pPr>
-            <w:r>
-              <w:rPr>
-                <w:rFonts w:ascii="Arial" w:eastAsia="Arial" w:hAnsi="Arial" w:cs="Arial"/>
-                <w:sz w:val="24"/>
+              <w:keepNext w:val="0"/>
+              <w:spacing w:before="0" w:after="160" w:line="240" w:lineRule="auto"/>
+            </w:pPr>
+            <w:r>
+              <w:rPr>
+                <w:rFonts w:ascii="Arial" w:hAnsi="Arial" w:eastAsia="Arial" w:cs="Arial"/>
+                <w:b w:val="0"/>
+                <w:sz w:val="24"/>
+                <w:u w:val="none"/>
               </w:rPr>
               <w:t>:</w:t>
             </w:r>
@@ -3495,28 +3900,32 @@
         </w:tc>
         <w:tc>
           <w:tcPr>
-            <w:tcW w:w="5587" w:type="dxa"/>
+            <w:tcW w:type="dxa" w:w="5587"/>
+            <w:vAlign w:val="top"/>
             <w:tcMar>
               <w:top w:w="0" w:type="dxa"/>
-              <w:left w:w="0" w:type="dxa"/>
+              <w:start w:w="0" w:type="dxa"/>
               <w:bottom w:w="0" w:type="dxa"/>
-              <w:right w:w="35" w:type="dxa"/>
+              <w:end w:w="35" w:type="dxa"/>
             </w:tcMar>
           </w:tcPr>
           <w:p>
             <w:pPr>
-              <w:spacing w:after="0" w:line="240" w:lineRule="auto"/>
-            </w:pPr>
-          </w:p>
-          <w:p>
-            <w:pPr>
-              <w:keepNext/>
-              <w:spacing w:after="0" w:line="240" w:lineRule="auto"/>
-            </w:pPr>
-            <w:r>
-              <w:rPr>
-                <w:rFonts w:ascii="Arial" w:eastAsia="Arial" w:hAnsi="Arial" w:cs="Arial"/>
-                <w:sz w:val="24"/>
+              <w:keepNext/>
+              <w:spacing w:before="0" w:after="0" w:line="240" w:lineRule="auto"/>
+            </w:pPr>
+            <w:r>
+              <w:rPr>
+                <w:rFonts w:ascii="Arial" w:hAnsi="Arial" w:eastAsia="Arial" w:cs="Arial"/>
+                <w:sz w:val="24"/>
+              </w:rPr>
+            </w:r>
+            <w:r>
+              <w:rPr>
+                <w:rFonts w:ascii="Arial" w:hAnsi="Arial" w:eastAsia="Arial" w:cs="Arial"/>
+                <w:b w:val="0"/>
+                <w:sz w:val="24"/>
+                <w:u w:val="none"/>
               </w:rPr>
               <w:t>HARIYANTO S.E.</w:t>
             </w:r>
@@ -3524,12 +3933,14 @@
           <w:p>
             <w:pPr>
               <w:keepNext/>
-              <w:spacing w:after="0" w:line="240" w:lineRule="auto"/>
-            </w:pPr>
-            <w:r>
-              <w:rPr>
-                <w:rFonts w:ascii="Arial" w:eastAsia="Arial" w:hAnsi="Arial" w:cs="Arial"/>
-                <w:sz w:val="24"/>
+              <w:spacing w:before="0" w:after="0" w:line="240" w:lineRule="auto"/>
+            </w:pPr>
+            <w:r>
+              <w:rPr>
+                <w:rFonts w:ascii="Arial" w:hAnsi="Arial" w:eastAsia="Arial" w:cs="Arial"/>
+                <w:b w:val="0"/>
+                <w:sz w:val="24"/>
+                <w:u w:val="none"/>
               </w:rPr>
               <w:t>-/IX</w:t>
             </w:r>
@@ -3537,24 +3948,29 @@
           <w:p>
             <w:pPr>
               <w:keepNext/>
-              <w:spacing w:after="0" w:line="240" w:lineRule="auto"/>
-            </w:pPr>
-            <w:r>
-              <w:rPr>
-                <w:rFonts w:ascii="Arial" w:eastAsia="Arial" w:hAnsi="Arial" w:cs="Arial"/>
-                <w:sz w:val="24"/>
+              <w:spacing w:before="0" w:after="0" w:line="240" w:lineRule="auto"/>
+            </w:pPr>
+            <w:r>
+              <w:rPr>
+                <w:rFonts w:ascii="Arial" w:hAnsi="Arial" w:eastAsia="Arial" w:cs="Arial"/>
+                <w:b w:val="0"/>
+                <w:sz w:val="24"/>
+                <w:u w:val="none"/>
               </w:rPr>
               <w:t>197805022024211004</w:t>
             </w:r>
           </w:p>
           <w:p>
             <w:pPr>
-              <w:spacing w:after="0" w:line="240" w:lineRule="auto"/>
-            </w:pPr>
-            <w:r>
-              <w:rPr>
-                <w:rFonts w:ascii="Arial" w:eastAsia="Arial" w:hAnsi="Arial" w:cs="Arial"/>
-                <w:sz w:val="24"/>
+              <w:keepNext w:val="0"/>
+              <w:spacing w:before="0" w:after="160" w:line="240" w:lineRule="auto"/>
+            </w:pPr>
+            <w:r>
+              <w:rPr>
+                <w:rFonts w:ascii="Arial" w:hAnsi="Arial" w:eastAsia="Arial" w:cs="Arial"/>
+                <w:b w:val="0"/>
+                <w:sz w:val="24"/>
+                <w:u w:val="none"/>
               </w:rPr>
               <w:t>Adyatama Parekraf Ahli Pertama</w:t>
             </w:r>
@@ -3567,48 +3983,64 @@
         </w:trPr>
         <w:tc>
           <w:tcPr>
-            <w:tcW w:w="1440" w:type="dxa"/>
+            <w:tcW w:type="dxa" w:w="1440"/>
+            <w:vAlign w:val="top"/>
             <w:tcMar>
               <w:top w:w="0" w:type="dxa"/>
-              <w:left w:w="0" w:type="dxa"/>
+              <w:start w:w="0" w:type="dxa"/>
               <w:bottom w:w="0" w:type="dxa"/>
-              <w:right w:w="35" w:type="dxa"/>
+              <w:end w:w="35" w:type="dxa"/>
             </w:tcMar>
           </w:tcPr>
           <w:p>
             <w:pPr>
-              <w:spacing w:after="0" w:line="240" w:lineRule="auto"/>
-            </w:pPr>
-          </w:p>
-          <w:p>
-            <w:pPr>
-              <w:spacing w:after="0" w:line="240" w:lineRule="auto"/>
-            </w:pPr>
+              <w:keepNext w:val="0"/>
+              <w:spacing w:before="0" w:after="0" w:line="240" w:lineRule="auto"/>
+            </w:pPr>
+            <w:r>
+              <w:rPr>
+                <w:rFonts w:ascii="Arial" w:hAnsi="Arial" w:eastAsia="Arial" w:cs="Arial"/>
+                <w:sz w:val="24"/>
+              </w:rPr>
+            </w:r>
+            <w:r>
+              <w:rPr>
+                <w:rFonts w:ascii="Arial" w:hAnsi="Arial" w:eastAsia="Arial" w:cs="Arial"/>
+                <w:b w:val="0"/>
+                <w:sz w:val="24"/>
+                <w:u w:val="none"/>
+              </w:rPr>
+            </w:r>
           </w:p>
         </w:tc>
         <w:tc>
           <w:tcPr>
-            <w:tcW w:w="547" w:type="dxa"/>
+            <w:tcW w:type="dxa" w:w="547"/>
+            <w:vAlign w:val="top"/>
             <w:tcMar>
               <w:top w:w="0" w:type="dxa"/>
-              <w:left w:w="0" w:type="dxa"/>
+              <w:start w:w="0" w:type="dxa"/>
               <w:bottom w:w="0" w:type="dxa"/>
-              <w:right w:w="35" w:type="dxa"/>
+              <w:end w:w="35" w:type="dxa"/>
             </w:tcMar>
           </w:tcPr>
           <w:p>
             <w:pPr>
-              <w:spacing w:after="0" w:line="240" w:lineRule="auto"/>
-            </w:pPr>
-          </w:p>
-          <w:p>
-            <w:pPr>
-              <w:spacing w:after="0" w:line="240" w:lineRule="auto"/>
-            </w:pPr>
-            <w:r>
-              <w:rPr>
-                <w:rFonts w:ascii="Arial" w:eastAsia="Arial" w:hAnsi="Arial" w:cs="Arial"/>
-                <w:sz w:val="24"/>
+              <w:keepNext w:val="0"/>
+              <w:spacing w:before="0" w:after="0" w:line="240" w:lineRule="auto"/>
+            </w:pPr>
+            <w:r>
+              <w:rPr>
+                <w:rFonts w:ascii="Arial" w:hAnsi="Arial" w:eastAsia="Arial" w:cs="Arial"/>
+                <w:sz w:val="24"/>
+              </w:rPr>
+            </w:r>
+            <w:r>
+              <w:rPr>
+                <w:rFonts w:ascii="Arial" w:hAnsi="Arial" w:eastAsia="Arial" w:cs="Arial"/>
+                <w:b w:val="0"/>
+                <w:sz w:val="24"/>
+                <w:u w:val="none"/>
               </w:rPr>
               <w:t>12.</w:t>
             </w:r>
@@ -3616,28 +4048,32 @@
         </w:tc>
         <w:tc>
           <w:tcPr>
-            <w:tcW w:w="1728" w:type="dxa"/>
+            <w:tcW w:type="dxa" w:w="1728"/>
+            <w:vAlign w:val="top"/>
             <w:tcMar>
               <w:top w:w="0" w:type="dxa"/>
-              <w:left w:w="0" w:type="dxa"/>
+              <w:start w:w="0" w:type="dxa"/>
               <w:bottom w:w="0" w:type="dxa"/>
-              <w:right w:w="35" w:type="dxa"/>
+              <w:end w:w="35" w:type="dxa"/>
             </w:tcMar>
           </w:tcPr>
           <w:p>
             <w:pPr>
-              <w:spacing w:after="0" w:line="240" w:lineRule="auto"/>
-            </w:pPr>
-          </w:p>
-          <w:p>
-            <w:pPr>
-              <w:keepNext/>
-              <w:spacing w:after="0" w:line="240" w:lineRule="auto"/>
-            </w:pPr>
-            <w:r>
-              <w:rPr>
-                <w:rFonts w:ascii="Arial" w:eastAsia="Arial" w:hAnsi="Arial" w:cs="Arial"/>
-                <w:sz w:val="24"/>
+              <w:keepNext/>
+              <w:spacing w:before="0" w:after="0" w:line="240" w:lineRule="auto"/>
+            </w:pPr>
+            <w:r>
+              <w:rPr>
+                <w:rFonts w:ascii="Arial" w:hAnsi="Arial" w:eastAsia="Arial" w:cs="Arial"/>
+                <w:sz w:val="24"/>
+              </w:rPr>
+            </w:r>
+            <w:r>
+              <w:rPr>
+                <w:rFonts w:ascii="Arial" w:hAnsi="Arial" w:eastAsia="Arial" w:cs="Arial"/>
+                <w:b w:val="0"/>
+                <w:sz w:val="24"/>
+                <w:u w:val="none"/>
               </w:rPr>
               <w:t>Nama</w:t>
             </w:r>
@@ -3645,12 +4081,14 @@
           <w:p>
             <w:pPr>
               <w:keepNext/>
-              <w:spacing w:after="0" w:line="240" w:lineRule="auto"/>
-            </w:pPr>
-            <w:r>
-              <w:rPr>
-                <w:rFonts w:ascii="Arial" w:eastAsia="Arial" w:hAnsi="Arial" w:cs="Arial"/>
-                <w:sz w:val="24"/>
+              <w:spacing w:before="0" w:after="0" w:line="240" w:lineRule="auto"/>
+            </w:pPr>
+            <w:r>
+              <w:rPr>
+                <w:rFonts w:ascii="Arial" w:hAnsi="Arial" w:eastAsia="Arial" w:cs="Arial"/>
+                <w:b w:val="0"/>
+                <w:sz w:val="24"/>
+                <w:u w:val="none"/>
               </w:rPr>
               <w:t>Pangkat/gol</w:t>
             </w:r>
@@ -3658,24 +4096,29 @@
           <w:p>
             <w:pPr>
               <w:keepNext/>
-              <w:spacing w:after="0" w:line="240" w:lineRule="auto"/>
-            </w:pPr>
-            <w:r>
-              <w:rPr>
-                <w:rFonts w:ascii="Arial" w:eastAsia="Arial" w:hAnsi="Arial" w:cs="Arial"/>
-                <w:sz w:val="24"/>
+              <w:spacing w:before="0" w:after="0" w:line="240" w:lineRule="auto"/>
+            </w:pPr>
+            <w:r>
+              <w:rPr>
+                <w:rFonts w:ascii="Arial" w:hAnsi="Arial" w:eastAsia="Arial" w:cs="Arial"/>
+                <w:b w:val="0"/>
+                <w:sz w:val="24"/>
+                <w:u w:val="none"/>
               </w:rPr>
               <w:t>NIP</w:t>
             </w:r>
           </w:p>
           <w:p>
             <w:pPr>
-              <w:spacing w:after="0" w:line="240" w:lineRule="auto"/>
-            </w:pPr>
-            <w:r>
-              <w:rPr>
-                <w:rFonts w:ascii="Arial" w:eastAsia="Arial" w:hAnsi="Arial" w:cs="Arial"/>
-                <w:sz w:val="24"/>
+              <w:keepNext w:val="0"/>
+              <w:spacing w:before="0" w:after="160" w:line="240" w:lineRule="auto"/>
+            </w:pPr>
+            <w:r>
+              <w:rPr>
+                <w:rFonts w:ascii="Arial" w:hAnsi="Arial" w:eastAsia="Arial" w:cs="Arial"/>
+                <w:b w:val="0"/>
+                <w:sz w:val="24"/>
+                <w:u w:val="none"/>
               </w:rPr>
               <w:t>Jabatan</w:t>
             </w:r>
@@ -3683,28 +4126,32 @@
         </w:tc>
         <w:tc>
           <w:tcPr>
-            <w:tcW w:w="317" w:type="dxa"/>
+            <w:tcW w:type="dxa" w:w="317"/>
+            <w:vAlign w:val="top"/>
             <w:tcMar>
               <w:top w:w="0" w:type="dxa"/>
-              <w:left w:w="0" w:type="dxa"/>
+              <w:start w:w="0" w:type="dxa"/>
               <w:bottom w:w="0" w:type="dxa"/>
-              <w:right w:w="35" w:type="dxa"/>
+              <w:end w:w="35" w:type="dxa"/>
             </w:tcMar>
           </w:tcPr>
           <w:p>
             <w:pPr>
-              <w:spacing w:after="0" w:line="240" w:lineRule="auto"/>
-            </w:pPr>
-          </w:p>
-          <w:p>
-            <w:pPr>
-              <w:keepNext/>
-              <w:spacing w:after="0" w:line="240" w:lineRule="auto"/>
-            </w:pPr>
-            <w:r>
-              <w:rPr>
-                <w:rFonts w:ascii="Arial" w:eastAsia="Arial" w:hAnsi="Arial" w:cs="Arial"/>
-                <w:sz w:val="24"/>
+              <w:keepNext/>
+              <w:spacing w:before="0" w:after="0" w:line="240" w:lineRule="auto"/>
+            </w:pPr>
+            <w:r>
+              <w:rPr>
+                <w:rFonts w:ascii="Arial" w:hAnsi="Arial" w:eastAsia="Arial" w:cs="Arial"/>
+                <w:sz w:val="24"/>
+              </w:rPr>
+            </w:r>
+            <w:r>
+              <w:rPr>
+                <w:rFonts w:ascii="Arial" w:hAnsi="Arial" w:eastAsia="Arial" w:cs="Arial"/>
+                <w:b w:val="0"/>
+                <w:sz w:val="24"/>
+                <w:u w:val="none"/>
               </w:rPr>
               <w:t>:</w:t>
             </w:r>
@@ -3712,12 +4159,14 @@
           <w:p>
             <w:pPr>
               <w:keepNext/>
-              <w:spacing w:after="0" w:line="240" w:lineRule="auto"/>
-            </w:pPr>
-            <w:r>
-              <w:rPr>
-                <w:rFonts w:ascii="Arial" w:eastAsia="Arial" w:hAnsi="Arial" w:cs="Arial"/>
-                <w:sz w:val="24"/>
+              <w:spacing w:before="0" w:after="0" w:line="240" w:lineRule="auto"/>
+            </w:pPr>
+            <w:r>
+              <w:rPr>
+                <w:rFonts w:ascii="Arial" w:hAnsi="Arial" w:eastAsia="Arial" w:cs="Arial"/>
+                <w:b w:val="0"/>
+                <w:sz w:val="24"/>
+                <w:u w:val="none"/>
               </w:rPr>
               <w:t>:</w:t>
             </w:r>
@@ -3725,24 +4174,29 @@
           <w:p>
             <w:pPr>
               <w:keepNext/>
-              <w:spacing w:after="0" w:line="240" w:lineRule="auto"/>
-            </w:pPr>
-            <w:r>
-              <w:rPr>
-                <w:rFonts w:ascii="Arial" w:eastAsia="Arial" w:hAnsi="Arial" w:cs="Arial"/>
-                <w:sz w:val="24"/>
+              <w:spacing w:before="0" w:after="0" w:line="240" w:lineRule="auto"/>
+            </w:pPr>
+            <w:r>
+              <w:rPr>
+                <w:rFonts w:ascii="Arial" w:hAnsi="Arial" w:eastAsia="Arial" w:cs="Arial"/>
+                <w:b w:val="0"/>
+                <w:sz w:val="24"/>
+                <w:u w:val="none"/>
               </w:rPr>
               <w:t>:</w:t>
             </w:r>
           </w:p>
           <w:p>
             <w:pPr>
-              <w:spacing w:after="0" w:line="240" w:lineRule="auto"/>
-            </w:pPr>
-            <w:r>
-              <w:rPr>
-                <w:rFonts w:ascii="Arial" w:eastAsia="Arial" w:hAnsi="Arial" w:cs="Arial"/>
-                <w:sz w:val="24"/>
+              <w:keepNext w:val="0"/>
+              <w:spacing w:before="0" w:after="160" w:line="240" w:lineRule="auto"/>
+            </w:pPr>
+            <w:r>
+              <w:rPr>
+                <w:rFonts w:ascii="Arial" w:hAnsi="Arial" w:eastAsia="Arial" w:cs="Arial"/>
+                <w:b w:val="0"/>
+                <w:sz w:val="24"/>
+                <w:u w:val="none"/>
               </w:rPr>
               <w:t>:</w:t>
             </w:r>
@@ -3750,28 +4204,32 @@
         </w:tc>
         <w:tc>
           <w:tcPr>
-            <w:tcW w:w="5587" w:type="dxa"/>
+            <w:tcW w:type="dxa" w:w="5587"/>
+            <w:vAlign w:val="top"/>
             <w:tcMar>
               <w:top w:w="0" w:type="dxa"/>
-              <w:left w:w="0" w:type="dxa"/>
+              <w:start w:w="0" w:type="dxa"/>
               <w:bottom w:w="0" w:type="dxa"/>
-              <w:right w:w="35" w:type="dxa"/>
+              <w:end w:w="35" w:type="dxa"/>
             </w:tcMar>
           </w:tcPr>
           <w:p>
             <w:pPr>
-              <w:spacing w:after="0" w:line="240" w:lineRule="auto"/>
-            </w:pPr>
-          </w:p>
-          <w:p>
-            <w:pPr>
-              <w:keepNext/>
-              <w:spacing w:after="0" w:line="240" w:lineRule="auto"/>
-            </w:pPr>
-            <w:r>
-              <w:rPr>
-                <w:rFonts w:ascii="Arial" w:eastAsia="Arial" w:hAnsi="Arial" w:cs="Arial"/>
-                <w:sz w:val="24"/>
+              <w:keepNext/>
+              <w:spacing w:before="0" w:after="0" w:line="240" w:lineRule="auto"/>
+            </w:pPr>
+            <w:r>
+              <w:rPr>
+                <w:rFonts w:ascii="Arial" w:hAnsi="Arial" w:eastAsia="Arial" w:cs="Arial"/>
+                <w:sz w:val="24"/>
+              </w:rPr>
+            </w:r>
+            <w:r>
+              <w:rPr>
+                <w:rFonts w:ascii="Arial" w:hAnsi="Arial" w:eastAsia="Arial" w:cs="Arial"/>
+                <w:b w:val="0"/>
+                <w:sz w:val="24"/>
+                <w:u w:val="none"/>
               </w:rPr>
               <w:t>ANNEKE CHITRA GHIANTI, S.M.</w:t>
             </w:r>
@@ -3779,12 +4237,14 @@
           <w:p>
             <w:pPr>
               <w:keepNext/>
-              <w:spacing w:after="0" w:line="240" w:lineRule="auto"/>
-            </w:pPr>
-            <w:r>
-              <w:rPr>
-                <w:rFonts w:ascii="Arial" w:eastAsia="Arial" w:hAnsi="Arial" w:cs="Arial"/>
-                <w:sz w:val="24"/>
+              <w:spacing w:before="0" w:after="0" w:line="240" w:lineRule="auto"/>
+            </w:pPr>
+            <w:r>
+              <w:rPr>
+                <w:rFonts w:ascii="Arial" w:hAnsi="Arial" w:eastAsia="Arial" w:cs="Arial"/>
+                <w:b w:val="0"/>
+                <w:sz w:val="24"/>
+                <w:u w:val="none"/>
               </w:rPr>
               <w:t>-/IX</w:t>
             </w:r>
@@ -3792,36 +4252,32 @@
           <w:p>
             <w:pPr>
               <w:keepNext/>
-              <w:spacing w:after="0" w:line="240" w:lineRule="auto"/>
-            </w:pPr>
-            <w:r>
-              <w:rPr>
-                <w:rFonts w:ascii="Arial" w:eastAsia="Arial" w:hAnsi="Arial" w:cs="Arial"/>
-                <w:sz w:val="24"/>
+              <w:spacing w:before="0" w:after="0" w:line="240" w:lineRule="auto"/>
+            </w:pPr>
+            <w:r>
+              <w:rPr>
+                <w:rFonts w:ascii="Arial" w:hAnsi="Arial" w:eastAsia="Arial" w:cs="Arial"/>
+                <w:b w:val="0"/>
+                <w:sz w:val="24"/>
+                <w:u w:val="none"/>
               </w:rPr>
               <w:t>199701012024212003</w:t>
             </w:r>
           </w:p>
           <w:p>
             <w:pPr>
-              <w:spacing w:after="0" w:line="240" w:lineRule="auto"/>
-              <w:rPr>
-                <w:rFonts w:ascii="Arial" w:eastAsia="Arial" w:hAnsi="Arial" w:cs="Arial"/>
-                <w:sz w:val="24"/>
-              </w:rPr>
-            </w:pPr>
-            <w:r>
-              <w:rPr>
-                <w:rFonts w:ascii="Arial" w:eastAsia="Arial" w:hAnsi="Arial" w:cs="Arial"/>
-                <w:sz w:val="24"/>
+              <w:keepNext w:val="0"/>
+              <w:spacing w:before="0" w:after="160" w:line="240" w:lineRule="auto"/>
+            </w:pPr>
+            <w:r>
+              <w:rPr>
+                <w:rFonts w:ascii="Arial" w:hAnsi="Arial" w:eastAsia="Arial" w:cs="Arial"/>
+                <w:b w:val="0"/>
+                <w:sz w:val="24"/>
+                <w:u w:val="none"/>
               </w:rPr>
               <w:t>Analis Perdagangan Ahli Pertama</w:t>
             </w:r>
-          </w:p>
-          <w:p>
-            <w:pPr>
-              <w:spacing w:after="0" w:line="240" w:lineRule="auto"/>
-            </w:pPr>
           </w:p>
         </w:tc>
       </w:tr>
@@ -3831,7 +4287,6 @@
         <w:tabs>
           <w:tab w:val="left" w:pos="1134"/>
         </w:tabs>
-        <w:spacing w:after="0" w:line="240" w:lineRule="auto"/>
         <w:ind w:left="1276" w:hanging="1276"/>
         <w:jc w:val="both"/>
         <w:rPr>
@@ -3842,24 +4297,12 @@
       </w:pPr>
       <w:r>
         <w:rPr>
-          <w:rFonts w:ascii="Arial" w:eastAsia="Arial" w:hAnsi="Arial" w:cs="Arial"/>
+          <w:rFonts w:ascii="Arial" w:hAnsi="Arial" w:eastAsia="Arial" w:cs="Arial"/>
           <w:sz w:val="24"/>
         </w:rPr>
         <w:t>UNTUK</w:t>
-      </w:r>
-      <w:r>
-        <w:rPr>
-          <w:rFonts w:ascii="Arial" w:eastAsia="Arial" w:hAnsi="Arial" w:cs="Arial"/>
-          <w:sz w:val="24"/>
-        </w:rPr>
         <w:tab/>
         <w:t>:</w:t>
-      </w:r>
-      <w:r>
-        <w:rPr>
-          <w:rFonts w:ascii="Arial" w:eastAsia="Arial" w:hAnsi="Arial" w:cs="Arial"/>
-          <w:sz w:val="24"/>
-        </w:rPr>
         <w:tab/>
         <w:t>Perjalanan Dinas ke Kabupaten Banyuwangi dalam rangka peliputan dan pembuatan konten promosi pariwisata selama 4 (empat) hari pada tanggal 20-23 Juli 2026.</w:t>
       </w:r>
@@ -3867,185 +4310,563 @@
     <w:tbl>
       <w:tblPr>
         <w:tblStyle w:val="TableGrid"/>
-        <w:tblW w:w="8647" w:type="dxa"/>
+        <w:tblW w:w="0" w:type="auto"/>
         <w:tblInd w:w="1276" w:type="dxa"/>
         <w:tblBorders>
-          <w:top w:val="nil"/>
-          <w:left w:val="nil"/>
-          <w:bottom w:val="nil"/>
-          <w:right w:val="nil"/>
-          <w:insideH w:val="nil"/>
-          <w:insideV w:val="nil"/>
+          <w:top w:val="none" w:sz="0" w:space="0" w:color="auto"/>
+          <w:left w:val="none" w:sz="0" w:space="0" w:color="auto"/>
+          <w:bottom w:val="none" w:sz="0" w:space="0" w:color="auto"/>
+          <w:right w:val="none" w:sz="0" w:space="0" w:color="auto"/>
+          <w:insideH w:val="none" w:sz="0" w:space="0" w:color="auto"/>
+          <w:insideV w:val="none" w:sz="0" w:space="0" w:color="auto"/>
         </w:tblBorders>
-        <w:tblLayout w:type="fixed"/>
         <w:tblLook w:val="04A0" w:firstRow="1" w:lastRow="0" w:firstColumn="1" w:lastColumn="0" w:noHBand="0" w:noVBand="1"/>
       </w:tblPr>
       <w:tblGrid>
-        <w:gridCol w:w="4111"/>
-        <w:gridCol w:w="4536"/>
+        <w:gridCol w:w="4054"/>
+        <w:gridCol w:w="4297"/>
       </w:tblGrid>
       <w:tr>
         <w:trPr>
-          <w:cantSplit/>
           <w:trHeight w:val="426"/>
         </w:trPr>
         <w:tc>
           <w:tcPr>
-            <w:tcW w:w="4111" w:type="dxa"/>
-            <w:tcMar>
-              <w:top w:w="0" w:type="dxa"/>
-              <w:left w:w="0" w:type="dxa"/>
-              <w:bottom w:w="0" w:type="dxa"/>
-              <w:right w:w="0" w:type="dxa"/>
-            </w:tcMar>
+            <w:tcW w:w="4054" w:type="dxa"/>
           </w:tcPr>
-          <w:p/>
+          <w:p>
+            <w:pPr>
+              <w:tabs>
+                <w:tab w:val="left" w:pos="1134"/>
+              </w:tabs>
+              <w:jc w:val="both"/>
+              <w:rPr>
+                <w:sz w:val="24"/>
+                <w:szCs w:val="24"/>
+              </w:rPr>
+            </w:pPr>
+          </w:p>
         </w:tc>
         <w:tc>
           <w:tcPr>
-            <w:tcW w:w="4536" w:type="dxa"/>
-            <w:tcMar>
-              <w:top w:w="0" w:type="dxa"/>
-              <w:left w:w="0" w:type="dxa"/>
-              <w:bottom w:w="0" w:type="dxa"/>
-              <w:right w:w="0" w:type="dxa"/>
-            </w:tcMar>
+            <w:tcW w:w="4297" w:type="dxa"/>
           </w:tcPr>
-          <w:p/>
-          <w:p>
-            <w:pPr>
-              <w:keepNext/>
-              <w:ind w:left="-2" w:firstLine="2"/>
+          <w:p>
+            <w:pPr>
+              <w:spacing w:before="120"/>
+              <w:ind w:left="-27"/>
+              <w:jc w:val="both"/>
+              <w:rPr>
+                <w:sz w:val="24"/>
+                <w:szCs w:val="24"/>
+              </w:rPr>
             </w:pPr>
             <w:proofErr w:type="spellStart"/>
             <w:r>
               <w:rPr>
-                <w:sz w:val="24"/>
-              </w:rPr>
-              <w:t>Ditetapkan</w:t>
+                <w:rFonts w:ascii="Arial" w:hAnsi="Arial" w:eastAsia="Arial" w:cs="Arial"/>
+                <w:sz w:val="24"/>
+                <w:szCs w:val="24"/>
+              </w:rPr>
+              <w:t>Ditetapkan di Surabaya</w:t>
             </w:r>
             <w:proofErr w:type="spellEnd"/>
             <w:r>
               <w:rPr>
-                <w:sz w:val="24"/>
-              </w:rPr>
-              <w:t xml:space="preserve"> di Surabaya</w:t>
-            </w:r>
-          </w:p>
-          <w:p>
-            <w:pPr>
-              <w:keepNext/>
-            </w:pPr>
-            <w:r>
-              <w:rPr>
-                <w:sz w:val="24"/>
+                <w:rFonts w:ascii="Arial" w:hAnsi="Arial" w:eastAsia="Arial" w:cs="Arial"/>
+                <w:sz w:val="24"/>
+                <w:szCs w:val="24"/>
+              </w:rPr>
+              <w:t xml:space="preserve"/>
+            </w:r>
+          </w:p>
+          <w:p>
+            <w:pPr>
+              <w:ind w:left="-27"/>
+              <w:jc w:val="both"/>
+              <w:rPr>
+                <w:sz w:val="24"/>
+                <w:szCs w:val="24"/>
+              </w:rPr>
+            </w:pPr>
+            <w:r>
+              <w:rPr>
+                <w:rFonts w:ascii="Arial" w:hAnsi="Arial" w:eastAsia="Arial" w:cs="Arial"/>
+                <w:noProof/>
+                <w:sz w:val="24"/>
+                <w:szCs w:val="24"/>
+              </w:rPr>
+              <mc:AlternateContent>
+                <mc:Choice Requires="wps">
+                  <w:drawing>
+                    <wp:anchor distT="0" distB="0" distL="114300" distR="114300" simplePos="0" relativeHeight="251826176" behindDoc="0" locked="0" layoutInCell="1" allowOverlap="1" wp14:anchorId="125C0D05" wp14:editId="4BC31E32">
+                      <wp:simplePos x="0" y="0"/>
+                      <wp:positionH relativeFrom="column">
+                        <wp:posOffset>-104775</wp:posOffset>
+                      </wp:positionH>
+                      <wp:positionV relativeFrom="paragraph">
+                        <wp:posOffset>165947</wp:posOffset>
+                      </wp:positionV>
+                      <wp:extent cx="3137535" cy="2032000"/>
+                      <wp:effectExtent l="0" t="0" r="0" b="0"/>
+                      <wp:wrapNone/>
+                      <wp:docPr id="633391320" name="Text Box 3"/>
+                      <wp:cNvGraphicFramePr/>
+                      <a:graphic xmlns:a="http://schemas.openxmlformats.org/drawingml/2006/main">
+                        <a:graphicData uri="http://schemas.microsoft.com/office/word/2010/wordprocessingShape">
+                          <wps:wsp>
+                            <wps:cNvSpPr txBox="1"/>
+                            <wps:spPr>
+                              <a:xfrm>
+                                <a:off x="0" y="0"/>
+                                <a:ext cx="3137535" cy="2032000"/>
+                              </a:xfrm>
+                              <a:prstGeom prst="rect">
+                                <a:avLst/>
+                              </a:prstGeom>
+                              <a:noFill/>
+                              <a:ln w="6350">
+                                <a:noFill/>
+                              </a:ln>
+                            </wps:spPr>
+                            <wps:txbx>
+                              <w:txbxContent>
+                                <w:p>
+                                  <w:pPr>
+                                    <w:pStyle w:val="NoSpacing"/>
+                                    <w:rPr>
+                                      <w:rFonts w:ascii="Arial" w:hAnsi="Arial" w:cs="Arial"/>
+                                      <w:sz w:val="24"/>
+                                      <w:szCs w:val="24"/>
+                                    </w:rPr>
+                                  </w:pPr>
+                                  <w:r>
+                                    <w:rPr>
+                                      <w:rFonts w:ascii="Arial" w:hAnsi="Arial" w:cs="Arial"/>
+                                      <w:sz w:val="24"/>
+                                      <w:szCs w:val="24"/>
+                                    </w:rPr>
+                                    <w:t>KEPALA DINAS</w:t>
+                                  </w:r>
+                                </w:p>
+                                <w:p>
+                                  <w:pPr>
+                                    <w:pStyle w:val="NoSpacing"/>
+                                    <w:rPr>
+                                      <w:rFonts w:ascii="Arial" w:hAnsi="Arial" w:cs="Arial"/>
+                                      <w:sz w:val="24"/>
+                                      <w:szCs w:val="24"/>
+                                    </w:rPr>
+                                  </w:pPr>
+                                  <w:r>
+                                    <w:rPr>
+                                      <w:rFonts w:ascii="Arial" w:hAnsi="Arial" w:cs="Arial"/>
+                                      <w:sz w:val="24"/>
+                                      <w:szCs w:val="24"/>
+                                    </w:rPr>
+                                    <w:t>KEBUDAYAAN DAN PARIWISATA</w:t>
+                                  </w:r>
+                                </w:p>
+                                <w:p>
+                                  <w:pPr>
+                                    <w:pStyle w:val="NoSpacing"/>
+                                    <w:rPr>
+                                      <w:rFonts w:ascii="Arial" w:hAnsi="Arial" w:cs="Arial"/>
+                                      <w:sz w:val="24"/>
+                                      <w:szCs w:val="24"/>
+                                    </w:rPr>
+                                  </w:pPr>
+                                  <w:r>
+                                    <w:rPr>
+                                      <w:rFonts w:ascii="Arial" w:hAnsi="Arial" w:cs="Arial"/>
+                                      <w:sz w:val="24"/>
+                                      <w:szCs w:val="24"/>
+                                    </w:rPr>
+                                    <w:t>PROVINSI JAWA TIMUR</w:t>
+                                  </w:r>
+                                </w:p>
+                                <w:p>
+                                  <w:pPr>
+                                    <w:pStyle w:val="NoSpacing"/>
+                                    <w:rPr>
+                                      <w:rFonts w:ascii="Arial" w:hAnsi="Arial" w:cs="Arial"/>
+                                      <w:sz w:val="24"/>
+                                      <w:szCs w:val="24"/>
+                                    </w:rPr>
+                                  </w:pPr>
+                                </w:p>
+                                <w:p>
+                                  <w:pPr>
+                                    <w:pStyle w:val="NoSpacing"/>
+                                    <w:rPr>
+                                      <w:sz w:val="24"/>
+                                      <w:szCs w:val="24"/>
+                                    </w:rPr>
+                                  </w:pPr>
+                                </w:p>
+                                <w:p>
+                                  <w:pPr>
+                                    <w:pStyle w:val="NoSpacing"/>
+                                    <w:rPr>
+                                      <w:rFonts w:ascii="Arial" w:hAnsi="Arial" w:cs="Arial"/>
+                                      <w:sz w:val="24"/>
+                                      <w:szCs w:val="24"/>
+                                    </w:rPr>
+                                  </w:pPr>
+                                </w:p>
+                                <w:p>
+                                  <w:pPr>
+                                    <w:pStyle w:val="NoSpacing"/>
+                                    <w:rPr>
+                                      <w:rFonts w:ascii="Arial" w:hAnsi="Arial" w:cs="Arial"/>
+                                      <w:sz w:val="24"/>
+                                      <w:szCs w:val="24"/>
+                                    </w:rPr>
+                                  </w:pPr>
+                                </w:p>
+                                <w:p>
+                                  <w:pPr>
+                                    <w:pStyle w:val="NoSpacing"/>
+                                    <w:rPr>
+                                      <w:rFonts w:ascii="Arial" w:hAnsi="Arial" w:cs="Arial"/>
+                                      <w:b/>
+                                      <w:bCs/>
+                                      <w:sz w:val="24"/>
+                                      <w:szCs w:val="24"/>
+                                      <w:u w:val="single"/>
+                                    </w:rPr>
+                                  </w:pPr>
+                                  <w:r>
+                                    <w:rPr>
+                                      <w:rFonts w:ascii="Arial" w:hAnsi="Arial" w:cs="Arial"/>
+                                      <w:b/>
+                                      <w:bCs/>
+                                      <w:sz w:val="24"/>
+                                      <w:szCs w:val="24"/>
+                                      <w:u w:val="single"/>
+                                    </w:rPr>
+                                    <w:t xml:space="preserve">Evy </w:t>
+                                  </w:r>
+                                  <w:proofErr w:type="spellStart"/>
+                                  <w:r>
+                                    <w:rPr>
+                                      <w:rFonts w:ascii="Arial" w:hAnsi="Arial" w:cs="Arial"/>
+                                      <w:b/>
+                                      <w:bCs/>
+                                      <w:sz w:val="24"/>
+                                      <w:szCs w:val="24"/>
+                                      <w:u w:val="single"/>
+                                    </w:rPr>
+                                    <w:t>Afianasari</w:t>
+                                  </w:r>
+                                  <w:proofErr w:type="spellEnd"/>
+                                  <w:r>
+                                    <w:rPr>
+                                      <w:rFonts w:ascii="Arial" w:hAnsi="Arial" w:cs="Arial"/>
+                                      <w:b/>
+                                      <w:bCs/>
+                                      <w:sz w:val="24"/>
+                                      <w:szCs w:val="24"/>
+                                      <w:u w:val="single"/>
+                                    </w:rPr>
+                                    <w:t>, S.T., M.M.A.</w:t>
+                                  </w:r>
+                                </w:p>
+                                <w:p>
+                                  <w:pPr>
+                                    <w:pStyle w:val="NoSpacing"/>
+                                    <w:rPr>
+                                      <w:rFonts w:ascii="Arial" w:hAnsi="Arial" w:cs="Arial"/>
+                                      <w:sz w:val="28"/>
+                                      <w:szCs w:val="28"/>
+                                    </w:rPr>
+                                  </w:pPr>
+                                  <w:r>
+                                    <w:rPr>
+                                      <w:rFonts w:ascii="Arial" w:eastAsia="Arial" w:hAnsi="Arial" w:cs="Arial"/>
+                                      <w:color w:val="000000" w:themeColor="text1"/>
+                                      <w:sz w:val="24"/>
+                                      <w:szCs w:val="24"/>
+                                    </w:rPr>
+                                    <w:t>Pembina Utama Muda (IV/c)</w:t>
+                                  </w:r>
+                                </w:p>
+                                <w:p>
+                                  <w:pPr>
+                                    <w:pStyle w:val="NoSpacing"/>
+                                    <w:rPr>
+                                      <w:rFonts w:ascii="Arial" w:hAnsi="Arial" w:cs="Arial"/>
+                                      <w:sz w:val="24"/>
+                                      <w:szCs w:val="24"/>
+                                    </w:rPr>
+                                  </w:pPr>
+                                  <w:r>
+                                    <w:rPr>
+                                      <w:rFonts w:ascii="Arial" w:eastAsia="Arial" w:hAnsi="Arial" w:cs="Arial"/>
+                                      <w:color w:val="000000" w:themeColor="text1"/>
+                                      <w:sz w:val="24"/>
+                                      <w:szCs w:val="24"/>
+                                    </w:rPr>
+                                    <w:t>NIP. 197601142000032004</w:t>
+                                  </w:r>
+                                </w:p>
+                              </w:txbxContent>
+                            </wps:txbx>
+                            <wps:bodyPr rot="0" spcFirstLastPara="0" vertOverflow="overflow" horzOverflow="overflow" vert="horz" wrap="square" lIns="91440" tIns="45720" rIns="91440" bIns="45720" numCol="1" spcCol="0" rtlCol="0" fromWordArt="0" anchor="t" anchorCtr="0" forceAA="0" compatLnSpc="1">
+                              <a:prstTxWarp prst="textNoShape">
+                                <a:avLst/>
+                              </a:prstTxWarp>
+                              <a:noAutofit/>
+                            </wps:bodyPr>
+                          </wps:wsp>
+                        </a:graphicData>
+                      </a:graphic>
+                      <wp14:sizeRelH relativeFrom="margin">
+                        <wp14:pctWidth>0</wp14:pctWidth>
+                      </wp14:sizeRelH>
+                      <wp14:sizeRelV relativeFrom="margin">
+                        <wp14:pctHeight>0</wp14:pctHeight>
+                      </wp14:sizeRelV>
+                    </wp:anchor>
+                  </w:drawing>
+                </mc:Choice>
+                <mc:Fallback>
+                  <w:pict>
+                    <v:shapetype w14:anchorId="125C0D05" id="_x0000_t202" coordsize="21600,21600" o:spt="202" path="m,l,21600r21600,l21600,xe">
+                      <v:stroke joinstyle="miter"/>
+                      <v:path gradientshapeok="t" o:connecttype="rect"/>
+                    </v:shapetype>
+                    <v:shape id="Text Box 3" o:spid="_x0000_s1027" type="#_x0000_t202" style="position:absolute;left:0;text-align:left;margin-left:-8.25pt;margin-top:13.05pt;width:247.05pt;height:160pt;z-index:251826176;visibility:visible;mso-wrap-style:square;mso-width-percent:0;mso-height-percent:0;mso-wrap-distance-left:9pt;mso-wrap-distance-top:0;mso-wrap-distance-right:9pt;mso-wrap-distance-bottom:0;mso-position-horizontal:absolute;mso-position-horizontal-relative:text;mso-position-vertical:absolute;mso-position-vertical-relative:text;mso-width-percent:0;mso-height-percent:0;mso-width-relative:margin;mso-height-relative:margin;v-text-anchor:top" o:gfxdata="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" filled="f" stroked="f" strokeweight=".5pt">
+                      <v:textbox>
+                        <w:txbxContent>
+                          <w:p>
+                            <w:pPr>
+                              <w:pStyle w:val="NoSpacing"/>
+                              <w:rPr>
+                                <w:rFonts w:ascii="Arial" w:hAnsi="Arial" w:cs="Arial"/>
+                                <w:sz w:val="24"/>
+                                <w:szCs w:val="24"/>
+                              </w:rPr>
+                            </w:pPr>
+                            <w:r>
+                              <w:rPr>
+                                <w:rFonts w:ascii="Arial" w:hAnsi="Arial" w:cs="Arial"/>
+                                <w:sz w:val="24"/>
+                                <w:szCs w:val="24"/>
+                              </w:rPr>
+                              <w:t>KEPALA DINAS</w:t>
+                            </w:r>
+                          </w:p>
+                          <w:p>
+                            <w:pPr>
+                              <w:pStyle w:val="NoSpacing"/>
+                              <w:rPr>
+                                <w:rFonts w:ascii="Arial" w:hAnsi="Arial" w:cs="Arial"/>
+                                <w:sz w:val="24"/>
+                                <w:szCs w:val="24"/>
+                              </w:rPr>
+                            </w:pPr>
+                            <w:r>
+                              <w:rPr>
+                                <w:rFonts w:ascii="Arial" w:hAnsi="Arial" w:cs="Arial"/>
+                                <w:sz w:val="24"/>
+                                <w:szCs w:val="24"/>
+                              </w:rPr>
+                              <w:t>KEBUDAYAAN DAN PARIWISATA</w:t>
+                            </w:r>
+                          </w:p>
+                          <w:p>
+                            <w:pPr>
+                              <w:pStyle w:val="NoSpacing"/>
+                              <w:rPr>
+                                <w:rFonts w:ascii="Arial" w:hAnsi="Arial" w:cs="Arial"/>
+                                <w:sz w:val="24"/>
+                                <w:szCs w:val="24"/>
+                              </w:rPr>
+                            </w:pPr>
+                            <w:r>
+                              <w:rPr>
+                                <w:rFonts w:ascii="Arial" w:hAnsi="Arial" w:cs="Arial"/>
+                                <w:sz w:val="24"/>
+                                <w:szCs w:val="24"/>
+                              </w:rPr>
+                              <w:t>PROVINSI JAWA TIMUR</w:t>
+                            </w:r>
+                          </w:p>
+                          <w:p>
+                            <w:pPr>
+                              <w:pStyle w:val="NoSpacing"/>
+                              <w:rPr>
+                                <w:rFonts w:ascii="Arial" w:hAnsi="Arial" w:cs="Arial"/>
+                                <w:sz w:val="24"/>
+                                <w:szCs w:val="24"/>
+                              </w:rPr>
+                            </w:pPr>
+                          </w:p>
+                          <w:p>
+                            <w:pPr>
+                              <w:pStyle w:val="NoSpacing"/>
+                              <w:rPr>
+                                <w:sz w:val="24"/>
+                                <w:szCs w:val="24"/>
+                              </w:rPr>
+                            </w:pPr>
+                          </w:p>
+                          <w:p>
+                            <w:pPr>
+                              <w:pStyle w:val="NoSpacing"/>
+                              <w:rPr>
+                                <w:rFonts w:ascii="Arial" w:hAnsi="Arial" w:cs="Arial"/>
+                                <w:sz w:val="24"/>
+                                <w:szCs w:val="24"/>
+                              </w:rPr>
+                            </w:pPr>
+                          </w:p>
+                          <w:p>
+                            <w:pPr>
+                              <w:pStyle w:val="NoSpacing"/>
+                              <w:rPr>
+                                <w:rFonts w:ascii="Arial" w:hAnsi="Arial" w:cs="Arial"/>
+                                <w:sz w:val="24"/>
+                                <w:szCs w:val="24"/>
+                              </w:rPr>
+                            </w:pPr>
+                          </w:p>
+                          <w:p>
+                            <w:pPr>
+                              <w:pStyle w:val="NoSpacing"/>
+                              <w:rPr>
+                                <w:rFonts w:ascii="Arial" w:hAnsi="Arial" w:cs="Arial"/>
+                                <w:b/>
+                                <w:bCs/>
+                                <w:sz w:val="24"/>
+                                <w:szCs w:val="24"/>
+                                <w:u w:val="single"/>
+                              </w:rPr>
+                            </w:pPr>
+                            <w:r>
+                              <w:rPr>
+                                <w:rFonts w:ascii="Arial" w:hAnsi="Arial" w:cs="Arial"/>
+                                <w:b/>
+                                <w:bCs/>
+                                <w:sz w:val="24"/>
+                                <w:szCs w:val="24"/>
+                                <w:u w:val="single"/>
+                              </w:rPr>
+                              <w:t xml:space="preserve">Evy </w:t>
+                            </w:r>
+                            <w:proofErr w:type="spellStart"/>
+                            <w:r>
+                              <w:rPr>
+                                <w:rFonts w:ascii="Arial" w:hAnsi="Arial" w:cs="Arial"/>
+                                <w:b/>
+                                <w:bCs/>
+                                <w:sz w:val="24"/>
+                                <w:szCs w:val="24"/>
+                                <w:u w:val="single"/>
+                              </w:rPr>
+                              <w:t>Afianasari</w:t>
+                            </w:r>
+                            <w:proofErr w:type="spellEnd"/>
+                            <w:r>
+                              <w:rPr>
+                                <w:rFonts w:ascii="Arial" w:hAnsi="Arial" w:cs="Arial"/>
+                                <w:b/>
+                                <w:bCs/>
+                                <w:sz w:val="24"/>
+                                <w:szCs w:val="24"/>
+                                <w:u w:val="single"/>
+                              </w:rPr>
+                              <w:t>, S.T., M.M.A.</w:t>
+                            </w:r>
+                          </w:p>
+                          <w:p>
+                            <w:pPr>
+                              <w:pStyle w:val="NoSpacing"/>
+                              <w:rPr>
+                                <w:rFonts w:ascii="Arial" w:hAnsi="Arial" w:cs="Arial"/>
+                                <w:sz w:val="28"/>
+                                <w:szCs w:val="28"/>
+                              </w:rPr>
+                            </w:pPr>
+                            <w:r>
+                              <w:rPr>
+                                <w:rFonts w:ascii="Arial" w:eastAsia="Arial" w:hAnsi="Arial" w:cs="Arial"/>
+                                <w:color w:val="000000" w:themeColor="text1"/>
+                                <w:sz w:val="24"/>
+                                <w:szCs w:val="24"/>
+                              </w:rPr>
+                              <w:t>Pembina Utama Muda (IV/c)</w:t>
+                            </w:r>
+                          </w:p>
+                          <w:p>
+                            <w:pPr>
+                              <w:pStyle w:val="NoSpacing"/>
+                              <w:rPr>
+                                <w:rFonts w:ascii="Arial" w:hAnsi="Arial" w:cs="Arial"/>
+                                <w:sz w:val="24"/>
+                                <w:szCs w:val="24"/>
+                              </w:rPr>
+                            </w:pPr>
+                            <w:r>
+                              <w:rPr>
+                                <w:rFonts w:ascii="Arial" w:eastAsia="Arial" w:hAnsi="Arial" w:cs="Arial"/>
+                                <w:color w:val="000000" w:themeColor="text1"/>
+                                <w:sz w:val="24"/>
+                                <w:szCs w:val="24"/>
+                              </w:rPr>
+                              <w:t>NIP. 197601142000032004</w:t>
+                            </w:r>
+                          </w:p>
+                        </w:txbxContent>
+                      </v:textbox>
+                    </v:shape>
+                  </w:pict>
+                </mc:Fallback>
+              </mc:AlternateContent>
+            </w:r>
+            <w:r>
+              <w:rPr>
+                <w:rFonts w:ascii="Arial" w:hAnsi="Arial" w:eastAsia="Arial" w:cs="Arial"/>
+                <w:sz w:val="24"/>
+                <w:szCs w:val="24"/>
               </w:rPr>
               <w:t>pada tanggal 13 Juli 2026</w:t>
             </w:r>
-          </w:p>
-          <w:p>
-            <w:pPr>
-              <w:keepNext/>
-            </w:pPr>
-            <w:r>
-              <w:rPr>
-                <w:sz w:val="24"/>
-              </w:rPr>
-              <w:t>KEPALA DINAS</w:t>
-            </w:r>
-          </w:p>
-          <w:p>
-            <w:pPr>
-              <w:keepNext/>
-            </w:pPr>
-            <w:r>
-              <w:rPr>
-                <w:sz w:val="24"/>
-              </w:rPr>
-              <w:t>KEBUDAYAAN DAN PARIWISATA</w:t>
-            </w:r>
-          </w:p>
-          <w:p>
-            <w:pPr>
-              <w:keepNext/>
-              <w:rPr>
-                <w:sz w:val="24"/>
-              </w:rPr>
-            </w:pPr>
-            <w:r>
-              <w:rPr>
-                <w:sz w:val="24"/>
-              </w:rPr>
-              <w:t>PROVINSI JAWA TIMUR</w:t>
-            </w:r>
-          </w:p>
-          <w:p>
-            <w:pPr>
-              <w:keepNext/>
-              <w:rPr>
-                <w:sz w:val="24"/>
-              </w:rPr>
-            </w:pPr>
-          </w:p>
-          <w:p>
-            <w:pPr>
-              <w:keepNext/>
-              <w:rPr>
-                <w:sz w:val="24"/>
-              </w:rPr>
-            </w:pPr>
-          </w:p>
-          <w:p>
-            <w:pPr>
-              <w:keepNext/>
-              <w:rPr>
-                <w:sz w:val="24"/>
-              </w:rPr>
-            </w:pPr>
-          </w:p>
-          <w:p>
-            <w:pPr>
-              <w:keepNext/>
-            </w:pPr>
-          </w:p>
-          <w:p>
-            <w:pPr>
-              <w:keepNext/>
-              <w:rPr>
-                <w:u w:val="single"/>
-              </w:rPr>
-            </w:pPr>
-            <w:r>
-              <w:rPr>
-                <w:b/>
-                <w:sz w:val="24"/>
-                <w:u w:val="single"/>
-              </w:rPr>
-              <w:t>Evy Afianasari, S.T., M.M.A.</w:t>
-            </w:r>
-          </w:p>
-          <w:p>
-            <w:pPr>
-              <w:rPr>
-                <w:sz w:val="24"/>
-              </w:rPr>
-            </w:pPr>
-            <w:r>
-              <w:rPr>
-                <w:sz w:val="24"/>
-              </w:rPr>
-              <w:t>Pembina Utama Muda (IV/c)</w:t>
-            </w:r>
-          </w:p>
-          <w:p>
-            <w:r>
-              <w:rPr>
-                <w:color w:val="000000"/>
+            <w:r>
+              <w:rPr>
+                <w:rFonts w:ascii="Arial" w:hAnsi="Arial" w:eastAsia="Arial" w:cs="Arial"/>
                 <w:sz w:val="24"/>
                 <w:szCs w:val="24"/>
               </w:rPr>
-              <w:t>NIP. 197601142000032004</w:t>
-            </w:r>
+              <w:t xml:space="preserve"/>
+            </w:r>
+            <w:r>
+              <w:rPr>
+                <w:rFonts w:ascii="Arial" w:hAnsi="Arial" w:eastAsia="Arial" w:cs="Arial"/>
+                <w:sz w:val="24"/>
+                <w:szCs w:val="24"/>
+              </w:rPr>
+              <w:t/>
+            </w:r>
+            <w:r>
+              <w:rPr>
+                <w:rFonts w:ascii="Arial" w:hAnsi="Arial" w:eastAsia="Arial" w:cs="Arial"/>
+                <w:sz w:val="24"/>
+                <w:szCs w:val="24"/>
+              </w:rPr>
+              <w:t xml:space="preserve"/>
+            </w:r>
+          </w:p>
+          <w:p>
+            <w:pPr>
+              <w:ind w:left="-27" w:right="60"/>
+              <w:jc w:val="both"/>
+              <w:rPr>
+                <w:sz w:val="24"/>
+                <w:szCs w:val="24"/>
+              </w:rPr>
+            </w:pPr>
           </w:p>
         </w:tc>
       </w:tr>
@@ -6262,28 +7083,28 @@
 </file>
 
 <file path=customXml/item1.xml><?xml version="1.0" encoding="utf-8"?>
+<b:Sources xmlns:b="http://schemas.openxmlformats.org/officeDocument/2006/bibliography" xmlns="http://schemas.openxmlformats.org/officeDocument/2006/bibliography" SelectedStyle="\APASixthEditionOfficeOnline.xsl" StyleName="APA" Version="6"/>
+</file>
+
+<file path=customXml/item2.xml><?xml version="1.0" encoding="utf-8"?>
 <go:gDocsCustomXmlDataStorage xmlns:go="http://customooxmlschemas.google.com/" xmlns:r="http://schemas.openxmlformats.org/officeDocument/2006/relationships" uri="GoogleDocsCustomDataVersion2">
   <go:docsCustomData xmlns:go="http://customooxmlschemas.google.com/" roundtripDataSignature="AMtx7mg58zKk5UMc5U8BaflIktyfBgTF4w==">CgMxLjAyCGguZ2pkZ3hzOAByITEtU2ZPd01FOHZnelY0c2RwUENlZWZ5RGdQazBxbms3OQ==</go:docsCustomData>
 </go:gDocsCustomXmlDataStorage>
 </file>
 
-<file path=customXml/item2.xml><?xml version="1.0" encoding="utf-8"?>
-<b:Sources xmlns:b="http://schemas.openxmlformats.org/officeDocument/2006/bibliography" xmlns="http://schemas.openxmlformats.org/officeDocument/2006/bibliography" SelectedStyle="\APASixthEditionOfficeOnline.xsl" StyleName="APA" Version="6"/>
+<file path=customXml/itemProps1.xml><?xml version="1.0" encoding="utf-8"?>
+<ds:datastoreItem xmlns:ds="http://schemas.openxmlformats.org/officeDocument/2006/customXml" ds:itemID="{3693F90C-3328-4652-90AB-2290F4ED2063}">
+  <ds:schemaRefs>
+    <ds:schemaRef ds:uri="http://schemas.openxmlformats.org/officeDocument/2006/bibliography"/>
+  </ds:schemaRefs>
+</ds:datastoreItem>
 </file>
 
-<file path=customXml/itemProps1.xml><?xml version="1.0" encoding="utf-8"?>
+<file path=customXml/itemProps2.xml><?xml version="1.0" encoding="utf-8"?>
 <ds:datastoreItem xmlns:ds="http://schemas.openxmlformats.org/officeDocument/2006/customXml" ds:itemID="{11111111-1234-1234-1234-123412341234}">
   <ds:schemaRefs>
     <ds:schemaRef ds:uri="http://customooxmlschemas.google.com/"/>
     <ds:schemaRef ds:uri="http://schemas.openxmlformats.org/officeDocument/2006/relationships"/>
   </ds:schemaRefs>
 </ds:datastoreItem>
-</file>
-
-<file path=customXml/itemProps2.xml><?xml version="1.0" encoding="utf-8"?>
-<ds:datastoreItem xmlns:ds="http://schemas.openxmlformats.org/officeDocument/2006/customXml" ds:itemID="{3693F90C-3328-4652-90AB-2290F4ED2063}">
-  <ds:schemaRefs>
-    <ds:schemaRef ds:uri="http://schemas.openxmlformats.org/officeDocument/2006/bibliography"/>
-  </ds:schemaRefs>
-</ds:datastoreItem>
 </file>
--- a/samples/CONTOH_SPT_12_PEGAWAI.docx
+++ b/samples/CONTOH_SPT_12_PEGAWAI.docx
@@ -611,6 +611,99 @@
         <w:t>MEMERINTAHKAN</w:t>
       </w:r>
     </w:p>
+    <w:p>
+      <w:pPr>
+        <w:spacing w:after="0" w:line="240" w:lineRule="auto"/>
+        <w:jc w:val="both"/>
+        <w:rPr>
+          <w:rFonts w:ascii="Arial" w:eastAsia="Arial" w:hAnsi="Arial" w:cs="Arial"/>
+          <w:b/>
+          <w:bCs/>
+          <w:sz w:val="24"/>
+          <w:szCs w:val="24"/>
+        </w:rPr>
+      </w:pPr>
+    </w:p>
+    <w:tbl>
+      <w:tblPr>
+        <w:tblStyle w:val="a4"/>
+        <w:tblW w:w="9929" w:type="dxa"/>
+        <w:tblInd w:w="-108" w:type="dxa"/>
+        <w:tblLayout w:type="fixed"/>
+        <w:tblLook w:val="0400" w:firstRow="0" w:lastRow="0" w:firstColumn="0" w:lastColumn="0" w:noHBand="0" w:noVBand="1"/>
+      </w:tblPr>
+      <w:tblGrid>
+        <w:gridCol w:w="1368"/>
+        <w:gridCol w:w="8561"/>
+      </w:tblGrid>
+      <w:tr>
+        <w:trPr>
+          <w:cantSplit/>
+        </w:trPr>
+        <w:tc>
+          <w:tcPr>
+            <w:tcW w:w="1368" w:type="dxa"/>
+          </w:tcPr>
+          <w:p>
+            <w:pPr>
+              <w:keepNext/>
+              <w:tabs>
+                <w:tab w:val="left" w:pos="1080"/>
+                <w:tab w:val="left" w:pos="1276"/>
+              </w:tabs>
+              <w:jc w:val="both"/>
+              <w:rPr>
+                <w:sz w:val="24"/>
+                <w:szCs w:val="24"/>
+              </w:rPr>
+            </w:pPr>
+            <w:r>
+              <w:rPr>
+                <w:rFonts w:ascii="Arial" w:hAnsi="Arial" w:eastAsia="Arial" w:cs="Arial"/>
+                <w:sz w:val="24"/>
+                <w:szCs w:val="24"/>
+              </w:rPr>
+              <w:t>KEPADA</w:t>
+            </w:r>
+            <w:r>
+              <w:rPr>
+                <w:rFonts w:ascii="Arial" w:hAnsi="Arial" w:eastAsia="Arial" w:cs="Arial"/>
+                <w:sz w:val="24"/>
+                <w:szCs w:val="24"/>
+              </w:rPr>
+              <w:tab/>
+              <w:t>:</w:t>
+            </w:r>
+          </w:p>
+        </w:tc>
+        <w:tc>
+          <w:tcPr>
+            <w:tcW w:w="8561" w:type="dxa"/>
+          </w:tcPr>
+          <w:p>
+            <w:r>
+              <w:rPr>
+                <w:rFonts w:ascii="Arial" w:hAnsi="Arial" w:eastAsia="Arial" w:cs="Arial"/>
+                <w:sz w:val="24"/>
+              </w:rPr>
+            </w:r>
+          </w:p>
+        </w:tc>
+      </w:tr>
+    </w:tbl>
+    <w:p>
+      <w:pPr>
+        <w:spacing w:after="0" w:line="240" w:lineRule="auto"/>
+        <w:jc w:val="both"/>
+        <w:rPr>
+          <w:rFonts w:ascii="Arial" w:eastAsia="Arial" w:hAnsi="Arial" w:cs="Arial"/>
+          <w:b/>
+          <w:bCs/>
+          <w:sz w:val="24"/>
+          <w:szCs w:val="24"/>
+        </w:rPr>
+      </w:pPr>
+    </w:p>
     <w:tbl>
       <w:tblPr>
         <w:tblW w:type="auto" w:w="0"/>
@@ -624,9 +717,9 @@
           <w:insideH w:val="nil"/>
           <w:insideV w:val="nil"/>
         </w:tblBorders>
+        <w:tblInd w:w="1440" w:type="dxa"/>
       </w:tblPr>
       <w:tblGrid>
-        <w:gridCol w:w="1440"/>
         <w:gridCol w:w="547"/>
         <w:gridCol w:w="1728"/>
         <w:gridCol w:w="317"/>
@@ -636,39 +729,6 @@
         <w:trPr>
           <w:cantSplit/>
         </w:trPr>
-        <w:tc>
-          <w:tcPr>
-            <w:tcW w:type="dxa" w:w="1440"/>
-            <w:vAlign w:val="top"/>
-            <w:tcMar>
-              <w:top w:w="0" w:type="dxa"/>
-              <w:start w:w="0" w:type="dxa"/>
-              <w:bottom w:w="0" w:type="dxa"/>
-              <w:end w:w="35" w:type="dxa"/>
-            </w:tcMar>
-          </w:tcPr>
-          <w:p>
-            <w:pPr>
-              <w:keepNext w:val="0"/>
-              <w:spacing w:before="0" w:after="0" w:line="240" w:lineRule="auto"/>
-            </w:pPr>
-            <w:r>
-              <w:rPr>
-                <w:rFonts w:ascii="Arial" w:hAnsi="Arial" w:eastAsia="Arial" w:cs="Arial"/>
-                <w:sz w:val="24"/>
-              </w:rPr>
-            </w:r>
-            <w:r>
-              <w:rPr>
-                <w:rFonts w:ascii="Arial" w:hAnsi="Arial" w:eastAsia="Arial" w:cs="Arial"/>
-                <w:b w:val="0"/>
-                <w:sz w:val="24"/>
-                <w:u w:val="none"/>
-              </w:rPr>
-              <w:t>KEPADA :</w:t>
-            </w:r>
-          </w:p>
-        </w:tc>
         <w:tc>
           <w:tcPr>
             <w:tcW w:type="dxa" w:w="547"/>
@@ -932,7 +992,7 @@
                 <w:sz w:val="24"/>
                 <w:u w:val="none"/>
               </w:rPr>
-              <w:t>KEPALA BIDANG PEMASARAN DAN KELEMBAGAAN PAREKRAF</w:t>
+              <w:t>Kepala Bidang Pemasaran dan Kelembagaan Parekraf</w:t>
             </w:r>
           </w:p>
         </w:tc>
@@ -941,38 +1001,6 @@
         <w:trPr>
           <w:cantSplit/>
         </w:trPr>
-        <w:tc>
-          <w:tcPr>
-            <w:tcW w:type="dxa" w:w="1440"/>
-            <w:vAlign w:val="top"/>
-            <w:tcMar>
-              <w:top w:w="0" w:type="dxa"/>
-              <w:start w:w="0" w:type="dxa"/>
-              <w:bottom w:w="0" w:type="dxa"/>
-              <w:end w:w="35" w:type="dxa"/>
-            </w:tcMar>
-          </w:tcPr>
-          <w:p>
-            <w:pPr>
-              <w:keepNext w:val="0"/>
-              <w:spacing w:before="0" w:after="0" w:line="240" w:lineRule="auto"/>
-            </w:pPr>
-            <w:r>
-              <w:rPr>
-                <w:rFonts w:ascii="Arial" w:hAnsi="Arial" w:eastAsia="Arial" w:cs="Arial"/>
-                <w:sz w:val="24"/>
-              </w:rPr>
-            </w:r>
-            <w:r>
-              <w:rPr>
-                <w:rFonts w:ascii="Arial" w:hAnsi="Arial" w:eastAsia="Arial" w:cs="Arial"/>
-                <w:b w:val="0"/>
-                <w:sz w:val="24"/>
-                <w:u w:val="none"/>
-              </w:rPr>
-            </w:r>
-          </w:p>
-        </w:tc>
         <w:tc>
           <w:tcPr>
             <w:tcW w:type="dxa" w:w="547"/>
@@ -1247,38 +1275,6 @@
         </w:trPr>
         <w:tc>
           <w:tcPr>
-            <w:tcW w:type="dxa" w:w="1440"/>
-            <w:vAlign w:val="top"/>
-            <w:tcMar>
-              <w:top w:w="0" w:type="dxa"/>
-              <w:start w:w="0" w:type="dxa"/>
-              <w:bottom w:w="0" w:type="dxa"/>
-              <w:end w:w="35" w:type="dxa"/>
-            </w:tcMar>
-          </w:tcPr>
-          <w:p>
-            <w:pPr>
-              <w:keepNext w:val="0"/>
-              <w:spacing w:before="0" w:after="0" w:line="240" w:lineRule="auto"/>
-            </w:pPr>
-            <w:r>
-              <w:rPr>
-                <w:rFonts w:ascii="Arial" w:hAnsi="Arial" w:eastAsia="Arial" w:cs="Arial"/>
-                <w:sz w:val="24"/>
-              </w:rPr>
-            </w:r>
-            <w:r>
-              <w:rPr>
-                <w:rFonts w:ascii="Arial" w:hAnsi="Arial" w:eastAsia="Arial" w:cs="Arial"/>
-                <w:b w:val="0"/>
-                <w:sz w:val="24"/>
-                <w:u w:val="none"/>
-              </w:rPr>
-            </w:r>
-          </w:p>
-        </w:tc>
-        <w:tc>
-          <w:tcPr>
             <w:tcW w:type="dxa" w:w="547"/>
             <w:vAlign w:val="top"/>
             <w:tcMar>
@@ -1551,38 +1547,6 @@
         </w:trPr>
         <w:tc>
           <w:tcPr>
-            <w:tcW w:type="dxa" w:w="1440"/>
-            <w:vAlign w:val="top"/>
-            <w:tcMar>
-              <w:top w:w="0" w:type="dxa"/>
-              <w:start w:w="0" w:type="dxa"/>
-              <w:bottom w:w="0" w:type="dxa"/>
-              <w:end w:w="35" w:type="dxa"/>
-            </w:tcMar>
-          </w:tcPr>
-          <w:p>
-            <w:pPr>
-              <w:keepNext w:val="0"/>
-              <w:spacing w:before="0" w:after="0" w:line="240" w:lineRule="auto"/>
-            </w:pPr>
-            <w:r>
-              <w:rPr>
-                <w:rFonts w:ascii="Arial" w:hAnsi="Arial" w:eastAsia="Arial" w:cs="Arial"/>
-                <w:sz w:val="24"/>
-              </w:rPr>
-            </w:r>
-            <w:r>
-              <w:rPr>
-                <w:rFonts w:ascii="Arial" w:hAnsi="Arial" w:eastAsia="Arial" w:cs="Arial"/>
-                <w:b w:val="0"/>
-                <w:sz w:val="24"/>
-                <w:u w:val="none"/>
-              </w:rPr>
-            </w:r>
-          </w:p>
-        </w:tc>
-        <w:tc>
-          <w:tcPr>
             <w:tcW w:type="dxa" w:w="547"/>
             <w:vAlign w:val="top"/>
             <w:tcMar>
@@ -1855,38 +1819,6 @@
         </w:trPr>
         <w:tc>
           <w:tcPr>
-            <w:tcW w:type="dxa" w:w="1440"/>
-            <w:vAlign w:val="top"/>
-            <w:tcMar>
-              <w:top w:w="0" w:type="dxa"/>
-              <w:start w:w="0" w:type="dxa"/>
-              <w:bottom w:w="0" w:type="dxa"/>
-              <w:end w:w="35" w:type="dxa"/>
-            </w:tcMar>
-          </w:tcPr>
-          <w:p>
-            <w:pPr>
-              <w:keepNext w:val="0"/>
-              <w:spacing w:before="0" w:after="0" w:line="240" w:lineRule="auto"/>
-            </w:pPr>
-            <w:r>
-              <w:rPr>
-                <w:rFonts w:ascii="Arial" w:hAnsi="Arial" w:eastAsia="Arial" w:cs="Arial"/>
-                <w:sz w:val="24"/>
-              </w:rPr>
-            </w:r>
-            <w:r>
-              <w:rPr>
-                <w:rFonts w:ascii="Arial" w:hAnsi="Arial" w:eastAsia="Arial" w:cs="Arial"/>
-                <w:b w:val="0"/>
-                <w:sz w:val="24"/>
-                <w:u w:val="none"/>
-              </w:rPr>
-            </w:r>
-          </w:p>
-        </w:tc>
-        <w:tc>
-          <w:tcPr>
             <w:tcW w:type="dxa" w:w="547"/>
             <w:vAlign w:val="top"/>
             <w:tcMar>
@@ -2159,38 +2091,6 @@
         </w:trPr>
         <w:tc>
           <w:tcPr>
-            <w:tcW w:type="dxa" w:w="1440"/>
-            <w:vAlign w:val="top"/>
-            <w:tcMar>
-              <w:top w:w="0" w:type="dxa"/>
-              <w:start w:w="0" w:type="dxa"/>
-              <w:bottom w:w="0" w:type="dxa"/>
-              <w:end w:w="35" w:type="dxa"/>
-            </w:tcMar>
-          </w:tcPr>
-          <w:p>
-            <w:pPr>
-              <w:keepNext w:val="0"/>
-              <w:spacing w:before="0" w:after="0" w:line="240" w:lineRule="auto"/>
-            </w:pPr>
-            <w:r>
-              <w:rPr>
-                <w:rFonts w:ascii="Arial" w:hAnsi="Arial" w:eastAsia="Arial" w:cs="Arial"/>
-                <w:sz w:val="24"/>
-              </w:rPr>
-            </w:r>
-            <w:r>
-              <w:rPr>
-                <w:rFonts w:ascii="Arial" w:hAnsi="Arial" w:eastAsia="Arial" w:cs="Arial"/>
-                <w:b w:val="0"/>
-                <w:sz w:val="24"/>
-                <w:u w:val="none"/>
-              </w:rPr>
-            </w:r>
-          </w:p>
-        </w:tc>
-        <w:tc>
-          <w:tcPr>
             <w:tcW w:type="dxa" w:w="547"/>
             <w:vAlign w:val="top"/>
             <w:tcMar>
@@ -2463,38 +2363,6 @@
         </w:trPr>
         <w:tc>
           <w:tcPr>
-            <w:tcW w:type="dxa" w:w="1440"/>
-            <w:vAlign w:val="top"/>
-            <w:tcMar>
-              <w:top w:w="0" w:type="dxa"/>
-              <w:start w:w="0" w:type="dxa"/>
-              <w:bottom w:w="0" w:type="dxa"/>
-              <w:end w:w="35" w:type="dxa"/>
-            </w:tcMar>
-          </w:tcPr>
-          <w:p>
-            <w:pPr>
-              <w:keepNext w:val="0"/>
-              <w:spacing w:before="0" w:after="0" w:line="240" w:lineRule="auto"/>
-            </w:pPr>
-            <w:r>
-              <w:rPr>
-                <w:rFonts w:ascii="Arial" w:hAnsi="Arial" w:eastAsia="Arial" w:cs="Arial"/>
-                <w:sz w:val="24"/>
-              </w:rPr>
-            </w:r>
-            <w:r>
-              <w:rPr>
-                <w:rFonts w:ascii="Arial" w:hAnsi="Arial" w:eastAsia="Arial" w:cs="Arial"/>
-                <w:b w:val="0"/>
-                <w:sz w:val="24"/>
-                <w:u w:val="none"/>
-              </w:rPr>
-            </w:r>
-          </w:p>
-        </w:tc>
-        <w:tc>
-          <w:tcPr>
             <w:tcW w:type="dxa" w:w="547"/>
             <w:vAlign w:val="top"/>
             <w:tcMar>
@@ -2767,38 +2635,6 @@
         </w:trPr>
         <w:tc>
           <w:tcPr>
-            <w:tcW w:type="dxa" w:w="1440"/>
-            <w:vAlign w:val="top"/>
-            <w:tcMar>
-              <w:top w:w="0" w:type="dxa"/>
-              <w:start w:w="0" w:type="dxa"/>
-              <w:bottom w:w="0" w:type="dxa"/>
-              <w:end w:w="35" w:type="dxa"/>
-            </w:tcMar>
-          </w:tcPr>
-          <w:p>
-            <w:pPr>
-              <w:keepNext w:val="0"/>
-              <w:spacing w:before="0" w:after="0" w:line="240" w:lineRule="auto"/>
-            </w:pPr>
-            <w:r>
-              <w:rPr>
-                <w:rFonts w:ascii="Arial" w:hAnsi="Arial" w:eastAsia="Arial" w:cs="Arial"/>
-                <w:sz w:val="24"/>
-              </w:rPr>
-            </w:r>
-            <w:r>
-              <w:rPr>
-                <w:rFonts w:ascii="Arial" w:hAnsi="Arial" w:eastAsia="Arial" w:cs="Arial"/>
-                <w:b w:val="0"/>
-                <w:sz w:val="24"/>
-                <w:u w:val="none"/>
-              </w:rPr>
-            </w:r>
-          </w:p>
-        </w:tc>
-        <w:tc>
-          <w:tcPr>
             <w:tcW w:type="dxa" w:w="547"/>
             <w:vAlign w:val="top"/>
             <w:tcMar>
@@ -3071,38 +2907,6 @@
         </w:trPr>
         <w:tc>
           <w:tcPr>
-            <w:tcW w:type="dxa" w:w="1440"/>
-            <w:vAlign w:val="top"/>
-            <w:tcMar>
-              <w:top w:w="0" w:type="dxa"/>
-              <w:start w:w="0" w:type="dxa"/>
-              <w:bottom w:w="0" w:type="dxa"/>
-              <w:end w:w="35" w:type="dxa"/>
-            </w:tcMar>
-          </w:tcPr>
-          <w:p>
-            <w:pPr>
-              <w:keepNext w:val="0"/>
-              <w:spacing w:before="0" w:after="0" w:line="240" w:lineRule="auto"/>
-            </w:pPr>
-            <w:r>
-              <w:rPr>
-                <w:rFonts w:ascii="Arial" w:hAnsi="Arial" w:eastAsia="Arial" w:cs="Arial"/>
-                <w:sz w:val="24"/>
-              </w:rPr>
-            </w:r>
-            <w:r>
-              <w:rPr>
-                <w:rFonts w:ascii="Arial" w:hAnsi="Arial" w:eastAsia="Arial" w:cs="Arial"/>
-                <w:b w:val="0"/>
-                <w:sz w:val="24"/>
-                <w:u w:val="none"/>
-              </w:rPr>
-            </w:r>
-          </w:p>
-        </w:tc>
-        <w:tc>
-          <w:tcPr>
             <w:tcW w:type="dxa" w:w="547"/>
             <w:vAlign w:val="top"/>
             <w:tcMar>
@@ -3375,38 +3179,6 @@
         </w:trPr>
         <w:tc>
           <w:tcPr>
-            <w:tcW w:type="dxa" w:w="1440"/>
-            <w:vAlign w:val="top"/>
-            <w:tcMar>
-              <w:top w:w="0" w:type="dxa"/>
-              <w:start w:w="0" w:type="dxa"/>
-              <w:bottom w:w="0" w:type="dxa"/>
-              <w:end w:w="35" w:type="dxa"/>
-            </w:tcMar>
-          </w:tcPr>
-          <w:p>
-            <w:pPr>
-              <w:keepNext w:val="0"/>
-              <w:spacing w:before="0" w:after="0" w:line="240" w:lineRule="auto"/>
-            </w:pPr>
-            <w:r>
-              <w:rPr>
-                <w:rFonts w:ascii="Arial" w:hAnsi="Arial" w:eastAsia="Arial" w:cs="Arial"/>
-                <w:sz w:val="24"/>
-              </w:rPr>
-            </w:r>
-            <w:r>
-              <w:rPr>
-                <w:rFonts w:ascii="Arial" w:hAnsi="Arial" w:eastAsia="Arial" w:cs="Arial"/>
-                <w:b w:val="0"/>
-                <w:sz w:val="24"/>
-                <w:u w:val="none"/>
-              </w:rPr>
-            </w:r>
-          </w:p>
-        </w:tc>
-        <w:tc>
-          <w:tcPr>
             <w:tcW w:type="dxa" w:w="547"/>
             <w:vAlign w:val="top"/>
             <w:tcMar>
@@ -3679,38 +3451,6 @@
         </w:trPr>
         <w:tc>
           <w:tcPr>
-            <w:tcW w:type="dxa" w:w="1440"/>
-            <w:vAlign w:val="top"/>
-            <w:tcMar>
-              <w:top w:w="0" w:type="dxa"/>
-              <w:start w:w="0" w:type="dxa"/>
-              <w:bottom w:w="0" w:type="dxa"/>
-              <w:end w:w="35" w:type="dxa"/>
-            </w:tcMar>
-          </w:tcPr>
-          <w:p>
-            <w:pPr>
-              <w:keepNext w:val="0"/>
-              <w:spacing w:before="0" w:after="0" w:line="240" w:lineRule="auto"/>
-            </w:pPr>
-            <w:r>
-              <w:rPr>
-                <w:rFonts w:ascii="Arial" w:hAnsi="Arial" w:eastAsia="Arial" w:cs="Arial"/>
-                <w:sz w:val="24"/>
-              </w:rPr>
-            </w:r>
-            <w:r>
-              <w:rPr>
-                <w:rFonts w:ascii="Arial" w:hAnsi="Arial" w:eastAsia="Arial" w:cs="Arial"/>
-                <w:b w:val="0"/>
-                <w:sz w:val="24"/>
-                <w:u w:val="none"/>
-              </w:rPr>
-            </w:r>
-          </w:p>
-        </w:tc>
-        <w:tc>
-          <w:tcPr>
             <w:tcW w:type="dxa" w:w="547"/>
             <w:vAlign w:val="top"/>
             <w:tcMar>
@@ -3981,38 +3721,6 @@
         <w:trPr>
           <w:cantSplit/>
         </w:trPr>
-        <w:tc>
-          <w:tcPr>
-            <w:tcW w:type="dxa" w:w="1440"/>
-            <w:vAlign w:val="top"/>
-            <w:tcMar>
-              <w:top w:w="0" w:type="dxa"/>
-              <w:start w:w="0" w:type="dxa"/>
-              <w:bottom w:w="0" w:type="dxa"/>
-              <w:end w:w="35" w:type="dxa"/>
-            </w:tcMar>
-          </w:tcPr>
-          <w:p>
-            <w:pPr>
-              <w:keepNext w:val="0"/>
-              <w:spacing w:before="0" w:after="0" w:line="240" w:lineRule="auto"/>
-            </w:pPr>
-            <w:r>
-              <w:rPr>
-                <w:rFonts w:ascii="Arial" w:hAnsi="Arial" w:eastAsia="Arial" w:cs="Arial"/>
-                <w:sz w:val="24"/>
-              </w:rPr>
-            </w:r>
-            <w:r>
-              <w:rPr>
-                <w:rFonts w:ascii="Arial" w:hAnsi="Arial" w:eastAsia="Arial" w:cs="Arial"/>
-                <w:b w:val="0"/>
-                <w:sz w:val="24"/>
-                <w:u w:val="none"/>
-              </w:rPr>
-            </w:r>
-          </w:p>
-        </w:tc>
         <w:tc>
           <w:tcPr>
             <w:tcW w:type="dxa" w:w="547"/>
@@ -4354,7 +4062,7 @@
           <w:p>
             <w:pPr>
               <w:spacing w:before="120"/>
-              <w:ind w:left="-27"/>
+              <w:ind w:left="135"/>
               <w:jc w:val="both"/>
               <w:rPr>
                 <w:sz w:val="24"/>
@@ -4382,7 +4090,7 @@
           </w:p>
           <w:p>
             <w:pPr>
-              <w:ind w:left="-27"/>
+              <w:ind w:left="135"/>
               <w:jc w:val="both"/>
               <w:rPr>
                 <w:sz w:val="24"/>

--- a/samples/CONTOH_SPT_12_PEGAWAI.docx
+++ b/samples/CONTOH_SPT_12_PEGAWAI.docx
@@ -611,19 +611,6 @@
         <w:t>MEMERINTAHKAN</w:t>
       </w:r>
     </w:p>
-    <w:p>
-      <w:pPr>
-        <w:spacing w:after="0" w:line="240" w:lineRule="auto"/>
-        <w:jc w:val="both"/>
-        <w:rPr>
-          <w:rFonts w:ascii="Arial" w:eastAsia="Arial" w:hAnsi="Arial" w:cs="Arial"/>
-          <w:b/>
-          <w:bCs/>
-          <w:sz w:val="24"/>
-          <w:szCs w:val="24"/>
-        </w:rPr>
-      </w:pPr>
-    </w:p>
     <w:tbl>
       <w:tblPr>
         <w:tblStyle w:val="a4"/>
@@ -691,19 +678,6 @@
         </w:tc>
       </w:tr>
     </w:tbl>
-    <w:p>
-      <w:pPr>
-        <w:spacing w:after="0" w:line="240" w:lineRule="auto"/>
-        <w:jc w:val="both"/>
-        <w:rPr>
-          <w:rFonts w:ascii="Arial" w:eastAsia="Arial" w:hAnsi="Arial" w:cs="Arial"/>
-          <w:b/>
-          <w:bCs/>
-          <w:sz w:val="24"/>
-          <w:szCs w:val="24"/>
-        </w:rPr>
-      </w:pPr>
-    </w:p>
     <w:tbl>
       <w:tblPr>
         <w:tblW w:type="auto" w:w="0"/>
